--- a/scenarios/FastFedScenario_1B_with_SAML_and_SCIM.docx
+++ b/scenarios/FastFedScenario_1B_with_SAML_and_SCIM.docx
@@ -28,34 +28,7 @@
     <w:p/>
     <w:p>
       <w:r>
-        <w:t xml:space="preserve">In this variation, </w:t>
-      </w:r>
-      <w:r>
-        <w:t>the</w:t>
-      </w:r>
-      <w:r>
-        <w:t xml:space="preserve"> capabilities are enabled </w:t>
-      </w:r>
-      <w:r>
-        <w:t xml:space="preserve">iteratively, starting with SSO and then adding User Provisioning at a later time. </w:t>
-      </w:r>
-      <w:r>
-        <w:t>Variation 1</w:t>
-      </w:r>
-      <w:r>
-        <w:t>A</w:t>
-      </w:r>
-      <w:r>
-        <w:t xml:space="preserve"> (documented separately) describes how </w:t>
-      </w:r>
-      <w:r>
-        <w:t>both</w:t>
-      </w:r>
-      <w:r>
-        <w:t xml:space="preserve"> capabilities can be enabled </w:t>
-      </w:r>
-      <w:r>
-        <w:t>atomically in a single flow.</w:t>
+        <w:t>In this variation, the capabilities are enabled iteratively, starting with SSO and then adding User Provisioning at a later time. Variation 1A (documented separately) describes how both capabilities can be enabled atomically in a single flow.</w:t>
       </w:r>
     </w:p>
     <w:p>
@@ -1279,6 +1252,15 @@
                 <w:sz w:val="18"/>
                 <w:szCs w:val="18"/>
               </w:rPr>
+              <w:t>/finish</w:t>
+            </w:r>
+            <w:r>
+              <w:rPr>
+                <w:rFonts w:ascii="Courier New" w:hAnsi="Courier New" w:cs="Courier New"/>
+                <w:noProof/>
+                <w:sz w:val="18"/>
+                <w:szCs w:val="18"/>
+              </w:rPr>
               <w:t>",</w:t>
             </w:r>
           </w:p>
@@ -1525,16 +1507,7 @@
                 <w:sz w:val="18"/>
                 <w:szCs w:val="18"/>
               </w:rPr>
-              <w:t>cloud</w:t>
-            </w:r>
-            <w:r>
-              <w:rPr>
-                <w:rFonts w:ascii="Courier New" w:hAnsi="Courier New" w:cs="Courier New"/>
-                <w:noProof/>
-                <w:sz w:val="18"/>
-                <w:szCs w:val="18"/>
-              </w:rPr>
-              <w:t>provider</w:t>
+              <w:t>cloudprovider</w:t>
             </w:r>
             <w:r>
               <w:rPr>
@@ -1618,7 +1591,211 @@
                 <w:sz w:val="18"/>
                 <w:szCs w:val="18"/>
               </w:rPr>
-              <w:t xml:space="preserve">  "authentication_profile":</w:t>
+              <w:t xml:space="preserve">  "state": "liK9x2fUOWoi1P0",</w:t>
+            </w:r>
+          </w:p>
+          <w:p>
+            <w:pPr>
+              <w:rPr>
+                <w:rFonts w:ascii="Courier New" w:hAnsi="Courier New" w:cs="Courier New"/>
+                <w:noProof/>
+                <w:sz w:val="18"/>
+                <w:szCs w:val="18"/>
+              </w:rPr>
+            </w:pPr>
+            <w:r>
+              <w:rPr>
+                <w:rFonts w:ascii="Courier New" w:hAnsi="Courier New" w:cs="Courier New"/>
+                <w:noProof/>
+                <w:sz w:val="18"/>
+                <w:szCs w:val="18"/>
+              </w:rPr>
+              <w:t xml:space="preserve">  "schema": "urn:ietf:params:scim:schemas:core:2.0:User",</w:t>
+            </w:r>
+          </w:p>
+          <w:p>
+            <w:pPr>
+              <w:rPr>
+                <w:rFonts w:ascii="Courier New" w:hAnsi="Courier New" w:cs="Courier New"/>
+                <w:noProof/>
+                <w:sz w:val="18"/>
+                <w:szCs w:val="18"/>
+              </w:rPr>
+            </w:pPr>
+            <w:r>
+              <w:rPr>
+                <w:rFonts w:ascii="Courier New" w:hAnsi="Courier New" w:cs="Courier New"/>
+                <w:noProof/>
+                <w:sz w:val="18"/>
+                <w:szCs w:val="18"/>
+              </w:rPr>
+              <w:t xml:space="preserve">  "authentication_profile</w:t>
+            </w:r>
+            <w:r>
+              <w:rPr>
+                <w:rFonts w:ascii="Courier New" w:hAnsi="Courier New" w:cs="Courier New"/>
+                <w:noProof/>
+                <w:sz w:val="18"/>
+                <w:szCs w:val="18"/>
+              </w:rPr>
+              <w:t>s</w:t>
+            </w:r>
+            <w:r>
+              <w:rPr>
+                <w:rFonts w:ascii="Courier New" w:hAnsi="Courier New" w:cs="Courier New"/>
+                <w:noProof/>
+                <w:sz w:val="18"/>
+                <w:szCs w:val="18"/>
+              </w:rPr>
+              <w:t>":</w:t>
+            </w:r>
+            <w:r>
+              <w:rPr>
+                <w:rFonts w:ascii="Courier New" w:hAnsi="Courier New" w:cs="Courier New"/>
+                <w:noProof/>
+                <w:sz w:val="18"/>
+                <w:szCs w:val="18"/>
+              </w:rPr>
+              <w:t xml:space="preserve"> [</w:t>
+            </w:r>
+          </w:p>
+          <w:p>
+            <w:pPr>
+              <w:rPr>
+                <w:rFonts w:ascii="Courier New" w:hAnsi="Courier New" w:cs="Courier New"/>
+                <w:noProof/>
+                <w:sz w:val="18"/>
+                <w:szCs w:val="18"/>
+              </w:rPr>
+            </w:pPr>
+            <w:r>
+              <w:rPr>
+                <w:rFonts w:ascii="Courier New" w:hAnsi="Courier New" w:cs="Courier New"/>
+                <w:noProof/>
+                <w:sz w:val="18"/>
+                <w:szCs w:val="18"/>
+              </w:rPr>
+              <w:t xml:space="preserve">    </w:t>
+            </w:r>
+            <w:r>
+              <w:rPr>
+                <w:rFonts w:ascii="Courier New" w:hAnsi="Courier New" w:cs="Courier New"/>
+                <w:noProof/>
+                <w:sz w:val="18"/>
+                <w:szCs w:val="18"/>
+              </w:rPr>
+              <w:t>"urn:ietf:params:fastfed:1.0:authentication:SAML:Basic"</w:t>
+            </w:r>
+          </w:p>
+          <w:p>
+            <w:pPr>
+              <w:rPr>
+                <w:rFonts w:ascii="Courier New" w:hAnsi="Courier New" w:cs="Courier New"/>
+                <w:noProof/>
+                <w:sz w:val="18"/>
+                <w:szCs w:val="18"/>
+              </w:rPr>
+            </w:pPr>
+            <w:r>
+              <w:rPr>
+                <w:rFonts w:ascii="Courier New" w:hAnsi="Courier New" w:cs="Courier New"/>
+                <w:noProof/>
+                <w:sz w:val="18"/>
+                <w:szCs w:val="18"/>
+              </w:rPr>
+              <w:t xml:space="preserve">  ]</w:t>
+            </w:r>
+            <w:r>
+              <w:rPr>
+                <w:rFonts w:ascii="Courier New" w:hAnsi="Courier New" w:cs="Courier New"/>
+                <w:noProof/>
+                <w:sz w:val="18"/>
+                <w:szCs w:val="18"/>
+              </w:rPr>
+              <w:t>,</w:t>
+            </w:r>
+          </w:p>
+          <w:p>
+            <w:pPr>
+              <w:rPr>
+                <w:rFonts w:ascii="Courier New" w:hAnsi="Courier New" w:cs="Courier New"/>
+                <w:noProof/>
+                <w:sz w:val="18"/>
+                <w:szCs w:val="18"/>
+              </w:rPr>
+            </w:pPr>
+            <w:r>
+              <w:rPr>
+                <w:rFonts w:ascii="Courier New" w:hAnsi="Courier New" w:cs="Courier New"/>
+                <w:noProof/>
+                <w:sz w:val="18"/>
+                <w:szCs w:val="18"/>
+              </w:rPr>
+              <w:t xml:space="preserve">  </w:t>
+            </w:r>
+            <w:r>
+              <w:rPr>
+                <w:rFonts w:ascii="Courier New" w:hAnsi="Courier New" w:cs="Courier New"/>
+                <w:noProof/>
+                <w:sz w:val="18"/>
+                <w:szCs w:val="18"/>
+              </w:rPr>
+              <w:t>"urn:ietf:params:fastfed:1.0:authentication:SAML:Basic"</w:t>
+            </w:r>
+            <w:r>
+              <w:rPr>
+                <w:rFonts w:ascii="Courier New" w:hAnsi="Courier New" w:cs="Courier New"/>
+                <w:noProof/>
+                <w:sz w:val="18"/>
+                <w:szCs w:val="18"/>
+              </w:rPr>
+              <w:t>: {</w:t>
+            </w:r>
+          </w:p>
+          <w:p>
+            <w:pPr>
+              <w:rPr>
+                <w:rFonts w:ascii="Courier New" w:hAnsi="Courier New" w:cs="Courier New"/>
+                <w:noProof/>
+                <w:sz w:val="18"/>
+                <w:szCs w:val="18"/>
+              </w:rPr>
+            </w:pPr>
+            <w:r>
+              <w:rPr>
+                <w:rFonts w:ascii="Courier New" w:hAnsi="Courier New" w:cs="Courier New"/>
+                <w:noProof/>
+                <w:sz w:val="18"/>
+                <w:szCs w:val="18"/>
+              </w:rPr>
+              <w:t xml:space="preserve">  </w:t>
+            </w:r>
+            <w:r>
+              <w:rPr>
+                <w:rFonts w:ascii="Courier New" w:hAnsi="Courier New" w:cs="Courier New"/>
+                <w:noProof/>
+                <w:sz w:val="18"/>
+                <w:szCs w:val="18"/>
+              </w:rPr>
+              <w:t xml:space="preserve">  </w:t>
+            </w:r>
+            <w:r>
+              <w:rPr>
+                <w:rFonts w:ascii="Courier New" w:hAnsi="Courier New" w:cs="Courier New"/>
+                <w:noProof/>
+                <w:sz w:val="18"/>
+                <w:szCs w:val="18"/>
+              </w:rPr>
+              <w:t>"saml_metatadata_uri":</w:t>
+            </w:r>
+            <w:r>
+              <w:rPr>
+                <w:rFonts w:ascii="Courier New" w:hAnsi="Courier New" w:cs="Courier New"/>
+                <w:noProof/>
+                <w:sz w:val="18"/>
+                <w:szCs w:val="18"/>
+              </w:rPr>
+              <w:t xml:space="preserve"> </w:t>
             </w:r>
           </w:p>
           <w:p>
@@ -1646,64 +1823,7 @@
                 <w:sz w:val="18"/>
                 <w:szCs w:val="18"/>
               </w:rPr>
-              <w:t>"urn:ietf:params:fastfed:1.0:authentication:SAML:Basic",</w:t>
-            </w:r>
-          </w:p>
-          <w:p>
-            <w:pPr>
-              <w:rPr>
-                <w:rFonts w:ascii="Courier New" w:hAnsi="Courier New" w:cs="Courier New"/>
-                <w:noProof/>
-                <w:sz w:val="18"/>
-                <w:szCs w:val="18"/>
-              </w:rPr>
-            </w:pPr>
-            <w:r>
-              <w:rPr>
-                <w:rFonts w:ascii="Courier New" w:hAnsi="Courier New" w:cs="Courier New"/>
-                <w:noProof/>
-                <w:sz w:val="18"/>
-                <w:szCs w:val="18"/>
-              </w:rPr>
-              <w:t xml:space="preserve">  "schema": "urn:ietf:params:scim:schemas:core:2.0:User",</w:t>
-            </w:r>
-          </w:p>
-          <w:p>
-            <w:pPr>
-              <w:rPr>
-                <w:rFonts w:ascii="Courier New" w:hAnsi="Courier New" w:cs="Courier New"/>
-                <w:noProof/>
-                <w:sz w:val="18"/>
-                <w:szCs w:val="18"/>
-              </w:rPr>
-            </w:pPr>
-            <w:r>
-              <w:rPr>
-                <w:rFonts w:ascii="Courier New" w:hAnsi="Courier New" w:cs="Courier New"/>
-                <w:noProof/>
-                <w:sz w:val="18"/>
-                <w:szCs w:val="18"/>
-              </w:rPr>
-              <w:t xml:space="preserve">  "state": "liK9x2fUOWoi1P0",</w:t>
-            </w:r>
-          </w:p>
-          <w:p>
-            <w:pPr>
-              <w:rPr>
-                <w:rFonts w:ascii="Courier New" w:hAnsi="Courier New" w:cs="Courier New"/>
-                <w:noProof/>
-                <w:sz w:val="18"/>
-                <w:szCs w:val="18"/>
-              </w:rPr>
-            </w:pPr>
-            <w:r>
-              <w:rPr>
-                <w:rFonts w:ascii="Courier New" w:hAnsi="Courier New" w:cs="Courier New"/>
-                <w:noProof/>
-                <w:sz w:val="18"/>
-                <w:szCs w:val="18"/>
-              </w:rPr>
-              <w:t xml:space="preserve">  "saml_metatadata_uri": "https://tenant-12345.</w:t>
+              <w:t>"https://tenant-12345.</w:t>
             </w:r>
             <w:r>
               <w:rPr>
@@ -1722,6 +1842,25 @@
                 <w:szCs w:val="18"/>
               </w:rPr>
               <w:t>.com/saml-metadata.xml",</w:t>
+            </w:r>
+          </w:p>
+          <w:p>
+            <w:pPr>
+              <w:rPr>
+                <w:rFonts w:ascii="Courier New" w:hAnsi="Courier New" w:cs="Courier New"/>
+                <w:noProof/>
+                <w:sz w:val="18"/>
+                <w:szCs w:val="18"/>
+              </w:rPr>
+            </w:pPr>
+            <w:r>
+              <w:rPr>
+                <w:rFonts w:ascii="Courier New" w:hAnsi="Courier New" w:cs="Courier New"/>
+                <w:noProof/>
+                <w:sz w:val="18"/>
+                <w:szCs w:val="18"/>
+              </w:rPr>
+              <w:t xml:space="preserve">  },</w:t>
             </w:r>
           </w:p>
           <w:p>
@@ -1925,6 +2064,7 @@
                 <w:sz w:val="18"/>
                 <w:szCs w:val="18"/>
               </w:rPr>
+              <w:lastRenderedPageBreak/>
               <w:t xml:space="preserve"> Host: tenant-67890.</w:t>
             </w:r>
             <w:r>
@@ -2010,7 +2150,6 @@
                 <w:sz w:val="18"/>
                 <w:szCs w:val="18"/>
               </w:rPr>
-              <w:lastRenderedPageBreak/>
               <w:t xml:space="preserve">  "payload":</w:t>
             </w:r>
           </w:p>
@@ -2478,6 +2617,43 @@
                 <w:sz w:val="18"/>
                 <w:szCs w:val="18"/>
               </w:rPr>
+              <w:t xml:space="preserve">   </w:t>
+            </w:r>
+            <w:r>
+              <w:rPr>
+                <w:rFonts w:ascii="Courier New" w:hAnsi="Courier New" w:cs="Courier New"/>
+                <w:noProof/>
+                <w:sz w:val="18"/>
+                <w:szCs w:val="18"/>
+              </w:rPr>
+              <w:t>"urn:ietf:params:fastfed:1.0:authentication:SAML:Basic"</w:t>
+            </w:r>
+            <w:r>
+              <w:rPr>
+                <w:rFonts w:ascii="Courier New" w:hAnsi="Courier New" w:cs="Courier New"/>
+                <w:noProof/>
+                <w:sz w:val="18"/>
+                <w:szCs w:val="18"/>
+              </w:rPr>
+              <w:t>: {</w:t>
+            </w:r>
+          </w:p>
+          <w:p>
+            <w:pPr>
+              <w:rPr>
+                <w:rFonts w:ascii="Courier New" w:hAnsi="Courier New" w:cs="Courier New"/>
+                <w:noProof/>
+                <w:sz w:val="18"/>
+                <w:szCs w:val="18"/>
+              </w:rPr>
+            </w:pPr>
+            <w:r>
+              <w:rPr>
+                <w:rFonts w:ascii="Courier New" w:hAnsi="Courier New" w:cs="Courier New"/>
+                <w:noProof/>
+                <w:sz w:val="18"/>
+                <w:szCs w:val="18"/>
+              </w:rPr>
               <w:t xml:space="preserve">  </w:t>
             </w:r>
             <w:r>
@@ -2487,6 +2663,15 @@
                 <w:sz w:val="18"/>
                 <w:szCs w:val="18"/>
               </w:rPr>
+              <w:t xml:space="preserve">  </w:t>
+            </w:r>
+            <w:r>
+              <w:rPr>
+                <w:rFonts w:ascii="Courier New" w:hAnsi="Courier New" w:cs="Courier New"/>
+                <w:noProof/>
+                <w:sz w:val="18"/>
+                <w:szCs w:val="18"/>
+              </w:rPr>
               <w:t xml:space="preserve"> </w:t>
             </w:r>
             <w:r>
@@ -2515,7 +2700,7 @@
                 <w:sz w:val="18"/>
                 <w:szCs w:val="18"/>
               </w:rPr>
-              <w:t xml:space="preserve">    </w:t>
+              <w:t xml:space="preserve">      </w:t>
             </w:r>
             <w:r>
               <w:rPr>
@@ -2560,7 +2745,26 @@
                 <w:sz w:val="18"/>
                 <w:szCs w:val="18"/>
               </w:rPr>
-              <w:t>.com/saml-metadata.xml",</w:t>
+              <w:t>.com/saml-metadata.xml"</w:t>
+            </w:r>
+          </w:p>
+          <w:p>
+            <w:pPr>
+              <w:rPr>
+                <w:rFonts w:ascii="Courier New" w:hAnsi="Courier New" w:cs="Courier New"/>
+                <w:noProof/>
+                <w:sz w:val="18"/>
+                <w:szCs w:val="18"/>
+              </w:rPr>
+            </w:pPr>
+            <w:r>
+              <w:rPr>
+                <w:rFonts w:ascii="Courier New" w:hAnsi="Courier New" w:cs="Courier New"/>
+                <w:noProof/>
+                <w:sz w:val="18"/>
+                <w:szCs w:val="18"/>
+              </w:rPr>
+              <w:t xml:space="preserve">   },</w:t>
             </w:r>
           </w:p>
           <w:p>
@@ -2896,6 +3100,7 @@
     </w:p>
     <w:p>
       <w:r>
+        <w:lastRenderedPageBreak/>
         <w:t xml:space="preserve">Because Alice has already configured SSO, this flow changes. Alice is prompted whether </w:t>
       </w:r>
       <w:r>
@@ -3789,6 +3994,7 @@
                 <w:sz w:val="18"/>
                 <w:szCs w:val="18"/>
               </w:rPr>
+              <w:lastRenderedPageBreak/>
               <w:t>HTTP/1.1 302 Found</w:t>
             </w:r>
           </w:p>
@@ -3835,7 +4041,16 @@
                 <w:sz w:val="18"/>
                 <w:szCs w:val="18"/>
               </w:rPr>
-              <w:t>.com/fastfed/receive</w:t>
+              <w:t>.com/fastfed/</w:t>
+            </w:r>
+            <w:r>
+              <w:rPr>
+                <w:rFonts w:ascii="Courier New" w:hAnsi="Courier New" w:cs="Courier New"/>
+                <w:noProof/>
+                <w:sz w:val="18"/>
+                <w:szCs w:val="18"/>
+              </w:rPr>
+              <w:t>start</w:t>
             </w:r>
             <w:r>
               <w:rPr>
@@ -4032,7 +4247,6 @@
     </w:tbl>
     <w:p>
       <w:r>
-        <w:lastRenderedPageBreak/>
         <w:t xml:space="preserve">This can be accomplished </w:t>
       </w:r>
       <w:r>
@@ -4990,6 +5204,15 @@
                 <w:sz w:val="18"/>
                 <w:szCs w:val="18"/>
               </w:rPr>
+              <w:t>/finish</w:t>
+            </w:r>
+            <w:r>
+              <w:rPr>
+                <w:rFonts w:ascii="Courier New" w:hAnsi="Courier New" w:cs="Courier New"/>
+                <w:noProof/>
+                <w:sz w:val="18"/>
+                <w:szCs w:val="18"/>
+              </w:rPr>
               <w:t>",</w:t>
             </w:r>
           </w:p>
@@ -5150,7 +5373,6 @@
           <w:sz w:val="28"/>
           <w:szCs w:val="28"/>
         </w:rPr>
-        <w:lastRenderedPageBreak/>
         <w:t xml:space="preserve">Step </w:t>
       </w:r>
       <w:r>
@@ -5255,16 +5477,7 @@
                 <w:sz w:val="18"/>
                 <w:szCs w:val="18"/>
               </w:rPr>
-              <w:t>cloud</w:t>
-            </w:r>
-            <w:r>
-              <w:rPr>
-                <w:rFonts w:ascii="Courier New" w:hAnsi="Courier New" w:cs="Courier New"/>
-                <w:noProof/>
-                <w:sz w:val="18"/>
-                <w:szCs w:val="18"/>
-              </w:rPr>
-              <w:t>provider</w:t>
+              <w:t>cloudprovider</w:t>
             </w:r>
             <w:r>
               <w:rPr>
@@ -5348,7 +5561,313 @@
                 <w:sz w:val="18"/>
                 <w:szCs w:val="18"/>
               </w:rPr>
-              <w:t xml:space="preserve">  "authentication_profile":</w:t>
+              <w:t xml:space="preserve">  "state": "liK9x2fUOWoi1P0",</w:t>
+            </w:r>
+          </w:p>
+          <w:p>
+            <w:pPr>
+              <w:rPr>
+                <w:rFonts w:ascii="Courier New" w:hAnsi="Courier New" w:cs="Courier New"/>
+                <w:noProof/>
+                <w:sz w:val="18"/>
+                <w:szCs w:val="18"/>
+              </w:rPr>
+            </w:pPr>
+            <w:r>
+              <w:rPr>
+                <w:rFonts w:ascii="Courier New" w:hAnsi="Courier New" w:cs="Courier New"/>
+                <w:noProof/>
+                <w:sz w:val="18"/>
+                <w:szCs w:val="18"/>
+              </w:rPr>
+              <w:t xml:space="preserve">  "schema": "urn:ietf:params:scim:schemas:core:2.0:User",</w:t>
+            </w:r>
+          </w:p>
+          <w:p>
+            <w:pPr>
+              <w:rPr>
+                <w:rFonts w:ascii="Courier New" w:hAnsi="Courier New" w:cs="Courier New"/>
+                <w:noProof/>
+                <w:sz w:val="18"/>
+                <w:szCs w:val="18"/>
+              </w:rPr>
+            </w:pPr>
+            <w:r>
+              <w:rPr>
+                <w:rFonts w:ascii="Courier New" w:hAnsi="Courier New" w:cs="Courier New"/>
+                <w:noProof/>
+                <w:sz w:val="18"/>
+                <w:szCs w:val="18"/>
+              </w:rPr>
+              <w:t xml:space="preserve">  "authentication_profile</w:t>
+            </w:r>
+            <w:r>
+              <w:rPr>
+                <w:rFonts w:ascii="Courier New" w:hAnsi="Courier New" w:cs="Courier New"/>
+                <w:noProof/>
+                <w:sz w:val="18"/>
+                <w:szCs w:val="18"/>
+              </w:rPr>
+              <w:t>s</w:t>
+            </w:r>
+            <w:r>
+              <w:rPr>
+                <w:rFonts w:ascii="Courier New" w:hAnsi="Courier New" w:cs="Courier New"/>
+                <w:noProof/>
+                <w:sz w:val="18"/>
+                <w:szCs w:val="18"/>
+              </w:rPr>
+              <w:t>":</w:t>
+            </w:r>
+            <w:r>
+              <w:rPr>
+                <w:rFonts w:ascii="Courier New" w:hAnsi="Courier New" w:cs="Courier New"/>
+                <w:noProof/>
+                <w:sz w:val="18"/>
+                <w:szCs w:val="18"/>
+              </w:rPr>
+              <w:t xml:space="preserve"> [</w:t>
+            </w:r>
+          </w:p>
+          <w:p>
+            <w:pPr>
+              <w:rPr>
+                <w:rFonts w:ascii="Courier New" w:hAnsi="Courier New" w:cs="Courier New"/>
+                <w:noProof/>
+                <w:sz w:val="18"/>
+                <w:szCs w:val="18"/>
+              </w:rPr>
+            </w:pPr>
+            <w:r>
+              <w:rPr>
+                <w:rFonts w:ascii="Courier New" w:hAnsi="Courier New" w:cs="Courier New"/>
+                <w:noProof/>
+                <w:sz w:val="18"/>
+                <w:szCs w:val="18"/>
+              </w:rPr>
+              <w:t xml:space="preserve">    </w:t>
+            </w:r>
+            <w:r>
+              <w:rPr>
+                <w:rFonts w:ascii="Courier New" w:hAnsi="Courier New" w:cs="Courier New"/>
+                <w:noProof/>
+                <w:sz w:val="18"/>
+                <w:szCs w:val="18"/>
+              </w:rPr>
+              <w:t>"urn:ietf:params:fastfed:1.0:authentication:SAML:Basic"</w:t>
+            </w:r>
+          </w:p>
+          <w:p>
+            <w:pPr>
+              <w:rPr>
+                <w:rFonts w:ascii="Courier New" w:hAnsi="Courier New" w:cs="Courier New"/>
+                <w:noProof/>
+                <w:sz w:val="18"/>
+                <w:szCs w:val="18"/>
+              </w:rPr>
+            </w:pPr>
+            <w:r>
+              <w:rPr>
+                <w:rFonts w:ascii="Courier New" w:hAnsi="Courier New" w:cs="Courier New"/>
+                <w:noProof/>
+                <w:sz w:val="18"/>
+                <w:szCs w:val="18"/>
+              </w:rPr>
+              <w:t xml:space="preserve">  ]</w:t>
+            </w:r>
+            <w:r>
+              <w:rPr>
+                <w:rFonts w:ascii="Courier New" w:hAnsi="Courier New" w:cs="Courier New"/>
+                <w:noProof/>
+                <w:sz w:val="18"/>
+                <w:szCs w:val="18"/>
+              </w:rPr>
+              <w:t>,</w:t>
+            </w:r>
+          </w:p>
+          <w:p>
+            <w:pPr>
+              <w:rPr>
+                <w:rFonts w:ascii="Courier New" w:hAnsi="Courier New" w:cs="Courier New"/>
+                <w:noProof/>
+                <w:sz w:val="18"/>
+                <w:szCs w:val="18"/>
+              </w:rPr>
+            </w:pPr>
+            <w:r>
+              <w:rPr>
+                <w:rFonts w:ascii="Courier New" w:hAnsi="Courier New" w:cs="Courier New"/>
+                <w:noProof/>
+                <w:sz w:val="18"/>
+                <w:szCs w:val="18"/>
+              </w:rPr>
+              <w:t xml:space="preserve">  "provisioning_profile</w:t>
+            </w:r>
+            <w:r>
+              <w:rPr>
+                <w:rFonts w:ascii="Courier New" w:hAnsi="Courier New" w:cs="Courier New"/>
+                <w:noProof/>
+                <w:sz w:val="18"/>
+                <w:szCs w:val="18"/>
+              </w:rPr>
+              <w:t>s</w:t>
+            </w:r>
+            <w:r>
+              <w:rPr>
+                <w:rFonts w:ascii="Courier New" w:hAnsi="Courier New" w:cs="Courier New"/>
+                <w:noProof/>
+                <w:sz w:val="18"/>
+                <w:szCs w:val="18"/>
+              </w:rPr>
+              <w:t>":</w:t>
+            </w:r>
+            <w:r>
+              <w:rPr>
+                <w:rFonts w:ascii="Courier New" w:hAnsi="Courier New" w:cs="Courier New"/>
+                <w:noProof/>
+                <w:sz w:val="18"/>
+                <w:szCs w:val="18"/>
+              </w:rPr>
+              <w:t xml:space="preserve"> [</w:t>
+            </w:r>
+          </w:p>
+          <w:p>
+            <w:pPr>
+              <w:rPr>
+                <w:rFonts w:ascii="Courier New" w:hAnsi="Courier New" w:cs="Courier New"/>
+                <w:noProof/>
+                <w:sz w:val="18"/>
+                <w:szCs w:val="18"/>
+              </w:rPr>
+            </w:pPr>
+            <w:r>
+              <w:rPr>
+                <w:rFonts w:ascii="Courier New" w:hAnsi="Courier New" w:cs="Courier New"/>
+                <w:noProof/>
+                <w:sz w:val="18"/>
+                <w:szCs w:val="18"/>
+              </w:rPr>
+              <w:t xml:space="preserve"> </w:t>
+            </w:r>
+            <w:r>
+              <w:rPr>
+                <w:rFonts w:ascii="Courier New" w:hAnsi="Courier New" w:cs="Courier New"/>
+                <w:noProof/>
+                <w:sz w:val="18"/>
+                <w:szCs w:val="18"/>
+              </w:rPr>
+              <w:t xml:space="preserve">   </w:t>
+            </w:r>
+            <w:r>
+              <w:rPr>
+                <w:rFonts w:ascii="Courier New" w:hAnsi="Courier New" w:cs="Courier New"/>
+                <w:noProof/>
+                <w:sz w:val="18"/>
+                <w:szCs w:val="18"/>
+              </w:rPr>
+              <w:t>"urn:ietf:params:fastfed:1.0:provisioning:SCIM:FullLifeCycle"</w:t>
+            </w:r>
+          </w:p>
+          <w:p>
+            <w:pPr>
+              <w:rPr>
+                <w:rFonts w:ascii="Courier New" w:hAnsi="Courier New" w:cs="Courier New"/>
+                <w:noProof/>
+                <w:sz w:val="18"/>
+                <w:szCs w:val="18"/>
+              </w:rPr>
+            </w:pPr>
+            <w:r>
+              <w:rPr>
+                <w:rFonts w:ascii="Courier New" w:hAnsi="Courier New" w:cs="Courier New"/>
+                <w:noProof/>
+                <w:sz w:val="18"/>
+                <w:szCs w:val="18"/>
+              </w:rPr>
+              <w:t xml:space="preserve">  ],</w:t>
+            </w:r>
+          </w:p>
+          <w:p>
+            <w:pPr>
+              <w:rPr>
+                <w:rFonts w:ascii="Courier New" w:hAnsi="Courier New" w:cs="Courier New"/>
+                <w:noProof/>
+                <w:sz w:val="18"/>
+                <w:szCs w:val="18"/>
+              </w:rPr>
+            </w:pPr>
+            <w:r>
+              <w:rPr>
+                <w:rFonts w:ascii="Courier New" w:hAnsi="Courier New" w:cs="Courier New"/>
+                <w:noProof/>
+                <w:sz w:val="18"/>
+                <w:szCs w:val="18"/>
+              </w:rPr>
+              <w:t xml:space="preserve">  </w:t>
+            </w:r>
+            <w:r>
+              <w:rPr>
+                <w:rFonts w:ascii="Courier New" w:hAnsi="Courier New" w:cs="Courier New"/>
+                <w:noProof/>
+                <w:sz w:val="18"/>
+                <w:szCs w:val="18"/>
+              </w:rPr>
+              <w:t>"urn:ietf:params:fastfed:1.0:authentication:SAML:Basic"</w:t>
+            </w:r>
+            <w:r>
+              <w:rPr>
+                <w:rFonts w:ascii="Courier New" w:hAnsi="Courier New" w:cs="Courier New"/>
+                <w:noProof/>
+                <w:sz w:val="18"/>
+                <w:szCs w:val="18"/>
+              </w:rPr>
+              <w:t>: {</w:t>
+            </w:r>
+          </w:p>
+          <w:p>
+            <w:pPr>
+              <w:rPr>
+                <w:rFonts w:ascii="Courier New" w:hAnsi="Courier New" w:cs="Courier New"/>
+                <w:noProof/>
+                <w:sz w:val="18"/>
+                <w:szCs w:val="18"/>
+              </w:rPr>
+            </w:pPr>
+            <w:r>
+              <w:rPr>
+                <w:rFonts w:ascii="Courier New" w:hAnsi="Courier New" w:cs="Courier New"/>
+                <w:noProof/>
+                <w:sz w:val="18"/>
+                <w:szCs w:val="18"/>
+              </w:rPr>
+              <w:t xml:space="preserve">  </w:t>
+            </w:r>
+            <w:r>
+              <w:rPr>
+                <w:rFonts w:ascii="Courier New" w:hAnsi="Courier New" w:cs="Courier New"/>
+                <w:noProof/>
+                <w:sz w:val="18"/>
+                <w:szCs w:val="18"/>
+              </w:rPr>
+              <w:t xml:space="preserve">  </w:t>
+            </w:r>
+            <w:r>
+              <w:rPr>
+                <w:rFonts w:ascii="Courier New" w:hAnsi="Courier New" w:cs="Courier New"/>
+                <w:noProof/>
+                <w:sz w:val="18"/>
+                <w:szCs w:val="18"/>
+              </w:rPr>
+              <w:t>"saml_metatadata_uri":</w:t>
+            </w:r>
+            <w:r>
+              <w:rPr>
+                <w:rFonts w:ascii="Courier New" w:hAnsi="Courier New" w:cs="Courier New"/>
+                <w:noProof/>
+                <w:sz w:val="18"/>
+                <w:szCs w:val="18"/>
+              </w:rPr>
+              <w:t xml:space="preserve"> </w:t>
             </w:r>
           </w:p>
           <w:p>
@@ -5376,120 +5895,7 @@
                 <w:sz w:val="18"/>
                 <w:szCs w:val="18"/>
               </w:rPr>
-              <w:t>"urn:ietf:params:fastfed:1.0:authentication:SAML:Basic",</w:t>
-            </w:r>
-          </w:p>
-          <w:p>
-            <w:pPr>
-              <w:rPr>
-                <w:rFonts w:ascii="Courier New" w:hAnsi="Courier New" w:cs="Courier New"/>
-                <w:noProof/>
-                <w:sz w:val="18"/>
-                <w:szCs w:val="18"/>
-              </w:rPr>
-            </w:pPr>
-            <w:r>
-              <w:rPr>
-                <w:rFonts w:ascii="Courier New" w:hAnsi="Courier New" w:cs="Courier New"/>
-                <w:noProof/>
-                <w:sz w:val="18"/>
-                <w:szCs w:val="18"/>
-              </w:rPr>
-              <w:t xml:space="preserve">  "provisioning_profile":</w:t>
-            </w:r>
-          </w:p>
-          <w:p>
-            <w:pPr>
-              <w:rPr>
-                <w:rFonts w:ascii="Courier New" w:hAnsi="Courier New" w:cs="Courier New"/>
-                <w:noProof/>
-                <w:sz w:val="18"/>
-                <w:szCs w:val="18"/>
-              </w:rPr>
-            </w:pPr>
-            <w:r>
-              <w:rPr>
-                <w:rFonts w:ascii="Courier New" w:hAnsi="Courier New" w:cs="Courier New"/>
-                <w:noProof/>
-                <w:sz w:val="18"/>
-                <w:szCs w:val="18"/>
-              </w:rPr>
-              <w:t xml:space="preserve"> </w:t>
-            </w:r>
-            <w:r>
-              <w:rPr>
-                <w:rFonts w:ascii="Courier New" w:hAnsi="Courier New" w:cs="Courier New"/>
-                <w:noProof/>
-                <w:sz w:val="18"/>
-                <w:szCs w:val="18"/>
-              </w:rPr>
-              <w:t xml:space="preserve">     </w:t>
-            </w:r>
-            <w:r>
-              <w:rPr>
-                <w:rFonts w:ascii="Courier New" w:hAnsi="Courier New" w:cs="Courier New"/>
-                <w:noProof/>
-                <w:sz w:val="18"/>
-                <w:szCs w:val="18"/>
-              </w:rPr>
-              <w:t>"urn:ietf:params:fastfed:1.0:provisioning:SCIM:FullLifeCycle",</w:t>
-            </w:r>
-          </w:p>
-          <w:p>
-            <w:pPr>
-              <w:rPr>
-                <w:rFonts w:ascii="Courier New" w:hAnsi="Courier New" w:cs="Courier New"/>
-                <w:noProof/>
-                <w:sz w:val="18"/>
-                <w:szCs w:val="18"/>
-              </w:rPr>
-            </w:pPr>
-            <w:r>
-              <w:rPr>
-                <w:rFonts w:ascii="Courier New" w:hAnsi="Courier New" w:cs="Courier New"/>
-                <w:noProof/>
-                <w:sz w:val="18"/>
-                <w:szCs w:val="18"/>
-              </w:rPr>
-              <w:t xml:space="preserve">  "schema": "urn:ietf:params:scim:schemas:core:2.0:User",</w:t>
-            </w:r>
-          </w:p>
-          <w:p>
-            <w:pPr>
-              <w:rPr>
-                <w:rFonts w:ascii="Courier New" w:hAnsi="Courier New" w:cs="Courier New"/>
-                <w:noProof/>
-                <w:sz w:val="18"/>
-                <w:szCs w:val="18"/>
-              </w:rPr>
-            </w:pPr>
-            <w:r>
-              <w:rPr>
-                <w:rFonts w:ascii="Courier New" w:hAnsi="Courier New" w:cs="Courier New"/>
-                <w:noProof/>
-                <w:sz w:val="18"/>
-                <w:szCs w:val="18"/>
-              </w:rPr>
-              <w:t xml:space="preserve">  "state": "liK9x2fUOWoi1P0",</w:t>
-            </w:r>
-          </w:p>
-          <w:p>
-            <w:pPr>
-              <w:rPr>
-                <w:rFonts w:ascii="Courier New" w:hAnsi="Courier New" w:cs="Courier New"/>
-                <w:noProof/>
-                <w:sz w:val="18"/>
-                <w:szCs w:val="18"/>
-              </w:rPr>
-            </w:pPr>
-            <w:r>
-              <w:rPr>
-                <w:rFonts w:ascii="Courier New" w:hAnsi="Courier New" w:cs="Courier New"/>
-                <w:noProof/>
-                <w:sz w:val="18"/>
-                <w:szCs w:val="18"/>
-              </w:rPr>
-              <w:t xml:space="preserve">  "saml_metatadata_uri": "https://tenant-12345.</w:t>
+              <w:t>"https://tenant-12345.</w:t>
             </w:r>
             <w:r>
               <w:rPr>
@@ -5508,6 +5914,25 @@
                 <w:szCs w:val="18"/>
               </w:rPr>
               <w:t>.com/saml-metadata.xml",</w:t>
+            </w:r>
+          </w:p>
+          <w:p>
+            <w:pPr>
+              <w:rPr>
+                <w:rFonts w:ascii="Courier New" w:hAnsi="Courier New" w:cs="Courier New"/>
+                <w:noProof/>
+                <w:sz w:val="18"/>
+                <w:szCs w:val="18"/>
+              </w:rPr>
+            </w:pPr>
+            <w:r>
+              <w:rPr>
+                <w:rFonts w:ascii="Courier New" w:hAnsi="Courier New" w:cs="Courier New"/>
+                <w:noProof/>
+                <w:sz w:val="18"/>
+                <w:szCs w:val="18"/>
+              </w:rPr>
+              <w:t xml:space="preserve">  },</w:t>
             </w:r>
           </w:p>
           <w:p>
@@ -6036,6 +6461,7 @@
     <w:p/>
     <w:p>
       <w:r>
+        <w:lastRenderedPageBreak/>
         <w:t xml:space="preserve">To verify whether this is permitted, OnlineService.com consults it’s whitelisting datastore and confirms that Alice consented to enabling provisioning for the Identity Provider. </w:t>
       </w:r>
     </w:p>
@@ -6233,7 +6659,6 @@
                 <w:sz w:val="18"/>
                 <w:szCs w:val="18"/>
               </w:rPr>
-              <w:lastRenderedPageBreak/>
               <w:t xml:space="preserve"> {  </w:t>
             </w:r>
           </w:p>
@@ -6253,6 +6678,43 @@
                 <w:sz w:val="18"/>
                 <w:szCs w:val="18"/>
               </w:rPr>
+              <w:t xml:space="preserve">   </w:t>
+            </w:r>
+            <w:r>
+              <w:rPr>
+                <w:rFonts w:ascii="Courier New" w:hAnsi="Courier New" w:cs="Courier New"/>
+                <w:noProof/>
+                <w:sz w:val="18"/>
+                <w:szCs w:val="18"/>
+              </w:rPr>
+              <w:t>"urn:ietf:params:fastfed:1.0:authentication:SAML:Basic"</w:t>
+            </w:r>
+            <w:r>
+              <w:rPr>
+                <w:rFonts w:ascii="Courier New" w:hAnsi="Courier New" w:cs="Courier New"/>
+                <w:noProof/>
+                <w:sz w:val="18"/>
+                <w:szCs w:val="18"/>
+              </w:rPr>
+              <w:t>: {</w:t>
+            </w:r>
+          </w:p>
+          <w:p>
+            <w:pPr>
+              <w:rPr>
+                <w:rFonts w:ascii="Courier New" w:hAnsi="Courier New" w:cs="Courier New"/>
+                <w:noProof/>
+                <w:sz w:val="18"/>
+                <w:szCs w:val="18"/>
+              </w:rPr>
+            </w:pPr>
+            <w:r>
+              <w:rPr>
+                <w:rFonts w:ascii="Courier New" w:hAnsi="Courier New" w:cs="Courier New"/>
+                <w:noProof/>
+                <w:sz w:val="18"/>
+                <w:szCs w:val="18"/>
+              </w:rPr>
               <w:t xml:space="preserve">  </w:t>
             </w:r>
             <w:r>
@@ -6262,6 +6724,15 @@
                 <w:sz w:val="18"/>
                 <w:szCs w:val="18"/>
               </w:rPr>
+              <w:t xml:space="preserve">  </w:t>
+            </w:r>
+            <w:r>
+              <w:rPr>
+                <w:rFonts w:ascii="Courier New" w:hAnsi="Courier New" w:cs="Courier New"/>
+                <w:noProof/>
+                <w:sz w:val="18"/>
+                <w:szCs w:val="18"/>
+              </w:rPr>
               <w:t xml:space="preserve"> </w:t>
             </w:r>
             <w:r>
@@ -6290,7 +6761,7 @@
                 <w:sz w:val="18"/>
                 <w:szCs w:val="18"/>
               </w:rPr>
-              <w:t xml:space="preserve">    </w:t>
+              <w:t xml:space="preserve">      </w:t>
             </w:r>
             <w:r>
               <w:rPr>
@@ -6335,26 +6806,136 @@
                 <w:sz w:val="18"/>
                 <w:szCs w:val="18"/>
               </w:rPr>
-              <w:t>.com/saml-metadata.xml",</w:t>
-            </w:r>
-          </w:p>
-          <w:p>
-            <w:pPr>
-              <w:rPr>
-                <w:rFonts w:ascii="Courier New" w:hAnsi="Courier New" w:cs="Courier New"/>
-                <w:noProof/>
-                <w:sz w:val="18"/>
-                <w:szCs w:val="18"/>
-              </w:rPr>
-            </w:pPr>
-            <w:r>
-              <w:rPr>
-                <w:rFonts w:ascii="Courier New" w:hAnsi="Courier New" w:cs="Courier New"/>
-                <w:noProof/>
-                <w:sz w:val="18"/>
-                <w:szCs w:val="18"/>
-              </w:rPr>
-              <w:t xml:space="preserve"> </w:t>
+              <w:t>.com/saml-metadata.xml"</w:t>
+            </w:r>
+          </w:p>
+          <w:p>
+            <w:pPr>
+              <w:rPr>
+                <w:rFonts w:ascii="Courier New" w:hAnsi="Courier New" w:cs="Courier New"/>
+                <w:noProof/>
+                <w:sz w:val="18"/>
+                <w:szCs w:val="18"/>
+              </w:rPr>
+            </w:pPr>
+            <w:r>
+              <w:rPr>
+                <w:rFonts w:ascii="Courier New" w:hAnsi="Courier New" w:cs="Courier New"/>
+                <w:noProof/>
+                <w:sz w:val="18"/>
+                <w:szCs w:val="18"/>
+              </w:rPr>
+              <w:t xml:space="preserve">   },</w:t>
+            </w:r>
+          </w:p>
+          <w:p>
+            <w:pPr>
+              <w:rPr>
+                <w:rFonts w:ascii="Courier New" w:hAnsi="Courier New" w:cs="Courier New"/>
+                <w:noProof/>
+                <w:sz w:val="18"/>
+                <w:szCs w:val="18"/>
+              </w:rPr>
+            </w:pPr>
+            <w:r>
+              <w:rPr>
+                <w:rFonts w:ascii="Courier New" w:hAnsi="Courier New" w:cs="Courier New"/>
+                <w:noProof/>
+                <w:sz w:val="18"/>
+                <w:szCs w:val="18"/>
+              </w:rPr>
+              <w:t xml:space="preserve">   </w:t>
+            </w:r>
+            <w:r>
+              <w:rPr>
+                <w:rFonts w:ascii="Courier New" w:hAnsi="Courier New" w:cs="Courier New"/>
+                <w:noProof/>
+                <w:sz w:val="18"/>
+                <w:szCs w:val="18"/>
+              </w:rPr>
+              <w:t>"urn:ietf:params:fastfed:1.0:</w:t>
+            </w:r>
+            <w:r>
+              <w:rPr>
+                <w:rFonts w:ascii="Courier New" w:hAnsi="Courier New" w:cs="Courier New"/>
+                <w:noProof/>
+                <w:sz w:val="18"/>
+                <w:szCs w:val="18"/>
+              </w:rPr>
+              <w:t>provisioning</w:t>
+            </w:r>
+            <w:r>
+              <w:rPr>
+                <w:rFonts w:ascii="Courier New" w:hAnsi="Courier New" w:cs="Courier New"/>
+                <w:noProof/>
+                <w:sz w:val="18"/>
+                <w:szCs w:val="18"/>
+              </w:rPr>
+              <w:t>:S</w:t>
+            </w:r>
+            <w:r>
+              <w:rPr>
+                <w:rFonts w:ascii="Courier New" w:hAnsi="Courier New" w:cs="Courier New"/>
+                <w:noProof/>
+                <w:sz w:val="18"/>
+                <w:szCs w:val="18"/>
+              </w:rPr>
+              <w:t>CIM</w:t>
+            </w:r>
+            <w:r>
+              <w:rPr>
+                <w:rFonts w:ascii="Courier New" w:hAnsi="Courier New" w:cs="Courier New"/>
+                <w:noProof/>
+                <w:sz w:val="18"/>
+                <w:szCs w:val="18"/>
+              </w:rPr>
+              <w:t>:</w:t>
+            </w:r>
+            <w:r>
+              <w:rPr>
+                <w:rFonts w:ascii="Courier New" w:hAnsi="Courier New" w:cs="Courier New"/>
+                <w:noProof/>
+                <w:sz w:val="18"/>
+                <w:szCs w:val="18"/>
+              </w:rPr>
+              <w:t>FullLifeCycle</w:t>
+            </w:r>
+            <w:r>
+              <w:rPr>
+                <w:rFonts w:ascii="Courier New" w:hAnsi="Courier New" w:cs="Courier New"/>
+                <w:noProof/>
+                <w:sz w:val="18"/>
+                <w:szCs w:val="18"/>
+              </w:rPr>
+              <w:t>"</w:t>
+            </w:r>
+            <w:r>
+              <w:rPr>
+                <w:rFonts w:ascii="Courier New" w:hAnsi="Courier New" w:cs="Courier New"/>
+                <w:noProof/>
+                <w:sz w:val="18"/>
+                <w:szCs w:val="18"/>
+              </w:rPr>
+              <w:t>: {</w:t>
+            </w:r>
+          </w:p>
+          <w:p>
+            <w:pPr>
+              <w:rPr>
+                <w:rFonts w:ascii="Courier New" w:hAnsi="Courier New" w:cs="Courier New"/>
+                <w:noProof/>
+                <w:sz w:val="18"/>
+                <w:szCs w:val="18"/>
+              </w:rPr>
+            </w:pPr>
+            <w:r>
+              <w:rPr>
+                <w:rFonts w:ascii="Courier New" w:hAnsi="Courier New" w:cs="Courier New"/>
+                <w:noProof/>
+                <w:sz w:val="18"/>
+                <w:szCs w:val="18"/>
+              </w:rPr>
+              <w:t xml:space="preserve">   </w:t>
             </w:r>
             <w:r>
               <w:rPr>
@@ -6382,7 +6963,7 @@
                 <w:sz w:val="18"/>
                 <w:szCs w:val="18"/>
               </w:rPr>
-              <w:t xml:space="preserve">    </w:t>
+              <w:t xml:space="preserve">      </w:t>
             </w:r>
             <w:r>
               <w:rPr>
@@ -6427,7 +7008,26 @@
                 <w:sz w:val="18"/>
                 <w:szCs w:val="18"/>
               </w:rPr>
-              <w:t>.com/scim",</w:t>
+              <w:t>.com/scim"</w:t>
+            </w:r>
+          </w:p>
+          <w:p>
+            <w:pPr>
+              <w:rPr>
+                <w:rFonts w:ascii="Courier New" w:hAnsi="Courier New" w:cs="Courier New"/>
+                <w:noProof/>
+                <w:sz w:val="18"/>
+                <w:szCs w:val="18"/>
+              </w:rPr>
+            </w:pPr>
+            <w:r>
+              <w:rPr>
+                <w:rFonts w:ascii="Courier New" w:hAnsi="Courier New" w:cs="Courier New"/>
+                <w:noProof/>
+                <w:sz w:val="18"/>
+                <w:szCs w:val="18"/>
+              </w:rPr>
+              <w:t xml:space="preserve">   },</w:t>
             </w:r>
           </w:p>
           <w:p>
@@ -6561,6 +7161,8 @@
               </w:rPr>
               <w:t xml:space="preserve"> }</w:t>
             </w:r>
+            <w:bookmarkStart w:id="0" w:name="_GoBack"/>
+            <w:bookmarkEnd w:id="0"/>
           </w:p>
         </w:tc>
       </w:tr>
@@ -6652,8 +7254,6 @@
       <w:r>
         <w:t>and SCIM Provisioning have been enabled.</w:t>
       </w:r>
-      <w:bookmarkStart w:id="0" w:name="_GoBack"/>
-      <w:bookmarkEnd w:id="0"/>
     </w:p>
     <w:sectPr>
       <w:pgSz w:w="12240" w:h="15840"/>
@@ -8648,7 +9248,7 @@
 </file>
 
 <file path=customXml/itemProps1.xml><?xml version="1.0" encoding="utf-8"?>
-<ds:datastoreItem xmlns:ds="http://schemas.openxmlformats.org/officeDocument/2006/customXml" ds:itemID="{A14F1833-970B-EE47-A88E-CF6E96C53FD7}">
+<ds:datastoreItem xmlns:ds="http://schemas.openxmlformats.org/officeDocument/2006/customXml" ds:itemID="{4AA06F73-1282-D344-9ADE-D34E195A1941}">
   <ds:schemaRefs>
     <ds:schemaRef ds:uri="http://schemas.openxmlformats.org/officeDocument/2006/bibliography"/>
   </ds:schemaRefs>

--- a/scenarios/FastFedScenario_1B_with_SAML_and_SCIM.docx
+++ b/scenarios/FastFedScenario_1B_with_SAML_and_SCIM.docx
@@ -674,7 +674,25 @@
                 <w:sz w:val="18"/>
                 <w:szCs w:val="18"/>
               </w:rPr>
-              <w:t xml:space="preserve">     "provider_uri": "https://</w:t>
+              <w:t xml:space="preserve">     "provider_</w:t>
+            </w:r>
+            <w:r>
+              <w:rPr>
+                <w:rFonts w:ascii="Courier New" w:hAnsi="Courier New" w:cs="Courier New"/>
+                <w:noProof/>
+                <w:sz w:val="18"/>
+                <w:szCs w:val="18"/>
+              </w:rPr>
+              <w:t>domain_name</w:t>
+            </w:r>
+            <w:r>
+              <w:rPr>
+                <w:rFonts w:ascii="Courier New" w:hAnsi="Courier New" w:cs="Courier New"/>
+                <w:noProof/>
+                <w:sz w:val="18"/>
+                <w:szCs w:val="18"/>
+              </w:rPr>
+              <w:t>": "</w:t>
             </w:r>
             <w:r>
               <w:rPr>
@@ -757,7 +775,25 @@
                 <w:sz w:val="18"/>
                 <w:szCs w:val="18"/>
               </w:rPr>
-              <w:t xml:space="preserve">     "name": "</w:t>
+              <w:t xml:space="preserve">     "</w:t>
+            </w:r>
+            <w:r>
+              <w:rPr>
+                <w:rFonts w:ascii="Courier New" w:hAnsi="Courier New" w:cs="Courier New"/>
+                <w:noProof/>
+                <w:sz w:val="18"/>
+                <w:szCs w:val="18"/>
+              </w:rPr>
+              <w:t>display_</w:t>
+            </w:r>
+            <w:r>
+              <w:rPr>
+                <w:rFonts w:ascii="Courier New" w:hAnsi="Courier New" w:cs="Courier New"/>
+                <w:noProof/>
+                <w:sz w:val="18"/>
+                <w:szCs w:val="18"/>
+              </w:rPr>
+              <w:t>name": "</w:t>
             </w:r>
             <w:r>
               <w:rPr>
@@ -775,15 +811,6 @@
                 <w:sz w:val="18"/>
                 <w:szCs w:val="18"/>
               </w:rPr>
-              <w:t xml:space="preserve"> (Company.com)</w:t>
-            </w:r>
-            <w:r>
-              <w:rPr>
-                <w:rFonts w:ascii="Courier New" w:hAnsi="Courier New" w:cs="Courier New"/>
-                <w:noProof/>
-                <w:sz w:val="18"/>
-                <w:szCs w:val="18"/>
-              </w:rPr>
               <w:t>",</w:t>
             </w:r>
           </w:p>
@@ -803,26 +830,62 @@
                 <w:sz w:val="18"/>
                 <w:szCs w:val="18"/>
               </w:rPr>
-              <w:t xml:space="preserve">     "icons": {</w:t>
-            </w:r>
-          </w:p>
-          <w:p>
-            <w:pPr>
-              <w:rPr>
-                <w:rFonts w:ascii="Courier New" w:hAnsi="Courier New" w:cs="Courier New"/>
-                <w:noProof/>
-                <w:sz w:val="18"/>
-                <w:szCs w:val="18"/>
-              </w:rPr>
-            </w:pPr>
-            <w:r>
-              <w:rPr>
-                <w:rFonts w:ascii="Courier New" w:hAnsi="Courier New" w:cs="Courier New"/>
-                <w:noProof/>
-                <w:sz w:val="18"/>
-                <w:szCs w:val="18"/>
-              </w:rPr>
-              <w:t xml:space="preserve">       "large_icon_uri": "https://</w:t>
+              <w:t xml:space="preserve">     "</w:t>
+            </w:r>
+            <w:r>
+              <w:rPr>
+                <w:rFonts w:ascii="Courier New" w:hAnsi="Courier New" w:cs="Courier New"/>
+                <w:noProof/>
+                <w:sz w:val="18"/>
+                <w:szCs w:val="18"/>
+              </w:rPr>
+              <w:t>display_images</w:t>
+            </w:r>
+            <w:r>
+              <w:rPr>
+                <w:rFonts w:ascii="Courier New" w:hAnsi="Courier New" w:cs="Courier New"/>
+                <w:noProof/>
+                <w:sz w:val="18"/>
+                <w:szCs w:val="18"/>
+              </w:rPr>
+              <w:t>": {</w:t>
+            </w:r>
+          </w:p>
+          <w:p>
+            <w:pPr>
+              <w:rPr>
+                <w:rFonts w:ascii="Courier New" w:hAnsi="Courier New" w:cs="Courier New"/>
+                <w:noProof/>
+                <w:sz w:val="18"/>
+                <w:szCs w:val="18"/>
+              </w:rPr>
+            </w:pPr>
+            <w:r>
+              <w:rPr>
+                <w:rFonts w:ascii="Courier New" w:hAnsi="Courier New" w:cs="Courier New"/>
+                <w:noProof/>
+                <w:sz w:val="18"/>
+                <w:szCs w:val="18"/>
+              </w:rPr>
+              <w:t xml:space="preserve">       "l</w:t>
+            </w:r>
+            <w:r>
+              <w:rPr>
+                <w:rFonts w:ascii="Courier New" w:hAnsi="Courier New" w:cs="Courier New"/>
+                <w:noProof/>
+                <w:sz w:val="18"/>
+                <w:szCs w:val="18"/>
+              </w:rPr>
+              <w:t>ogo</w:t>
+            </w:r>
+            <w:r>
+              <w:rPr>
+                <w:rFonts w:ascii="Courier New" w:hAnsi="Courier New" w:cs="Courier New"/>
+                <w:noProof/>
+                <w:sz w:val="18"/>
+                <w:szCs w:val="18"/>
+              </w:rPr>
+              <w:t>_uri": "https://</w:t>
             </w:r>
             <w:r>
               <w:rPr>
@@ -840,26 +903,44 @@
                 <w:sz w:val="18"/>
                 <w:szCs w:val="18"/>
               </w:rPr>
-              <w:t>.com/images/tile.png",</w:t>
-            </w:r>
-          </w:p>
-          <w:p>
-            <w:pPr>
-              <w:rPr>
-                <w:rFonts w:ascii="Courier New" w:hAnsi="Courier New" w:cs="Courier New"/>
-                <w:noProof/>
-                <w:sz w:val="18"/>
-                <w:szCs w:val="18"/>
-              </w:rPr>
-            </w:pPr>
-            <w:r>
-              <w:rPr>
-                <w:rFonts w:ascii="Courier New" w:hAnsi="Courier New" w:cs="Courier New"/>
-                <w:noProof/>
-                <w:sz w:val="18"/>
-                <w:szCs w:val="18"/>
-              </w:rPr>
-              <w:t xml:space="preserve">       "small_icon_uri": "https://</w:t>
+              <w:t>.com/images/</w:t>
+            </w:r>
+            <w:r>
+              <w:rPr>
+                <w:rFonts w:ascii="Courier New" w:hAnsi="Courier New" w:cs="Courier New"/>
+                <w:noProof/>
+                <w:sz w:val="18"/>
+                <w:szCs w:val="18"/>
+              </w:rPr>
+              <w:t>logo</w:t>
+            </w:r>
+            <w:r>
+              <w:rPr>
+                <w:rFonts w:ascii="Courier New" w:hAnsi="Courier New" w:cs="Courier New"/>
+                <w:noProof/>
+                <w:sz w:val="18"/>
+                <w:szCs w:val="18"/>
+              </w:rPr>
+              <w:t>.png",</w:t>
+            </w:r>
+          </w:p>
+          <w:p>
+            <w:pPr>
+              <w:rPr>
+                <w:rFonts w:ascii="Courier New" w:hAnsi="Courier New" w:cs="Courier New"/>
+                <w:noProof/>
+                <w:sz w:val="18"/>
+                <w:szCs w:val="18"/>
+              </w:rPr>
+            </w:pPr>
+            <w:r>
+              <w:rPr>
+                <w:rFonts w:ascii="Courier New" w:hAnsi="Courier New" w:cs="Courier New"/>
+                <w:noProof/>
+                <w:sz w:val="18"/>
+                <w:szCs w:val="18"/>
+              </w:rPr>
+              <w:t xml:space="preserve">       "icon_uri": "https://</w:t>
             </w:r>
             <w:r>
               <w:rPr>
@@ -877,7 +958,7 @@
                 <w:sz w:val="18"/>
                 <w:szCs w:val="18"/>
               </w:rPr>
-              <w:t>.com/images/favicon.png"</w:t>
+              <w:t>.com/images/icon.png"</w:t>
             </w:r>
           </w:p>
           <w:p>
@@ -1498,7 +1579,27 @@
                 <w:sz w:val="18"/>
                 <w:szCs w:val="18"/>
               </w:rPr>
-              <w:t xml:space="preserve">  "iss": "https://</w:t>
+              <w:t xml:space="preserve">  "</w:t>
+            </w:r>
+            <w:bookmarkStart w:id="0" w:name="_GoBack"/>
+            <w:r>
+              <w:rPr>
+                <w:rFonts w:ascii="Courier New" w:hAnsi="Courier New" w:cs="Courier New"/>
+                <w:noProof/>
+                <w:sz w:val="18"/>
+                <w:szCs w:val="18"/>
+              </w:rPr>
+              <w:t>iss</w:t>
+            </w:r>
+            <w:bookmarkEnd w:id="0"/>
+            <w:r>
+              <w:rPr>
+                <w:rFonts w:ascii="Courier New" w:hAnsi="Courier New" w:cs="Courier New"/>
+                <w:noProof/>
+                <w:sz w:val="18"/>
+                <w:szCs w:val="18"/>
+              </w:rPr>
+              <w:t>": "</w:t>
             </w:r>
             <w:r>
               <w:rPr>
@@ -1554,7 +1655,7 @@
                 <w:sz w:val="18"/>
                 <w:szCs w:val="18"/>
               </w:rPr>
-              <w:t xml:space="preserve">  "aud": "https://</w:t>
+              <w:t xml:space="preserve">  "aud": "</w:t>
             </w:r>
             <w:r>
               <w:rPr>
@@ -1573,25 +1674,6 @@
                 <w:szCs w:val="18"/>
               </w:rPr>
               <w:t>.com",</w:t>
-            </w:r>
-          </w:p>
-          <w:p>
-            <w:pPr>
-              <w:rPr>
-                <w:rFonts w:ascii="Courier New" w:hAnsi="Courier New" w:cs="Courier New"/>
-                <w:noProof/>
-                <w:sz w:val="18"/>
-                <w:szCs w:val="18"/>
-              </w:rPr>
-            </w:pPr>
-            <w:r>
-              <w:rPr>
-                <w:rFonts w:ascii="Courier New" w:hAnsi="Courier New" w:cs="Courier New"/>
-                <w:noProof/>
-                <w:sz w:val="18"/>
-                <w:szCs w:val="18"/>
-              </w:rPr>
-              <w:t xml:space="preserve">  "state": "liK9x2fUOWoi1P0",</w:t>
             </w:r>
           </w:p>
           <w:p>
@@ -2064,44 +2146,44 @@
                 <w:sz w:val="18"/>
                 <w:szCs w:val="18"/>
               </w:rPr>
+              <w:t xml:space="preserve"> Host: tenant-67890.</w:t>
+            </w:r>
+            <w:r>
+              <w:rPr>
+                <w:rFonts w:ascii="Courier New" w:hAnsi="Courier New" w:cs="Courier New"/>
+                <w:noProof/>
+                <w:sz w:val="18"/>
+                <w:szCs w:val="18"/>
+              </w:rPr>
+              <w:t>onlineservice</w:t>
+            </w:r>
+            <w:r>
+              <w:rPr>
+                <w:rFonts w:ascii="Courier New" w:hAnsi="Courier New" w:cs="Courier New"/>
+                <w:noProof/>
+                <w:sz w:val="18"/>
+                <w:szCs w:val="18"/>
+              </w:rPr>
+              <w:t xml:space="preserve">.com </w:t>
+            </w:r>
+          </w:p>
+          <w:p>
+            <w:pPr>
+              <w:rPr>
+                <w:rFonts w:ascii="Courier New" w:hAnsi="Courier New" w:cs="Courier New"/>
+                <w:noProof/>
+                <w:sz w:val="18"/>
+                <w:szCs w:val="18"/>
+              </w:rPr>
+            </w:pPr>
+            <w:r>
+              <w:rPr>
+                <w:rFonts w:ascii="Courier New" w:hAnsi="Courier New" w:cs="Courier New"/>
+                <w:noProof/>
+                <w:sz w:val="18"/>
+                <w:szCs w:val="18"/>
+              </w:rPr>
               <w:lastRenderedPageBreak/>
-              <w:t xml:space="preserve"> Host: tenant-67890.</w:t>
-            </w:r>
-            <w:r>
-              <w:rPr>
-                <w:rFonts w:ascii="Courier New" w:hAnsi="Courier New" w:cs="Courier New"/>
-                <w:noProof/>
-                <w:sz w:val="18"/>
-                <w:szCs w:val="18"/>
-              </w:rPr>
-              <w:t>onlineservice</w:t>
-            </w:r>
-            <w:r>
-              <w:rPr>
-                <w:rFonts w:ascii="Courier New" w:hAnsi="Courier New" w:cs="Courier New"/>
-                <w:noProof/>
-                <w:sz w:val="18"/>
-                <w:szCs w:val="18"/>
-              </w:rPr>
-              <w:t xml:space="preserve">.com </w:t>
-            </w:r>
-          </w:p>
-          <w:p>
-            <w:pPr>
-              <w:rPr>
-                <w:rFonts w:ascii="Courier New" w:hAnsi="Courier New" w:cs="Courier New"/>
-                <w:noProof/>
-                <w:sz w:val="18"/>
-                <w:szCs w:val="18"/>
-              </w:rPr>
-            </w:pPr>
-            <w:r>
-              <w:rPr>
-                <w:rFonts w:ascii="Courier New" w:hAnsi="Courier New" w:cs="Courier New"/>
-                <w:noProof/>
-                <w:sz w:val="18"/>
-                <w:szCs w:val="18"/>
-              </w:rPr>
               <w:t xml:space="preserve"> Content-Type: application/json</w:t>
             </w:r>
           </w:p>
@@ -3333,7 +3415,25 @@
                 <w:sz w:val="18"/>
                 <w:szCs w:val="18"/>
               </w:rPr>
-              <w:t xml:space="preserve">     "provider_uri": "https://cloudprovider.com",</w:t>
+              <w:t xml:space="preserve">     "provider_</w:t>
+            </w:r>
+            <w:r>
+              <w:rPr>
+                <w:rFonts w:ascii="Courier New" w:hAnsi="Courier New" w:cs="Courier New"/>
+                <w:noProof/>
+                <w:sz w:val="18"/>
+                <w:szCs w:val="18"/>
+              </w:rPr>
+              <w:t>domain_name</w:t>
+            </w:r>
+            <w:r>
+              <w:rPr>
+                <w:rFonts w:ascii="Courier New" w:hAnsi="Courier New" w:cs="Courier New"/>
+                <w:noProof/>
+                <w:sz w:val="18"/>
+                <w:szCs w:val="18"/>
+              </w:rPr>
+              <w:t>": "cloudprovider.com",</w:t>
             </w:r>
           </w:p>
           <w:p>
@@ -3371,25 +3471,6 @@
                 <w:sz w:val="18"/>
                 <w:szCs w:val="18"/>
               </w:rPr>
-              <w:t xml:space="preserve">     "name": "Cloud Provider (Company.com)",</w:t>
-            </w:r>
-          </w:p>
-          <w:p>
-            <w:pPr>
-              <w:rPr>
-                <w:rFonts w:ascii="Courier New" w:hAnsi="Courier New" w:cs="Courier New"/>
-                <w:noProof/>
-                <w:sz w:val="18"/>
-                <w:szCs w:val="18"/>
-              </w:rPr>
-            </w:pPr>
-            <w:r>
-              <w:rPr>
-                <w:rFonts w:ascii="Courier New" w:hAnsi="Courier New" w:cs="Courier New"/>
-                <w:noProof/>
-                <w:sz w:val="18"/>
-                <w:szCs w:val="18"/>
-              </w:rPr>
               <w:t xml:space="preserve">     "jwks_uri": "https://cloudprovider.com/fastfed/keys",</w:t>
             </w:r>
           </w:p>
@@ -3409,45 +3490,136 @@
                 <w:sz w:val="18"/>
                 <w:szCs w:val="18"/>
               </w:rPr>
-              <w:t xml:space="preserve">     "icons": {</w:t>
-            </w:r>
-          </w:p>
-          <w:p>
-            <w:pPr>
-              <w:rPr>
-                <w:rFonts w:ascii="Courier New" w:hAnsi="Courier New" w:cs="Courier New"/>
-                <w:noProof/>
-                <w:sz w:val="18"/>
-                <w:szCs w:val="18"/>
-              </w:rPr>
-            </w:pPr>
-            <w:r>
-              <w:rPr>
-                <w:rFonts w:ascii="Courier New" w:hAnsi="Courier New" w:cs="Courier New"/>
-                <w:noProof/>
-                <w:sz w:val="18"/>
-                <w:szCs w:val="18"/>
-              </w:rPr>
-              <w:t xml:space="preserve">       "large_icon_uri": "https://cloudprovider.com/images/tile.png",</w:t>
-            </w:r>
-          </w:p>
-          <w:p>
-            <w:pPr>
-              <w:rPr>
-                <w:rFonts w:ascii="Courier New" w:hAnsi="Courier New" w:cs="Courier New"/>
-                <w:noProof/>
-                <w:sz w:val="18"/>
-                <w:szCs w:val="18"/>
-              </w:rPr>
-            </w:pPr>
-            <w:r>
-              <w:rPr>
-                <w:rFonts w:ascii="Courier New" w:hAnsi="Courier New" w:cs="Courier New"/>
-                <w:noProof/>
-                <w:sz w:val="18"/>
-                <w:szCs w:val="18"/>
-              </w:rPr>
-              <w:t xml:space="preserve">       "small_icon_uri": "https://cloudprovider.com/images/favicon.png"</w:t>
+              <w:t xml:space="preserve">     "</w:t>
+            </w:r>
+            <w:r>
+              <w:rPr>
+                <w:rFonts w:ascii="Courier New" w:hAnsi="Courier New" w:cs="Courier New"/>
+                <w:noProof/>
+                <w:sz w:val="18"/>
+                <w:szCs w:val="18"/>
+              </w:rPr>
+              <w:t>display_</w:t>
+            </w:r>
+            <w:r>
+              <w:rPr>
+                <w:rFonts w:ascii="Courier New" w:hAnsi="Courier New" w:cs="Courier New"/>
+                <w:noProof/>
+                <w:sz w:val="18"/>
+                <w:szCs w:val="18"/>
+              </w:rPr>
+              <w:t>name": "Cloud Provider",</w:t>
+            </w:r>
+          </w:p>
+          <w:p>
+            <w:pPr>
+              <w:rPr>
+                <w:rFonts w:ascii="Courier New" w:hAnsi="Courier New" w:cs="Courier New"/>
+                <w:noProof/>
+                <w:sz w:val="18"/>
+                <w:szCs w:val="18"/>
+              </w:rPr>
+            </w:pPr>
+            <w:r>
+              <w:rPr>
+                <w:rFonts w:ascii="Courier New" w:hAnsi="Courier New" w:cs="Courier New"/>
+                <w:noProof/>
+                <w:sz w:val="18"/>
+                <w:szCs w:val="18"/>
+              </w:rPr>
+              <w:t xml:space="preserve">     "</w:t>
+            </w:r>
+            <w:r>
+              <w:rPr>
+                <w:rFonts w:ascii="Courier New" w:hAnsi="Courier New" w:cs="Courier New"/>
+                <w:noProof/>
+                <w:sz w:val="18"/>
+                <w:szCs w:val="18"/>
+              </w:rPr>
+              <w:t>display_images</w:t>
+            </w:r>
+            <w:r>
+              <w:rPr>
+                <w:rFonts w:ascii="Courier New" w:hAnsi="Courier New" w:cs="Courier New"/>
+                <w:noProof/>
+                <w:sz w:val="18"/>
+                <w:szCs w:val="18"/>
+              </w:rPr>
+              <w:t>": {</w:t>
+            </w:r>
+          </w:p>
+          <w:p>
+            <w:pPr>
+              <w:rPr>
+                <w:rFonts w:ascii="Courier New" w:hAnsi="Courier New" w:cs="Courier New"/>
+                <w:noProof/>
+                <w:sz w:val="18"/>
+                <w:szCs w:val="18"/>
+              </w:rPr>
+            </w:pPr>
+            <w:r>
+              <w:rPr>
+                <w:rFonts w:ascii="Courier New" w:hAnsi="Courier New" w:cs="Courier New"/>
+                <w:noProof/>
+                <w:sz w:val="18"/>
+                <w:szCs w:val="18"/>
+              </w:rPr>
+              <w:t xml:space="preserve">       "l</w:t>
+            </w:r>
+            <w:r>
+              <w:rPr>
+                <w:rFonts w:ascii="Courier New" w:hAnsi="Courier New" w:cs="Courier New"/>
+                <w:noProof/>
+                <w:sz w:val="18"/>
+                <w:szCs w:val="18"/>
+              </w:rPr>
+              <w:t>ogo</w:t>
+            </w:r>
+            <w:r>
+              <w:rPr>
+                <w:rFonts w:ascii="Courier New" w:hAnsi="Courier New" w:cs="Courier New"/>
+                <w:noProof/>
+                <w:sz w:val="18"/>
+                <w:szCs w:val="18"/>
+              </w:rPr>
+              <w:t>_uri": "https://cloudprovider.com/images/</w:t>
+            </w:r>
+            <w:r>
+              <w:rPr>
+                <w:rFonts w:ascii="Courier New" w:hAnsi="Courier New" w:cs="Courier New"/>
+                <w:noProof/>
+                <w:sz w:val="18"/>
+                <w:szCs w:val="18"/>
+              </w:rPr>
+              <w:t>logo</w:t>
+            </w:r>
+            <w:r>
+              <w:rPr>
+                <w:rFonts w:ascii="Courier New" w:hAnsi="Courier New" w:cs="Courier New"/>
+                <w:noProof/>
+                <w:sz w:val="18"/>
+                <w:szCs w:val="18"/>
+              </w:rPr>
+              <w:t>.png",</w:t>
+            </w:r>
+          </w:p>
+          <w:p>
+            <w:pPr>
+              <w:rPr>
+                <w:rFonts w:ascii="Courier New" w:hAnsi="Courier New" w:cs="Courier New"/>
+                <w:noProof/>
+                <w:sz w:val="18"/>
+                <w:szCs w:val="18"/>
+              </w:rPr>
+            </w:pPr>
+            <w:r>
+              <w:rPr>
+                <w:rFonts w:ascii="Courier New" w:hAnsi="Courier New" w:cs="Courier New"/>
+                <w:noProof/>
+                <w:sz w:val="18"/>
+                <w:szCs w:val="18"/>
+              </w:rPr>
+              <w:t xml:space="preserve">       "icon_uri": "https://cloudprovider.com/images/icon.png"</w:t>
             </w:r>
           </w:p>
           <w:p>
@@ -4112,61 +4284,6 @@
                 <w:sz w:val="18"/>
                 <w:szCs w:val="18"/>
               </w:rPr>
-              <w:t xml:space="preserve">  </w:t>
-            </w:r>
-            <w:r>
-              <w:rPr>
-                <w:rFonts w:ascii="Courier New" w:hAnsi="Courier New" w:cs="Courier New"/>
-                <w:noProof/>
-                <w:sz w:val="18"/>
-                <w:szCs w:val="18"/>
-              </w:rPr>
-              <w:t xml:space="preserve"> &amp;</w:t>
-            </w:r>
-            <w:r>
-              <w:rPr>
-                <w:rFonts w:ascii="Courier New" w:hAnsi="Courier New" w:cs="Courier New"/>
-                <w:noProof/>
-                <w:sz w:val="18"/>
-                <w:szCs w:val="18"/>
-              </w:rPr>
-              <w:t>state</w:t>
-            </w:r>
-            <w:r>
-              <w:rPr>
-                <w:rFonts w:ascii="Courier New" w:hAnsi="Courier New" w:cs="Courier New"/>
-                <w:noProof/>
-                <w:sz w:val="18"/>
-                <w:szCs w:val="18"/>
-              </w:rPr>
-              <w:t>=</w:t>
-            </w:r>
-            <w:r>
-              <w:rPr>
-                <w:rFonts w:ascii="Courier New" w:hAnsi="Courier New" w:cs="Courier New"/>
-                <w:noProof/>
-                <w:sz w:val="18"/>
-                <w:szCs w:val="18"/>
-              </w:rPr>
-              <w:t>liK9x2fUOWoi1P0</w:t>
-            </w:r>
-          </w:p>
-          <w:p>
-            <w:pPr>
-              <w:rPr>
-                <w:rFonts w:ascii="Courier New" w:hAnsi="Courier New" w:cs="Courier New"/>
-                <w:noProof/>
-                <w:sz w:val="18"/>
-                <w:szCs w:val="18"/>
-              </w:rPr>
-            </w:pPr>
-            <w:r>
-              <w:rPr>
-                <w:rFonts w:ascii="Courier New" w:hAnsi="Courier New" w:cs="Courier New"/>
-                <w:noProof/>
-                <w:sz w:val="18"/>
-                <w:szCs w:val="18"/>
-              </w:rPr>
               <w:t xml:space="preserve">   </w:t>
             </w:r>
             <w:r>
@@ -4615,7 +4732,25 @@
                 <w:sz w:val="18"/>
                 <w:szCs w:val="18"/>
               </w:rPr>
-              <w:t xml:space="preserve">     "provider_uri": "https://</w:t>
+              <w:t xml:space="preserve">     "provider_</w:t>
+            </w:r>
+            <w:r>
+              <w:rPr>
+                <w:rFonts w:ascii="Courier New" w:hAnsi="Courier New" w:cs="Courier New"/>
+                <w:noProof/>
+                <w:sz w:val="18"/>
+                <w:szCs w:val="18"/>
+              </w:rPr>
+              <w:t>domain_name</w:t>
+            </w:r>
+            <w:r>
+              <w:rPr>
+                <w:rFonts w:ascii="Courier New" w:hAnsi="Courier New" w:cs="Courier New"/>
+                <w:noProof/>
+                <w:sz w:val="18"/>
+                <w:szCs w:val="18"/>
+              </w:rPr>
+              <w:t>": "</w:t>
             </w:r>
             <w:r>
               <w:rPr>
@@ -4689,16 +4824,34 @@
                 <w:sz w:val="18"/>
                 <w:szCs w:val="18"/>
               </w:rPr>
-              <w:t xml:space="preserve">     "name": "</w:t>
-            </w:r>
-            <w:r>
-              <w:rPr>
-                <w:rFonts w:ascii="Courier New" w:hAnsi="Courier New" w:cs="Courier New"/>
-                <w:noProof/>
-                <w:sz w:val="18"/>
-                <w:szCs w:val="18"/>
-              </w:rPr>
-              <w:t>Online Service (Company.com)</w:t>
+              <w:t xml:space="preserve">     "</w:t>
+            </w:r>
+            <w:r>
+              <w:rPr>
+                <w:rFonts w:ascii="Courier New" w:hAnsi="Courier New" w:cs="Courier New"/>
+                <w:noProof/>
+                <w:sz w:val="18"/>
+                <w:szCs w:val="18"/>
+              </w:rPr>
+              <w:t>display_</w:t>
+            </w:r>
+            <w:r>
+              <w:rPr>
+                <w:rFonts w:ascii="Courier New" w:hAnsi="Courier New" w:cs="Courier New"/>
+                <w:noProof/>
+                <w:sz w:val="18"/>
+                <w:szCs w:val="18"/>
+              </w:rPr>
+              <w:t>name": "</w:t>
+            </w:r>
+            <w:r>
+              <w:rPr>
+                <w:rFonts w:ascii="Courier New" w:hAnsi="Courier New" w:cs="Courier New"/>
+                <w:noProof/>
+                <w:sz w:val="18"/>
+                <w:szCs w:val="18"/>
+              </w:rPr>
+              <w:t>Online Service</w:t>
             </w:r>
             <w:r>
               <w:rPr>
@@ -4726,26 +4879,62 @@
                 <w:sz w:val="18"/>
                 <w:szCs w:val="18"/>
               </w:rPr>
-              <w:t xml:space="preserve">     "icons": {</w:t>
-            </w:r>
-          </w:p>
-          <w:p>
-            <w:pPr>
-              <w:rPr>
-                <w:rFonts w:ascii="Courier New" w:hAnsi="Courier New" w:cs="Courier New"/>
-                <w:noProof/>
-                <w:sz w:val="18"/>
-                <w:szCs w:val="18"/>
-              </w:rPr>
-            </w:pPr>
-            <w:r>
-              <w:rPr>
-                <w:rFonts w:ascii="Courier New" w:hAnsi="Courier New" w:cs="Courier New"/>
-                <w:noProof/>
-                <w:sz w:val="18"/>
-                <w:szCs w:val="18"/>
-              </w:rPr>
-              <w:t xml:space="preserve">       "large_icon_uri": "https://</w:t>
+              <w:t xml:space="preserve">     "</w:t>
+            </w:r>
+            <w:r>
+              <w:rPr>
+                <w:rFonts w:ascii="Courier New" w:hAnsi="Courier New" w:cs="Courier New"/>
+                <w:noProof/>
+                <w:sz w:val="18"/>
+                <w:szCs w:val="18"/>
+              </w:rPr>
+              <w:t>display_images</w:t>
+            </w:r>
+            <w:r>
+              <w:rPr>
+                <w:rFonts w:ascii="Courier New" w:hAnsi="Courier New" w:cs="Courier New"/>
+                <w:noProof/>
+                <w:sz w:val="18"/>
+                <w:szCs w:val="18"/>
+              </w:rPr>
+              <w:t>": {</w:t>
+            </w:r>
+          </w:p>
+          <w:p>
+            <w:pPr>
+              <w:rPr>
+                <w:rFonts w:ascii="Courier New" w:hAnsi="Courier New" w:cs="Courier New"/>
+                <w:noProof/>
+                <w:sz w:val="18"/>
+                <w:szCs w:val="18"/>
+              </w:rPr>
+            </w:pPr>
+            <w:r>
+              <w:rPr>
+                <w:rFonts w:ascii="Courier New" w:hAnsi="Courier New" w:cs="Courier New"/>
+                <w:noProof/>
+                <w:sz w:val="18"/>
+                <w:szCs w:val="18"/>
+              </w:rPr>
+              <w:t xml:space="preserve">       "l</w:t>
+            </w:r>
+            <w:r>
+              <w:rPr>
+                <w:rFonts w:ascii="Courier New" w:hAnsi="Courier New" w:cs="Courier New"/>
+                <w:noProof/>
+                <w:sz w:val="18"/>
+                <w:szCs w:val="18"/>
+              </w:rPr>
+              <w:t>ogo</w:t>
+            </w:r>
+            <w:r>
+              <w:rPr>
+                <w:rFonts w:ascii="Courier New" w:hAnsi="Courier New" w:cs="Courier New"/>
+                <w:noProof/>
+                <w:sz w:val="18"/>
+                <w:szCs w:val="18"/>
+              </w:rPr>
+              <w:t>_uri": "https://</w:t>
             </w:r>
             <w:r>
               <w:rPr>
@@ -4763,26 +4952,44 @@
                 <w:sz w:val="18"/>
                 <w:szCs w:val="18"/>
               </w:rPr>
-              <w:t>.com/images/tile.png",</w:t>
-            </w:r>
-          </w:p>
-          <w:p>
-            <w:pPr>
-              <w:rPr>
-                <w:rFonts w:ascii="Courier New" w:hAnsi="Courier New" w:cs="Courier New"/>
-                <w:noProof/>
-                <w:sz w:val="18"/>
-                <w:szCs w:val="18"/>
-              </w:rPr>
-            </w:pPr>
-            <w:r>
-              <w:rPr>
-                <w:rFonts w:ascii="Courier New" w:hAnsi="Courier New" w:cs="Courier New"/>
-                <w:noProof/>
-                <w:sz w:val="18"/>
-                <w:szCs w:val="18"/>
-              </w:rPr>
-              <w:t xml:space="preserve">       "small_icon_uri": "https://</w:t>
+              <w:t>.com/images/</w:t>
+            </w:r>
+            <w:r>
+              <w:rPr>
+                <w:rFonts w:ascii="Courier New" w:hAnsi="Courier New" w:cs="Courier New"/>
+                <w:noProof/>
+                <w:sz w:val="18"/>
+                <w:szCs w:val="18"/>
+              </w:rPr>
+              <w:t>logo</w:t>
+            </w:r>
+            <w:r>
+              <w:rPr>
+                <w:rFonts w:ascii="Courier New" w:hAnsi="Courier New" w:cs="Courier New"/>
+                <w:noProof/>
+                <w:sz w:val="18"/>
+                <w:szCs w:val="18"/>
+              </w:rPr>
+              <w:t>.png",</w:t>
+            </w:r>
+          </w:p>
+          <w:p>
+            <w:pPr>
+              <w:rPr>
+                <w:rFonts w:ascii="Courier New" w:hAnsi="Courier New" w:cs="Courier New"/>
+                <w:noProof/>
+                <w:sz w:val="18"/>
+                <w:szCs w:val="18"/>
+              </w:rPr>
+            </w:pPr>
+            <w:r>
+              <w:rPr>
+                <w:rFonts w:ascii="Courier New" w:hAnsi="Courier New" w:cs="Courier New"/>
+                <w:noProof/>
+                <w:sz w:val="18"/>
+                <w:szCs w:val="18"/>
+              </w:rPr>
+              <w:t xml:space="preserve">       "icon_uri": "https://</w:t>
             </w:r>
             <w:r>
               <w:rPr>
@@ -4800,7 +5007,7 @@
                 <w:sz w:val="18"/>
                 <w:szCs w:val="18"/>
               </w:rPr>
-              <w:t>.com/images/favicon.png"</w:t>
+              <w:t>.com/images/icon.png"</w:t>
             </w:r>
           </w:p>
           <w:p>
@@ -5347,6 +5554,7 @@
     <w:p/>
     <w:p>
       <w:r>
+        <w:lastRenderedPageBreak/>
         <w:t xml:space="preserve">If the </w:t>
       </w:r>
       <w:r>
@@ -5468,7 +5676,7 @@
                 <w:sz w:val="18"/>
                 <w:szCs w:val="18"/>
               </w:rPr>
-              <w:t xml:space="preserve">  "iss": "https://</w:t>
+              <w:t xml:space="preserve">  "iss": "</w:t>
             </w:r>
             <w:r>
               <w:rPr>
@@ -5524,7 +5732,7 @@
                 <w:sz w:val="18"/>
                 <w:szCs w:val="18"/>
               </w:rPr>
-              <w:t xml:space="preserve">  "aud": "https://</w:t>
+              <w:t xml:space="preserve">  "aud": "</w:t>
             </w:r>
             <w:r>
               <w:rPr>
@@ -5543,25 +5751,6 @@
                 <w:szCs w:val="18"/>
               </w:rPr>
               <w:t>.com",</w:t>
-            </w:r>
-          </w:p>
-          <w:p>
-            <w:pPr>
-              <w:rPr>
-                <w:rFonts w:ascii="Courier New" w:hAnsi="Courier New" w:cs="Courier New"/>
-                <w:noProof/>
-                <w:sz w:val="18"/>
-                <w:szCs w:val="18"/>
-              </w:rPr>
-            </w:pPr>
-            <w:r>
-              <w:rPr>
-                <w:rFonts w:ascii="Courier New" w:hAnsi="Courier New" w:cs="Courier New"/>
-                <w:noProof/>
-                <w:sz w:val="18"/>
-                <w:szCs w:val="18"/>
-              </w:rPr>
-              <w:t xml:space="preserve">  "state": "liK9x2fUOWoi1P0",</w:t>
             </w:r>
           </w:p>
           <w:p>
@@ -6461,7 +6650,6 @@
     <w:p/>
     <w:p>
       <w:r>
-        <w:lastRenderedPageBreak/>
         <w:t xml:space="preserve">To verify whether this is permitted, OnlineService.com consults it’s whitelisting datastore and confirms that Alice consented to enabling provisioning for the Identity Provider. </w:t>
       </w:r>
     </w:p>
@@ -6491,6 +6679,7 @@
           <w:sz w:val="28"/>
           <w:szCs w:val="28"/>
         </w:rPr>
+        <w:lastRenderedPageBreak/>
         <w:t xml:space="preserve">Step </w:t>
       </w:r>
       <w:r>
@@ -7161,8 +7350,6 @@
               </w:rPr>
               <w:t xml:space="preserve"> }</w:t>
             </w:r>
-            <w:bookmarkStart w:id="0" w:name="_GoBack"/>
-            <w:bookmarkEnd w:id="0"/>
           </w:p>
         </w:tc>
       </w:tr>
@@ -9248,7 +9435,7 @@
 </file>
 
 <file path=customXml/itemProps1.xml><?xml version="1.0" encoding="utf-8"?>
-<ds:datastoreItem xmlns:ds="http://schemas.openxmlformats.org/officeDocument/2006/customXml" ds:itemID="{4AA06F73-1282-D344-9ADE-D34E195A1941}">
+<ds:datastoreItem xmlns:ds="http://schemas.openxmlformats.org/officeDocument/2006/customXml" ds:itemID="{EBF81009-2050-7243-A0E5-4668DFA48029}">
   <ds:schemaRefs>
     <ds:schemaRef ds:uri="http://schemas.openxmlformats.org/officeDocument/2006/bibliography"/>
   </ds:schemaRefs>

--- a/scenarios/FastFedScenario_1B_with_SAML_and_SCIM.docx
+++ b/scenarios/FastFedScenario_1B_with_SAML_and_SCIM.docx
@@ -22,13 +22,31 @@
     <w:p/>
     <w:p>
       <w:r>
-        <w:t>This document dives into FastFed Scenario #1: converting an existing application to be enabled for both SSO and User Provisioning. It illustrates the FastFed messages flowing behind the scenes.</w:t>
+        <w:t xml:space="preserve">This document </w:t>
+      </w:r>
+      <w:r>
+        <w:t>illustrates FastFed</w:t>
+      </w:r>
+      <w:r>
+        <w:t xml:space="preserve"> Scenario #1: converting an existing application to be enabled for both SSO and User Provisioning.</w:t>
       </w:r>
     </w:p>
     <w:p/>
     <w:p>
       <w:r>
-        <w:t>In this variation, the capabilities are enabled iteratively, starting with SSO and then adding User Provisioning at a later time. Variation 1A (documented separately) describes how both capabilities can be enabled atomically in a single flow.</w:t>
+        <w:t>In this variation</w:t>
+      </w:r>
+      <w:r>
+        <w:t xml:space="preserve"> #1B</w:t>
+      </w:r>
+      <w:r>
+        <w:t xml:space="preserve">, the capabilities are enabled iteratively, starting with SSO and then adding User Provisioning at a later time. Variation </w:t>
+      </w:r>
+      <w:r>
+        <w:t>#</w:t>
+      </w:r>
+      <w:r>
+        <w:t>1A (documented separately) describes how both capabilities can be enabled atomically in a single flow.</w:t>
       </w:r>
     </w:p>
     <w:p>
@@ -132,38 +150,47 @@
           <w:sz w:val="28"/>
           <w:szCs w:val="28"/>
         </w:rPr>
-        <w:t xml:space="preserve">Step 3) OnlineService.com asks Alice some </w:t>
-      </w:r>
-      <w:r>
-        <w:rPr>
-          <w:b/>
-          <w:sz w:val="28"/>
-          <w:szCs w:val="28"/>
-        </w:rPr>
-        <w:t xml:space="preserve">additional </w:t>
-      </w:r>
-      <w:r>
-        <w:rPr>
-          <w:b/>
-          <w:sz w:val="28"/>
-          <w:szCs w:val="28"/>
-        </w:rPr>
-        <w:t>questions</w:t>
+        <w:t xml:space="preserve">Step </w:t>
+      </w:r>
+      <w:r>
+        <w:rPr>
+          <w:b/>
+          <w:sz w:val="28"/>
+          <w:szCs w:val="28"/>
+        </w:rPr>
+        <w:t>3</w:t>
+      </w:r>
+      <w:r>
+        <w:rPr>
+          <w:b/>
+          <w:sz w:val="28"/>
+          <w:szCs w:val="28"/>
+        </w:rPr>
+        <w:t xml:space="preserve">) </w:t>
+      </w:r>
+      <w:r>
+        <w:rPr>
+          <w:b/>
+          <w:sz w:val="28"/>
+          <w:szCs w:val="28"/>
+        </w:rPr>
+        <w:t>Reading Identity Provider Metadata</w:t>
       </w:r>
     </w:p>
     <w:p>
       <w:r>
-        <w:t xml:space="preserve">Same as Scenario 1A, except Alice is presented </w:t>
-      </w:r>
-      <w:r>
-        <w:t>an</w:t>
-      </w:r>
-      <w:r>
-        <w:t xml:space="preserve"> option to only enable SSO (no provisioning). Alice selects this option.</w:t>
+        <w:t>Same as Scenario 1A</w:t>
       </w:r>
     </w:p>
     <w:p/>
     <w:p>
+      <w:pPr>
+        <w:rPr>
+          <w:b/>
+          <w:sz w:val="28"/>
+          <w:szCs w:val="28"/>
+        </w:rPr>
+      </w:pPr>
       <w:r>
         <w:rPr>
           <w:b/>
@@ -186,41 +213,80 @@
           <w:sz w:val="28"/>
           <w:szCs w:val="28"/>
         </w:rPr>
-        <w:t>) OnlineService</w:t>
-      </w:r>
-      <w:r>
-        <w:rPr>
-          <w:b/>
-          <w:sz w:val="28"/>
-          <w:szCs w:val="28"/>
-        </w:rPr>
-        <w:t>.com</w:t>
-      </w:r>
-      <w:r>
-        <w:rPr>
-          <w:b/>
-          <w:sz w:val="28"/>
-          <w:szCs w:val="28"/>
-        </w:rPr>
-        <w:t xml:space="preserve"> whitelists Alice’s Identity Provider</w:t>
+        <w:t xml:space="preserve">) OnlineService.com asks Alice some </w:t>
+      </w:r>
+      <w:r>
+        <w:rPr>
+          <w:b/>
+          <w:sz w:val="28"/>
+          <w:szCs w:val="28"/>
+        </w:rPr>
+        <w:t xml:space="preserve">additional </w:t>
+      </w:r>
+      <w:r>
+        <w:rPr>
+          <w:b/>
+          <w:sz w:val="28"/>
+          <w:szCs w:val="28"/>
+        </w:rPr>
+        <w:t>questions</w:t>
       </w:r>
     </w:p>
     <w:p>
-      <w:pPr>
-        <w:rPr>
-          <w:rFonts w:ascii="Times New Roman" w:eastAsia="Times New Roman" w:hAnsi="Times New Roman" w:cs="Times New Roman"/>
-          <w:sz w:val="24"/>
-        </w:rPr>
-      </w:pPr>
-      <w:r>
-        <w:t>Same as Scenario 1A</w:t>
-      </w:r>
-      <w:r>
-        <w:t>, except that OnlineService.com records the fact that the Identity Provider is only approved for SSO. If the IdP attempts to enable provisioning to, an error will be signaled during the handshake.</w:t>
+      <w:r>
+        <w:t xml:space="preserve">Same as Scenario 1A, except Alice is presented </w:t>
+      </w:r>
+      <w:r>
+        <w:t>an</w:t>
+      </w:r>
+      <w:r>
+        <w:t xml:space="preserve"> option to only enable SSO (no provisioning). Alice selects this option.</w:t>
       </w:r>
     </w:p>
     <w:p/>
     <w:p>
+      <w:r>
+        <w:rPr>
+          <w:b/>
+          <w:sz w:val="28"/>
+          <w:szCs w:val="28"/>
+        </w:rPr>
+        <w:t xml:space="preserve">Step </w:t>
+      </w:r>
+      <w:r>
+        <w:rPr>
+          <w:b/>
+          <w:sz w:val="28"/>
+          <w:szCs w:val="28"/>
+        </w:rPr>
+        <w:t>5</w:t>
+      </w:r>
+      <w:r>
+        <w:rPr>
+          <w:b/>
+          <w:sz w:val="28"/>
+          <w:szCs w:val="28"/>
+        </w:rPr>
+        <w:t>) OnlineService</w:t>
+      </w:r>
+      <w:r>
+        <w:rPr>
+          <w:b/>
+          <w:sz w:val="28"/>
+          <w:szCs w:val="28"/>
+        </w:rPr>
+        <w:t>.com</w:t>
+      </w:r>
+      <w:r>
+        <w:rPr>
+          <w:b/>
+          <w:sz w:val="28"/>
+          <w:szCs w:val="28"/>
+        </w:rPr>
+        <w:t xml:space="preserve"> whitelists Alice’s Identity Provider</w:t>
+      </w:r>
+    </w:p>
+    <w:p>
       <w:pPr>
         <w:rPr>
           <w:rFonts w:ascii="Times New Roman" w:eastAsia="Times New Roman" w:hAnsi="Times New Roman" w:cs="Times New Roman"/>
@@ -228,150 +294,128 @@
         </w:rPr>
       </w:pPr>
       <w:r>
-        <w:rPr>
-          <w:b/>
-          <w:sz w:val="28"/>
-          <w:szCs w:val="28"/>
-        </w:rPr>
-        <w:t xml:space="preserve">Step </w:t>
-      </w:r>
-      <w:r>
-        <w:rPr>
-          <w:b/>
-          <w:sz w:val="28"/>
-          <w:szCs w:val="28"/>
-        </w:rPr>
-        <w:t>5</w:t>
-      </w:r>
-      <w:r>
-        <w:rPr>
-          <w:b/>
-          <w:sz w:val="28"/>
-          <w:szCs w:val="28"/>
-        </w:rPr>
-        <w:t xml:space="preserve">) </w:t>
-      </w:r>
-      <w:r>
-        <w:rPr>
-          <w:b/>
-          <w:sz w:val="28"/>
-          <w:szCs w:val="28"/>
-        </w:rPr>
-        <w:t xml:space="preserve">Alice is redirected to her </w:t>
-      </w:r>
-      <w:r>
-        <w:rPr>
-          <w:b/>
-          <w:sz w:val="28"/>
-          <w:szCs w:val="28"/>
-        </w:rPr>
-        <w:t>I</w:t>
-      </w:r>
-      <w:r>
-        <w:rPr>
-          <w:b/>
-          <w:sz w:val="28"/>
-          <w:szCs w:val="28"/>
-        </w:rPr>
-        <w:t xml:space="preserve">dentity </w:t>
-      </w:r>
-      <w:r>
-        <w:rPr>
-          <w:b/>
-          <w:sz w:val="28"/>
-          <w:szCs w:val="28"/>
-        </w:rPr>
-        <w:t>P</w:t>
-      </w:r>
-      <w:r>
-        <w:rPr>
-          <w:b/>
-          <w:sz w:val="28"/>
-          <w:szCs w:val="28"/>
-        </w:rPr>
-        <w:t>rovider.</w:t>
-      </w:r>
-      <w:r>
-        <w:rPr>
-          <w:b/>
-          <w:sz w:val="28"/>
-          <w:szCs w:val="28"/>
-        </w:rPr>
-        <w:br/>
-      </w:r>
-      <w:r>
         <w:t>Same as Scenario 1A</w:t>
       </w:r>
-    </w:p>
-    <w:p>
-      <w:pPr>
-        <w:rPr>
-          <w:b/>
-          <w:color w:val="000000" w:themeColor="text1"/>
-          <w:sz w:val="28"/>
-          <w:szCs w:val="28"/>
-        </w:rPr>
-      </w:pPr>
-    </w:p>
-    <w:p>
-      <w:pPr>
-        <w:rPr>
-          <w:b/>
-          <w:color w:val="000000" w:themeColor="text1"/>
-          <w:sz w:val="28"/>
-          <w:szCs w:val="28"/>
-        </w:rPr>
-      </w:pPr>
-      <w:r>
-        <w:rPr>
-          <w:b/>
-          <w:color w:val="000000" w:themeColor="text1"/>
-          <w:sz w:val="28"/>
-          <w:szCs w:val="28"/>
-        </w:rPr>
-        <w:t xml:space="preserve">Step </w:t>
-      </w:r>
-      <w:r>
-        <w:rPr>
-          <w:b/>
-          <w:color w:val="000000" w:themeColor="text1"/>
-          <w:sz w:val="28"/>
-          <w:szCs w:val="28"/>
-        </w:rPr>
-        <w:t>6</w:t>
-      </w:r>
-      <w:r>
-        <w:rPr>
-          <w:b/>
-          <w:color w:val="000000" w:themeColor="text1"/>
-          <w:sz w:val="28"/>
-          <w:szCs w:val="28"/>
-        </w:rPr>
-        <w:t>) Alice is authenticated &amp; authorized by her Identity Provider</w:t>
-      </w:r>
-    </w:p>
-    <w:p>
-      <w:r>
-        <w:t>Same as Scenario 1A</w:t>
+      <w:r>
+        <w:t>, except that OnlineService.com records the fact that the Identity Provider is only approved for SSO</w:t>
+      </w:r>
+      <w:r>
+        <w:t xml:space="preserve">. </w:t>
+      </w:r>
+      <w:r>
+        <w:t>If the IdP attempts to enable provisioning to, an error will be signaled during the handshake.</w:t>
       </w:r>
     </w:p>
     <w:p/>
     <w:p>
       <w:pPr>
         <w:rPr>
+          <w:rFonts w:ascii="Times New Roman" w:eastAsia="Times New Roman" w:hAnsi="Times New Roman" w:cs="Times New Roman"/>
+          <w:sz w:val="24"/>
+        </w:rPr>
+      </w:pPr>
+      <w:r>
+        <w:rPr>
+          <w:b/>
+          <w:sz w:val="28"/>
+          <w:szCs w:val="28"/>
+        </w:rPr>
+        <w:t xml:space="preserve">Step </w:t>
+      </w:r>
+      <w:r>
+        <w:rPr>
+          <w:b/>
+          <w:sz w:val="28"/>
+          <w:szCs w:val="28"/>
+        </w:rPr>
+        <w:t>6</w:t>
+      </w:r>
+      <w:r>
+        <w:rPr>
+          <w:b/>
+          <w:sz w:val="28"/>
+          <w:szCs w:val="28"/>
+        </w:rPr>
+        <w:t xml:space="preserve">) </w:t>
+      </w:r>
+      <w:r>
+        <w:rPr>
+          <w:b/>
+          <w:sz w:val="28"/>
+          <w:szCs w:val="28"/>
+        </w:rPr>
+        <w:t xml:space="preserve">Alice is redirected to her </w:t>
+      </w:r>
+      <w:r>
+        <w:rPr>
+          <w:b/>
+          <w:sz w:val="28"/>
+          <w:szCs w:val="28"/>
+        </w:rPr>
+        <w:t>I</w:t>
+      </w:r>
+      <w:r>
+        <w:rPr>
+          <w:b/>
+          <w:sz w:val="28"/>
+          <w:szCs w:val="28"/>
+        </w:rPr>
+        <w:t xml:space="preserve">dentity </w:t>
+      </w:r>
+      <w:r>
+        <w:rPr>
+          <w:b/>
+          <w:sz w:val="28"/>
+          <w:szCs w:val="28"/>
+        </w:rPr>
+        <w:t>P</w:t>
+      </w:r>
+      <w:r>
+        <w:rPr>
+          <w:b/>
+          <w:sz w:val="28"/>
+          <w:szCs w:val="28"/>
+        </w:rPr>
+        <w:t>rovider.</w:t>
+      </w:r>
+      <w:r>
+        <w:rPr>
+          <w:b/>
+          <w:sz w:val="28"/>
+          <w:szCs w:val="28"/>
+        </w:rPr>
+        <w:br/>
+      </w:r>
+      <w:r>
+        <w:t>Same as Scenario 1A</w:t>
+      </w:r>
+    </w:p>
+    <w:p>
+      <w:pPr>
+        <w:rPr>
           <w:b/>
           <w:color w:val="000000" w:themeColor="text1"/>
           <w:sz w:val="28"/>
           <w:szCs w:val="28"/>
         </w:rPr>
       </w:pPr>
-      <w:r>
+    </w:p>
+    <w:p>
+      <w:pPr>
         <w:rPr>
           <w:b/>
           <w:color w:val="000000" w:themeColor="text1"/>
           <w:sz w:val="28"/>
           <w:szCs w:val="28"/>
         </w:rPr>
+      </w:pPr>
+      <w:r>
+        <w:rPr>
+          <w:b/>
+          <w:color w:val="000000" w:themeColor="text1"/>
+          <w:sz w:val="28"/>
+          <w:szCs w:val="28"/>
+        </w:rPr>
         <w:t xml:space="preserve">Step </w:t>
       </w:r>
       <w:r>
@@ -382,6 +426,49 @@
           <w:szCs w:val="28"/>
         </w:rPr>
         <w:t>7</w:t>
+      </w:r>
+      <w:r>
+        <w:rPr>
+          <w:b/>
+          <w:color w:val="000000" w:themeColor="text1"/>
+          <w:sz w:val="28"/>
+          <w:szCs w:val="28"/>
+        </w:rPr>
+        <w:t>) Alice is authenticated &amp; authorized by her Identity Provider</w:t>
+      </w:r>
+    </w:p>
+    <w:p>
+      <w:r>
+        <w:t>Same as Scenario 1A</w:t>
+      </w:r>
+    </w:p>
+    <w:p/>
+    <w:p>
+      <w:pPr>
+        <w:rPr>
+          <w:b/>
+          <w:color w:val="000000" w:themeColor="text1"/>
+          <w:sz w:val="28"/>
+          <w:szCs w:val="28"/>
+        </w:rPr>
+      </w:pPr>
+      <w:r>
+        <w:rPr>
+          <w:b/>
+          <w:color w:val="000000" w:themeColor="text1"/>
+          <w:sz w:val="28"/>
+          <w:szCs w:val="28"/>
+        </w:rPr>
+        <w:t xml:space="preserve">Step </w:t>
+      </w:r>
+      <w:r>
+        <w:rPr>
+          <w:b/>
+          <w:color w:val="000000" w:themeColor="text1"/>
+          <w:sz w:val="28"/>
+          <w:szCs w:val="28"/>
+        </w:rPr>
+        <w:t>8</w:t>
       </w:r>
       <w:r>
         <w:rPr>
@@ -516,6 +603,7 @@
                 <w:sz w:val="18"/>
                 <w:szCs w:val="18"/>
               </w:rPr>
+              <w:lastRenderedPageBreak/>
               <w:t xml:space="preserve">  Host: </w:t>
             </w:r>
             <w:r>
@@ -579,6 +667,7 @@
                 <w:sz w:val="18"/>
                 <w:szCs w:val="18"/>
               </w:rPr>
+              <w:lastRenderedPageBreak/>
               <w:t>HTTP/1.1 200 OK</w:t>
             </w:r>
           </w:p>
@@ -617,7 +706,6 @@
                 <w:sz w:val="18"/>
                 <w:szCs w:val="18"/>
               </w:rPr>
-              <w:lastRenderedPageBreak/>
               <w:t xml:space="preserve"> {</w:t>
             </w:r>
           </w:p>
@@ -637,328 +725,235 @@
                 <w:sz w:val="18"/>
                 <w:szCs w:val="18"/>
               </w:rPr>
-              <w:t xml:space="preserve">   "</w:t>
-            </w:r>
-            <w:r>
-              <w:rPr>
-                <w:rFonts w:ascii="Courier New" w:hAnsi="Courier New" w:cs="Courier New"/>
-                <w:noProof/>
-                <w:sz w:val="18"/>
-                <w:szCs w:val="18"/>
-              </w:rPr>
-              <w:t>application</w:t>
-            </w:r>
-            <w:r>
-              <w:rPr>
-                <w:rFonts w:ascii="Courier New" w:hAnsi="Courier New" w:cs="Courier New"/>
-                <w:noProof/>
-                <w:sz w:val="18"/>
-                <w:szCs w:val="18"/>
-              </w:rPr>
-              <w:t>_provider": {</w:t>
-            </w:r>
-          </w:p>
-          <w:p>
-            <w:pPr>
-              <w:rPr>
-                <w:rFonts w:ascii="Courier New" w:hAnsi="Courier New" w:cs="Courier New"/>
-                <w:noProof/>
-                <w:sz w:val="18"/>
-                <w:szCs w:val="18"/>
-              </w:rPr>
-            </w:pPr>
-            <w:r>
-              <w:rPr>
-                <w:rFonts w:ascii="Courier New" w:hAnsi="Courier New" w:cs="Courier New"/>
-                <w:noProof/>
-                <w:sz w:val="18"/>
-                <w:szCs w:val="18"/>
-              </w:rPr>
-              <w:t xml:space="preserve">     "provider_</w:t>
-            </w:r>
-            <w:r>
-              <w:rPr>
-                <w:rFonts w:ascii="Courier New" w:hAnsi="Courier New" w:cs="Courier New"/>
-                <w:noProof/>
-                <w:sz w:val="18"/>
-                <w:szCs w:val="18"/>
-              </w:rPr>
-              <w:t>domain_name</w:t>
-            </w:r>
-            <w:r>
-              <w:rPr>
-                <w:rFonts w:ascii="Courier New" w:hAnsi="Courier New" w:cs="Courier New"/>
-                <w:noProof/>
-                <w:sz w:val="18"/>
-                <w:szCs w:val="18"/>
-              </w:rPr>
-              <w:t>": "</w:t>
-            </w:r>
-            <w:r>
-              <w:rPr>
-                <w:rFonts w:ascii="Courier New" w:hAnsi="Courier New" w:cs="Courier New"/>
-                <w:noProof/>
-                <w:sz w:val="18"/>
-                <w:szCs w:val="18"/>
-              </w:rPr>
-              <w:t>onlineservice</w:t>
-            </w:r>
-            <w:r>
-              <w:rPr>
-                <w:rFonts w:ascii="Courier New" w:hAnsi="Courier New" w:cs="Courier New"/>
-                <w:noProof/>
-                <w:sz w:val="18"/>
-                <w:szCs w:val="18"/>
-              </w:rPr>
-              <w:t>.com</w:t>
-            </w:r>
-            <w:r>
-              <w:rPr>
-                <w:rFonts w:ascii="Courier New" w:hAnsi="Courier New" w:cs="Courier New"/>
-                <w:noProof/>
-                <w:sz w:val="18"/>
-                <w:szCs w:val="18"/>
-              </w:rPr>
-              <w:t>",</w:t>
-            </w:r>
-          </w:p>
-          <w:p>
-            <w:pPr>
-              <w:rPr>
-                <w:rFonts w:ascii="Courier New" w:hAnsi="Courier New" w:cs="Courier New"/>
-                <w:noProof/>
-                <w:sz w:val="18"/>
-                <w:szCs w:val="18"/>
-              </w:rPr>
-            </w:pPr>
-            <w:r>
-              <w:rPr>
-                <w:rFonts w:ascii="Courier New" w:hAnsi="Courier New" w:cs="Courier New"/>
-                <w:noProof/>
-                <w:sz w:val="18"/>
-                <w:szCs w:val="18"/>
-              </w:rPr>
-              <w:t xml:space="preserve">     "tenant_id": "tenant-</w:t>
-            </w:r>
-            <w:r>
-              <w:rPr>
-                <w:rFonts w:ascii="Courier New" w:hAnsi="Courier New" w:cs="Courier New"/>
-                <w:noProof/>
-                <w:sz w:val="18"/>
-                <w:szCs w:val="18"/>
-              </w:rPr>
-              <w:t>67890</w:t>
-            </w:r>
-            <w:r>
-              <w:rPr>
-                <w:rFonts w:ascii="Courier New" w:hAnsi="Courier New" w:cs="Courier New"/>
-                <w:noProof/>
-                <w:sz w:val="18"/>
-                <w:szCs w:val="18"/>
-              </w:rPr>
-              <w:t>",</w:t>
-            </w:r>
-          </w:p>
-          <w:p>
-            <w:pPr>
-              <w:rPr>
-                <w:rFonts w:ascii="Courier New" w:hAnsi="Courier New" w:cs="Courier New"/>
-                <w:noProof/>
-                <w:sz w:val="18"/>
-                <w:szCs w:val="18"/>
-              </w:rPr>
-            </w:pPr>
-            <w:r>
-              <w:rPr>
-                <w:rFonts w:ascii="Courier New" w:hAnsi="Courier New" w:cs="Courier New"/>
-                <w:noProof/>
-                <w:sz w:val="18"/>
-                <w:szCs w:val="18"/>
-              </w:rPr>
-              <w:t xml:space="preserve">     "</w:t>
-            </w:r>
-            <w:r>
-              <w:rPr>
-                <w:rFonts w:ascii="Courier New" w:hAnsi="Courier New" w:cs="Courier New"/>
-                <w:noProof/>
-                <w:sz w:val="18"/>
-                <w:szCs w:val="18"/>
-              </w:rPr>
-              <w:t>display_</w:t>
-            </w:r>
-            <w:r>
-              <w:rPr>
-                <w:rFonts w:ascii="Courier New" w:hAnsi="Courier New" w:cs="Courier New"/>
-                <w:noProof/>
-                <w:sz w:val="18"/>
-                <w:szCs w:val="18"/>
-              </w:rPr>
-              <w:t>name": "</w:t>
-            </w:r>
-            <w:r>
-              <w:rPr>
-                <w:rFonts w:ascii="Courier New" w:hAnsi="Courier New" w:cs="Courier New"/>
-                <w:noProof/>
-                <w:sz w:val="18"/>
-                <w:szCs w:val="18"/>
-              </w:rPr>
-              <w:t>Online Service</w:t>
-            </w:r>
-            <w:r>
-              <w:rPr>
-                <w:rFonts w:ascii="Courier New" w:hAnsi="Courier New" w:cs="Courier New"/>
-                <w:noProof/>
-                <w:sz w:val="18"/>
-                <w:szCs w:val="18"/>
-              </w:rPr>
-              <w:t>",</w:t>
-            </w:r>
-          </w:p>
-          <w:p>
-            <w:pPr>
-              <w:rPr>
-                <w:rFonts w:ascii="Courier New" w:hAnsi="Courier New" w:cs="Courier New"/>
-                <w:noProof/>
-                <w:sz w:val="18"/>
-                <w:szCs w:val="18"/>
-              </w:rPr>
-            </w:pPr>
-            <w:r>
-              <w:rPr>
-                <w:rFonts w:ascii="Courier New" w:hAnsi="Courier New" w:cs="Courier New"/>
-                <w:noProof/>
-                <w:sz w:val="18"/>
-                <w:szCs w:val="18"/>
-              </w:rPr>
-              <w:t xml:space="preserve">     "</w:t>
-            </w:r>
-            <w:r>
-              <w:rPr>
-                <w:rFonts w:ascii="Courier New" w:hAnsi="Courier New" w:cs="Courier New"/>
-                <w:noProof/>
-                <w:sz w:val="18"/>
-                <w:szCs w:val="18"/>
-              </w:rPr>
-              <w:t>display_images</w:t>
-            </w:r>
-            <w:r>
-              <w:rPr>
-                <w:rFonts w:ascii="Courier New" w:hAnsi="Courier New" w:cs="Courier New"/>
-                <w:noProof/>
-                <w:sz w:val="18"/>
-                <w:szCs w:val="18"/>
-              </w:rPr>
-              <w:t>": {</w:t>
-            </w:r>
-          </w:p>
-          <w:p>
-            <w:pPr>
-              <w:rPr>
-                <w:rFonts w:ascii="Courier New" w:hAnsi="Courier New" w:cs="Courier New"/>
-                <w:noProof/>
-                <w:sz w:val="18"/>
-                <w:szCs w:val="18"/>
-              </w:rPr>
-            </w:pPr>
-            <w:r>
-              <w:rPr>
-                <w:rFonts w:ascii="Courier New" w:hAnsi="Courier New" w:cs="Courier New"/>
-                <w:noProof/>
-                <w:sz w:val="18"/>
-                <w:szCs w:val="18"/>
-              </w:rPr>
-              <w:t xml:space="preserve">       "l</w:t>
-            </w:r>
-            <w:r>
-              <w:rPr>
-                <w:rFonts w:ascii="Courier New" w:hAnsi="Courier New" w:cs="Courier New"/>
-                <w:noProof/>
-                <w:sz w:val="18"/>
-                <w:szCs w:val="18"/>
-              </w:rPr>
-              <w:t>ogo</w:t>
-            </w:r>
-            <w:r>
-              <w:rPr>
-                <w:rFonts w:ascii="Courier New" w:hAnsi="Courier New" w:cs="Courier New"/>
-                <w:noProof/>
-                <w:sz w:val="18"/>
-                <w:szCs w:val="18"/>
-              </w:rPr>
-              <w:t>_uri": "https://</w:t>
-            </w:r>
-            <w:r>
-              <w:rPr>
-                <w:rFonts w:ascii="Courier New" w:hAnsi="Courier New" w:cs="Courier New"/>
-                <w:noProof/>
-                <w:sz w:val="18"/>
-                <w:szCs w:val="18"/>
-              </w:rPr>
-              <w:t>onlineservice</w:t>
-            </w:r>
-            <w:r>
-              <w:rPr>
-                <w:rFonts w:ascii="Courier New" w:hAnsi="Courier New" w:cs="Courier New"/>
-                <w:noProof/>
-                <w:sz w:val="18"/>
-                <w:szCs w:val="18"/>
-              </w:rPr>
-              <w:t>.com/images/</w:t>
-            </w:r>
-            <w:r>
-              <w:rPr>
-                <w:rFonts w:ascii="Courier New" w:hAnsi="Courier New" w:cs="Courier New"/>
-                <w:noProof/>
-                <w:sz w:val="18"/>
-                <w:szCs w:val="18"/>
-              </w:rPr>
-              <w:t>logo</w:t>
-            </w:r>
-            <w:r>
-              <w:rPr>
-                <w:rFonts w:ascii="Courier New" w:hAnsi="Courier New" w:cs="Courier New"/>
-                <w:noProof/>
-                <w:sz w:val="18"/>
-                <w:szCs w:val="18"/>
-              </w:rPr>
-              <w:t>.png",</w:t>
-            </w:r>
-          </w:p>
-          <w:p>
-            <w:pPr>
-              <w:rPr>
-                <w:rFonts w:ascii="Courier New" w:hAnsi="Courier New" w:cs="Courier New"/>
-                <w:noProof/>
-                <w:sz w:val="18"/>
-                <w:szCs w:val="18"/>
-              </w:rPr>
-            </w:pPr>
-            <w:r>
-              <w:rPr>
-                <w:rFonts w:ascii="Courier New" w:hAnsi="Courier New" w:cs="Courier New"/>
-                <w:noProof/>
-                <w:sz w:val="18"/>
-                <w:szCs w:val="18"/>
-              </w:rPr>
-              <w:t xml:space="preserve">       "icon_uri": "https://</w:t>
-            </w:r>
-            <w:r>
-              <w:rPr>
-                <w:rFonts w:ascii="Courier New" w:hAnsi="Courier New" w:cs="Courier New"/>
-                <w:noProof/>
-                <w:sz w:val="18"/>
-                <w:szCs w:val="18"/>
-              </w:rPr>
-              <w:t>onlineservice</w:t>
-            </w:r>
-            <w:r>
-              <w:rPr>
-                <w:rFonts w:ascii="Courier New" w:hAnsi="Courier New" w:cs="Courier New"/>
-                <w:noProof/>
-                <w:sz w:val="18"/>
-                <w:szCs w:val="18"/>
-              </w:rPr>
-              <w:t>.com/images/icon.png"</w:t>
+              <w:t xml:space="preserve">   "application_provider": {</w:t>
+            </w:r>
+          </w:p>
+          <w:p>
+            <w:pPr>
+              <w:rPr>
+                <w:rFonts w:ascii="Courier New" w:hAnsi="Courier New" w:cs="Courier New"/>
+                <w:noProof/>
+                <w:sz w:val="18"/>
+                <w:szCs w:val="18"/>
+              </w:rPr>
+            </w:pPr>
+            <w:r>
+              <w:rPr>
+                <w:rFonts w:ascii="Courier New" w:hAnsi="Courier New" w:cs="Courier New"/>
+                <w:noProof/>
+                <w:sz w:val="18"/>
+                <w:szCs w:val="18"/>
+              </w:rPr>
+              <w:t xml:space="preserve">     "entity_id": "https://tenant-67890.onlineservice.com/"</w:t>
+            </w:r>
+          </w:p>
+          <w:p>
+            <w:pPr>
+              <w:rPr>
+                <w:rFonts w:ascii="Courier New" w:hAnsi="Courier New" w:cs="Courier New"/>
+                <w:noProof/>
+                <w:sz w:val="18"/>
+                <w:szCs w:val="18"/>
+              </w:rPr>
+            </w:pPr>
+            <w:r>
+              <w:rPr>
+                <w:rFonts w:ascii="Courier New" w:hAnsi="Courier New" w:cs="Courier New"/>
+                <w:noProof/>
+                <w:sz w:val="18"/>
+                <w:szCs w:val="18"/>
+              </w:rPr>
+              <w:t xml:space="preserve">     "provider_domain": "onlineservice.com",</w:t>
+            </w:r>
+          </w:p>
+          <w:p>
+            <w:pPr>
+              <w:rPr>
+                <w:rFonts w:ascii="Courier New" w:hAnsi="Courier New" w:cs="Courier New"/>
+                <w:noProof/>
+                <w:sz w:val="18"/>
+                <w:szCs w:val="18"/>
+              </w:rPr>
+            </w:pPr>
+            <w:r>
+              <w:rPr>
+                <w:rFonts w:ascii="Courier New" w:hAnsi="Courier New" w:cs="Courier New"/>
+                <w:noProof/>
+                <w:sz w:val="18"/>
+                <w:szCs w:val="18"/>
+              </w:rPr>
+              <w:t xml:space="preserve">     "provider_contact_information": {</w:t>
+            </w:r>
+          </w:p>
+          <w:p>
+            <w:pPr>
+              <w:rPr>
+                <w:rFonts w:ascii="Courier New" w:hAnsi="Courier New" w:cs="Courier New"/>
+                <w:noProof/>
+                <w:sz w:val="18"/>
+                <w:szCs w:val="18"/>
+              </w:rPr>
+            </w:pPr>
+            <w:r>
+              <w:rPr>
+                <w:rFonts w:ascii="Courier New" w:hAnsi="Courier New" w:cs="Courier New"/>
+                <w:noProof/>
+                <w:sz w:val="18"/>
+                <w:szCs w:val="18"/>
+              </w:rPr>
+              <w:t xml:space="preserve">       "organization": "Online Service Inc.",</w:t>
+            </w:r>
+          </w:p>
+          <w:p>
+            <w:pPr>
+              <w:rPr>
+                <w:rFonts w:ascii="Courier New" w:hAnsi="Courier New" w:cs="Courier New"/>
+                <w:noProof/>
+                <w:sz w:val="18"/>
+                <w:szCs w:val="18"/>
+              </w:rPr>
+            </w:pPr>
+            <w:r>
+              <w:rPr>
+                <w:rFonts w:ascii="Courier New" w:hAnsi="Courier New" w:cs="Courier New"/>
+                <w:noProof/>
+                <w:sz w:val="18"/>
+                <w:szCs w:val="18"/>
+              </w:rPr>
+              <w:t xml:space="preserve">       "phone": "+1-800-555-6666",</w:t>
+            </w:r>
+          </w:p>
+          <w:p>
+            <w:pPr>
+              <w:rPr>
+                <w:rFonts w:ascii="Courier New" w:hAnsi="Courier New" w:cs="Courier New"/>
+                <w:noProof/>
+                <w:sz w:val="18"/>
+                <w:szCs w:val="18"/>
+              </w:rPr>
+            </w:pPr>
+            <w:r>
+              <w:rPr>
+                <w:rFonts w:ascii="Courier New" w:hAnsi="Courier New" w:cs="Courier New"/>
+                <w:noProof/>
+                <w:sz w:val="18"/>
+                <w:szCs w:val="18"/>
+              </w:rPr>
+              <w:t xml:space="preserve">       "email": "support@onlineservice.com"</w:t>
+            </w:r>
+          </w:p>
+          <w:p>
+            <w:pPr>
+              <w:rPr>
+                <w:rFonts w:ascii="Courier New" w:hAnsi="Courier New" w:cs="Courier New"/>
+                <w:noProof/>
+                <w:sz w:val="18"/>
+                <w:szCs w:val="18"/>
+              </w:rPr>
+            </w:pPr>
+            <w:r>
+              <w:rPr>
+                <w:rFonts w:ascii="Courier New" w:hAnsi="Courier New" w:cs="Courier New"/>
+                <w:noProof/>
+                <w:sz w:val="18"/>
+                <w:szCs w:val="18"/>
+              </w:rPr>
+              <w:t xml:space="preserve">     },</w:t>
+            </w:r>
+          </w:p>
+          <w:p>
+            <w:pPr>
+              <w:rPr>
+                <w:rFonts w:ascii="Courier New" w:hAnsi="Courier New" w:cs="Courier New"/>
+                <w:noProof/>
+                <w:sz w:val="18"/>
+                <w:szCs w:val="18"/>
+              </w:rPr>
+            </w:pPr>
+            <w:r>
+              <w:rPr>
+                <w:rFonts w:ascii="Courier New" w:hAnsi="Courier New" w:cs="Courier New"/>
+                <w:noProof/>
+                <w:sz w:val="18"/>
+                <w:szCs w:val="18"/>
+              </w:rPr>
+              <w:t xml:space="preserve">     "display_settings": {</w:t>
+            </w:r>
+          </w:p>
+          <w:p>
+            <w:pPr>
+              <w:rPr>
+                <w:rFonts w:ascii="Courier New" w:hAnsi="Courier New" w:cs="Courier New"/>
+                <w:noProof/>
+                <w:sz w:val="18"/>
+                <w:szCs w:val="18"/>
+              </w:rPr>
+            </w:pPr>
+            <w:r>
+              <w:rPr>
+                <w:rFonts w:ascii="Courier New" w:hAnsi="Courier New" w:cs="Courier New"/>
+                <w:noProof/>
+                <w:sz w:val="18"/>
+                <w:szCs w:val="18"/>
+              </w:rPr>
+              <w:t xml:space="preserve">       "display_name": "Example Service Provider",</w:t>
+            </w:r>
+          </w:p>
+          <w:p>
+            <w:pPr>
+              <w:rPr>
+                <w:rFonts w:ascii="Courier New" w:hAnsi="Courier New" w:cs="Courier New"/>
+                <w:noProof/>
+                <w:sz w:val="18"/>
+                <w:szCs w:val="18"/>
+              </w:rPr>
+            </w:pPr>
+            <w:r>
+              <w:rPr>
+                <w:rFonts w:ascii="Courier New" w:hAnsi="Courier New" w:cs="Courier New"/>
+                <w:noProof/>
+                <w:sz w:val="18"/>
+                <w:szCs w:val="18"/>
+              </w:rPr>
+              <w:t xml:space="preserve">       "logo_uri": "https://onlineservice.com/images/logo.png",</w:t>
+            </w:r>
+          </w:p>
+          <w:p>
+            <w:pPr>
+              <w:rPr>
+                <w:rFonts w:ascii="Courier New" w:hAnsi="Courier New" w:cs="Courier New"/>
+                <w:noProof/>
+                <w:sz w:val="18"/>
+                <w:szCs w:val="18"/>
+              </w:rPr>
+            </w:pPr>
+            <w:r>
+              <w:rPr>
+                <w:rFonts w:ascii="Courier New" w:hAnsi="Courier New" w:cs="Courier New"/>
+                <w:noProof/>
+                <w:sz w:val="18"/>
+                <w:szCs w:val="18"/>
+              </w:rPr>
+              <w:t xml:space="preserve">       "icon_uri": "https://onlineservice.com/images/icon.png",</w:t>
+            </w:r>
+          </w:p>
+          <w:p>
+            <w:pPr>
+              <w:rPr>
+                <w:rFonts w:ascii="Courier New" w:hAnsi="Courier New" w:cs="Courier New"/>
+                <w:noProof/>
+                <w:sz w:val="18"/>
+                <w:szCs w:val="18"/>
+              </w:rPr>
+            </w:pPr>
+            <w:r>
+              <w:rPr>
+                <w:rFonts w:ascii="Courier New" w:hAnsi="Courier New" w:cs="Courier New"/>
+                <w:noProof/>
+                <w:sz w:val="18"/>
+                <w:szCs w:val="18"/>
+              </w:rPr>
+              <w:t xml:space="preserve">       "license": "https://openid.net/intellectual-property/licenses/fastfed/1.0/"</w:t>
             </w:r>
           </w:p>
           <w:p>
@@ -1034,7 +1029,7 @@
                 <w:sz w:val="18"/>
                 <w:szCs w:val="18"/>
               </w:rPr>
-              <w:t xml:space="preserve">         "urn:ietf:params:fastfed:1.0:authentication:SAML:Basic",</w:t>
+              <w:t xml:space="preserve">         "urn:ietf:params:fastfed:1.0:authentication:SAML:Basic"</w:t>
             </w:r>
           </w:p>
           <w:p>
@@ -1072,54 +1067,45 @@
                 <w:sz w:val="18"/>
                 <w:szCs w:val="18"/>
               </w:rPr>
-              <w:t xml:space="preserve">       "provisioning_profiles":[</w:t>
-            </w:r>
-            <w:r>
-              <w:rPr>
-                <w:rFonts w:ascii="Courier New" w:hAnsi="Courier New" w:cs="Courier New"/>
-                <w:noProof/>
-                <w:sz w:val="18"/>
-                <w:szCs w:val="18"/>
-              </w:rPr>
-              <w:t>],</w:t>
-            </w:r>
-          </w:p>
-          <w:p>
-            <w:pPr>
-              <w:rPr>
-                <w:rFonts w:ascii="Courier New" w:hAnsi="Courier New" w:cs="Courier New"/>
-                <w:noProof/>
-                <w:sz w:val="18"/>
-                <w:szCs w:val="18"/>
-              </w:rPr>
-            </w:pPr>
-            <w:r>
-              <w:rPr>
-                <w:rFonts w:ascii="Courier New" w:hAnsi="Courier New" w:cs="Courier New"/>
-                <w:noProof/>
-                <w:sz w:val="18"/>
-                <w:szCs w:val="18"/>
-              </w:rPr>
-              <w:t xml:space="preserve">       "schemas": [</w:t>
-            </w:r>
-          </w:p>
-          <w:p>
-            <w:pPr>
-              <w:rPr>
-                <w:rFonts w:ascii="Courier New" w:hAnsi="Courier New" w:cs="Courier New"/>
-                <w:noProof/>
-                <w:sz w:val="18"/>
-                <w:szCs w:val="18"/>
-              </w:rPr>
-            </w:pPr>
-            <w:r>
-              <w:rPr>
-                <w:rFonts w:ascii="Courier New" w:hAnsi="Courier New" w:cs="Courier New"/>
-                <w:noProof/>
-                <w:sz w:val="18"/>
-                <w:szCs w:val="18"/>
-              </w:rPr>
-              <w:t xml:space="preserve">         "urn:ietf:params:scim:schemas:core:2.0:User"</w:t>
+              <w:t xml:space="preserve">       "provisioning_profiles": [],</w:t>
+            </w:r>
+          </w:p>
+          <w:p>
+            <w:pPr>
+              <w:rPr>
+                <w:rFonts w:ascii="Courier New" w:hAnsi="Courier New" w:cs="Courier New"/>
+                <w:noProof/>
+                <w:sz w:val="18"/>
+                <w:szCs w:val="18"/>
+              </w:rPr>
+            </w:pPr>
+            <w:r>
+              <w:rPr>
+                <w:rFonts w:ascii="Courier New" w:hAnsi="Courier New" w:cs="Courier New"/>
+                <w:noProof/>
+                <w:sz w:val="18"/>
+                <w:szCs w:val="18"/>
+              </w:rPr>
+              <w:t xml:space="preserve">       "schema_grammars": [</w:t>
+            </w:r>
+          </w:p>
+          <w:p>
+            <w:pPr>
+              <w:rPr>
+                <w:rFonts w:ascii="Courier New" w:hAnsi="Courier New" w:cs="Courier New"/>
+                <w:noProof/>
+                <w:sz w:val="18"/>
+                <w:szCs w:val="18"/>
+              </w:rPr>
+            </w:pPr>
+            <w:r>
+              <w:rPr>
+                <w:rFonts w:ascii="Courier New" w:hAnsi="Courier New" w:cs="Courier New"/>
+                <w:noProof/>
+                <w:sz w:val="18"/>
+                <w:szCs w:val="18"/>
+              </w:rPr>
+              <w:t xml:space="preserve">         "urn:ietf:params:fastfed:1:0:schemas:scim:2.0"</w:t>
             </w:r>
           </w:p>
           <w:p>
@@ -1157,7 +1143,26 @@
                 <w:sz w:val="18"/>
                 <w:szCs w:val="18"/>
               </w:rPr>
-              <w:t xml:space="preserve">       "handshake_signing_alg": [</w:t>
+              <w:t xml:space="preserve">       "signing_alg_values_supported": [</w:t>
+            </w:r>
+          </w:p>
+          <w:p>
+            <w:pPr>
+              <w:rPr>
+                <w:rFonts w:ascii="Courier New" w:hAnsi="Courier New" w:cs="Courier New"/>
+                <w:noProof/>
+                <w:sz w:val="18"/>
+                <w:szCs w:val="18"/>
+              </w:rPr>
+            </w:pPr>
+            <w:r>
+              <w:rPr>
+                <w:rFonts w:ascii="Courier New" w:hAnsi="Courier New" w:cs="Courier New"/>
+                <w:noProof/>
+                <w:sz w:val="18"/>
+                <w:szCs w:val="18"/>
+              </w:rPr>
+              <w:t xml:space="preserve">         "ES512",</w:t>
             </w:r>
           </w:p>
           <w:p>
@@ -1214,135 +1219,387 @@
                 <w:sz w:val="18"/>
                 <w:szCs w:val="18"/>
               </w:rPr>
-              <w:t xml:space="preserve">     }</w:t>
-            </w:r>
-          </w:p>
-          <w:p>
-            <w:pPr>
-              <w:rPr>
-                <w:rFonts w:ascii="Courier New" w:hAnsi="Courier New" w:cs="Courier New"/>
-                <w:noProof/>
-                <w:sz w:val="18"/>
-                <w:szCs w:val="18"/>
-              </w:rPr>
-            </w:pPr>
-            <w:r>
-              <w:rPr>
-                <w:rFonts w:ascii="Courier New" w:hAnsi="Courier New" w:cs="Courier New"/>
-                <w:noProof/>
-                <w:sz w:val="18"/>
-                <w:szCs w:val="18"/>
-              </w:rPr>
-              <w:t xml:space="preserve">     "fastfed_handshake_</w:t>
-            </w:r>
-            <w:r>
-              <w:rPr>
-                <w:rFonts w:ascii="Courier New" w:hAnsi="Courier New" w:cs="Courier New"/>
-                <w:noProof/>
-                <w:sz w:val="18"/>
-                <w:szCs w:val="18"/>
-              </w:rPr>
-              <w:t>finish_</w:t>
-            </w:r>
-            <w:r>
-              <w:rPr>
-                <w:rFonts w:ascii="Courier New" w:hAnsi="Courier New" w:cs="Courier New"/>
-                <w:noProof/>
-                <w:sz w:val="18"/>
-                <w:szCs w:val="18"/>
-              </w:rPr>
-              <w:t xml:space="preserve">uri": </w:t>
-            </w:r>
-          </w:p>
-          <w:p>
-            <w:pPr>
-              <w:rPr>
-                <w:rFonts w:ascii="Courier New" w:hAnsi="Courier New" w:cs="Courier New"/>
-                <w:noProof/>
-                <w:sz w:val="18"/>
-                <w:szCs w:val="18"/>
-              </w:rPr>
-            </w:pPr>
-            <w:r>
-              <w:rPr>
-                <w:rFonts w:ascii="Courier New" w:hAnsi="Courier New" w:cs="Courier New"/>
-                <w:noProof/>
-                <w:sz w:val="18"/>
-                <w:szCs w:val="18"/>
-              </w:rPr>
-              <w:t xml:space="preserve">       </w:t>
-            </w:r>
-            <w:r>
-              <w:rPr>
-                <w:rFonts w:ascii="Courier New" w:hAnsi="Courier New" w:cs="Courier New"/>
-                <w:noProof/>
-                <w:sz w:val="18"/>
-                <w:szCs w:val="18"/>
-              </w:rPr>
-              <w:t>"https://tenant-</w:t>
-            </w:r>
-            <w:r>
-              <w:rPr>
-                <w:rFonts w:ascii="Courier New" w:hAnsi="Courier New" w:cs="Courier New"/>
-                <w:noProof/>
-                <w:sz w:val="18"/>
-                <w:szCs w:val="18"/>
-              </w:rPr>
-              <w:t>67890</w:t>
-            </w:r>
-            <w:r>
-              <w:rPr>
-                <w:rFonts w:ascii="Courier New" w:hAnsi="Courier New" w:cs="Courier New"/>
-                <w:noProof/>
-                <w:sz w:val="18"/>
-                <w:szCs w:val="18"/>
-              </w:rPr>
-              <w:t>.</w:t>
-            </w:r>
-            <w:r>
-              <w:rPr>
-                <w:rFonts w:ascii="Courier New" w:hAnsi="Courier New" w:cs="Courier New"/>
-                <w:noProof/>
-                <w:sz w:val="18"/>
-                <w:szCs w:val="18"/>
-              </w:rPr>
-              <w:t>onlineservice</w:t>
-            </w:r>
-            <w:r>
-              <w:rPr>
-                <w:rFonts w:ascii="Courier New" w:hAnsi="Courier New" w:cs="Courier New"/>
-                <w:noProof/>
-                <w:sz w:val="18"/>
-                <w:szCs w:val="18"/>
-              </w:rPr>
-              <w:t>.com/fastfed/</w:t>
-            </w:r>
-            <w:r>
-              <w:rPr>
-                <w:rFonts w:ascii="Courier New" w:hAnsi="Courier New" w:cs="Courier New"/>
-                <w:noProof/>
-                <w:sz w:val="18"/>
-                <w:szCs w:val="18"/>
-              </w:rPr>
-              <w:t>handshake</w:t>
-            </w:r>
-            <w:r>
-              <w:rPr>
-                <w:rFonts w:ascii="Courier New" w:hAnsi="Courier New" w:cs="Courier New"/>
-                <w:noProof/>
-                <w:sz w:val="18"/>
-                <w:szCs w:val="18"/>
-              </w:rPr>
-              <w:t>/finish</w:t>
-            </w:r>
-            <w:r>
-              <w:rPr>
-                <w:rFonts w:ascii="Courier New" w:hAnsi="Courier New" w:cs="Courier New"/>
-                <w:noProof/>
-                <w:sz w:val="18"/>
-                <w:szCs w:val="18"/>
-              </w:rPr>
-              <w:t>",</w:t>
+              <w:t xml:space="preserve">     },</w:t>
+            </w:r>
+          </w:p>
+          <w:p>
+            <w:pPr>
+              <w:rPr>
+                <w:rFonts w:ascii="Courier New" w:hAnsi="Courier New" w:cs="Courier New"/>
+                <w:noProof/>
+                <w:sz w:val="18"/>
+                <w:szCs w:val="18"/>
+              </w:rPr>
+            </w:pPr>
+            <w:r>
+              <w:rPr>
+                <w:rFonts w:ascii="Courier New" w:hAnsi="Courier New" w:cs="Courier New"/>
+                <w:noProof/>
+                <w:sz w:val="18"/>
+                <w:szCs w:val="18"/>
+              </w:rPr>
+              <w:t xml:space="preserve">     "fastfed_handshake_register_uri": </w:t>
+            </w:r>
+          </w:p>
+          <w:p>
+            <w:pPr>
+              <w:rPr>
+                <w:rFonts w:ascii="Courier New" w:hAnsi="Courier New" w:cs="Courier New"/>
+                <w:noProof/>
+                <w:sz w:val="18"/>
+                <w:szCs w:val="18"/>
+              </w:rPr>
+            </w:pPr>
+            <w:r>
+              <w:rPr>
+                <w:rFonts w:ascii="Courier New" w:hAnsi="Courier New" w:cs="Courier New"/>
+                <w:noProof/>
+                <w:sz w:val="18"/>
+                <w:szCs w:val="18"/>
+              </w:rPr>
+              <w:t xml:space="preserve">       "https://tenant-67890.onlineservice.com/fastfed/register",</w:t>
+            </w:r>
+          </w:p>
+          <w:p>
+            <w:pPr>
+              <w:rPr>
+                <w:rFonts w:ascii="Courier New" w:hAnsi="Courier New" w:cs="Courier New"/>
+                <w:noProof/>
+                <w:sz w:val="18"/>
+                <w:szCs w:val="18"/>
+              </w:rPr>
+            </w:pPr>
+            <w:r>
+              <w:rPr>
+                <w:rFonts w:ascii="Courier New" w:hAnsi="Courier New" w:cs="Courier New"/>
+                <w:noProof/>
+                <w:sz w:val="18"/>
+                <w:szCs w:val="18"/>
+              </w:rPr>
+              <w:t xml:space="preserve">     "desired_user_attributes": {</w:t>
+            </w:r>
+          </w:p>
+          <w:p>
+            <w:pPr>
+              <w:rPr>
+                <w:rFonts w:ascii="Courier New" w:hAnsi="Courier New" w:cs="Courier New"/>
+                <w:noProof/>
+                <w:sz w:val="18"/>
+                <w:szCs w:val="18"/>
+              </w:rPr>
+            </w:pPr>
+            <w:r>
+              <w:rPr>
+                <w:rFonts w:ascii="Courier New" w:hAnsi="Courier New" w:cs="Courier New"/>
+                <w:noProof/>
+                <w:sz w:val="18"/>
+                <w:szCs w:val="18"/>
+              </w:rPr>
+              <w:t xml:space="preserve">       "urn:ietf:params:fastfed:1:0:schemas:scim:2.0": {</w:t>
+            </w:r>
+          </w:p>
+          <w:p>
+            <w:pPr>
+              <w:rPr>
+                <w:rFonts w:ascii="Courier New" w:hAnsi="Courier New" w:cs="Courier New"/>
+                <w:noProof/>
+                <w:sz w:val="18"/>
+                <w:szCs w:val="18"/>
+              </w:rPr>
+            </w:pPr>
+            <w:r>
+              <w:rPr>
+                <w:rFonts w:ascii="Courier New" w:hAnsi="Courier New" w:cs="Courier New"/>
+                <w:noProof/>
+                <w:sz w:val="18"/>
+                <w:szCs w:val="18"/>
+              </w:rPr>
+              <w:t xml:space="preserve">         "required_attributes": [</w:t>
+            </w:r>
+          </w:p>
+          <w:p>
+            <w:pPr>
+              <w:rPr>
+                <w:rFonts w:ascii="Courier New" w:hAnsi="Courier New" w:cs="Courier New"/>
+                <w:noProof/>
+                <w:sz w:val="18"/>
+                <w:szCs w:val="18"/>
+              </w:rPr>
+            </w:pPr>
+            <w:r>
+              <w:rPr>
+                <w:rFonts w:ascii="Courier New" w:hAnsi="Courier New" w:cs="Courier New"/>
+                <w:noProof/>
+                <w:sz w:val="18"/>
+                <w:szCs w:val="18"/>
+              </w:rPr>
+              <w:t xml:space="preserve">           "externalId",</w:t>
+            </w:r>
+          </w:p>
+          <w:p>
+            <w:pPr>
+              <w:rPr>
+                <w:rFonts w:ascii="Courier New" w:hAnsi="Courier New" w:cs="Courier New"/>
+                <w:noProof/>
+                <w:sz w:val="18"/>
+                <w:szCs w:val="18"/>
+              </w:rPr>
+            </w:pPr>
+            <w:r>
+              <w:rPr>
+                <w:rFonts w:ascii="Courier New" w:hAnsi="Courier New" w:cs="Courier New"/>
+                <w:noProof/>
+                <w:sz w:val="18"/>
+                <w:szCs w:val="18"/>
+              </w:rPr>
+              <w:t xml:space="preserve">           "username",</w:t>
+            </w:r>
+          </w:p>
+          <w:p>
+            <w:pPr>
+              <w:rPr>
+                <w:rFonts w:ascii="Courier New" w:hAnsi="Courier New" w:cs="Courier New"/>
+                <w:noProof/>
+                <w:sz w:val="18"/>
+                <w:szCs w:val="18"/>
+              </w:rPr>
+            </w:pPr>
+            <w:r>
+              <w:rPr>
+                <w:rFonts w:ascii="Courier New" w:hAnsi="Courier New" w:cs="Courier New"/>
+                <w:noProof/>
+                <w:sz w:val="18"/>
+                <w:szCs w:val="18"/>
+              </w:rPr>
+              <w:t xml:space="preserve">           "active",</w:t>
+            </w:r>
+          </w:p>
+          <w:p>
+            <w:pPr>
+              <w:rPr>
+                <w:rFonts w:ascii="Courier New" w:hAnsi="Courier New" w:cs="Courier New"/>
+                <w:noProof/>
+                <w:sz w:val="18"/>
+                <w:szCs w:val="18"/>
+              </w:rPr>
+            </w:pPr>
+            <w:r>
+              <w:rPr>
+                <w:rFonts w:ascii="Courier New" w:hAnsi="Courier New" w:cs="Courier New"/>
+                <w:noProof/>
+                <w:sz w:val="18"/>
+                <w:szCs w:val="18"/>
+              </w:rPr>
+              <w:t xml:space="preserve">           "emails[primary eq true]"</w:t>
+            </w:r>
+          </w:p>
+          <w:p>
+            <w:pPr>
+              <w:rPr>
+                <w:rFonts w:ascii="Courier New" w:hAnsi="Courier New" w:cs="Courier New"/>
+                <w:noProof/>
+                <w:sz w:val="18"/>
+                <w:szCs w:val="18"/>
+              </w:rPr>
+            </w:pPr>
+            <w:r>
+              <w:rPr>
+                <w:rFonts w:ascii="Courier New" w:hAnsi="Courier New" w:cs="Courier New"/>
+                <w:noProof/>
+                <w:sz w:val="18"/>
+                <w:szCs w:val="18"/>
+              </w:rPr>
+              <w:t xml:space="preserve">         ],</w:t>
+            </w:r>
+          </w:p>
+          <w:p>
+            <w:pPr>
+              <w:rPr>
+                <w:rFonts w:ascii="Courier New" w:hAnsi="Courier New" w:cs="Courier New"/>
+                <w:noProof/>
+                <w:sz w:val="18"/>
+                <w:szCs w:val="18"/>
+              </w:rPr>
+            </w:pPr>
+            <w:r>
+              <w:rPr>
+                <w:rFonts w:ascii="Courier New" w:hAnsi="Courier New" w:cs="Courier New"/>
+                <w:noProof/>
+                <w:sz w:val="18"/>
+                <w:szCs w:val="18"/>
+              </w:rPr>
+              <w:t xml:space="preserve">         "optional_attributes": [</w:t>
+            </w:r>
+          </w:p>
+          <w:p>
+            <w:pPr>
+              <w:rPr>
+                <w:rFonts w:ascii="Courier New" w:hAnsi="Courier New" w:cs="Courier New"/>
+                <w:noProof/>
+                <w:sz w:val="18"/>
+                <w:szCs w:val="18"/>
+              </w:rPr>
+            </w:pPr>
+            <w:r>
+              <w:rPr>
+                <w:rFonts w:ascii="Courier New" w:hAnsi="Courier New" w:cs="Courier New"/>
+                <w:noProof/>
+                <w:sz w:val="18"/>
+                <w:szCs w:val="18"/>
+              </w:rPr>
+              <w:t xml:space="preserve">           "displayName",</w:t>
+            </w:r>
+          </w:p>
+          <w:p>
+            <w:pPr>
+              <w:rPr>
+                <w:rFonts w:ascii="Courier New" w:hAnsi="Courier New" w:cs="Courier New"/>
+                <w:noProof/>
+                <w:sz w:val="18"/>
+                <w:szCs w:val="18"/>
+              </w:rPr>
+            </w:pPr>
+            <w:r>
+              <w:rPr>
+                <w:rFonts w:ascii="Courier New" w:hAnsi="Courier New" w:cs="Courier New"/>
+                <w:noProof/>
+                <w:sz w:val="18"/>
+                <w:szCs w:val="18"/>
+              </w:rPr>
+              <w:t xml:space="preserve">           "name.givenName",</w:t>
+            </w:r>
+          </w:p>
+          <w:p>
+            <w:pPr>
+              <w:rPr>
+                <w:rFonts w:ascii="Courier New" w:hAnsi="Courier New" w:cs="Courier New"/>
+                <w:noProof/>
+                <w:sz w:val="18"/>
+                <w:szCs w:val="18"/>
+              </w:rPr>
+            </w:pPr>
+            <w:r>
+              <w:rPr>
+                <w:rFonts w:ascii="Courier New" w:hAnsi="Courier New" w:cs="Courier New"/>
+                <w:noProof/>
+                <w:sz w:val="18"/>
+                <w:szCs w:val="18"/>
+              </w:rPr>
+              <w:t xml:space="preserve">           "name.familyName",</w:t>
+            </w:r>
+          </w:p>
+          <w:p>
+            <w:pPr>
+              <w:rPr>
+                <w:rFonts w:ascii="Courier New" w:hAnsi="Courier New" w:cs="Courier New"/>
+                <w:noProof/>
+                <w:sz w:val="18"/>
+                <w:szCs w:val="18"/>
+              </w:rPr>
+            </w:pPr>
+            <w:r>
+              <w:rPr>
+                <w:rFonts w:ascii="Courier New" w:hAnsi="Courier New" w:cs="Courier New"/>
+                <w:noProof/>
+                <w:sz w:val="18"/>
+                <w:szCs w:val="18"/>
+              </w:rPr>
+              <w:t xml:space="preserve">           "urn:ietf:params:scim:schemas:extension:enterprise:2.0:User:costCenter",</w:t>
+            </w:r>
+          </w:p>
+          <w:p>
+            <w:pPr>
+              <w:rPr>
+                <w:rFonts w:ascii="Courier New" w:hAnsi="Courier New" w:cs="Courier New"/>
+                <w:noProof/>
+                <w:sz w:val="18"/>
+                <w:szCs w:val="18"/>
+              </w:rPr>
+            </w:pPr>
+            <w:r>
+              <w:rPr>
+                <w:rFonts w:ascii="Courier New" w:hAnsi="Courier New" w:cs="Courier New"/>
+                <w:noProof/>
+                <w:sz w:val="18"/>
+                <w:szCs w:val="18"/>
+              </w:rPr>
+              <w:t xml:space="preserve">           "urn:scim:my:custom:schema:customAttribute"</w:t>
+            </w:r>
+          </w:p>
+          <w:p>
+            <w:pPr>
+              <w:rPr>
+                <w:rFonts w:ascii="Courier New" w:hAnsi="Courier New" w:cs="Courier New"/>
+                <w:noProof/>
+                <w:sz w:val="18"/>
+                <w:szCs w:val="18"/>
+              </w:rPr>
+            </w:pPr>
+            <w:r>
+              <w:rPr>
+                <w:rFonts w:ascii="Courier New" w:hAnsi="Courier New" w:cs="Courier New"/>
+                <w:noProof/>
+                <w:sz w:val="18"/>
+                <w:szCs w:val="18"/>
+              </w:rPr>
+              <w:t xml:space="preserve">         ]</w:t>
+            </w:r>
+          </w:p>
+          <w:p>
+            <w:pPr>
+              <w:rPr>
+                <w:rFonts w:ascii="Courier New" w:hAnsi="Courier New" w:cs="Courier New"/>
+                <w:noProof/>
+                <w:sz w:val="18"/>
+                <w:szCs w:val="18"/>
+              </w:rPr>
+            </w:pPr>
+            <w:r>
+              <w:rPr>
+                <w:rFonts w:ascii="Courier New" w:hAnsi="Courier New" w:cs="Courier New"/>
+                <w:noProof/>
+                <w:sz w:val="18"/>
+                <w:szCs w:val="18"/>
+              </w:rPr>
+              <w:t xml:space="preserve">       }</w:t>
+            </w:r>
+          </w:p>
+          <w:p>
+            <w:pPr>
+              <w:rPr>
+                <w:rFonts w:ascii="Courier New" w:hAnsi="Courier New" w:cs="Courier New"/>
+                <w:noProof/>
+                <w:sz w:val="18"/>
+                <w:szCs w:val="18"/>
+              </w:rPr>
+            </w:pPr>
+            <w:r>
+              <w:rPr>
+                <w:rFonts w:ascii="Courier New" w:hAnsi="Courier New" w:cs="Courier New"/>
+                <w:noProof/>
+                <w:sz w:val="18"/>
+                <w:szCs w:val="18"/>
+              </w:rPr>
+              <w:t xml:space="preserve">    }</w:t>
+            </w:r>
+          </w:p>
+          <w:p>
+            <w:pPr>
+              <w:rPr>
+                <w:rFonts w:ascii="Courier New" w:hAnsi="Courier New" w:cs="Courier New"/>
+                <w:noProof/>
+                <w:sz w:val="18"/>
+                <w:szCs w:val="18"/>
+              </w:rPr>
+            </w:pPr>
+            <w:r>
+              <w:rPr>
+                <w:rFonts w:ascii="Courier New" w:hAnsi="Courier New" w:cs="Courier New"/>
+                <w:noProof/>
+                <w:sz w:val="18"/>
+                <w:szCs w:val="18"/>
+              </w:rPr>
+              <w:t xml:space="preserve"> }</w:t>
             </w:r>
           </w:p>
           <w:p>
@@ -1354,24 +1611,6 @@
                 <w:szCs w:val="20"/>
               </w:rPr>
             </w:pPr>
-            <w:r>
-              <w:rPr>
-                <w:rFonts w:ascii="Courier New" w:hAnsi="Courier New" w:cs="Courier New"/>
-                <w:noProof/>
-                <w:sz w:val="20"/>
-                <w:szCs w:val="20"/>
-              </w:rPr>
-              <w:t xml:space="preserve"> }</w:t>
-            </w:r>
-            <w:r>
-              <w:rPr>
-                <w:rFonts w:ascii="Courier New" w:hAnsi="Courier New" w:cs="Courier New"/>
-                <w:noProof/>
-                <w:sz w:val="20"/>
-                <w:szCs w:val="20"/>
-              </w:rPr>
-              <w:br/>
-            </w:r>
           </w:p>
         </w:tc>
       </w:tr>
@@ -1411,7 +1650,7 @@
           <w:sz w:val="28"/>
           <w:szCs w:val="28"/>
         </w:rPr>
-        <w:t>8</w:t>
+        <w:t>9</w:t>
       </w:r>
       <w:r>
         <w:rPr>
@@ -1438,16 +1677,7 @@
           <w:sz w:val="28"/>
           <w:szCs w:val="28"/>
         </w:rPr>
-        <w:t>finalizing</w:t>
-      </w:r>
-      <w:r>
-        <w:rPr>
-          <w:b/>
-          <w:color w:val="000000" w:themeColor="text1"/>
-          <w:sz w:val="28"/>
-          <w:szCs w:val="28"/>
-        </w:rPr>
-        <w:t xml:space="preserve"> the registration</w:t>
+        <w:t>continuing</w:t>
       </w:r>
     </w:p>
     <w:p>
@@ -1481,7 +1711,7 @@
           <w:sz w:val="28"/>
           <w:szCs w:val="28"/>
         </w:rPr>
-        <w:t>9</w:t>
+        <w:t>10</w:t>
       </w:r>
       <w:r>
         <w:rPr>
@@ -1504,6 +1734,7 @@
     </w:p>
     <w:p>
       <w:r>
+        <w:lastRenderedPageBreak/>
         <w:t xml:space="preserve">Same as Scenario 1A, except that the attribute </w:t>
       </w:r>
       <w:r>
@@ -1579,36 +1810,16 @@
                 <w:sz w:val="18"/>
                 <w:szCs w:val="18"/>
               </w:rPr>
-              <w:t xml:space="preserve">  "</w:t>
-            </w:r>
-            <w:bookmarkStart w:id="0" w:name="_GoBack"/>
-            <w:r>
-              <w:rPr>
-                <w:rFonts w:ascii="Courier New" w:hAnsi="Courier New" w:cs="Courier New"/>
-                <w:noProof/>
-                <w:sz w:val="18"/>
-                <w:szCs w:val="18"/>
-              </w:rPr>
-              <w:t>iss</w:t>
-            </w:r>
-            <w:bookmarkEnd w:id="0"/>
-            <w:r>
-              <w:rPr>
-                <w:rFonts w:ascii="Courier New" w:hAnsi="Courier New" w:cs="Courier New"/>
-                <w:noProof/>
-                <w:sz w:val="18"/>
-                <w:szCs w:val="18"/>
-              </w:rPr>
-              <w:t>": "</w:t>
-            </w:r>
-            <w:r>
-              <w:rPr>
-                <w:rFonts w:ascii="Courier New" w:hAnsi="Courier New" w:cs="Courier New"/>
-                <w:noProof/>
-                <w:sz w:val="18"/>
-                <w:szCs w:val="18"/>
-              </w:rPr>
-              <w:t>cloudprovider</w:t>
+              <w:t xml:space="preserve">   "iss": "https://tenant-12345.</w:t>
+            </w:r>
+            <w:r>
+              <w:rPr>
+                <w:rFonts w:ascii="Courier New" w:hAnsi="Courier New" w:cs="Courier New"/>
+                <w:noProof/>
+                <w:sz w:val="18"/>
+                <w:szCs w:val="18"/>
+              </w:rPr>
+              <w:t>identityprovider</w:t>
             </w:r>
             <w:r>
               <w:rPr>
@@ -1636,26 +1847,7 @@
                 <w:sz w:val="18"/>
                 <w:szCs w:val="18"/>
               </w:rPr>
-              <w:t xml:space="preserve">  "sub": "tenant-12345",</w:t>
-            </w:r>
-          </w:p>
-          <w:p>
-            <w:pPr>
-              <w:rPr>
-                <w:rFonts w:ascii="Courier New" w:hAnsi="Courier New" w:cs="Courier New"/>
-                <w:noProof/>
-                <w:sz w:val="18"/>
-                <w:szCs w:val="18"/>
-              </w:rPr>
-            </w:pPr>
-            <w:r>
-              <w:rPr>
-                <w:rFonts w:ascii="Courier New" w:hAnsi="Courier New" w:cs="Courier New"/>
-                <w:noProof/>
-                <w:sz w:val="18"/>
-                <w:szCs w:val="18"/>
-              </w:rPr>
-              <w:t xml:space="preserve">  "aud": "</w:t>
+              <w:t xml:space="preserve">   "aud": "https://tenant-67890.</w:t>
             </w:r>
             <w:r>
               <w:rPr>
@@ -1692,229 +1884,148 @@
                 <w:sz w:val="18"/>
                 <w:szCs w:val="18"/>
               </w:rPr>
-              <w:t xml:space="preserve">  "schema": "urn:ietf:params:scim:schemas:core:2.0:User",</w:t>
-            </w:r>
-          </w:p>
-          <w:p>
-            <w:pPr>
-              <w:rPr>
-                <w:rFonts w:ascii="Courier New" w:hAnsi="Courier New" w:cs="Courier New"/>
-                <w:noProof/>
-                <w:sz w:val="18"/>
-                <w:szCs w:val="18"/>
-              </w:rPr>
-            </w:pPr>
-            <w:r>
-              <w:rPr>
-                <w:rFonts w:ascii="Courier New" w:hAnsi="Courier New" w:cs="Courier New"/>
-                <w:noProof/>
-                <w:sz w:val="18"/>
-                <w:szCs w:val="18"/>
-              </w:rPr>
-              <w:t xml:space="preserve">  "authentication_profile</w:t>
-            </w:r>
-            <w:r>
-              <w:rPr>
-                <w:rFonts w:ascii="Courier New" w:hAnsi="Courier New" w:cs="Courier New"/>
-                <w:noProof/>
-                <w:sz w:val="18"/>
-                <w:szCs w:val="18"/>
-              </w:rPr>
-              <w:t>s</w:t>
-            </w:r>
-            <w:r>
-              <w:rPr>
-                <w:rFonts w:ascii="Courier New" w:hAnsi="Courier New" w:cs="Courier New"/>
-                <w:noProof/>
-                <w:sz w:val="18"/>
-                <w:szCs w:val="18"/>
-              </w:rPr>
-              <w:t>":</w:t>
-            </w:r>
-            <w:r>
-              <w:rPr>
-                <w:rFonts w:ascii="Courier New" w:hAnsi="Courier New" w:cs="Courier New"/>
-                <w:noProof/>
-                <w:sz w:val="18"/>
-                <w:szCs w:val="18"/>
-              </w:rPr>
-              <w:t xml:space="preserve"> [</w:t>
-            </w:r>
-          </w:p>
-          <w:p>
-            <w:pPr>
-              <w:rPr>
-                <w:rFonts w:ascii="Courier New" w:hAnsi="Courier New" w:cs="Courier New"/>
-                <w:noProof/>
-                <w:sz w:val="18"/>
-                <w:szCs w:val="18"/>
-              </w:rPr>
-            </w:pPr>
-            <w:r>
-              <w:rPr>
-                <w:rFonts w:ascii="Courier New" w:hAnsi="Courier New" w:cs="Courier New"/>
-                <w:noProof/>
-                <w:sz w:val="18"/>
-                <w:szCs w:val="18"/>
-              </w:rPr>
-              <w:t xml:space="preserve">    </w:t>
-            </w:r>
-            <w:r>
-              <w:rPr>
-                <w:rFonts w:ascii="Courier New" w:hAnsi="Courier New" w:cs="Courier New"/>
-                <w:noProof/>
-                <w:sz w:val="18"/>
-                <w:szCs w:val="18"/>
-              </w:rPr>
-              <w:t>"urn:ietf:params:fastfed:1.0:authentication:SAML:Basic"</w:t>
-            </w:r>
-          </w:p>
-          <w:p>
-            <w:pPr>
-              <w:rPr>
-                <w:rFonts w:ascii="Courier New" w:hAnsi="Courier New" w:cs="Courier New"/>
-                <w:noProof/>
-                <w:sz w:val="18"/>
-                <w:szCs w:val="18"/>
-              </w:rPr>
-            </w:pPr>
-            <w:r>
-              <w:rPr>
-                <w:rFonts w:ascii="Courier New" w:hAnsi="Courier New" w:cs="Courier New"/>
-                <w:noProof/>
-                <w:sz w:val="18"/>
-                <w:szCs w:val="18"/>
-              </w:rPr>
-              <w:t xml:space="preserve">  ]</w:t>
-            </w:r>
-            <w:r>
-              <w:rPr>
-                <w:rFonts w:ascii="Courier New" w:hAnsi="Courier New" w:cs="Courier New"/>
-                <w:noProof/>
-                <w:sz w:val="18"/>
-                <w:szCs w:val="18"/>
-              </w:rPr>
-              <w:t>,</w:t>
-            </w:r>
-          </w:p>
-          <w:p>
-            <w:pPr>
-              <w:rPr>
-                <w:rFonts w:ascii="Courier New" w:hAnsi="Courier New" w:cs="Courier New"/>
-                <w:noProof/>
-                <w:sz w:val="18"/>
-                <w:szCs w:val="18"/>
-              </w:rPr>
-            </w:pPr>
-            <w:r>
-              <w:rPr>
-                <w:rFonts w:ascii="Courier New" w:hAnsi="Courier New" w:cs="Courier New"/>
-                <w:noProof/>
-                <w:sz w:val="18"/>
-                <w:szCs w:val="18"/>
-              </w:rPr>
-              <w:t xml:space="preserve">  </w:t>
-            </w:r>
-            <w:r>
-              <w:rPr>
-                <w:rFonts w:ascii="Courier New" w:hAnsi="Courier New" w:cs="Courier New"/>
-                <w:noProof/>
-                <w:sz w:val="18"/>
-                <w:szCs w:val="18"/>
-              </w:rPr>
-              <w:t>"urn:ietf:params:fastfed:1.0:authentication:SAML:Basic"</w:t>
-            </w:r>
-            <w:r>
-              <w:rPr>
-                <w:rFonts w:ascii="Courier New" w:hAnsi="Courier New" w:cs="Courier New"/>
-                <w:noProof/>
-                <w:sz w:val="18"/>
-                <w:szCs w:val="18"/>
-              </w:rPr>
-              <w:t>: {</w:t>
-            </w:r>
-          </w:p>
-          <w:p>
-            <w:pPr>
-              <w:rPr>
-                <w:rFonts w:ascii="Courier New" w:hAnsi="Courier New" w:cs="Courier New"/>
-                <w:noProof/>
-                <w:sz w:val="18"/>
-                <w:szCs w:val="18"/>
-              </w:rPr>
-            </w:pPr>
-            <w:r>
-              <w:rPr>
-                <w:rFonts w:ascii="Courier New" w:hAnsi="Courier New" w:cs="Courier New"/>
-                <w:noProof/>
-                <w:sz w:val="18"/>
-                <w:szCs w:val="18"/>
-              </w:rPr>
-              <w:t xml:space="preserve">  </w:t>
-            </w:r>
-            <w:r>
-              <w:rPr>
-                <w:rFonts w:ascii="Courier New" w:hAnsi="Courier New" w:cs="Courier New"/>
-                <w:noProof/>
-                <w:sz w:val="18"/>
-                <w:szCs w:val="18"/>
-              </w:rPr>
-              <w:t xml:space="preserve">  </w:t>
-            </w:r>
-            <w:r>
-              <w:rPr>
-                <w:rFonts w:ascii="Courier New" w:hAnsi="Courier New" w:cs="Courier New"/>
-                <w:noProof/>
-                <w:sz w:val="18"/>
-                <w:szCs w:val="18"/>
-              </w:rPr>
-              <w:t>"saml_metatadata_uri":</w:t>
-            </w:r>
-            <w:r>
-              <w:rPr>
-                <w:rFonts w:ascii="Courier New" w:hAnsi="Courier New" w:cs="Courier New"/>
-                <w:noProof/>
-                <w:sz w:val="18"/>
-                <w:szCs w:val="18"/>
-              </w:rPr>
-              <w:t xml:space="preserve"> </w:t>
-            </w:r>
-          </w:p>
-          <w:p>
-            <w:pPr>
-              <w:rPr>
-                <w:rFonts w:ascii="Courier New" w:hAnsi="Courier New" w:cs="Courier New"/>
-                <w:noProof/>
-                <w:sz w:val="18"/>
-                <w:szCs w:val="18"/>
-              </w:rPr>
-            </w:pPr>
-            <w:r>
-              <w:rPr>
-                <w:rFonts w:ascii="Courier New" w:hAnsi="Courier New" w:cs="Courier New"/>
-                <w:noProof/>
-                <w:sz w:val="18"/>
-                <w:szCs w:val="18"/>
-              </w:rPr>
-              <w:t xml:space="preserve">      </w:t>
-            </w:r>
-            <w:r>
-              <w:rPr>
-                <w:rFonts w:ascii="Courier New" w:hAnsi="Courier New" w:cs="Courier New"/>
-                <w:noProof/>
-                <w:sz w:val="18"/>
-                <w:szCs w:val="18"/>
-              </w:rPr>
-              <w:t>"https://tenant-12345.</w:t>
-            </w:r>
-            <w:r>
-              <w:rPr>
-                <w:rFonts w:ascii="Courier New" w:hAnsi="Courier New" w:cs="Courier New"/>
-                <w:noProof/>
-                <w:sz w:val="18"/>
-                <w:szCs w:val="18"/>
-              </w:rPr>
-              <w:t>cloudprovider</w:t>
+              <w:t xml:space="preserve">   "exp": 1234567890,</w:t>
+            </w:r>
+          </w:p>
+          <w:p>
+            <w:pPr>
+              <w:rPr>
+                <w:rFonts w:ascii="Courier New" w:hAnsi="Courier New" w:cs="Courier New"/>
+                <w:noProof/>
+                <w:sz w:val="18"/>
+                <w:szCs w:val="18"/>
+              </w:rPr>
+            </w:pPr>
+            <w:r>
+              <w:rPr>
+                <w:rFonts w:ascii="Courier New" w:hAnsi="Courier New" w:cs="Courier New"/>
+                <w:noProof/>
+                <w:sz w:val="18"/>
+                <w:szCs w:val="18"/>
+              </w:rPr>
+              <w:t xml:space="preserve">   "authentication_profiles": </w:t>
+            </w:r>
+          </w:p>
+          <w:p>
+            <w:pPr>
+              <w:rPr>
+                <w:rFonts w:ascii="Courier New" w:hAnsi="Courier New" w:cs="Courier New"/>
+                <w:noProof/>
+                <w:sz w:val="18"/>
+                <w:szCs w:val="18"/>
+              </w:rPr>
+            </w:pPr>
+            <w:r>
+              <w:rPr>
+                <w:rFonts w:ascii="Courier New" w:hAnsi="Courier New" w:cs="Courier New"/>
+                <w:noProof/>
+                <w:sz w:val="18"/>
+                <w:szCs w:val="18"/>
+              </w:rPr>
+              <w:t xml:space="preserve">     </w:t>
+            </w:r>
+            <w:r>
+              <w:rPr>
+                <w:rFonts w:ascii="Courier New" w:hAnsi="Courier New" w:cs="Courier New"/>
+                <w:noProof/>
+                <w:sz w:val="18"/>
+                <w:szCs w:val="18"/>
+              </w:rPr>
+              <w:t>["urn:ietf:params:fastfed:1.0:authentication:SAML:Basic"],</w:t>
+            </w:r>
+          </w:p>
+          <w:p>
+            <w:pPr>
+              <w:rPr>
+                <w:rFonts w:ascii="Courier New" w:hAnsi="Courier New" w:cs="Courier New"/>
+                <w:noProof/>
+                <w:sz w:val="18"/>
+                <w:szCs w:val="18"/>
+              </w:rPr>
+            </w:pPr>
+            <w:r>
+              <w:rPr>
+                <w:rFonts w:ascii="Courier New" w:hAnsi="Courier New" w:cs="Courier New"/>
+                <w:noProof/>
+                <w:sz w:val="18"/>
+                <w:szCs w:val="18"/>
+              </w:rPr>
+              <w:t xml:space="preserve">   "schema_grammar": </w:t>
+            </w:r>
+          </w:p>
+          <w:p>
+            <w:pPr>
+              <w:rPr>
+                <w:rFonts w:ascii="Courier New" w:hAnsi="Courier New" w:cs="Courier New"/>
+                <w:noProof/>
+                <w:sz w:val="18"/>
+                <w:szCs w:val="18"/>
+              </w:rPr>
+            </w:pPr>
+            <w:r>
+              <w:rPr>
+                <w:rFonts w:ascii="Courier New" w:hAnsi="Courier New" w:cs="Courier New"/>
+                <w:noProof/>
+                <w:sz w:val="18"/>
+                <w:szCs w:val="18"/>
+              </w:rPr>
+              <w:t xml:space="preserve">     </w:t>
+            </w:r>
+            <w:r>
+              <w:rPr>
+                <w:rFonts w:ascii="Courier New" w:hAnsi="Courier New" w:cs="Courier New"/>
+                <w:noProof/>
+                <w:sz w:val="18"/>
+                <w:szCs w:val="18"/>
+              </w:rPr>
+              <w:t>"urn:ietf:params:fastfed:1:0:schemas:scim:2.0",</w:t>
+            </w:r>
+          </w:p>
+          <w:p>
+            <w:pPr>
+              <w:rPr>
+                <w:rFonts w:ascii="Courier New" w:hAnsi="Courier New" w:cs="Courier New"/>
+                <w:noProof/>
+                <w:sz w:val="18"/>
+                <w:szCs w:val="18"/>
+              </w:rPr>
+            </w:pPr>
+            <w:r>
+              <w:rPr>
+                <w:rFonts w:ascii="Courier New" w:hAnsi="Courier New" w:cs="Courier New"/>
+                <w:noProof/>
+                <w:sz w:val="18"/>
+                <w:szCs w:val="18"/>
+              </w:rPr>
+              <w:t xml:space="preserve">   "urn:ietf:params:fastfed:1.0:authentication:SAML:Basic": {</w:t>
+            </w:r>
+          </w:p>
+          <w:p>
+            <w:pPr>
+              <w:rPr>
+                <w:rFonts w:ascii="Courier New" w:hAnsi="Courier New" w:cs="Courier New"/>
+                <w:noProof/>
+                <w:sz w:val="18"/>
+                <w:szCs w:val="18"/>
+              </w:rPr>
+            </w:pPr>
+            <w:r>
+              <w:rPr>
+                <w:rFonts w:ascii="Courier New" w:hAnsi="Courier New" w:cs="Courier New"/>
+                <w:noProof/>
+                <w:sz w:val="18"/>
+                <w:szCs w:val="18"/>
+              </w:rPr>
+              <w:t xml:space="preserve">     "saml_metatadata_uri": "https://tenant-12345.</w:t>
+            </w:r>
+            <w:r>
+              <w:rPr>
+                <w:rFonts w:ascii="Courier New" w:hAnsi="Courier New" w:cs="Courier New"/>
+                <w:noProof/>
+                <w:sz w:val="18"/>
+                <w:szCs w:val="18"/>
+              </w:rPr>
+              <w:t>identityprovider</w:t>
             </w:r>
             <w:r>
               <w:rPr>
@@ -1942,139 +2053,24 @@
                 <w:sz w:val="18"/>
                 <w:szCs w:val="18"/>
               </w:rPr>
-              <w:t xml:space="preserve">  },</w:t>
-            </w:r>
-          </w:p>
-          <w:p>
-            <w:pPr>
-              <w:rPr>
-                <w:rFonts w:ascii="Courier New" w:hAnsi="Courier New" w:cs="Courier New"/>
-                <w:noProof/>
-                <w:sz w:val="18"/>
-                <w:szCs w:val="18"/>
-              </w:rPr>
-            </w:pPr>
-            <w:r>
-              <w:rPr>
-                <w:rFonts w:ascii="Courier New" w:hAnsi="Courier New" w:cs="Courier New"/>
-                <w:noProof/>
-                <w:sz w:val="18"/>
-                <w:szCs w:val="18"/>
-              </w:rPr>
-              <w:t xml:space="preserve">  "oauth_token": {</w:t>
-            </w:r>
-          </w:p>
-          <w:p>
-            <w:pPr>
-              <w:rPr>
-                <w:rFonts w:ascii="Courier New" w:hAnsi="Courier New" w:cs="Courier New"/>
-                <w:noProof/>
-                <w:sz w:val="18"/>
-                <w:szCs w:val="18"/>
-              </w:rPr>
-            </w:pPr>
-            <w:r>
-              <w:rPr>
-                <w:rFonts w:ascii="Courier New" w:hAnsi="Courier New" w:cs="Courier New"/>
-                <w:noProof/>
-                <w:sz w:val="18"/>
-                <w:szCs w:val="18"/>
-              </w:rPr>
-              <w:t xml:space="preserve">    "access_token": "MTQ0NjJkZmQ5OTM2NDE1ZTZjNGZmZjI3",</w:t>
-            </w:r>
-          </w:p>
-          <w:p>
-            <w:pPr>
-              <w:rPr>
-                <w:rFonts w:ascii="Courier New" w:hAnsi="Courier New" w:cs="Courier New"/>
-                <w:noProof/>
-                <w:sz w:val="18"/>
-                <w:szCs w:val="18"/>
-              </w:rPr>
-            </w:pPr>
-            <w:r>
-              <w:rPr>
-                <w:rFonts w:ascii="Courier New" w:hAnsi="Courier New" w:cs="Courier New"/>
-                <w:noProof/>
-                <w:sz w:val="18"/>
-                <w:szCs w:val="18"/>
-              </w:rPr>
-              <w:t xml:space="preserve">    "token_type": "bearer",</w:t>
-            </w:r>
-          </w:p>
-          <w:p>
-            <w:pPr>
-              <w:rPr>
-                <w:rFonts w:ascii="Courier New" w:hAnsi="Courier New" w:cs="Courier New"/>
-                <w:noProof/>
-                <w:sz w:val="18"/>
-                <w:szCs w:val="18"/>
-              </w:rPr>
-            </w:pPr>
-            <w:r>
-              <w:rPr>
-                <w:rFonts w:ascii="Courier New" w:hAnsi="Courier New" w:cs="Courier New"/>
-                <w:noProof/>
-                <w:sz w:val="18"/>
-                <w:szCs w:val="18"/>
-              </w:rPr>
-              <w:t xml:space="preserve">    "refresh_token": "IwOGYzYTlmM2YxOTQ5MGE3YmNmMDFkNTVk",</w:t>
-            </w:r>
-          </w:p>
-          <w:p>
-            <w:pPr>
-              <w:rPr>
-                <w:rFonts w:ascii="Courier New" w:hAnsi="Courier New" w:cs="Courier New"/>
-                <w:noProof/>
-                <w:sz w:val="18"/>
-                <w:szCs w:val="18"/>
-              </w:rPr>
-            </w:pPr>
-            <w:r>
-              <w:rPr>
-                <w:rFonts w:ascii="Courier New" w:hAnsi="Courier New" w:cs="Courier New"/>
-                <w:noProof/>
-                <w:sz w:val="18"/>
-                <w:szCs w:val="18"/>
-              </w:rPr>
-              <w:t xml:space="preserve">    "expires_in": 3600 </w:t>
-            </w:r>
-          </w:p>
-          <w:p>
-            <w:pPr>
-              <w:rPr>
-                <w:rFonts w:ascii="Courier New" w:hAnsi="Courier New" w:cs="Courier New"/>
-                <w:noProof/>
-                <w:sz w:val="18"/>
-                <w:szCs w:val="18"/>
-              </w:rPr>
-            </w:pPr>
-            <w:r>
-              <w:rPr>
-                <w:rFonts w:ascii="Courier New" w:hAnsi="Courier New" w:cs="Courier New"/>
-                <w:noProof/>
-                <w:sz w:val="18"/>
-                <w:szCs w:val="18"/>
-              </w:rPr>
-              <w:t xml:space="preserve">  }</w:t>
-            </w:r>
-          </w:p>
-          <w:p>
-            <w:pPr>
-              <w:rPr>
-                <w:rFonts w:ascii="Courier New" w:hAnsi="Courier New" w:cs="Courier New"/>
-                <w:sz w:val="18"/>
-                <w:szCs w:val="18"/>
-              </w:rPr>
-            </w:pPr>
-            <w:r>
-              <w:rPr>
-                <w:rFonts w:ascii="Courier New" w:hAnsi="Courier New" w:cs="Courier New"/>
-                <w:noProof/>
-                <w:sz w:val="18"/>
-                <w:szCs w:val="18"/>
-              </w:rPr>
-              <w:t xml:space="preserve"> }</w:t>
+              <w:t xml:space="preserve">   }</w:t>
+            </w:r>
+          </w:p>
+          <w:p>
+            <w:pPr>
+              <w:rPr>
+                <w:rFonts w:ascii="Courier New" w:hAnsi="Courier New" w:cs="Courier New"/>
+                <w:sz w:val="18"/>
+                <w:szCs w:val="18"/>
+              </w:rPr>
+            </w:pPr>
+            <w:r>
+              <w:rPr>
+                <w:rFonts w:ascii="Courier New" w:hAnsi="Courier New" w:cs="Courier New"/>
+                <w:sz w:val="18"/>
+                <w:szCs w:val="18"/>
+              </w:rPr>
+              <w:t>}</w:t>
             </w:r>
           </w:p>
         </w:tc>
@@ -2183,227 +2179,50 @@
                 <w:sz w:val="18"/>
                 <w:szCs w:val="18"/>
               </w:rPr>
-              <w:lastRenderedPageBreak/>
-              <w:t xml:space="preserve"> Content-Type: application/json</w:t>
-            </w:r>
-          </w:p>
-          <w:p>
-            <w:pPr>
-              <w:rPr>
-                <w:rFonts w:ascii="Courier New" w:hAnsi="Courier New" w:cs="Courier New"/>
-                <w:noProof/>
-                <w:sz w:val="18"/>
-                <w:szCs w:val="18"/>
-              </w:rPr>
-            </w:pPr>
-          </w:p>
-          <w:p>
-            <w:pPr>
-              <w:rPr>
-                <w:rFonts w:ascii="Courier New" w:hAnsi="Courier New" w:cs="Courier New"/>
-                <w:noProof/>
-                <w:sz w:val="18"/>
-                <w:szCs w:val="18"/>
-              </w:rPr>
-            </w:pPr>
-            <w:r>
-              <w:rPr>
-                <w:rFonts w:ascii="Courier New" w:hAnsi="Courier New" w:cs="Courier New"/>
-                <w:noProof/>
-                <w:sz w:val="18"/>
-                <w:szCs w:val="18"/>
-              </w:rPr>
-              <w:t xml:space="preserve"> {</w:t>
-            </w:r>
-          </w:p>
-          <w:p>
-            <w:pPr>
-              <w:rPr>
-                <w:rFonts w:ascii="Courier New" w:hAnsi="Courier New" w:cs="Courier New"/>
-                <w:noProof/>
-                <w:sz w:val="18"/>
-                <w:szCs w:val="18"/>
-              </w:rPr>
-            </w:pPr>
-            <w:r>
-              <w:rPr>
-                <w:rFonts w:ascii="Courier New" w:hAnsi="Courier New" w:cs="Courier New"/>
-                <w:noProof/>
-                <w:sz w:val="18"/>
-                <w:szCs w:val="18"/>
-              </w:rPr>
-              <w:t xml:space="preserve">  "payload":</w:t>
-            </w:r>
-          </w:p>
-          <w:p>
-            <w:pPr>
-              <w:rPr>
-                <w:rFonts w:ascii="Courier New" w:hAnsi="Courier New" w:cs="Courier New"/>
-                <w:noProof/>
-                <w:sz w:val="18"/>
-                <w:szCs w:val="18"/>
-              </w:rPr>
-            </w:pPr>
-            <w:r>
-              <w:rPr>
-                <w:rFonts w:ascii="Courier New" w:hAnsi="Courier New" w:cs="Courier New"/>
-                <w:noProof/>
-                <w:sz w:val="18"/>
-                <w:szCs w:val="18"/>
-              </w:rPr>
-              <w:t xml:space="preserve">   "eyJpc3MiOiJqb2UiLA0KICJleHAiOjEzMDA4MTkzODAsDQogImh0dHA6Ly9leGF</w:t>
-            </w:r>
-          </w:p>
-          <w:p>
-            <w:pPr>
-              <w:rPr>
-                <w:rFonts w:ascii="Courier New" w:hAnsi="Courier New" w:cs="Courier New"/>
-                <w:noProof/>
-                <w:sz w:val="18"/>
-                <w:szCs w:val="18"/>
-              </w:rPr>
-            </w:pPr>
-            <w:r>
-              <w:rPr>
-                <w:rFonts w:ascii="Courier New" w:hAnsi="Courier New" w:cs="Courier New"/>
-                <w:noProof/>
-                <w:sz w:val="18"/>
-                <w:szCs w:val="18"/>
-              </w:rPr>
-              <w:t xml:space="preserve">    tcGxlLmNvbS9pc19yb290Ijp0cnVlfQ",</w:t>
-            </w:r>
-          </w:p>
-          <w:p>
-            <w:pPr>
-              <w:rPr>
-                <w:rFonts w:ascii="Courier New" w:hAnsi="Courier New" w:cs="Courier New"/>
-                <w:noProof/>
-                <w:sz w:val="18"/>
-                <w:szCs w:val="18"/>
-              </w:rPr>
-            </w:pPr>
-            <w:r>
-              <w:rPr>
-                <w:rFonts w:ascii="Courier New" w:hAnsi="Courier New" w:cs="Courier New"/>
-                <w:noProof/>
-                <w:sz w:val="18"/>
-                <w:szCs w:val="18"/>
-              </w:rPr>
-              <w:t xml:space="preserve">  "protected":"eyJhbGciOiJFUzI1NiJ9",</w:t>
-            </w:r>
-          </w:p>
-          <w:p>
-            <w:pPr>
-              <w:rPr>
-                <w:rFonts w:ascii="Courier New" w:hAnsi="Courier New" w:cs="Courier New"/>
-                <w:noProof/>
-                <w:sz w:val="18"/>
-                <w:szCs w:val="18"/>
-              </w:rPr>
-            </w:pPr>
-            <w:r>
-              <w:rPr>
-                <w:rFonts w:ascii="Courier New" w:hAnsi="Courier New" w:cs="Courier New"/>
-                <w:noProof/>
-                <w:sz w:val="18"/>
-                <w:szCs w:val="18"/>
-              </w:rPr>
-              <w:t xml:space="preserve">  "header":</w:t>
-            </w:r>
-          </w:p>
-          <w:p>
-            <w:pPr>
-              <w:rPr>
-                <w:rFonts w:ascii="Courier New" w:hAnsi="Courier New" w:cs="Courier New"/>
-                <w:noProof/>
-                <w:sz w:val="18"/>
-                <w:szCs w:val="18"/>
-              </w:rPr>
-            </w:pPr>
-            <w:r>
-              <w:rPr>
-                <w:rFonts w:ascii="Courier New" w:hAnsi="Courier New" w:cs="Courier New"/>
-                <w:noProof/>
-                <w:sz w:val="18"/>
-                <w:szCs w:val="18"/>
-              </w:rPr>
-              <w:t xml:space="preserve">   {"kid":"e9bc097a-ce51-4036-9562-d2ade882db0d"},</w:t>
-            </w:r>
-          </w:p>
-          <w:p>
-            <w:pPr>
-              <w:rPr>
-                <w:rFonts w:ascii="Courier New" w:hAnsi="Courier New" w:cs="Courier New"/>
-                <w:noProof/>
-                <w:sz w:val="18"/>
-                <w:szCs w:val="18"/>
-              </w:rPr>
-            </w:pPr>
-            <w:r>
-              <w:rPr>
-                <w:rFonts w:ascii="Courier New" w:hAnsi="Courier New" w:cs="Courier New"/>
-                <w:noProof/>
-                <w:sz w:val="18"/>
-                <w:szCs w:val="18"/>
-              </w:rPr>
-              <w:t xml:space="preserve">  "signature":</w:t>
-            </w:r>
-          </w:p>
-          <w:p>
-            <w:pPr>
-              <w:rPr>
-                <w:rFonts w:ascii="Courier New" w:hAnsi="Courier New" w:cs="Courier New"/>
-                <w:noProof/>
-                <w:sz w:val="18"/>
-                <w:szCs w:val="18"/>
-              </w:rPr>
-            </w:pPr>
-            <w:r>
-              <w:rPr>
-                <w:rFonts w:ascii="Courier New" w:hAnsi="Courier New" w:cs="Courier New"/>
-                <w:noProof/>
-                <w:sz w:val="18"/>
-                <w:szCs w:val="18"/>
-              </w:rPr>
-              <w:t xml:space="preserve">   "DtEhU3ljbEg8L38VWAfUAqOyKAM6-Xx-F4GawxaepmXFCgfTjDxw5djxLa8IS</w:t>
-            </w:r>
-          </w:p>
-          <w:p>
-            <w:pPr>
-              <w:rPr>
-                <w:rFonts w:ascii="Courier New" w:hAnsi="Courier New" w:cs="Courier New"/>
-                <w:noProof/>
-                <w:sz w:val="18"/>
-                <w:szCs w:val="18"/>
-              </w:rPr>
-            </w:pPr>
-            <w:r>
-              <w:rPr>
-                <w:rFonts w:ascii="Courier New" w:hAnsi="Courier New" w:cs="Courier New"/>
-                <w:noProof/>
-                <w:sz w:val="18"/>
-                <w:szCs w:val="18"/>
-              </w:rPr>
-              <w:t xml:space="preserve">    lSApmWQxfKTUJqPP3-Kg6NU1Q"</w:t>
-            </w:r>
-          </w:p>
-          <w:p>
-            <w:pPr>
-              <w:rPr>
-                <w:rFonts w:ascii="Courier New" w:hAnsi="Courier New" w:cs="Courier New"/>
-                <w:sz w:val="18"/>
-                <w:szCs w:val="18"/>
-              </w:rPr>
-            </w:pPr>
-            <w:r>
-              <w:rPr>
-                <w:rFonts w:ascii="Courier New" w:hAnsi="Courier New" w:cs="Courier New"/>
-                <w:noProof/>
-                <w:sz w:val="18"/>
-                <w:szCs w:val="18"/>
-              </w:rPr>
-              <w:t xml:space="preserve"> }</w:t>
-            </w:r>
+              <w:t xml:space="preserve"> Content-Type: </w:t>
+            </w:r>
+            <w:r>
+              <w:rPr>
+                <w:rFonts w:ascii="Courier New" w:hAnsi="Courier New" w:cs="Courier New"/>
+                <w:noProof/>
+                <w:sz w:val="18"/>
+                <w:szCs w:val="18"/>
+              </w:rPr>
+              <w:t>application/jwt</w:t>
+            </w:r>
+          </w:p>
+          <w:p>
+            <w:pPr>
+              <w:rPr>
+                <w:rFonts w:ascii="Courier New" w:hAnsi="Courier New" w:cs="Courier New"/>
+                <w:noProof/>
+                <w:sz w:val="18"/>
+                <w:szCs w:val="18"/>
+              </w:rPr>
+            </w:pPr>
+          </w:p>
+          <w:p>
+            <w:pPr>
+              <w:pStyle w:val="HTMLPreformatted"/>
+              <w:rPr>
+                <w:color w:val="000000"/>
+              </w:rPr>
+            </w:pPr>
+            <w:r>
+              <w:rPr>
+                <w:color w:val="000000"/>
+              </w:rPr>
+              <w:t>eyJhbGciOiJSUzI1NiIsImtpZCI6IjIyIn0[... omitted for brevity...]</w:t>
+            </w:r>
+          </w:p>
+          <w:p>
+            <w:pPr>
+              <w:rPr>
+                <w:rFonts w:ascii="Courier New" w:hAnsi="Courier New" w:cs="Courier New"/>
+                <w:sz w:val="18"/>
+                <w:szCs w:val="18"/>
+              </w:rPr>
+            </w:pPr>
           </w:p>
         </w:tc>
       </w:tr>
@@ -2443,7 +2262,16 @@
           <w:sz w:val="28"/>
           <w:szCs w:val="28"/>
         </w:rPr>
-        <w:t>10</w:t>
+        <w:t>1</w:t>
+      </w:r>
+      <w:r>
+        <w:rPr>
+          <w:b/>
+          <w:color w:val="000000" w:themeColor="text1"/>
+          <w:sz w:val="28"/>
+          <w:szCs w:val="28"/>
+        </w:rPr>
+        <w:t>1</w:t>
       </w:r>
       <w:r>
         <w:rPr>
@@ -2512,7 +2340,16 @@
           <w:sz w:val="28"/>
           <w:szCs w:val="28"/>
         </w:rPr>
-        <w:t>11</w:t>
+        <w:t>1</w:t>
+      </w:r>
+      <w:r>
+        <w:rPr>
+          <w:b/>
+          <w:color w:val="000000" w:themeColor="text1"/>
+          <w:sz w:val="28"/>
+          <w:szCs w:val="28"/>
+        </w:rPr>
+        <w:t>2</w:t>
       </w:r>
       <w:r>
         <w:rPr>
@@ -2535,19 +2372,13 @@
     </w:p>
     <w:p>
       <w:r>
-        <w:t xml:space="preserve">Same as Scenario 1A, except the attribute </w:t>
-      </w:r>
-      <w:r>
-        <w:rPr>
-          <w:rFonts w:ascii="Courier New" w:hAnsi="Courier New" w:cs="Courier New"/>
-          <w:noProof/>
-          <w:sz w:val="18"/>
-          <w:szCs w:val="18"/>
-        </w:rPr>
-        <w:t>scim_service_uri</w:t>
-      </w:r>
-      <w:r>
-        <w:t xml:space="preserve"> is omitted because no provisioning was enabled. </w:t>
+        <w:t xml:space="preserve">Same as Scenario 1A, except the </w:t>
+      </w:r>
+      <w:r>
+        <w:t>SCIM attributes are</w:t>
+      </w:r>
+      <w:r>
+        <w:t xml:space="preserve"> omitted because no provisioning was enabled. </w:t>
       </w:r>
     </w:p>
     <w:p>
@@ -2680,80 +2511,6 @@
                 <w:sz w:val="18"/>
                 <w:szCs w:val="18"/>
               </w:rPr>
-              <w:t xml:space="preserve"> {  </w:t>
-            </w:r>
-          </w:p>
-          <w:p>
-            <w:pPr>
-              <w:rPr>
-                <w:rFonts w:ascii="Courier New" w:hAnsi="Courier New" w:cs="Courier New"/>
-                <w:noProof/>
-                <w:sz w:val="18"/>
-                <w:szCs w:val="18"/>
-              </w:rPr>
-            </w:pPr>
-            <w:r>
-              <w:rPr>
-                <w:rFonts w:ascii="Courier New" w:hAnsi="Courier New" w:cs="Courier New"/>
-                <w:noProof/>
-                <w:sz w:val="18"/>
-                <w:szCs w:val="18"/>
-              </w:rPr>
-              <w:t xml:space="preserve">   </w:t>
-            </w:r>
-            <w:r>
-              <w:rPr>
-                <w:rFonts w:ascii="Courier New" w:hAnsi="Courier New" w:cs="Courier New"/>
-                <w:noProof/>
-                <w:sz w:val="18"/>
-                <w:szCs w:val="18"/>
-              </w:rPr>
-              <w:t>"urn:ietf:params:fastfed:1.0:authentication:SAML:Basic"</w:t>
-            </w:r>
-            <w:r>
-              <w:rPr>
-                <w:rFonts w:ascii="Courier New" w:hAnsi="Courier New" w:cs="Courier New"/>
-                <w:noProof/>
-                <w:sz w:val="18"/>
-                <w:szCs w:val="18"/>
-              </w:rPr>
-              <w:t>: {</w:t>
-            </w:r>
-          </w:p>
-          <w:p>
-            <w:pPr>
-              <w:rPr>
-                <w:rFonts w:ascii="Courier New" w:hAnsi="Courier New" w:cs="Courier New"/>
-                <w:noProof/>
-                <w:sz w:val="18"/>
-                <w:szCs w:val="18"/>
-              </w:rPr>
-            </w:pPr>
-            <w:r>
-              <w:rPr>
-                <w:rFonts w:ascii="Courier New" w:hAnsi="Courier New" w:cs="Courier New"/>
-                <w:noProof/>
-                <w:sz w:val="18"/>
-                <w:szCs w:val="18"/>
-              </w:rPr>
-              <w:t xml:space="preserve">  </w:t>
-            </w:r>
-            <w:r>
-              <w:rPr>
-                <w:rFonts w:ascii="Courier New" w:hAnsi="Courier New" w:cs="Courier New"/>
-                <w:noProof/>
-                <w:sz w:val="18"/>
-                <w:szCs w:val="18"/>
-              </w:rPr>
-              <w:t xml:space="preserve">  </w:t>
-            </w:r>
-            <w:r>
-              <w:rPr>
-                <w:rFonts w:ascii="Courier New" w:hAnsi="Courier New" w:cs="Courier New"/>
-                <w:noProof/>
-                <w:sz w:val="18"/>
-                <w:szCs w:val="18"/>
-              </w:rPr>
               <w:t xml:space="preserve"> </w:t>
             </w:r>
             <w:r>
@@ -2763,35 +2520,110 @@
                 <w:sz w:val="18"/>
                 <w:szCs w:val="18"/>
               </w:rPr>
-              <w:t>"saml_metatadata_uri":</w:t>
-            </w:r>
-          </w:p>
-          <w:p>
-            <w:pPr>
-              <w:rPr>
-                <w:rFonts w:ascii="Courier New" w:hAnsi="Courier New" w:cs="Courier New"/>
-                <w:noProof/>
-                <w:sz w:val="18"/>
-                <w:szCs w:val="18"/>
-              </w:rPr>
-            </w:pPr>
-            <w:r>
-              <w:rPr>
-                <w:rFonts w:ascii="Courier New" w:hAnsi="Courier New" w:cs="Courier New"/>
-                <w:noProof/>
-                <w:sz w:val="18"/>
-                <w:szCs w:val="18"/>
-              </w:rPr>
-              <w:t xml:space="preserve">      </w:t>
-            </w:r>
-            <w:r>
-              <w:rPr>
-                <w:rFonts w:ascii="Courier New" w:hAnsi="Courier New" w:cs="Courier New"/>
-                <w:noProof/>
-                <w:sz w:val="18"/>
-                <w:szCs w:val="18"/>
-              </w:rPr>
-              <w:t xml:space="preserve"> "https://tenant-</w:t>
+              <w:t xml:space="preserve">{  </w:t>
+            </w:r>
+          </w:p>
+          <w:p>
+            <w:pPr>
+              <w:rPr>
+                <w:rFonts w:ascii="Courier New" w:hAnsi="Courier New" w:cs="Courier New"/>
+                <w:noProof/>
+                <w:sz w:val="18"/>
+                <w:szCs w:val="18"/>
+              </w:rPr>
+            </w:pPr>
+            <w:r>
+              <w:rPr>
+                <w:rFonts w:ascii="Courier New" w:hAnsi="Courier New" w:cs="Courier New"/>
+                <w:noProof/>
+                <w:sz w:val="18"/>
+                <w:szCs w:val="18"/>
+              </w:rPr>
+              <w:t xml:space="preserve">   "fastfed_handshake_finalize_uri": </w:t>
+            </w:r>
+          </w:p>
+          <w:p>
+            <w:pPr>
+              <w:rPr>
+                <w:rFonts w:ascii="Courier New" w:hAnsi="Courier New" w:cs="Courier New"/>
+                <w:noProof/>
+                <w:sz w:val="18"/>
+                <w:szCs w:val="18"/>
+              </w:rPr>
+            </w:pPr>
+            <w:r>
+              <w:rPr>
+                <w:rFonts w:ascii="Courier New" w:hAnsi="Courier New" w:cs="Courier New"/>
+                <w:noProof/>
+                <w:sz w:val="18"/>
+                <w:szCs w:val="18"/>
+              </w:rPr>
+              <w:t xml:space="preserve">     </w:t>
+            </w:r>
+            <w:r>
+              <w:rPr>
+                <w:rFonts w:ascii="Courier New" w:hAnsi="Courier New" w:cs="Courier New"/>
+                <w:noProof/>
+                <w:sz w:val="18"/>
+                <w:szCs w:val="18"/>
+              </w:rPr>
+              <w:t>"https://tenant-6789</w:t>
+            </w:r>
+            <w:r>
+              <w:rPr>
+                <w:rFonts w:ascii="Courier New" w:hAnsi="Courier New" w:cs="Courier New"/>
+                <w:noProof/>
+                <w:sz w:val="18"/>
+                <w:szCs w:val="18"/>
+              </w:rPr>
+              <w:t>0</w:t>
+            </w:r>
+            <w:r>
+              <w:rPr>
+                <w:rFonts w:ascii="Courier New" w:hAnsi="Courier New" w:cs="Courier New"/>
+                <w:noProof/>
+                <w:sz w:val="18"/>
+                <w:szCs w:val="18"/>
+              </w:rPr>
+              <w:t>.app.example.com/fastfed/finalize",</w:t>
+            </w:r>
+          </w:p>
+          <w:p>
+            <w:pPr>
+              <w:rPr>
+                <w:rFonts w:ascii="Courier New" w:hAnsi="Courier New" w:cs="Courier New"/>
+                <w:noProof/>
+                <w:sz w:val="18"/>
+                <w:szCs w:val="18"/>
+              </w:rPr>
+            </w:pPr>
+            <w:r>
+              <w:rPr>
+                <w:rFonts w:ascii="Courier New" w:hAnsi="Courier New" w:cs="Courier New"/>
+                <w:noProof/>
+                <w:sz w:val="18"/>
+                <w:szCs w:val="18"/>
+              </w:rPr>
+              <w:t xml:space="preserve">   "urn:ietf:params:fastfed:1.0:authentication:SAML:Basic": {</w:t>
+            </w:r>
+          </w:p>
+          <w:p>
+            <w:pPr>
+              <w:rPr>
+                <w:rFonts w:ascii="Courier New" w:hAnsi="Courier New" w:cs="Courier New"/>
+                <w:noProof/>
+                <w:sz w:val="18"/>
+                <w:szCs w:val="18"/>
+              </w:rPr>
+            </w:pPr>
+            <w:r>
+              <w:rPr>
+                <w:rFonts w:ascii="Courier New" w:hAnsi="Courier New" w:cs="Courier New"/>
+                <w:noProof/>
+                <w:sz w:val="18"/>
+                <w:szCs w:val="18"/>
+              </w:rPr>
+              <w:t xml:space="preserve">     "saml_metatadata_uri": "https://tenant-</w:t>
             </w:r>
             <w:r>
               <w:rPr>
@@ -2809,172 +2641,39 @@
                 <w:sz w:val="18"/>
                 <w:szCs w:val="18"/>
               </w:rPr>
-              <w:t>.</w:t>
-            </w:r>
-            <w:r>
-              <w:rPr>
-                <w:rFonts w:ascii="Courier New" w:hAnsi="Courier New" w:cs="Courier New"/>
-                <w:noProof/>
-                <w:sz w:val="18"/>
-                <w:szCs w:val="18"/>
-              </w:rPr>
-              <w:t>onlineservice</w:t>
-            </w:r>
-            <w:r>
-              <w:rPr>
-                <w:rFonts w:ascii="Courier New" w:hAnsi="Courier New" w:cs="Courier New"/>
-                <w:noProof/>
-                <w:sz w:val="18"/>
-                <w:szCs w:val="18"/>
-              </w:rPr>
-              <w:t>.com/saml-metadata.xml"</w:t>
-            </w:r>
-          </w:p>
-          <w:p>
-            <w:pPr>
-              <w:rPr>
-                <w:rFonts w:ascii="Courier New" w:hAnsi="Courier New" w:cs="Courier New"/>
-                <w:noProof/>
-                <w:sz w:val="18"/>
-                <w:szCs w:val="18"/>
-              </w:rPr>
-            </w:pPr>
-            <w:r>
-              <w:rPr>
-                <w:rFonts w:ascii="Courier New" w:hAnsi="Courier New" w:cs="Courier New"/>
-                <w:noProof/>
-                <w:sz w:val="18"/>
-                <w:szCs w:val="18"/>
-              </w:rPr>
-              <w:t xml:space="preserve">   },</w:t>
-            </w:r>
-          </w:p>
-          <w:p>
-            <w:pPr>
-              <w:rPr>
-                <w:rFonts w:ascii="Courier New" w:hAnsi="Courier New" w:cs="Courier New"/>
-                <w:noProof/>
-                <w:sz w:val="18"/>
-                <w:szCs w:val="18"/>
-              </w:rPr>
-            </w:pPr>
-            <w:r>
-              <w:rPr>
-                <w:rFonts w:ascii="Courier New" w:hAnsi="Courier New" w:cs="Courier New"/>
-                <w:noProof/>
-                <w:sz w:val="18"/>
-                <w:szCs w:val="18"/>
-              </w:rPr>
-              <w:t xml:space="preserve">   "oauth_token": {</w:t>
-            </w:r>
-          </w:p>
-          <w:p>
-            <w:pPr>
-              <w:rPr>
-                <w:rFonts w:ascii="Courier New" w:hAnsi="Courier New" w:cs="Courier New"/>
-                <w:noProof/>
-                <w:sz w:val="18"/>
-                <w:szCs w:val="18"/>
-              </w:rPr>
-            </w:pPr>
-            <w:r>
-              <w:rPr>
-                <w:rFonts w:ascii="Courier New" w:hAnsi="Courier New" w:cs="Courier New"/>
-                <w:noProof/>
-                <w:sz w:val="18"/>
-                <w:szCs w:val="18"/>
-              </w:rPr>
-              <w:t xml:space="preserve">     "access_token": "MTQ0NjJkZmQ5OTM2NDE1ZTZjNGZmZjI3",</w:t>
-            </w:r>
-          </w:p>
-          <w:p>
-            <w:pPr>
-              <w:rPr>
-                <w:rFonts w:ascii="Courier New" w:hAnsi="Courier New" w:cs="Courier New"/>
-                <w:noProof/>
-                <w:sz w:val="18"/>
-                <w:szCs w:val="18"/>
-              </w:rPr>
-            </w:pPr>
-            <w:r>
-              <w:rPr>
-                <w:rFonts w:ascii="Courier New" w:hAnsi="Courier New" w:cs="Courier New"/>
-                <w:noProof/>
-                <w:sz w:val="18"/>
-                <w:szCs w:val="18"/>
-              </w:rPr>
-              <w:t xml:space="preserve">     "token_type": "bearer",</w:t>
-            </w:r>
-          </w:p>
-          <w:p>
-            <w:pPr>
-              <w:rPr>
-                <w:rFonts w:ascii="Courier New" w:hAnsi="Courier New" w:cs="Courier New"/>
-                <w:noProof/>
-                <w:sz w:val="18"/>
-                <w:szCs w:val="18"/>
-              </w:rPr>
-            </w:pPr>
-            <w:r>
-              <w:rPr>
-                <w:rFonts w:ascii="Courier New" w:hAnsi="Courier New" w:cs="Courier New"/>
-                <w:noProof/>
-                <w:sz w:val="18"/>
-                <w:szCs w:val="18"/>
-              </w:rPr>
-              <w:t xml:space="preserve">     "refresh_token": "IwOGYzYTlmM2YxOTQ5MGE3YmNmMDFkNTVk",</w:t>
-            </w:r>
-          </w:p>
-          <w:p>
-            <w:pPr>
-              <w:rPr>
-                <w:rFonts w:ascii="Courier New" w:hAnsi="Courier New" w:cs="Courier New"/>
-                <w:noProof/>
-                <w:sz w:val="18"/>
-                <w:szCs w:val="18"/>
-              </w:rPr>
-            </w:pPr>
-            <w:r>
-              <w:rPr>
-                <w:rFonts w:ascii="Courier New" w:hAnsi="Courier New" w:cs="Courier New"/>
-                <w:noProof/>
-                <w:sz w:val="18"/>
-                <w:szCs w:val="18"/>
-              </w:rPr>
-              <w:t xml:space="preserve">     "expires_in": 3600</w:t>
-            </w:r>
-          </w:p>
-          <w:p>
-            <w:pPr>
-              <w:rPr>
-                <w:rFonts w:ascii="Courier New" w:hAnsi="Courier New" w:cs="Courier New"/>
-                <w:noProof/>
-                <w:sz w:val="18"/>
-                <w:szCs w:val="18"/>
-              </w:rPr>
-            </w:pPr>
-            <w:r>
-              <w:rPr>
-                <w:rFonts w:ascii="Courier New" w:hAnsi="Courier New" w:cs="Courier New"/>
-                <w:noProof/>
-                <w:sz w:val="18"/>
-                <w:szCs w:val="18"/>
-              </w:rPr>
-              <w:t xml:space="preserve">   }  </w:t>
-            </w:r>
-          </w:p>
-          <w:p>
-            <w:pPr>
-              <w:rPr>
-                <w:rFonts w:ascii="Courier New" w:hAnsi="Courier New" w:cs="Courier New"/>
-                <w:sz w:val="18"/>
-                <w:szCs w:val="18"/>
-              </w:rPr>
-            </w:pPr>
-            <w:r>
-              <w:rPr>
-                <w:rFonts w:ascii="Courier New" w:hAnsi="Courier New" w:cs="Courier New"/>
-                <w:noProof/>
+              <w:t>.app.example.com/saml-metadata.xml"</w:t>
+            </w:r>
+          </w:p>
+          <w:p>
+            <w:pPr>
+              <w:rPr>
+                <w:rFonts w:ascii="Courier New" w:hAnsi="Courier New" w:cs="Courier New"/>
+                <w:noProof/>
+                <w:sz w:val="18"/>
+                <w:szCs w:val="18"/>
+              </w:rPr>
+            </w:pPr>
+            <w:r>
+              <w:rPr>
+                <w:rFonts w:ascii="Courier New" w:hAnsi="Courier New" w:cs="Courier New"/>
+                <w:noProof/>
+                <w:sz w:val="18"/>
+                <w:szCs w:val="18"/>
+              </w:rPr>
+              <w:t xml:space="preserve">   }</w:t>
+            </w:r>
+          </w:p>
+          <w:p>
+            <w:pPr>
+              <w:rPr>
+                <w:rFonts w:ascii="Courier New" w:hAnsi="Courier New" w:cs="Courier New"/>
+                <w:sz w:val="18"/>
+                <w:szCs w:val="18"/>
+              </w:rPr>
+            </w:pPr>
+            <w:r>
+              <w:rPr>
+                <w:rFonts w:ascii="Courier New" w:hAnsi="Courier New" w:cs="Courier New"/>
                 <w:sz w:val="18"/>
                 <w:szCs w:val="18"/>
               </w:rPr>
@@ -3028,7 +2727,7 @@
           <w:sz w:val="28"/>
           <w:szCs w:val="28"/>
         </w:rPr>
-        <w:t>2</w:t>
+        <w:t>3</w:t>
       </w:r>
       <w:r>
         <w:rPr>
@@ -3043,19 +2742,6 @@
     <w:p>
       <w:r>
         <w:t>Same as Scenario 1A.</w:t>
-      </w:r>
-    </w:p>
-    <w:p>
-      <w:pPr>
-        <w:pStyle w:val="Heading1"/>
-      </w:pPr>
-      <w:r>
-        <w:t>Adding SCIM Provisioning to the Existing SSO Configuration</w:t>
-      </w:r>
-    </w:p>
-    <w:p>
-      <w:r>
-        <w:t>At a later time, Alice decides to turn on automated provisioning. These steps demonstrate the flow.</w:t>
       </w:r>
     </w:p>
     <w:p/>
@@ -3063,87 +2749,51 @@
       <w:pPr>
         <w:rPr>
           <w:b/>
-          <w:sz w:val="28"/>
-          <w:szCs w:val="28"/>
-        </w:rPr>
-      </w:pPr>
-      <w:r>
-        <w:rPr>
-          <w:b/>
-          <w:sz w:val="28"/>
-          <w:szCs w:val="28"/>
-        </w:rPr>
-        <w:t xml:space="preserve">Step </w:t>
-      </w:r>
-      <w:r>
-        <w:rPr>
-          <w:b/>
-          <w:sz w:val="28"/>
-          <w:szCs w:val="28"/>
-        </w:rPr>
-        <w:t>1</w:t>
-      </w:r>
-      <w:r>
-        <w:rPr>
-          <w:b/>
-          <w:sz w:val="28"/>
-          <w:szCs w:val="28"/>
-        </w:rPr>
-        <w:t>3</w:t>
-      </w:r>
-      <w:r>
-        <w:rPr>
-          <w:b/>
-          <w:sz w:val="28"/>
-          <w:szCs w:val="28"/>
-        </w:rPr>
-        <w:t xml:space="preserve">) Alice </w:t>
-      </w:r>
-      <w:r>
-        <w:rPr>
-          <w:b/>
-          <w:sz w:val="28"/>
-          <w:szCs w:val="28"/>
-        </w:rPr>
-        <w:t>returns to</w:t>
-      </w:r>
-      <w:r>
-        <w:rPr>
-          <w:b/>
-          <w:sz w:val="28"/>
-          <w:szCs w:val="28"/>
-        </w:rPr>
-        <w:t xml:space="preserve"> OnlineService.com and navigates to the page for configuring SSO</w:t>
-      </w:r>
-      <w:r>
-        <w:rPr>
-          <w:b/>
-          <w:sz w:val="28"/>
-          <w:szCs w:val="28"/>
-        </w:rPr>
-        <w:t xml:space="preserve"> &amp; Provis</w:t>
-      </w:r>
-      <w:r>
-        <w:rPr>
-          <w:b/>
-          <w:sz w:val="28"/>
-          <w:szCs w:val="28"/>
-        </w:rPr>
-        <w:t>i</w:t>
-      </w:r>
-      <w:r>
-        <w:rPr>
-          <w:b/>
-          <w:sz w:val="28"/>
-          <w:szCs w:val="28"/>
-        </w:rPr>
-        <w:t>oning.</w:t>
+          <w:color w:val="000000" w:themeColor="text1"/>
+          <w:sz w:val="28"/>
+          <w:szCs w:val="28"/>
+        </w:rPr>
+      </w:pPr>
+      <w:r>
+        <w:rPr>
+          <w:b/>
+          <w:color w:val="000000" w:themeColor="text1"/>
+          <w:sz w:val="28"/>
+          <w:szCs w:val="28"/>
+        </w:rPr>
+        <w:t>Step 14) Identity Provider Notifies When Finished [Optional]</w:t>
+      </w:r>
+    </w:p>
+    <w:p>
+      <w:r>
+        <w:t>Same as Scenario 1A.</w:t>
       </w:r>
     </w:p>
     <w:p/>
     <w:p>
-      <w:r>
-        <w:t xml:space="preserve">This is an implementation decision outside the scope of FastFed. </w:t>
+      <w:pPr>
+        <w:pStyle w:val="Heading1"/>
+      </w:pPr>
+      <w:r>
+        <w:lastRenderedPageBreak/>
+        <w:t>Adding SCIM Provisioning to the Existing SSO Configuration</w:t>
+      </w:r>
+    </w:p>
+    <w:p>
+      <w:r>
+        <w:t xml:space="preserve">At a later time, Alice decides to </w:t>
+      </w:r>
+      <w:r>
+        <w:t>enable</w:t>
+      </w:r>
+      <w:r>
+        <w:t xml:space="preserve"> automated provisioning. </w:t>
+      </w:r>
+      <w:r>
+        <w:t>The following</w:t>
+      </w:r>
+      <w:r>
+        <w:t xml:space="preserve"> steps demonstrate the flow.</w:t>
       </w:r>
     </w:p>
     <w:p/>
@@ -3169,32 +2819,127 @@
           <w:sz w:val="28"/>
           <w:szCs w:val="28"/>
         </w:rPr>
-        <w:t>14</w:t>
-      </w:r>
-      <w:r>
-        <w:rPr>
-          <w:b/>
-          <w:sz w:val="28"/>
-          <w:szCs w:val="28"/>
-        </w:rPr>
-        <w:t>) Discovery of Alice’s Identity Provider</w:t>
-      </w:r>
-    </w:p>
-    <w:p>
-      <w:r>
-        <w:lastRenderedPageBreak/>
-        <w:t xml:space="preserve">Because Alice has already configured SSO, this flow changes. Alice is prompted whether </w:t>
-      </w:r>
-      <w:r>
-        <w:t xml:space="preserve">she wants </w:t>
-      </w:r>
-      <w:r>
-        <w:t>to modify the existing SSO configuration or create a new one. Alice chooses to modify the existing one.</w:t>
+        <w:t>1</w:t>
+      </w:r>
+      <w:r>
+        <w:rPr>
+          <w:b/>
+          <w:sz w:val="28"/>
+          <w:szCs w:val="28"/>
+        </w:rPr>
+        <w:t>5</w:t>
+      </w:r>
+      <w:r>
+        <w:rPr>
+          <w:b/>
+          <w:sz w:val="28"/>
+          <w:szCs w:val="28"/>
+        </w:rPr>
+        <w:t xml:space="preserve">) Alice </w:t>
+      </w:r>
+      <w:r>
+        <w:rPr>
+          <w:b/>
+          <w:sz w:val="28"/>
+          <w:szCs w:val="28"/>
+        </w:rPr>
+        <w:t>returns to</w:t>
+      </w:r>
+      <w:r>
+        <w:rPr>
+          <w:b/>
+          <w:sz w:val="28"/>
+          <w:szCs w:val="28"/>
+        </w:rPr>
+        <w:t xml:space="preserve"> OnlineService.com and navigates to the page for configuring SSO</w:t>
+      </w:r>
+      <w:r>
+        <w:rPr>
+          <w:b/>
+          <w:sz w:val="28"/>
+          <w:szCs w:val="28"/>
+        </w:rPr>
+        <w:t xml:space="preserve"> &amp; Provis</w:t>
+      </w:r>
+      <w:r>
+        <w:rPr>
+          <w:b/>
+          <w:sz w:val="28"/>
+          <w:szCs w:val="28"/>
+        </w:rPr>
+        <w:t>i</w:t>
+      </w:r>
+      <w:r>
+        <w:rPr>
+          <w:b/>
+          <w:sz w:val="28"/>
+          <w:szCs w:val="28"/>
+        </w:rPr>
+        <w:t>oning.</w:t>
       </w:r>
     </w:p>
     <w:p/>
     <w:p>
       <w:r>
+        <w:t xml:space="preserve">This is an implementation decision outside the scope of FastFed. </w:t>
+      </w:r>
+    </w:p>
+    <w:p/>
+    <w:p>
+      <w:pPr>
+        <w:rPr>
+          <w:b/>
+          <w:sz w:val="28"/>
+          <w:szCs w:val="28"/>
+        </w:rPr>
+      </w:pPr>
+      <w:r>
+        <w:rPr>
+          <w:b/>
+          <w:sz w:val="28"/>
+          <w:szCs w:val="28"/>
+        </w:rPr>
+        <w:t xml:space="preserve">Step </w:t>
+      </w:r>
+      <w:r>
+        <w:rPr>
+          <w:b/>
+          <w:sz w:val="28"/>
+          <w:szCs w:val="28"/>
+        </w:rPr>
+        <w:t>1</w:t>
+      </w:r>
+      <w:r>
+        <w:rPr>
+          <w:b/>
+          <w:sz w:val="28"/>
+          <w:szCs w:val="28"/>
+        </w:rPr>
+        <w:t>6</w:t>
+      </w:r>
+      <w:r>
+        <w:rPr>
+          <w:b/>
+          <w:sz w:val="28"/>
+          <w:szCs w:val="28"/>
+        </w:rPr>
+        <w:t>) Discovery of Alice’s Identity Provider</w:t>
+      </w:r>
+    </w:p>
+    <w:p>
+      <w:r>
+        <w:t xml:space="preserve">Because Alice has already configured SSO, this flow changes. Alice is prompted whether </w:t>
+      </w:r>
+      <w:r>
+        <w:t xml:space="preserve">she wants </w:t>
+      </w:r>
+      <w:r>
+        <w:t>to modify the existing SSO configuration or create a new one. Alice chooses to modify the existing one.</w:t>
+      </w:r>
+    </w:p>
+    <w:p/>
+    <w:p>
+      <w:r>
         <w:t xml:space="preserve">In this case, discovery is skipped because the Identity Provider is already known. OnlineService.com </w:t>
       </w:r>
       <w:r>
@@ -3204,13 +2949,10 @@
         <w:t xml:space="preserve"> the FastFed Metadata for the </w:t>
       </w:r>
       <w:r>
-        <w:t>provider so that it works from</w:t>
-      </w:r>
-      <w:r>
-        <w:t xml:space="preserve"> the most recent version</w:t>
-      </w:r>
-      <w:r>
-        <w:t>.</w:t>
+        <w:t xml:space="preserve">provider </w:t>
+      </w:r>
+      <w:r>
+        <w:t>to have the most current version.</w:t>
       </w:r>
     </w:p>
     <w:p/>
@@ -3303,7 +3045,25 @@
                 <w:sz w:val="18"/>
                 <w:szCs w:val="18"/>
               </w:rPr>
-              <w:t xml:space="preserve">  Host: tenant-12345.cloudprovider.com</w:t>
+              <w:t xml:space="preserve">  Host: tenant-12345.</w:t>
+            </w:r>
+            <w:r>
+              <w:rPr>
+                <w:rFonts w:ascii="Courier New" w:hAnsi="Courier New" w:cs="Courier New"/>
+                <w:noProof/>
+                <w:sz w:val="18"/>
+                <w:szCs w:val="18"/>
+              </w:rPr>
+              <w:t>identityprovider</w:t>
+            </w:r>
+            <w:r>
+              <w:rPr>
+                <w:rFonts w:ascii="Courier New" w:hAnsi="Courier New" w:cs="Courier New"/>
+                <w:noProof/>
+                <w:sz w:val="18"/>
+                <w:szCs w:val="18"/>
+              </w:rPr>
+              <w:t>.com</w:t>
             </w:r>
             <w:r>
               <w:rPr>
@@ -3377,7 +3137,16 @@
                 <w:sz w:val="18"/>
                 <w:szCs w:val="18"/>
               </w:rPr>
-              <w:t xml:space="preserve"> {</w:t>
+              <w:t xml:space="preserve"> </w:t>
+            </w:r>
+            <w:r>
+              <w:rPr>
+                <w:rFonts w:ascii="Courier New" w:hAnsi="Courier New" w:cs="Courier New"/>
+                <w:noProof/>
+                <w:sz w:val="18"/>
+                <w:szCs w:val="18"/>
+              </w:rPr>
+              <w:t>{</w:t>
             </w:r>
           </w:p>
           <w:p>
@@ -3415,211 +3184,324 @@
                 <w:sz w:val="18"/>
                 <w:szCs w:val="18"/>
               </w:rPr>
-              <w:t xml:space="preserve">     "provider_</w:t>
-            </w:r>
-            <w:r>
-              <w:rPr>
-                <w:rFonts w:ascii="Courier New" w:hAnsi="Courier New" w:cs="Courier New"/>
-                <w:noProof/>
-                <w:sz w:val="18"/>
-                <w:szCs w:val="18"/>
-              </w:rPr>
-              <w:t>domain_name</w:t>
-            </w:r>
-            <w:r>
-              <w:rPr>
-                <w:rFonts w:ascii="Courier New" w:hAnsi="Courier New" w:cs="Courier New"/>
-                <w:noProof/>
-                <w:sz w:val="18"/>
-                <w:szCs w:val="18"/>
-              </w:rPr>
-              <w:t>": "cloudprovider.com",</w:t>
-            </w:r>
-          </w:p>
-          <w:p>
-            <w:pPr>
-              <w:rPr>
-                <w:rFonts w:ascii="Courier New" w:hAnsi="Courier New" w:cs="Courier New"/>
-                <w:noProof/>
-                <w:sz w:val="18"/>
-                <w:szCs w:val="18"/>
-              </w:rPr>
-            </w:pPr>
-            <w:r>
-              <w:rPr>
-                <w:rFonts w:ascii="Courier New" w:hAnsi="Courier New" w:cs="Courier New"/>
-                <w:noProof/>
-                <w:sz w:val="18"/>
-                <w:szCs w:val="18"/>
-              </w:rPr>
-              <w:t xml:space="preserve">     "tenant_id": "tenant-12345",</w:t>
-            </w:r>
-          </w:p>
-          <w:p>
-            <w:pPr>
-              <w:rPr>
-                <w:rFonts w:ascii="Courier New" w:hAnsi="Courier New" w:cs="Courier New"/>
-                <w:noProof/>
-                <w:sz w:val="18"/>
-                <w:szCs w:val="18"/>
-              </w:rPr>
-            </w:pPr>
-            <w:r>
-              <w:rPr>
-                <w:rFonts w:ascii="Courier New" w:hAnsi="Courier New" w:cs="Courier New"/>
-                <w:noProof/>
-                <w:sz w:val="18"/>
-                <w:szCs w:val="18"/>
-              </w:rPr>
-              <w:t xml:space="preserve">     "jwks_uri": "https://cloudprovider.com/fastfed/keys",</w:t>
-            </w:r>
-          </w:p>
-          <w:p>
-            <w:pPr>
-              <w:rPr>
-                <w:rFonts w:ascii="Courier New" w:hAnsi="Courier New" w:cs="Courier New"/>
-                <w:noProof/>
-                <w:sz w:val="18"/>
-                <w:szCs w:val="18"/>
-              </w:rPr>
-            </w:pPr>
-            <w:r>
-              <w:rPr>
-                <w:rFonts w:ascii="Courier New" w:hAnsi="Courier New" w:cs="Courier New"/>
-                <w:noProof/>
-                <w:sz w:val="18"/>
-                <w:szCs w:val="18"/>
-              </w:rPr>
-              <w:t xml:space="preserve">     "</w:t>
-            </w:r>
-            <w:r>
-              <w:rPr>
-                <w:rFonts w:ascii="Courier New" w:hAnsi="Courier New" w:cs="Courier New"/>
-                <w:noProof/>
-                <w:sz w:val="18"/>
-                <w:szCs w:val="18"/>
-              </w:rPr>
-              <w:t>display_</w:t>
-            </w:r>
-            <w:r>
-              <w:rPr>
-                <w:rFonts w:ascii="Courier New" w:hAnsi="Courier New" w:cs="Courier New"/>
-                <w:noProof/>
-                <w:sz w:val="18"/>
-                <w:szCs w:val="18"/>
-              </w:rPr>
-              <w:t>name": "Cloud Provider",</w:t>
-            </w:r>
-          </w:p>
-          <w:p>
-            <w:pPr>
-              <w:rPr>
-                <w:rFonts w:ascii="Courier New" w:hAnsi="Courier New" w:cs="Courier New"/>
-                <w:noProof/>
-                <w:sz w:val="18"/>
-                <w:szCs w:val="18"/>
-              </w:rPr>
-            </w:pPr>
-            <w:r>
-              <w:rPr>
-                <w:rFonts w:ascii="Courier New" w:hAnsi="Courier New" w:cs="Courier New"/>
-                <w:noProof/>
-                <w:sz w:val="18"/>
-                <w:szCs w:val="18"/>
-              </w:rPr>
-              <w:t xml:space="preserve">     "</w:t>
-            </w:r>
-            <w:r>
-              <w:rPr>
-                <w:rFonts w:ascii="Courier New" w:hAnsi="Courier New" w:cs="Courier New"/>
-                <w:noProof/>
-                <w:sz w:val="18"/>
-                <w:szCs w:val="18"/>
-              </w:rPr>
-              <w:t>display_images</w:t>
-            </w:r>
-            <w:r>
-              <w:rPr>
-                <w:rFonts w:ascii="Courier New" w:hAnsi="Courier New" w:cs="Courier New"/>
-                <w:noProof/>
-                <w:sz w:val="18"/>
-                <w:szCs w:val="18"/>
-              </w:rPr>
-              <w:t>": {</w:t>
-            </w:r>
-          </w:p>
-          <w:p>
-            <w:pPr>
-              <w:rPr>
-                <w:rFonts w:ascii="Courier New" w:hAnsi="Courier New" w:cs="Courier New"/>
-                <w:noProof/>
-                <w:sz w:val="18"/>
-                <w:szCs w:val="18"/>
-              </w:rPr>
-            </w:pPr>
-            <w:r>
-              <w:rPr>
-                <w:rFonts w:ascii="Courier New" w:hAnsi="Courier New" w:cs="Courier New"/>
-                <w:noProof/>
-                <w:sz w:val="18"/>
-                <w:szCs w:val="18"/>
-              </w:rPr>
-              <w:t xml:space="preserve">       "l</w:t>
-            </w:r>
-            <w:r>
-              <w:rPr>
-                <w:rFonts w:ascii="Courier New" w:hAnsi="Courier New" w:cs="Courier New"/>
-                <w:noProof/>
-                <w:sz w:val="18"/>
-                <w:szCs w:val="18"/>
-              </w:rPr>
-              <w:t>ogo</w:t>
-            </w:r>
-            <w:r>
-              <w:rPr>
-                <w:rFonts w:ascii="Courier New" w:hAnsi="Courier New" w:cs="Courier New"/>
-                <w:noProof/>
-                <w:sz w:val="18"/>
-                <w:szCs w:val="18"/>
-              </w:rPr>
-              <w:t>_uri": "https://cloudprovider.com/images/</w:t>
-            </w:r>
-            <w:r>
-              <w:rPr>
-                <w:rFonts w:ascii="Courier New" w:hAnsi="Courier New" w:cs="Courier New"/>
-                <w:noProof/>
-                <w:sz w:val="18"/>
-                <w:szCs w:val="18"/>
-              </w:rPr>
-              <w:t>logo</w:t>
-            </w:r>
-            <w:r>
-              <w:rPr>
-                <w:rFonts w:ascii="Courier New" w:hAnsi="Courier New" w:cs="Courier New"/>
-                <w:noProof/>
-                <w:sz w:val="18"/>
-                <w:szCs w:val="18"/>
-              </w:rPr>
-              <w:t>.png",</w:t>
-            </w:r>
-          </w:p>
-          <w:p>
-            <w:pPr>
-              <w:rPr>
-                <w:rFonts w:ascii="Courier New" w:hAnsi="Courier New" w:cs="Courier New"/>
-                <w:noProof/>
-                <w:sz w:val="18"/>
-                <w:szCs w:val="18"/>
-              </w:rPr>
-            </w:pPr>
-            <w:r>
-              <w:rPr>
-                <w:rFonts w:ascii="Courier New" w:hAnsi="Courier New" w:cs="Courier New"/>
-                <w:noProof/>
-                <w:sz w:val="18"/>
-                <w:szCs w:val="18"/>
-              </w:rPr>
-              <w:t xml:space="preserve">       "icon_uri": "https://cloudprovider.com/images/icon.png"</w:t>
+              <w:t xml:space="preserve">     "entity_id": "https://tenant-12345.</w:t>
+            </w:r>
+            <w:r>
+              <w:rPr>
+                <w:rFonts w:ascii="Courier New" w:hAnsi="Courier New" w:cs="Courier New"/>
+                <w:noProof/>
+                <w:sz w:val="18"/>
+                <w:szCs w:val="18"/>
+              </w:rPr>
+              <w:t>identityprovider</w:t>
+            </w:r>
+            <w:r>
+              <w:rPr>
+                <w:rFonts w:ascii="Courier New" w:hAnsi="Courier New" w:cs="Courier New"/>
+                <w:noProof/>
+                <w:sz w:val="18"/>
+                <w:szCs w:val="18"/>
+              </w:rPr>
+              <w:t>.com/"</w:t>
+            </w:r>
+          </w:p>
+          <w:p>
+            <w:pPr>
+              <w:rPr>
+                <w:rFonts w:ascii="Courier New" w:hAnsi="Courier New" w:cs="Courier New"/>
+                <w:noProof/>
+                <w:sz w:val="18"/>
+                <w:szCs w:val="18"/>
+              </w:rPr>
+            </w:pPr>
+            <w:r>
+              <w:rPr>
+                <w:rFonts w:ascii="Courier New" w:hAnsi="Courier New" w:cs="Courier New"/>
+                <w:noProof/>
+                <w:sz w:val="18"/>
+                <w:szCs w:val="18"/>
+              </w:rPr>
+              <w:t xml:space="preserve">     "provider_domain": "</w:t>
+            </w:r>
+            <w:r>
+              <w:rPr>
+                <w:rFonts w:ascii="Courier New" w:hAnsi="Courier New" w:cs="Courier New"/>
+                <w:noProof/>
+                <w:sz w:val="18"/>
+                <w:szCs w:val="18"/>
+              </w:rPr>
+              <w:t>identityprovider</w:t>
+            </w:r>
+            <w:r>
+              <w:rPr>
+                <w:rFonts w:ascii="Courier New" w:hAnsi="Courier New" w:cs="Courier New"/>
+                <w:noProof/>
+                <w:sz w:val="18"/>
+                <w:szCs w:val="18"/>
+              </w:rPr>
+              <w:t>.com",</w:t>
+            </w:r>
+          </w:p>
+          <w:p>
+            <w:pPr>
+              <w:rPr>
+                <w:rFonts w:ascii="Courier New" w:hAnsi="Courier New" w:cs="Courier New"/>
+                <w:noProof/>
+                <w:sz w:val="18"/>
+                <w:szCs w:val="18"/>
+              </w:rPr>
+            </w:pPr>
+            <w:r>
+              <w:rPr>
+                <w:rFonts w:ascii="Courier New" w:hAnsi="Courier New" w:cs="Courier New"/>
+                <w:noProof/>
+                <w:sz w:val="18"/>
+                <w:szCs w:val="18"/>
+              </w:rPr>
+              <w:t xml:space="preserve">     "provider_contact_information": {</w:t>
+            </w:r>
+          </w:p>
+          <w:p>
+            <w:pPr>
+              <w:rPr>
+                <w:rFonts w:ascii="Courier New" w:hAnsi="Courier New" w:cs="Courier New"/>
+                <w:noProof/>
+                <w:sz w:val="18"/>
+                <w:szCs w:val="18"/>
+              </w:rPr>
+            </w:pPr>
+            <w:r>
+              <w:rPr>
+                <w:rFonts w:ascii="Courier New" w:hAnsi="Courier New" w:cs="Courier New"/>
+                <w:noProof/>
+                <w:sz w:val="18"/>
+                <w:szCs w:val="18"/>
+              </w:rPr>
+              <w:t xml:space="preserve">       "organization": "</w:t>
+            </w:r>
+            <w:r>
+              <w:rPr>
+                <w:rFonts w:ascii="Courier New" w:hAnsi="Courier New" w:cs="Courier New"/>
+                <w:noProof/>
+                <w:sz w:val="18"/>
+                <w:szCs w:val="18"/>
+              </w:rPr>
+              <w:t>Identity Provider</w:t>
+            </w:r>
+            <w:r>
+              <w:rPr>
+                <w:rFonts w:ascii="Courier New" w:hAnsi="Courier New" w:cs="Courier New"/>
+                <w:noProof/>
+                <w:sz w:val="18"/>
+                <w:szCs w:val="18"/>
+              </w:rPr>
+              <w:t xml:space="preserve"> Inc.",</w:t>
+            </w:r>
+          </w:p>
+          <w:p>
+            <w:pPr>
+              <w:rPr>
+                <w:rFonts w:ascii="Courier New" w:hAnsi="Courier New" w:cs="Courier New"/>
+                <w:noProof/>
+                <w:sz w:val="18"/>
+                <w:szCs w:val="18"/>
+              </w:rPr>
+            </w:pPr>
+            <w:r>
+              <w:rPr>
+                <w:rFonts w:ascii="Courier New" w:hAnsi="Courier New" w:cs="Courier New"/>
+                <w:noProof/>
+                <w:sz w:val="18"/>
+                <w:szCs w:val="18"/>
+              </w:rPr>
+              <w:t xml:space="preserve">       "phone": "+1-800-555-5555",</w:t>
+            </w:r>
+          </w:p>
+          <w:p>
+            <w:pPr>
+              <w:rPr>
+                <w:rFonts w:ascii="Courier New" w:hAnsi="Courier New" w:cs="Courier New"/>
+                <w:noProof/>
+                <w:sz w:val="18"/>
+                <w:szCs w:val="18"/>
+              </w:rPr>
+            </w:pPr>
+            <w:r>
+              <w:rPr>
+                <w:rFonts w:ascii="Courier New" w:hAnsi="Courier New" w:cs="Courier New"/>
+                <w:noProof/>
+                <w:sz w:val="18"/>
+                <w:szCs w:val="18"/>
+              </w:rPr>
+              <w:t xml:space="preserve">       "email": "support@</w:t>
+            </w:r>
+            <w:r>
+              <w:rPr>
+                <w:rFonts w:ascii="Courier New" w:hAnsi="Courier New" w:cs="Courier New"/>
+                <w:noProof/>
+                <w:sz w:val="18"/>
+                <w:szCs w:val="18"/>
+              </w:rPr>
+              <w:t>identityprovider</w:t>
+            </w:r>
+            <w:r>
+              <w:rPr>
+                <w:rFonts w:ascii="Courier New" w:hAnsi="Courier New" w:cs="Courier New"/>
+                <w:noProof/>
+                <w:sz w:val="18"/>
+                <w:szCs w:val="18"/>
+              </w:rPr>
+              <w:t>.com"</w:t>
+            </w:r>
+          </w:p>
+          <w:p>
+            <w:pPr>
+              <w:rPr>
+                <w:rFonts w:ascii="Courier New" w:hAnsi="Courier New" w:cs="Courier New"/>
+                <w:noProof/>
+                <w:sz w:val="18"/>
+                <w:szCs w:val="18"/>
+              </w:rPr>
+            </w:pPr>
+            <w:r>
+              <w:rPr>
+                <w:rFonts w:ascii="Courier New" w:hAnsi="Courier New" w:cs="Courier New"/>
+                <w:noProof/>
+                <w:sz w:val="18"/>
+                <w:szCs w:val="18"/>
+              </w:rPr>
+              <w:t xml:space="preserve">     },</w:t>
+            </w:r>
+          </w:p>
+          <w:p>
+            <w:pPr>
+              <w:rPr>
+                <w:rFonts w:ascii="Courier New" w:hAnsi="Courier New" w:cs="Courier New"/>
+                <w:noProof/>
+                <w:sz w:val="18"/>
+                <w:szCs w:val="18"/>
+              </w:rPr>
+            </w:pPr>
+            <w:r>
+              <w:rPr>
+                <w:rFonts w:ascii="Courier New" w:hAnsi="Courier New" w:cs="Courier New"/>
+                <w:noProof/>
+                <w:sz w:val="18"/>
+                <w:szCs w:val="18"/>
+              </w:rPr>
+              <w:t xml:space="preserve">     "display_settings": {</w:t>
+            </w:r>
+          </w:p>
+          <w:p>
+            <w:pPr>
+              <w:rPr>
+                <w:rFonts w:ascii="Courier New" w:hAnsi="Courier New" w:cs="Courier New"/>
+                <w:noProof/>
+                <w:sz w:val="18"/>
+                <w:szCs w:val="18"/>
+              </w:rPr>
+            </w:pPr>
+            <w:r>
+              <w:rPr>
+                <w:rFonts w:ascii="Courier New" w:hAnsi="Courier New" w:cs="Courier New"/>
+                <w:noProof/>
+                <w:sz w:val="18"/>
+                <w:szCs w:val="18"/>
+              </w:rPr>
+              <w:t xml:space="preserve">       "display_name": "Example Identity Provider",</w:t>
+            </w:r>
+          </w:p>
+          <w:p>
+            <w:pPr>
+              <w:rPr>
+                <w:rFonts w:ascii="Courier New" w:hAnsi="Courier New" w:cs="Courier New"/>
+                <w:noProof/>
+                <w:sz w:val="18"/>
+                <w:szCs w:val="18"/>
+              </w:rPr>
+            </w:pPr>
+            <w:r>
+              <w:rPr>
+                <w:rFonts w:ascii="Courier New" w:hAnsi="Courier New" w:cs="Courier New"/>
+                <w:noProof/>
+                <w:sz w:val="18"/>
+                <w:szCs w:val="18"/>
+              </w:rPr>
+              <w:t xml:space="preserve">       "logo_uri": "https://</w:t>
+            </w:r>
+            <w:r>
+              <w:rPr>
+                <w:rFonts w:ascii="Courier New" w:hAnsi="Courier New" w:cs="Courier New"/>
+                <w:noProof/>
+                <w:sz w:val="18"/>
+                <w:szCs w:val="18"/>
+              </w:rPr>
+              <w:t>identityprovider</w:t>
+            </w:r>
+            <w:r>
+              <w:rPr>
+                <w:rFonts w:ascii="Courier New" w:hAnsi="Courier New" w:cs="Courier New"/>
+                <w:noProof/>
+                <w:sz w:val="18"/>
+                <w:szCs w:val="18"/>
+              </w:rPr>
+              <w:t>.com/images/logo.png",</w:t>
+            </w:r>
+          </w:p>
+          <w:p>
+            <w:pPr>
+              <w:rPr>
+                <w:rFonts w:ascii="Courier New" w:hAnsi="Courier New" w:cs="Courier New"/>
+                <w:noProof/>
+                <w:sz w:val="18"/>
+                <w:szCs w:val="18"/>
+              </w:rPr>
+            </w:pPr>
+            <w:r>
+              <w:rPr>
+                <w:rFonts w:ascii="Courier New" w:hAnsi="Courier New" w:cs="Courier New"/>
+                <w:noProof/>
+                <w:sz w:val="18"/>
+                <w:szCs w:val="18"/>
+              </w:rPr>
+              <w:t xml:space="preserve">       "icon_uri": "https://i</w:t>
+            </w:r>
+            <w:r>
+              <w:rPr>
+                <w:rFonts w:ascii="Courier New" w:hAnsi="Courier New" w:cs="Courier New"/>
+                <w:noProof/>
+                <w:sz w:val="18"/>
+                <w:szCs w:val="18"/>
+              </w:rPr>
+              <w:t>dentityprovider</w:t>
+            </w:r>
+            <w:r>
+              <w:rPr>
+                <w:rFonts w:ascii="Courier New" w:hAnsi="Courier New" w:cs="Courier New"/>
+                <w:noProof/>
+                <w:sz w:val="18"/>
+                <w:szCs w:val="18"/>
+              </w:rPr>
+              <w:t>.com/images/icon.png",</w:t>
+            </w:r>
+          </w:p>
+          <w:p>
+            <w:pPr>
+              <w:rPr>
+                <w:rFonts w:ascii="Courier New" w:hAnsi="Courier New" w:cs="Courier New"/>
+                <w:noProof/>
+                <w:sz w:val="18"/>
+                <w:szCs w:val="18"/>
+              </w:rPr>
+            </w:pPr>
+            <w:r>
+              <w:rPr>
+                <w:rFonts w:ascii="Courier New" w:hAnsi="Courier New" w:cs="Courier New"/>
+                <w:noProof/>
+                <w:sz w:val="18"/>
+                <w:szCs w:val="18"/>
+              </w:rPr>
+              <w:t xml:space="preserve">       "license": "https://openid.net/intellectual-property/licenses/fastfed/1.0/"</w:t>
             </w:r>
           </w:p>
           <w:p>
@@ -3695,7 +3577,7 @@
                 <w:sz w:val="18"/>
                 <w:szCs w:val="18"/>
               </w:rPr>
-              <w:t xml:space="preserve">         "urn:ietf:params:fastfed:1.0:authentication:SAML:Basic",</w:t>
+              <w:t xml:space="preserve">         "urn:ietf:params:fastfed:1.0:authentication:SAML:Basic"</w:t>
             </w:r>
           </w:p>
           <w:p>
@@ -3733,7 +3615,7 @@
                 <w:sz w:val="18"/>
                 <w:szCs w:val="18"/>
               </w:rPr>
-              <w:t xml:space="preserve">       "provisioning_profiles":[</w:t>
+              <w:t xml:space="preserve">       "provisioning_profiles": [</w:t>
             </w:r>
           </w:p>
           <w:p>
@@ -3790,26 +3672,26 @@
                 <w:sz w:val="18"/>
                 <w:szCs w:val="18"/>
               </w:rPr>
-              <w:t xml:space="preserve">       "schemas": [</w:t>
-            </w:r>
-          </w:p>
-          <w:p>
-            <w:pPr>
-              <w:rPr>
-                <w:rFonts w:ascii="Courier New" w:hAnsi="Courier New" w:cs="Courier New"/>
-                <w:noProof/>
-                <w:sz w:val="18"/>
-                <w:szCs w:val="18"/>
-              </w:rPr>
-            </w:pPr>
-            <w:r>
-              <w:rPr>
-                <w:rFonts w:ascii="Courier New" w:hAnsi="Courier New" w:cs="Courier New"/>
-                <w:noProof/>
-                <w:sz w:val="18"/>
-                <w:szCs w:val="18"/>
-              </w:rPr>
-              <w:t xml:space="preserve">         "urn:ietf:params:scim:schemas:core:2.0:User"</w:t>
+              <w:t xml:space="preserve">       "schema_grammars": [</w:t>
+            </w:r>
+          </w:p>
+          <w:p>
+            <w:pPr>
+              <w:rPr>
+                <w:rFonts w:ascii="Courier New" w:hAnsi="Courier New" w:cs="Courier New"/>
+                <w:noProof/>
+                <w:sz w:val="18"/>
+                <w:szCs w:val="18"/>
+              </w:rPr>
+            </w:pPr>
+            <w:r>
+              <w:rPr>
+                <w:rFonts w:ascii="Courier New" w:hAnsi="Courier New" w:cs="Courier New"/>
+                <w:noProof/>
+                <w:sz w:val="18"/>
+                <w:szCs w:val="18"/>
+              </w:rPr>
+              <w:t xml:space="preserve">         "urn:ietf:params:fastfed:1:0:schemas:scim:2.0"</w:t>
             </w:r>
           </w:p>
           <w:p>
@@ -3847,7 +3729,26 @@
                 <w:sz w:val="18"/>
                 <w:szCs w:val="18"/>
               </w:rPr>
-              <w:t xml:space="preserve">       "handshake_signing_alg": [</w:t>
+              <w:t xml:space="preserve">       "signing_alg_values_supported": [</w:t>
+            </w:r>
+          </w:p>
+          <w:p>
+            <w:pPr>
+              <w:rPr>
+                <w:rFonts w:ascii="Courier New" w:hAnsi="Courier New" w:cs="Courier New"/>
+                <w:noProof/>
+                <w:sz w:val="18"/>
+                <w:szCs w:val="18"/>
+              </w:rPr>
+            </w:pPr>
+            <w:r>
+              <w:rPr>
+                <w:rFonts w:ascii="Courier New" w:hAnsi="Courier New" w:cs="Courier New"/>
+                <w:noProof/>
+                <w:sz w:val="18"/>
+                <w:szCs w:val="18"/>
+              </w:rPr>
+              <w:t xml:space="preserve">         "ES512",</w:t>
             </w:r>
           </w:p>
           <w:p>
@@ -3904,26 +3805,109 @@
                 <w:sz w:val="18"/>
                 <w:szCs w:val="18"/>
               </w:rPr>
-              <w:t xml:space="preserve">     }</w:t>
-            </w:r>
-          </w:p>
-          <w:p>
-            <w:pPr>
-              <w:rPr>
-                <w:rFonts w:ascii="Courier New" w:hAnsi="Courier New" w:cs="Courier New"/>
-                <w:noProof/>
-                <w:sz w:val="18"/>
-                <w:szCs w:val="18"/>
-              </w:rPr>
-            </w:pPr>
-            <w:r>
-              <w:rPr>
-                <w:rFonts w:ascii="Courier New" w:hAnsi="Courier New" w:cs="Courier New"/>
-                <w:noProof/>
-                <w:sz w:val="18"/>
-                <w:szCs w:val="18"/>
-              </w:rPr>
-              <w:t xml:space="preserve">     "fastfed_handshake_start_uri": "https://tenant-12345.cloudprovider.com/fastfed/start",</w:t>
+              <w:t xml:space="preserve">     },</w:t>
+            </w:r>
+          </w:p>
+          <w:p>
+            <w:pPr>
+              <w:rPr>
+                <w:rFonts w:ascii="Courier New" w:hAnsi="Courier New" w:cs="Courier New"/>
+                <w:noProof/>
+                <w:sz w:val="18"/>
+                <w:szCs w:val="18"/>
+              </w:rPr>
+            </w:pPr>
+            <w:r>
+              <w:rPr>
+                <w:rFonts w:ascii="Courier New" w:hAnsi="Courier New" w:cs="Courier New"/>
+                <w:noProof/>
+                <w:sz w:val="18"/>
+                <w:szCs w:val="18"/>
+              </w:rPr>
+              <w:t xml:space="preserve">     "jwks_uri": "https://id</w:t>
+            </w:r>
+            <w:r>
+              <w:rPr>
+                <w:rFonts w:ascii="Courier New" w:hAnsi="Courier New" w:cs="Courier New"/>
+                <w:noProof/>
+                <w:sz w:val="18"/>
+                <w:szCs w:val="18"/>
+              </w:rPr>
+              <w:t>entityprovider</w:t>
+            </w:r>
+            <w:r>
+              <w:rPr>
+                <w:rFonts w:ascii="Courier New" w:hAnsi="Courier New" w:cs="Courier New"/>
+                <w:noProof/>
+                <w:sz w:val="18"/>
+                <w:szCs w:val="18"/>
+              </w:rPr>
+              <w:t>.com/keys",</w:t>
+            </w:r>
+          </w:p>
+          <w:p>
+            <w:pPr>
+              <w:rPr>
+                <w:rFonts w:ascii="Courier New" w:hAnsi="Courier New" w:cs="Courier New"/>
+                <w:noProof/>
+                <w:sz w:val="18"/>
+                <w:szCs w:val="18"/>
+              </w:rPr>
+            </w:pPr>
+            <w:r>
+              <w:rPr>
+                <w:rFonts w:ascii="Courier New" w:hAnsi="Courier New" w:cs="Courier New"/>
+                <w:noProof/>
+                <w:sz w:val="18"/>
+                <w:szCs w:val="18"/>
+              </w:rPr>
+              <w:t xml:space="preserve">     "fastfed_handshake_start_uri": </w:t>
+            </w:r>
+          </w:p>
+          <w:p>
+            <w:pPr>
+              <w:rPr>
+                <w:rFonts w:ascii="Courier New" w:hAnsi="Courier New" w:cs="Courier New"/>
+                <w:noProof/>
+                <w:sz w:val="18"/>
+                <w:szCs w:val="18"/>
+              </w:rPr>
+            </w:pPr>
+            <w:r>
+              <w:rPr>
+                <w:rFonts w:ascii="Courier New" w:hAnsi="Courier New" w:cs="Courier New"/>
+                <w:noProof/>
+                <w:sz w:val="18"/>
+                <w:szCs w:val="18"/>
+              </w:rPr>
+              <w:t xml:space="preserve">       </w:t>
+            </w:r>
+            <w:r>
+              <w:rPr>
+                <w:rFonts w:ascii="Courier New" w:hAnsi="Courier New" w:cs="Courier New"/>
+                <w:noProof/>
+                <w:sz w:val="18"/>
+                <w:szCs w:val="18"/>
+              </w:rPr>
+              <w:t>"https://tenant-12345.</w:t>
+            </w:r>
+            <w:r>
+              <w:rPr>
+                <w:rFonts w:ascii="Courier New" w:hAnsi="Courier New" w:cs="Courier New"/>
+                <w:noProof/>
+                <w:sz w:val="18"/>
+                <w:szCs w:val="18"/>
+              </w:rPr>
+              <w:t>identityprovider</w:t>
+            </w:r>
+            <w:r>
+              <w:rPr>
+                <w:rFonts w:ascii="Courier New" w:hAnsi="Courier New" w:cs="Courier New"/>
+                <w:noProof/>
+                <w:sz w:val="18"/>
+                <w:szCs w:val="18"/>
+              </w:rPr>
+              <w:t>.com/fastfed/start",</w:t>
             </w:r>
           </w:p>
           <w:p>
@@ -3939,9 +3923,10 @@
               <w:rPr>
                 <w:rFonts w:ascii="Courier New" w:hAnsi="Courier New" w:cs="Courier New"/>
                 <w:noProof/>
-                <w:sz w:val="20"/>
-                <w:szCs w:val="20"/>
-              </w:rPr>
+                <w:sz w:val="18"/>
+                <w:szCs w:val="18"/>
+              </w:rPr>
+              <w:lastRenderedPageBreak/>
               <w:t xml:space="preserve"> }</w:t>
             </w:r>
             <w:r>
@@ -3980,7 +3965,15 @@
           <w:sz w:val="28"/>
           <w:szCs w:val="28"/>
         </w:rPr>
-        <w:t>15</w:t>
+        <w:t>1</w:t>
+      </w:r>
+      <w:r>
+        <w:rPr>
+          <w:b/>
+          <w:sz w:val="28"/>
+          <w:szCs w:val="28"/>
+        </w:rPr>
+        <w:t>7</w:t>
       </w:r>
       <w:r>
         <w:rPr>
@@ -3993,13 +3986,40 @@
     </w:p>
     <w:p>
       <w:r>
-        <w:t>OnlineService.com, having read the Identity Provider Metadata, sees the IdP supports SCIM provisioning. Therefore, Alice will be asked to confirm that she wishes to enable SCIM provisioning.</w:t>
+        <w:t xml:space="preserve">OnlineService.com, having read the Identity Provider Metadata, sees the IdP supports SCIM provisioning. Therefore, Alice will be </w:t>
+      </w:r>
+      <w:r>
+        <w:t>able to</w:t>
+      </w:r>
+      <w:r>
+        <w:t xml:space="preserve"> </w:t>
+      </w:r>
+      <w:r>
+        <w:t>add</w:t>
+      </w:r>
+      <w:r>
+        <w:t xml:space="preserve"> SCIM provisioning.</w:t>
+      </w:r>
+      <w:r>
+        <w:t xml:space="preserve"> The specific UX is outside the scope of the FastFed specification.</w:t>
       </w:r>
     </w:p>
     <w:p/>
     <w:p>
       <w:r>
-        <w:t>Alice clicks a button to consent.</w:t>
+        <w:t xml:space="preserve">Alice </w:t>
+      </w:r>
+      <w:r>
+        <w:t>confirms</w:t>
+      </w:r>
+      <w:r>
+        <w:t xml:space="preserve"> to </w:t>
+      </w:r>
+      <w:r>
+        <w:t>continue</w:t>
+      </w:r>
+      <w:r>
+        <w:t>.</w:t>
       </w:r>
     </w:p>
     <w:p/>
@@ -4018,7 +4038,15 @@
           <w:sz w:val="28"/>
           <w:szCs w:val="28"/>
         </w:rPr>
-        <w:t>16</w:t>
+        <w:t>1</w:t>
+      </w:r>
+      <w:r>
+        <w:rPr>
+          <w:b/>
+          <w:sz w:val="28"/>
+          <w:szCs w:val="28"/>
+        </w:rPr>
+        <w:t>8</w:t>
       </w:r>
       <w:r>
         <w:rPr>
@@ -4063,7 +4091,15 @@
           <w:sz w:val="28"/>
           <w:szCs w:val="28"/>
         </w:rPr>
-        <w:t>17</w:t>
+        <w:t>1</w:t>
+      </w:r>
+      <w:r>
+        <w:rPr>
+          <w:b/>
+          <w:sz w:val="28"/>
+          <w:szCs w:val="28"/>
+        </w:rPr>
+        <w:t>9</w:t>
       </w:r>
       <w:r>
         <w:rPr>
@@ -4166,7 +4202,6 @@
                 <w:sz w:val="18"/>
                 <w:szCs w:val="18"/>
               </w:rPr>
-              <w:lastRenderedPageBreak/>
               <w:t>HTTP/1.1 302 Found</w:t>
             </w:r>
           </w:p>
@@ -4204,7 +4239,7 @@
                 <w:sz w:val="18"/>
                 <w:szCs w:val="18"/>
               </w:rPr>
-              <w:t>cloudprovider</w:t>
+              <w:t>identityprovider</w:t>
             </w:r>
             <w:r>
               <w:rPr>
@@ -4347,16 +4382,25 @@
                 <w:sz w:val="18"/>
                 <w:szCs w:val="18"/>
               </w:rPr>
-              <w:t>.com%2Ffastfed%2Fmetadata</w:t>
-            </w:r>
-            <w:r>
-              <w:rPr>
-                <w:rFonts w:ascii="Courier New" w:hAnsi="Courier New" w:cs="Courier New"/>
-                <w:noProof/>
-                <w:sz w:val="18"/>
-                <w:szCs w:val="18"/>
-              </w:rPr>
-              <w:t>-2</w:t>
+              <w:t>.com%2Ffastfed%2F</w:t>
+            </w:r>
+            <w:r>
+              <w:rPr>
+                <w:rFonts w:ascii="Courier New" w:hAnsi="Courier New" w:cs="Courier New"/>
+                <w:noProof/>
+                <w:sz w:val="18"/>
+                <w:szCs w:val="18"/>
+              </w:rPr>
+              <w:t>provider-</w:t>
+            </w:r>
+            <w:r>
+              <w:rPr>
+                <w:rFonts w:ascii="Courier New" w:hAnsi="Courier New" w:cs="Courier New"/>
+                <w:noProof/>
+                <w:sz w:val="18"/>
+                <w:szCs w:val="18"/>
+              </w:rPr>
+              <w:t>metadata</w:t>
             </w:r>
           </w:p>
         </w:tc>
@@ -4414,7 +4458,7 @@
           <w:sz w:val="28"/>
           <w:szCs w:val="28"/>
         </w:rPr>
-        <w:t>18</w:t>
+        <w:t>20</w:t>
       </w:r>
       <w:r>
         <w:rPr>
@@ -4457,7 +4501,7 @@
           <w:sz w:val="28"/>
           <w:szCs w:val="28"/>
         </w:rPr>
-        <w:t>19</w:t>
+        <w:t>21</w:t>
       </w:r>
       <w:r>
         <w:rPr>
@@ -4676,90 +4720,193 @@
                 <w:sz w:val="18"/>
                 <w:szCs w:val="18"/>
               </w:rPr>
-              <w:t xml:space="preserve"> {</w:t>
-            </w:r>
-          </w:p>
-          <w:p>
-            <w:pPr>
-              <w:rPr>
-                <w:rFonts w:ascii="Courier New" w:hAnsi="Courier New" w:cs="Courier New"/>
-                <w:noProof/>
-                <w:sz w:val="18"/>
-                <w:szCs w:val="18"/>
-              </w:rPr>
-            </w:pPr>
-            <w:r>
-              <w:rPr>
-                <w:rFonts w:ascii="Courier New" w:hAnsi="Courier New" w:cs="Courier New"/>
-                <w:noProof/>
-                <w:sz w:val="18"/>
-                <w:szCs w:val="18"/>
-              </w:rPr>
-              <w:t xml:space="preserve">   "</w:t>
-            </w:r>
-            <w:r>
-              <w:rPr>
-                <w:rFonts w:ascii="Courier New" w:hAnsi="Courier New" w:cs="Courier New"/>
-                <w:noProof/>
-                <w:sz w:val="18"/>
-                <w:szCs w:val="18"/>
-              </w:rPr>
-              <w:t>application</w:t>
-            </w:r>
-            <w:r>
-              <w:rPr>
-                <w:rFonts w:ascii="Courier New" w:hAnsi="Courier New" w:cs="Courier New"/>
-                <w:noProof/>
-                <w:sz w:val="18"/>
-                <w:szCs w:val="18"/>
-              </w:rPr>
-              <w:t>_provider": {</w:t>
-            </w:r>
-          </w:p>
-          <w:p>
-            <w:pPr>
-              <w:rPr>
-                <w:rFonts w:ascii="Courier New" w:hAnsi="Courier New" w:cs="Courier New"/>
-                <w:noProof/>
-                <w:sz w:val="18"/>
-                <w:szCs w:val="18"/>
-              </w:rPr>
-            </w:pPr>
-            <w:r>
-              <w:rPr>
-                <w:rFonts w:ascii="Courier New" w:hAnsi="Courier New" w:cs="Courier New"/>
-                <w:noProof/>
-                <w:sz w:val="18"/>
-                <w:szCs w:val="18"/>
-              </w:rPr>
-              <w:t xml:space="preserve">     "provider_</w:t>
-            </w:r>
-            <w:r>
-              <w:rPr>
-                <w:rFonts w:ascii="Courier New" w:hAnsi="Courier New" w:cs="Courier New"/>
-                <w:noProof/>
-                <w:sz w:val="18"/>
-                <w:szCs w:val="18"/>
-              </w:rPr>
-              <w:t>domain_name</w:t>
-            </w:r>
-            <w:r>
-              <w:rPr>
-                <w:rFonts w:ascii="Courier New" w:hAnsi="Courier New" w:cs="Courier New"/>
-                <w:noProof/>
-                <w:sz w:val="18"/>
-                <w:szCs w:val="18"/>
-              </w:rPr>
-              <w:t>": "</w:t>
-            </w:r>
-            <w:r>
-              <w:rPr>
-                <w:rFonts w:ascii="Courier New" w:hAnsi="Courier New" w:cs="Courier New"/>
-                <w:noProof/>
-                <w:sz w:val="18"/>
-                <w:szCs w:val="18"/>
-              </w:rPr>
-              <w:t>onlineservice.com</w:t>
+              <w:t xml:space="preserve"> </w:t>
+            </w:r>
+            <w:r>
+              <w:rPr>
+                <w:rFonts w:ascii="Courier New" w:hAnsi="Courier New" w:cs="Courier New"/>
+                <w:noProof/>
+                <w:sz w:val="18"/>
+                <w:szCs w:val="18"/>
+              </w:rPr>
+              <w:t>{</w:t>
+            </w:r>
+          </w:p>
+          <w:p>
+            <w:pPr>
+              <w:rPr>
+                <w:rFonts w:ascii="Courier New" w:hAnsi="Courier New" w:cs="Courier New"/>
+                <w:noProof/>
+                <w:sz w:val="18"/>
+                <w:szCs w:val="18"/>
+              </w:rPr>
+            </w:pPr>
+            <w:r>
+              <w:rPr>
+                <w:rFonts w:ascii="Courier New" w:hAnsi="Courier New" w:cs="Courier New"/>
+                <w:noProof/>
+                <w:sz w:val="18"/>
+                <w:szCs w:val="18"/>
+              </w:rPr>
+              <w:t xml:space="preserve">   "application_provider": {</w:t>
+            </w:r>
+          </w:p>
+          <w:p>
+            <w:pPr>
+              <w:rPr>
+                <w:rFonts w:ascii="Courier New" w:hAnsi="Courier New" w:cs="Courier New"/>
+                <w:noProof/>
+                <w:sz w:val="18"/>
+                <w:szCs w:val="18"/>
+              </w:rPr>
+            </w:pPr>
+            <w:r>
+              <w:rPr>
+                <w:rFonts w:ascii="Courier New" w:hAnsi="Courier New" w:cs="Courier New"/>
+                <w:noProof/>
+                <w:sz w:val="18"/>
+                <w:szCs w:val="18"/>
+              </w:rPr>
+              <w:t xml:space="preserve">     "entity_id": "https://tenant-67890.</w:t>
+            </w:r>
+            <w:r>
+              <w:rPr>
+                <w:rFonts w:ascii="Courier New" w:hAnsi="Courier New" w:cs="Courier New"/>
+                <w:noProof/>
+                <w:sz w:val="18"/>
+                <w:szCs w:val="18"/>
+              </w:rPr>
+              <w:t>onlineservice</w:t>
+            </w:r>
+            <w:r>
+              <w:rPr>
+                <w:rFonts w:ascii="Courier New" w:hAnsi="Courier New" w:cs="Courier New"/>
+                <w:noProof/>
+                <w:sz w:val="18"/>
+                <w:szCs w:val="18"/>
+              </w:rPr>
+              <w:t>.com/"</w:t>
+            </w:r>
+          </w:p>
+          <w:p>
+            <w:pPr>
+              <w:rPr>
+                <w:rFonts w:ascii="Courier New" w:hAnsi="Courier New" w:cs="Courier New"/>
+                <w:noProof/>
+                <w:sz w:val="18"/>
+                <w:szCs w:val="18"/>
+              </w:rPr>
+            </w:pPr>
+            <w:r>
+              <w:rPr>
+                <w:rFonts w:ascii="Courier New" w:hAnsi="Courier New" w:cs="Courier New"/>
+                <w:noProof/>
+                <w:sz w:val="18"/>
+                <w:szCs w:val="18"/>
+              </w:rPr>
+              <w:t xml:space="preserve">     "provider_domain": "</w:t>
+            </w:r>
+            <w:r>
+              <w:rPr>
+                <w:rFonts w:ascii="Courier New" w:hAnsi="Courier New" w:cs="Courier New"/>
+                <w:noProof/>
+                <w:sz w:val="18"/>
+                <w:szCs w:val="18"/>
+              </w:rPr>
+              <w:t>onlineservice</w:t>
+            </w:r>
+            <w:r>
+              <w:rPr>
+                <w:rFonts w:ascii="Courier New" w:hAnsi="Courier New" w:cs="Courier New"/>
+                <w:noProof/>
+                <w:sz w:val="18"/>
+                <w:szCs w:val="18"/>
+              </w:rPr>
+              <w:t>.com",</w:t>
+            </w:r>
+          </w:p>
+          <w:p>
+            <w:pPr>
+              <w:rPr>
+                <w:rFonts w:ascii="Courier New" w:hAnsi="Courier New" w:cs="Courier New"/>
+                <w:noProof/>
+                <w:sz w:val="18"/>
+                <w:szCs w:val="18"/>
+              </w:rPr>
+            </w:pPr>
+            <w:r>
+              <w:rPr>
+                <w:rFonts w:ascii="Courier New" w:hAnsi="Courier New" w:cs="Courier New"/>
+                <w:noProof/>
+                <w:sz w:val="18"/>
+                <w:szCs w:val="18"/>
+              </w:rPr>
+              <w:t xml:space="preserve">     "provider_contact_information": {</w:t>
+            </w:r>
+          </w:p>
+          <w:p>
+            <w:pPr>
+              <w:rPr>
+                <w:rFonts w:ascii="Courier New" w:hAnsi="Courier New" w:cs="Courier New"/>
+                <w:noProof/>
+                <w:sz w:val="18"/>
+                <w:szCs w:val="18"/>
+              </w:rPr>
+            </w:pPr>
+            <w:r>
+              <w:rPr>
+                <w:rFonts w:ascii="Courier New" w:hAnsi="Courier New" w:cs="Courier New"/>
+                <w:noProof/>
+                <w:sz w:val="18"/>
+                <w:szCs w:val="18"/>
+              </w:rPr>
+              <w:t xml:space="preserve">       "organization": "</w:t>
+            </w:r>
+            <w:r>
+              <w:rPr>
+                <w:rFonts w:ascii="Courier New" w:hAnsi="Courier New" w:cs="Courier New"/>
+                <w:noProof/>
+                <w:sz w:val="18"/>
+                <w:szCs w:val="18"/>
+              </w:rPr>
+              <w:t>Online Service</w:t>
+            </w:r>
+            <w:r>
+              <w:rPr>
+                <w:rFonts w:ascii="Courier New" w:hAnsi="Courier New" w:cs="Courier New"/>
+                <w:noProof/>
+                <w:sz w:val="18"/>
+                <w:szCs w:val="18"/>
+              </w:rPr>
+              <w:t xml:space="preserve"> Inc.",</w:t>
+            </w:r>
+          </w:p>
+          <w:p>
+            <w:pPr>
+              <w:rPr>
+                <w:rFonts w:ascii="Courier New" w:hAnsi="Courier New" w:cs="Courier New"/>
+                <w:noProof/>
+                <w:sz w:val="18"/>
+                <w:szCs w:val="18"/>
+              </w:rPr>
+            </w:pPr>
+            <w:r>
+              <w:rPr>
+                <w:rFonts w:ascii="Courier New" w:hAnsi="Courier New" w:cs="Courier New"/>
+                <w:noProof/>
+                <w:sz w:val="18"/>
+                <w:szCs w:val="18"/>
+              </w:rPr>
+              <w:t xml:space="preserve">       "phone": "+1-800-555-</w:t>
+            </w:r>
+            <w:r>
+              <w:rPr>
+                <w:rFonts w:ascii="Courier New" w:hAnsi="Courier New" w:cs="Courier New"/>
+                <w:noProof/>
+                <w:sz w:val="18"/>
+                <w:szCs w:val="18"/>
+              </w:rPr>
+              <w:t>6666</w:t>
             </w:r>
             <w:r>
               <w:rPr>
@@ -4787,16 +4934,831 @@
                 <w:sz w:val="18"/>
                 <w:szCs w:val="18"/>
               </w:rPr>
-              <w:t xml:space="preserve">     "tenant_id": "tenant-</w:t>
-            </w:r>
-            <w:r>
-              <w:rPr>
-                <w:rFonts w:ascii="Courier New" w:hAnsi="Courier New" w:cs="Courier New"/>
-                <w:noProof/>
-                <w:sz w:val="18"/>
-                <w:szCs w:val="18"/>
-              </w:rPr>
-              <w:t>67890</w:t>
+              <w:t xml:space="preserve">       "email": "support@</w:t>
+            </w:r>
+            <w:r>
+              <w:rPr>
+                <w:rFonts w:ascii="Courier New" w:hAnsi="Courier New" w:cs="Courier New"/>
+                <w:noProof/>
+                <w:sz w:val="18"/>
+                <w:szCs w:val="18"/>
+              </w:rPr>
+              <w:t>onlineservice</w:t>
+            </w:r>
+            <w:r>
+              <w:rPr>
+                <w:rFonts w:ascii="Courier New" w:hAnsi="Courier New" w:cs="Courier New"/>
+                <w:noProof/>
+                <w:sz w:val="18"/>
+                <w:szCs w:val="18"/>
+              </w:rPr>
+              <w:t>.com"</w:t>
+            </w:r>
+          </w:p>
+          <w:p>
+            <w:pPr>
+              <w:rPr>
+                <w:rFonts w:ascii="Courier New" w:hAnsi="Courier New" w:cs="Courier New"/>
+                <w:noProof/>
+                <w:sz w:val="18"/>
+                <w:szCs w:val="18"/>
+              </w:rPr>
+            </w:pPr>
+            <w:r>
+              <w:rPr>
+                <w:rFonts w:ascii="Courier New" w:hAnsi="Courier New" w:cs="Courier New"/>
+                <w:noProof/>
+                <w:sz w:val="18"/>
+                <w:szCs w:val="18"/>
+              </w:rPr>
+              <w:t xml:space="preserve">     },</w:t>
+            </w:r>
+          </w:p>
+          <w:p>
+            <w:pPr>
+              <w:rPr>
+                <w:rFonts w:ascii="Courier New" w:hAnsi="Courier New" w:cs="Courier New"/>
+                <w:noProof/>
+                <w:sz w:val="18"/>
+                <w:szCs w:val="18"/>
+              </w:rPr>
+            </w:pPr>
+            <w:r>
+              <w:rPr>
+                <w:rFonts w:ascii="Courier New" w:hAnsi="Courier New" w:cs="Courier New"/>
+                <w:noProof/>
+                <w:sz w:val="18"/>
+                <w:szCs w:val="18"/>
+              </w:rPr>
+              <w:t xml:space="preserve">     "display_settings": {</w:t>
+            </w:r>
+          </w:p>
+          <w:p>
+            <w:pPr>
+              <w:rPr>
+                <w:rFonts w:ascii="Courier New" w:hAnsi="Courier New" w:cs="Courier New"/>
+                <w:noProof/>
+                <w:sz w:val="18"/>
+                <w:szCs w:val="18"/>
+              </w:rPr>
+            </w:pPr>
+            <w:r>
+              <w:rPr>
+                <w:rFonts w:ascii="Courier New" w:hAnsi="Courier New" w:cs="Courier New"/>
+                <w:noProof/>
+                <w:sz w:val="18"/>
+                <w:szCs w:val="18"/>
+              </w:rPr>
+              <w:t xml:space="preserve">       "display_name": "Example </w:t>
+            </w:r>
+            <w:r>
+              <w:rPr>
+                <w:rFonts w:ascii="Courier New" w:hAnsi="Courier New" w:cs="Courier New"/>
+                <w:noProof/>
+                <w:sz w:val="18"/>
+                <w:szCs w:val="18"/>
+              </w:rPr>
+              <w:t>Service</w:t>
+            </w:r>
+            <w:r>
+              <w:rPr>
+                <w:rFonts w:ascii="Courier New" w:hAnsi="Courier New" w:cs="Courier New"/>
+                <w:noProof/>
+                <w:sz w:val="18"/>
+                <w:szCs w:val="18"/>
+              </w:rPr>
+              <w:t xml:space="preserve"> Provider",</w:t>
+            </w:r>
+          </w:p>
+          <w:p>
+            <w:pPr>
+              <w:rPr>
+                <w:rFonts w:ascii="Courier New" w:hAnsi="Courier New" w:cs="Courier New"/>
+                <w:noProof/>
+                <w:sz w:val="18"/>
+                <w:szCs w:val="18"/>
+              </w:rPr>
+            </w:pPr>
+            <w:r>
+              <w:rPr>
+                <w:rFonts w:ascii="Courier New" w:hAnsi="Courier New" w:cs="Courier New"/>
+                <w:noProof/>
+                <w:sz w:val="18"/>
+                <w:szCs w:val="18"/>
+              </w:rPr>
+              <w:t xml:space="preserve">       "logo_uri": "https://</w:t>
+            </w:r>
+            <w:r>
+              <w:rPr>
+                <w:rFonts w:ascii="Courier New" w:hAnsi="Courier New" w:cs="Courier New"/>
+                <w:noProof/>
+                <w:sz w:val="18"/>
+                <w:szCs w:val="18"/>
+              </w:rPr>
+              <w:t>onlineservice</w:t>
+            </w:r>
+            <w:r>
+              <w:rPr>
+                <w:rFonts w:ascii="Courier New" w:hAnsi="Courier New" w:cs="Courier New"/>
+                <w:noProof/>
+                <w:sz w:val="18"/>
+                <w:szCs w:val="18"/>
+              </w:rPr>
+              <w:t>.com/images/logo.png",</w:t>
+            </w:r>
+          </w:p>
+          <w:p>
+            <w:pPr>
+              <w:rPr>
+                <w:rFonts w:ascii="Courier New" w:hAnsi="Courier New" w:cs="Courier New"/>
+                <w:noProof/>
+                <w:sz w:val="18"/>
+                <w:szCs w:val="18"/>
+              </w:rPr>
+            </w:pPr>
+            <w:r>
+              <w:rPr>
+                <w:rFonts w:ascii="Courier New" w:hAnsi="Courier New" w:cs="Courier New"/>
+                <w:noProof/>
+                <w:sz w:val="18"/>
+                <w:szCs w:val="18"/>
+              </w:rPr>
+              <w:t xml:space="preserve">       "icon_uri": "https://</w:t>
+            </w:r>
+            <w:r>
+              <w:rPr>
+                <w:rFonts w:ascii="Courier New" w:hAnsi="Courier New" w:cs="Courier New"/>
+                <w:noProof/>
+                <w:sz w:val="18"/>
+                <w:szCs w:val="18"/>
+              </w:rPr>
+              <w:t>onlineservice</w:t>
+            </w:r>
+            <w:r>
+              <w:rPr>
+                <w:rFonts w:ascii="Courier New" w:hAnsi="Courier New" w:cs="Courier New"/>
+                <w:noProof/>
+                <w:sz w:val="18"/>
+                <w:szCs w:val="18"/>
+              </w:rPr>
+              <w:t>.com/images/icon.png",</w:t>
+            </w:r>
+          </w:p>
+          <w:p>
+            <w:pPr>
+              <w:rPr>
+                <w:rFonts w:ascii="Courier New" w:hAnsi="Courier New" w:cs="Courier New"/>
+                <w:noProof/>
+                <w:sz w:val="18"/>
+                <w:szCs w:val="18"/>
+              </w:rPr>
+            </w:pPr>
+            <w:r>
+              <w:rPr>
+                <w:rFonts w:ascii="Courier New" w:hAnsi="Courier New" w:cs="Courier New"/>
+                <w:noProof/>
+                <w:sz w:val="18"/>
+                <w:szCs w:val="18"/>
+              </w:rPr>
+              <w:t xml:space="preserve">       "license": "https://openid.net/intellectual-property/licenses/fastfed/1.0/"</w:t>
+            </w:r>
+          </w:p>
+          <w:p>
+            <w:pPr>
+              <w:rPr>
+                <w:rFonts w:ascii="Courier New" w:hAnsi="Courier New" w:cs="Courier New"/>
+                <w:noProof/>
+                <w:sz w:val="18"/>
+                <w:szCs w:val="18"/>
+              </w:rPr>
+            </w:pPr>
+            <w:r>
+              <w:rPr>
+                <w:rFonts w:ascii="Courier New" w:hAnsi="Courier New" w:cs="Courier New"/>
+                <w:noProof/>
+                <w:sz w:val="18"/>
+                <w:szCs w:val="18"/>
+              </w:rPr>
+              <w:lastRenderedPageBreak/>
+              <w:t xml:space="preserve">     }</w:t>
+            </w:r>
+          </w:p>
+          <w:p>
+            <w:pPr>
+              <w:rPr>
+                <w:rFonts w:ascii="Courier New" w:hAnsi="Courier New" w:cs="Courier New"/>
+                <w:noProof/>
+                <w:sz w:val="18"/>
+                <w:szCs w:val="18"/>
+              </w:rPr>
+            </w:pPr>
+            <w:r>
+              <w:rPr>
+                <w:rFonts w:ascii="Courier New" w:hAnsi="Courier New" w:cs="Courier New"/>
+                <w:noProof/>
+                <w:sz w:val="18"/>
+                <w:szCs w:val="18"/>
+              </w:rPr>
+              <w:t xml:space="preserve">     "capabilities": {</w:t>
+            </w:r>
+          </w:p>
+          <w:p>
+            <w:pPr>
+              <w:rPr>
+                <w:rFonts w:ascii="Courier New" w:hAnsi="Courier New" w:cs="Courier New"/>
+                <w:noProof/>
+                <w:sz w:val="18"/>
+                <w:szCs w:val="18"/>
+              </w:rPr>
+            </w:pPr>
+            <w:r>
+              <w:rPr>
+                <w:rFonts w:ascii="Courier New" w:hAnsi="Courier New" w:cs="Courier New"/>
+                <w:noProof/>
+                <w:sz w:val="18"/>
+                <w:szCs w:val="18"/>
+              </w:rPr>
+              <w:t xml:space="preserve">       "authentication_profiles": [</w:t>
+            </w:r>
+          </w:p>
+          <w:p>
+            <w:pPr>
+              <w:rPr>
+                <w:rFonts w:ascii="Courier New" w:hAnsi="Courier New" w:cs="Courier New"/>
+                <w:noProof/>
+                <w:sz w:val="18"/>
+                <w:szCs w:val="18"/>
+              </w:rPr>
+            </w:pPr>
+            <w:r>
+              <w:rPr>
+                <w:rFonts w:ascii="Courier New" w:hAnsi="Courier New" w:cs="Courier New"/>
+                <w:noProof/>
+                <w:sz w:val="18"/>
+                <w:szCs w:val="18"/>
+              </w:rPr>
+              <w:t xml:space="preserve">         "urn:ietf:params:fastfed:1.0:authentication:SAML:Basic"</w:t>
+            </w:r>
+          </w:p>
+          <w:p>
+            <w:pPr>
+              <w:rPr>
+                <w:rFonts w:ascii="Courier New" w:hAnsi="Courier New" w:cs="Courier New"/>
+                <w:noProof/>
+                <w:sz w:val="18"/>
+                <w:szCs w:val="18"/>
+              </w:rPr>
+            </w:pPr>
+            <w:r>
+              <w:rPr>
+                <w:rFonts w:ascii="Courier New" w:hAnsi="Courier New" w:cs="Courier New"/>
+                <w:noProof/>
+                <w:sz w:val="18"/>
+                <w:szCs w:val="18"/>
+              </w:rPr>
+              <w:t xml:space="preserve">       ],</w:t>
+            </w:r>
+          </w:p>
+          <w:p>
+            <w:pPr>
+              <w:rPr>
+                <w:rFonts w:ascii="Courier New" w:hAnsi="Courier New" w:cs="Courier New"/>
+                <w:b/>
+                <w:bCs/>
+                <w:noProof/>
+                <w:sz w:val="18"/>
+                <w:szCs w:val="18"/>
+              </w:rPr>
+            </w:pPr>
+            <w:r>
+              <w:rPr>
+                <w:rFonts w:ascii="Courier New" w:hAnsi="Courier New" w:cs="Courier New"/>
+                <w:b/>
+                <w:bCs/>
+                <w:noProof/>
+                <w:sz w:val="18"/>
+                <w:szCs w:val="18"/>
+              </w:rPr>
+              <w:t xml:space="preserve">       "provisioning_profiles": [</w:t>
+            </w:r>
+          </w:p>
+          <w:p>
+            <w:pPr>
+              <w:rPr>
+                <w:rFonts w:ascii="Courier New" w:hAnsi="Courier New" w:cs="Courier New"/>
+                <w:b/>
+                <w:bCs/>
+                <w:noProof/>
+                <w:sz w:val="18"/>
+                <w:szCs w:val="18"/>
+              </w:rPr>
+            </w:pPr>
+            <w:r>
+              <w:rPr>
+                <w:rFonts w:ascii="Courier New" w:hAnsi="Courier New" w:cs="Courier New"/>
+                <w:b/>
+                <w:bCs/>
+                <w:noProof/>
+                <w:sz w:val="18"/>
+                <w:szCs w:val="18"/>
+              </w:rPr>
+              <w:t xml:space="preserve">         "urn:ietf:params:fastfed:1.0:provisioning:SCIM:FullLifeCycle"</w:t>
+            </w:r>
+          </w:p>
+          <w:p>
+            <w:pPr>
+              <w:rPr>
+                <w:rFonts w:ascii="Courier New" w:hAnsi="Courier New" w:cs="Courier New"/>
+                <w:b/>
+                <w:bCs/>
+                <w:noProof/>
+                <w:sz w:val="18"/>
+                <w:szCs w:val="18"/>
+              </w:rPr>
+            </w:pPr>
+            <w:r>
+              <w:rPr>
+                <w:rFonts w:ascii="Courier New" w:hAnsi="Courier New" w:cs="Courier New"/>
+                <w:b/>
+                <w:bCs/>
+                <w:noProof/>
+                <w:sz w:val="18"/>
+                <w:szCs w:val="18"/>
+              </w:rPr>
+              <w:t xml:space="preserve">       ],</w:t>
+            </w:r>
+          </w:p>
+          <w:p>
+            <w:pPr>
+              <w:rPr>
+                <w:rFonts w:ascii="Courier New" w:hAnsi="Courier New" w:cs="Courier New"/>
+                <w:noProof/>
+                <w:sz w:val="18"/>
+                <w:szCs w:val="18"/>
+              </w:rPr>
+            </w:pPr>
+            <w:r>
+              <w:rPr>
+                <w:rFonts w:ascii="Courier New" w:hAnsi="Courier New" w:cs="Courier New"/>
+                <w:noProof/>
+                <w:sz w:val="18"/>
+                <w:szCs w:val="18"/>
+              </w:rPr>
+              <w:t xml:space="preserve">       "schema_grammars": [</w:t>
+            </w:r>
+          </w:p>
+          <w:p>
+            <w:pPr>
+              <w:rPr>
+                <w:rFonts w:ascii="Courier New" w:hAnsi="Courier New" w:cs="Courier New"/>
+                <w:noProof/>
+                <w:sz w:val="18"/>
+                <w:szCs w:val="18"/>
+              </w:rPr>
+            </w:pPr>
+            <w:r>
+              <w:rPr>
+                <w:rFonts w:ascii="Courier New" w:hAnsi="Courier New" w:cs="Courier New"/>
+                <w:noProof/>
+                <w:sz w:val="18"/>
+                <w:szCs w:val="18"/>
+              </w:rPr>
+              <w:t xml:space="preserve">         "urn:ietf:params:fastfed:1:0:schemas:scim:2.0"</w:t>
+            </w:r>
+          </w:p>
+          <w:p>
+            <w:pPr>
+              <w:rPr>
+                <w:rFonts w:ascii="Courier New" w:hAnsi="Courier New" w:cs="Courier New"/>
+                <w:noProof/>
+                <w:sz w:val="18"/>
+                <w:szCs w:val="18"/>
+              </w:rPr>
+            </w:pPr>
+            <w:r>
+              <w:rPr>
+                <w:rFonts w:ascii="Courier New" w:hAnsi="Courier New" w:cs="Courier New"/>
+                <w:noProof/>
+                <w:sz w:val="18"/>
+                <w:szCs w:val="18"/>
+              </w:rPr>
+              <w:t xml:space="preserve">       ],</w:t>
+            </w:r>
+          </w:p>
+          <w:p>
+            <w:pPr>
+              <w:rPr>
+                <w:rFonts w:ascii="Courier New" w:hAnsi="Courier New" w:cs="Courier New"/>
+                <w:noProof/>
+                <w:sz w:val="18"/>
+                <w:szCs w:val="18"/>
+              </w:rPr>
+            </w:pPr>
+            <w:r>
+              <w:rPr>
+                <w:rFonts w:ascii="Courier New" w:hAnsi="Courier New" w:cs="Courier New"/>
+                <w:noProof/>
+                <w:sz w:val="18"/>
+                <w:szCs w:val="18"/>
+              </w:rPr>
+              <w:t xml:space="preserve">       "signing_alg_values_supported": [</w:t>
+            </w:r>
+          </w:p>
+          <w:p>
+            <w:pPr>
+              <w:rPr>
+                <w:rFonts w:ascii="Courier New" w:hAnsi="Courier New" w:cs="Courier New"/>
+                <w:noProof/>
+                <w:sz w:val="18"/>
+                <w:szCs w:val="18"/>
+              </w:rPr>
+            </w:pPr>
+            <w:r>
+              <w:rPr>
+                <w:rFonts w:ascii="Courier New" w:hAnsi="Courier New" w:cs="Courier New"/>
+                <w:noProof/>
+                <w:sz w:val="18"/>
+                <w:szCs w:val="18"/>
+              </w:rPr>
+              <w:t xml:space="preserve">         "ES512",</w:t>
+            </w:r>
+          </w:p>
+          <w:p>
+            <w:pPr>
+              <w:rPr>
+                <w:rFonts w:ascii="Courier New" w:hAnsi="Courier New" w:cs="Courier New"/>
+                <w:noProof/>
+                <w:sz w:val="18"/>
+                <w:szCs w:val="18"/>
+              </w:rPr>
+            </w:pPr>
+            <w:r>
+              <w:rPr>
+                <w:rFonts w:ascii="Courier New" w:hAnsi="Courier New" w:cs="Courier New"/>
+                <w:noProof/>
+                <w:sz w:val="18"/>
+                <w:szCs w:val="18"/>
+              </w:rPr>
+              <w:t xml:space="preserve">         "RS256"</w:t>
+            </w:r>
+          </w:p>
+          <w:p>
+            <w:pPr>
+              <w:rPr>
+                <w:rFonts w:ascii="Courier New" w:hAnsi="Courier New" w:cs="Courier New"/>
+                <w:noProof/>
+                <w:sz w:val="18"/>
+                <w:szCs w:val="18"/>
+              </w:rPr>
+            </w:pPr>
+            <w:r>
+              <w:rPr>
+                <w:rFonts w:ascii="Courier New" w:hAnsi="Courier New" w:cs="Courier New"/>
+                <w:noProof/>
+                <w:sz w:val="18"/>
+                <w:szCs w:val="18"/>
+              </w:rPr>
+              <w:t xml:space="preserve">       ]</w:t>
+            </w:r>
+          </w:p>
+          <w:p>
+            <w:pPr>
+              <w:rPr>
+                <w:rFonts w:ascii="Courier New" w:hAnsi="Courier New" w:cs="Courier New"/>
+                <w:noProof/>
+                <w:sz w:val="18"/>
+                <w:szCs w:val="18"/>
+              </w:rPr>
+            </w:pPr>
+            <w:r>
+              <w:rPr>
+                <w:rFonts w:ascii="Courier New" w:hAnsi="Courier New" w:cs="Courier New"/>
+                <w:noProof/>
+                <w:sz w:val="18"/>
+                <w:szCs w:val="18"/>
+              </w:rPr>
+              <w:t xml:space="preserve">     },</w:t>
+            </w:r>
+          </w:p>
+          <w:p>
+            <w:pPr>
+              <w:rPr>
+                <w:rFonts w:ascii="Courier New" w:hAnsi="Courier New" w:cs="Courier New"/>
+                <w:noProof/>
+                <w:sz w:val="18"/>
+                <w:szCs w:val="18"/>
+              </w:rPr>
+            </w:pPr>
+            <w:r>
+              <w:rPr>
+                <w:rFonts w:ascii="Courier New" w:hAnsi="Courier New" w:cs="Courier New"/>
+                <w:noProof/>
+                <w:sz w:val="18"/>
+                <w:szCs w:val="18"/>
+              </w:rPr>
+              <w:t xml:space="preserve">     "fastfed_handshake_register_uri": </w:t>
+            </w:r>
+          </w:p>
+          <w:p>
+            <w:pPr>
+              <w:rPr>
+                <w:rFonts w:ascii="Courier New" w:hAnsi="Courier New" w:cs="Courier New"/>
+                <w:noProof/>
+                <w:sz w:val="18"/>
+                <w:szCs w:val="18"/>
+              </w:rPr>
+            </w:pPr>
+            <w:r>
+              <w:rPr>
+                <w:rFonts w:ascii="Courier New" w:hAnsi="Courier New" w:cs="Courier New"/>
+                <w:noProof/>
+                <w:sz w:val="18"/>
+                <w:szCs w:val="18"/>
+              </w:rPr>
+              <w:t xml:space="preserve">       </w:t>
+            </w:r>
+            <w:r>
+              <w:rPr>
+                <w:rFonts w:ascii="Courier New" w:hAnsi="Courier New" w:cs="Courier New"/>
+                <w:noProof/>
+                <w:sz w:val="18"/>
+                <w:szCs w:val="18"/>
+              </w:rPr>
+              <w:t>"https://tenant-67890.</w:t>
+            </w:r>
+            <w:r>
+              <w:rPr>
+                <w:rFonts w:ascii="Courier New" w:hAnsi="Courier New" w:cs="Courier New"/>
+                <w:noProof/>
+                <w:sz w:val="18"/>
+                <w:szCs w:val="18"/>
+              </w:rPr>
+              <w:t>onlineservice</w:t>
+            </w:r>
+            <w:r>
+              <w:rPr>
+                <w:rFonts w:ascii="Courier New" w:hAnsi="Courier New" w:cs="Courier New"/>
+                <w:noProof/>
+                <w:sz w:val="18"/>
+                <w:szCs w:val="18"/>
+              </w:rPr>
+              <w:t>.com/fastfed/register",</w:t>
+            </w:r>
+          </w:p>
+          <w:p>
+            <w:pPr>
+              <w:rPr>
+                <w:rFonts w:ascii="Courier New" w:hAnsi="Courier New" w:cs="Courier New"/>
+                <w:noProof/>
+                <w:sz w:val="18"/>
+                <w:szCs w:val="18"/>
+              </w:rPr>
+            </w:pPr>
+            <w:r>
+              <w:rPr>
+                <w:rFonts w:ascii="Courier New" w:hAnsi="Courier New" w:cs="Courier New"/>
+                <w:noProof/>
+                <w:sz w:val="18"/>
+                <w:szCs w:val="18"/>
+              </w:rPr>
+              <w:t xml:space="preserve">     "desired_user_attributes": {</w:t>
+            </w:r>
+          </w:p>
+          <w:p>
+            <w:pPr>
+              <w:rPr>
+                <w:rFonts w:ascii="Courier New" w:hAnsi="Courier New" w:cs="Courier New"/>
+                <w:noProof/>
+                <w:sz w:val="18"/>
+                <w:szCs w:val="18"/>
+              </w:rPr>
+            </w:pPr>
+            <w:r>
+              <w:rPr>
+                <w:rFonts w:ascii="Courier New" w:hAnsi="Courier New" w:cs="Courier New"/>
+                <w:noProof/>
+                <w:sz w:val="18"/>
+                <w:szCs w:val="18"/>
+              </w:rPr>
+              <w:t xml:space="preserve">       "urn:ietf:params:fastfed:1:0:schemas:scim:2.0": {</w:t>
+            </w:r>
+          </w:p>
+          <w:p>
+            <w:pPr>
+              <w:rPr>
+                <w:rFonts w:ascii="Courier New" w:hAnsi="Courier New" w:cs="Courier New"/>
+                <w:noProof/>
+                <w:sz w:val="18"/>
+                <w:szCs w:val="18"/>
+              </w:rPr>
+            </w:pPr>
+            <w:r>
+              <w:rPr>
+                <w:rFonts w:ascii="Courier New" w:hAnsi="Courier New" w:cs="Courier New"/>
+                <w:noProof/>
+                <w:sz w:val="18"/>
+                <w:szCs w:val="18"/>
+              </w:rPr>
+              <w:t xml:space="preserve">         "required_attributes": [</w:t>
+            </w:r>
+          </w:p>
+          <w:p>
+            <w:pPr>
+              <w:rPr>
+                <w:rFonts w:ascii="Courier New" w:hAnsi="Courier New" w:cs="Courier New"/>
+                <w:noProof/>
+                <w:sz w:val="18"/>
+                <w:szCs w:val="18"/>
+              </w:rPr>
+            </w:pPr>
+            <w:r>
+              <w:rPr>
+                <w:rFonts w:ascii="Courier New" w:hAnsi="Courier New" w:cs="Courier New"/>
+                <w:noProof/>
+                <w:sz w:val="18"/>
+                <w:szCs w:val="18"/>
+              </w:rPr>
+              <w:t xml:space="preserve">           "externalId",</w:t>
+            </w:r>
+          </w:p>
+          <w:p>
+            <w:pPr>
+              <w:rPr>
+                <w:rFonts w:ascii="Courier New" w:hAnsi="Courier New" w:cs="Courier New"/>
+                <w:noProof/>
+                <w:sz w:val="18"/>
+                <w:szCs w:val="18"/>
+              </w:rPr>
+            </w:pPr>
+            <w:r>
+              <w:rPr>
+                <w:rFonts w:ascii="Courier New" w:hAnsi="Courier New" w:cs="Courier New"/>
+                <w:noProof/>
+                <w:sz w:val="18"/>
+                <w:szCs w:val="18"/>
+              </w:rPr>
+              <w:t xml:space="preserve">           "username",</w:t>
+            </w:r>
+          </w:p>
+          <w:p>
+            <w:pPr>
+              <w:rPr>
+                <w:rFonts w:ascii="Courier New" w:hAnsi="Courier New" w:cs="Courier New"/>
+                <w:noProof/>
+                <w:sz w:val="18"/>
+                <w:szCs w:val="18"/>
+              </w:rPr>
+            </w:pPr>
+            <w:r>
+              <w:rPr>
+                <w:rFonts w:ascii="Courier New" w:hAnsi="Courier New" w:cs="Courier New"/>
+                <w:noProof/>
+                <w:sz w:val="18"/>
+                <w:szCs w:val="18"/>
+              </w:rPr>
+              <w:t xml:space="preserve">           "active",</w:t>
+            </w:r>
+          </w:p>
+          <w:p>
+            <w:pPr>
+              <w:rPr>
+                <w:rFonts w:ascii="Courier New" w:hAnsi="Courier New" w:cs="Courier New"/>
+                <w:noProof/>
+                <w:sz w:val="18"/>
+                <w:szCs w:val="18"/>
+              </w:rPr>
+            </w:pPr>
+            <w:r>
+              <w:rPr>
+                <w:rFonts w:ascii="Courier New" w:hAnsi="Courier New" w:cs="Courier New"/>
+                <w:noProof/>
+                <w:sz w:val="18"/>
+                <w:szCs w:val="18"/>
+              </w:rPr>
+              <w:t xml:space="preserve">           "emails[primary eq true]"</w:t>
+            </w:r>
+          </w:p>
+          <w:p>
+            <w:pPr>
+              <w:rPr>
+                <w:rFonts w:ascii="Courier New" w:hAnsi="Courier New" w:cs="Courier New"/>
+                <w:noProof/>
+                <w:sz w:val="18"/>
+                <w:szCs w:val="18"/>
+              </w:rPr>
+            </w:pPr>
+            <w:r>
+              <w:rPr>
+                <w:rFonts w:ascii="Courier New" w:hAnsi="Courier New" w:cs="Courier New"/>
+                <w:noProof/>
+                <w:sz w:val="18"/>
+                <w:szCs w:val="18"/>
+              </w:rPr>
+              <w:t xml:space="preserve">         ],</w:t>
+            </w:r>
+          </w:p>
+          <w:p>
+            <w:pPr>
+              <w:rPr>
+                <w:rFonts w:ascii="Courier New" w:hAnsi="Courier New" w:cs="Courier New"/>
+                <w:noProof/>
+                <w:sz w:val="18"/>
+                <w:szCs w:val="18"/>
+              </w:rPr>
+            </w:pPr>
+            <w:r>
+              <w:rPr>
+                <w:rFonts w:ascii="Courier New" w:hAnsi="Courier New" w:cs="Courier New"/>
+                <w:noProof/>
+                <w:sz w:val="18"/>
+                <w:szCs w:val="18"/>
+              </w:rPr>
+              <w:t xml:space="preserve">         "optional_attributes": [</w:t>
+            </w:r>
+          </w:p>
+          <w:p>
+            <w:pPr>
+              <w:rPr>
+                <w:rFonts w:ascii="Courier New" w:hAnsi="Courier New" w:cs="Courier New"/>
+                <w:noProof/>
+                <w:sz w:val="18"/>
+                <w:szCs w:val="18"/>
+              </w:rPr>
+            </w:pPr>
+            <w:r>
+              <w:rPr>
+                <w:rFonts w:ascii="Courier New" w:hAnsi="Courier New" w:cs="Courier New"/>
+                <w:noProof/>
+                <w:sz w:val="18"/>
+                <w:szCs w:val="18"/>
+              </w:rPr>
+              <w:t xml:space="preserve">           "displayName",</w:t>
+            </w:r>
+          </w:p>
+          <w:p>
+            <w:pPr>
+              <w:rPr>
+                <w:rFonts w:ascii="Courier New" w:hAnsi="Courier New" w:cs="Courier New"/>
+                <w:noProof/>
+                <w:sz w:val="18"/>
+                <w:szCs w:val="18"/>
+              </w:rPr>
+            </w:pPr>
+            <w:r>
+              <w:rPr>
+                <w:rFonts w:ascii="Courier New" w:hAnsi="Courier New" w:cs="Courier New"/>
+                <w:noProof/>
+                <w:sz w:val="18"/>
+                <w:szCs w:val="18"/>
+              </w:rPr>
+              <w:t xml:space="preserve">           "name.givenName",</w:t>
+            </w:r>
+          </w:p>
+          <w:p>
+            <w:pPr>
+              <w:rPr>
+                <w:rFonts w:ascii="Courier New" w:hAnsi="Courier New" w:cs="Courier New"/>
+                <w:noProof/>
+                <w:sz w:val="18"/>
+                <w:szCs w:val="18"/>
+              </w:rPr>
+            </w:pPr>
+            <w:r>
+              <w:rPr>
+                <w:rFonts w:ascii="Courier New" w:hAnsi="Courier New" w:cs="Courier New"/>
+                <w:noProof/>
+                <w:sz w:val="18"/>
+                <w:szCs w:val="18"/>
+              </w:rPr>
+              <w:t xml:space="preserve">           "name.familyName",</w:t>
+            </w:r>
+          </w:p>
+          <w:p>
+            <w:pPr>
+              <w:rPr>
+                <w:rFonts w:ascii="Courier New" w:hAnsi="Courier New" w:cs="Courier New"/>
+                <w:noProof/>
+                <w:sz w:val="18"/>
+                <w:szCs w:val="18"/>
+              </w:rPr>
+            </w:pPr>
+            <w:r>
+              <w:rPr>
+                <w:rFonts w:ascii="Courier New" w:hAnsi="Courier New" w:cs="Courier New"/>
+                <w:noProof/>
+                <w:sz w:val="18"/>
+                <w:szCs w:val="18"/>
+              </w:rPr>
+              <w:t xml:space="preserve">           "urn:ietf:params:scim:schemas:extension:enterprise:2.0:User:</w:t>
+            </w:r>
+            <w:r>
+              <w:rPr>
+                <w:rFonts w:ascii="Courier New" w:hAnsi="Courier New" w:cs="Courier New"/>
+                <w:noProof/>
+                <w:sz w:val="18"/>
+                <w:szCs w:val="18"/>
+              </w:rPr>
+              <w:t>costCenter</w:t>
             </w:r>
             <w:r>
               <w:rPr>
@@ -4824,603 +5786,83 @@
                 <w:sz w:val="18"/>
                 <w:szCs w:val="18"/>
               </w:rPr>
-              <w:t xml:space="preserve">     "</w:t>
-            </w:r>
-            <w:r>
-              <w:rPr>
-                <w:rFonts w:ascii="Courier New" w:hAnsi="Courier New" w:cs="Courier New"/>
-                <w:noProof/>
-                <w:sz w:val="18"/>
-                <w:szCs w:val="18"/>
-              </w:rPr>
-              <w:t>display_</w:t>
-            </w:r>
-            <w:r>
-              <w:rPr>
-                <w:rFonts w:ascii="Courier New" w:hAnsi="Courier New" w:cs="Courier New"/>
-                <w:noProof/>
-                <w:sz w:val="18"/>
-                <w:szCs w:val="18"/>
-              </w:rPr>
-              <w:t>name": "</w:t>
-            </w:r>
-            <w:r>
-              <w:rPr>
-                <w:rFonts w:ascii="Courier New" w:hAnsi="Courier New" w:cs="Courier New"/>
-                <w:noProof/>
-                <w:sz w:val="18"/>
-                <w:szCs w:val="18"/>
-              </w:rPr>
-              <w:t>Online Service</w:t>
-            </w:r>
-            <w:r>
-              <w:rPr>
-                <w:rFonts w:ascii="Courier New" w:hAnsi="Courier New" w:cs="Courier New"/>
-                <w:noProof/>
-                <w:sz w:val="18"/>
-                <w:szCs w:val="18"/>
-              </w:rPr>
-              <w:t>",</w:t>
-            </w:r>
-          </w:p>
-          <w:p>
-            <w:pPr>
-              <w:rPr>
-                <w:rFonts w:ascii="Courier New" w:hAnsi="Courier New" w:cs="Courier New"/>
-                <w:noProof/>
-                <w:sz w:val="18"/>
-                <w:szCs w:val="18"/>
-              </w:rPr>
-            </w:pPr>
-            <w:r>
-              <w:rPr>
-                <w:rFonts w:ascii="Courier New" w:hAnsi="Courier New" w:cs="Courier New"/>
-                <w:noProof/>
-                <w:sz w:val="18"/>
-                <w:szCs w:val="18"/>
-              </w:rPr>
-              <w:t xml:space="preserve">     "</w:t>
-            </w:r>
-            <w:r>
-              <w:rPr>
-                <w:rFonts w:ascii="Courier New" w:hAnsi="Courier New" w:cs="Courier New"/>
-                <w:noProof/>
-                <w:sz w:val="18"/>
-                <w:szCs w:val="18"/>
-              </w:rPr>
-              <w:t>display_images</w:t>
-            </w:r>
-            <w:r>
-              <w:rPr>
-                <w:rFonts w:ascii="Courier New" w:hAnsi="Courier New" w:cs="Courier New"/>
-                <w:noProof/>
-                <w:sz w:val="18"/>
-                <w:szCs w:val="18"/>
-              </w:rPr>
-              <w:t>": {</w:t>
-            </w:r>
-          </w:p>
-          <w:p>
-            <w:pPr>
-              <w:rPr>
-                <w:rFonts w:ascii="Courier New" w:hAnsi="Courier New" w:cs="Courier New"/>
-                <w:noProof/>
-                <w:sz w:val="18"/>
-                <w:szCs w:val="18"/>
-              </w:rPr>
-            </w:pPr>
-            <w:r>
-              <w:rPr>
-                <w:rFonts w:ascii="Courier New" w:hAnsi="Courier New" w:cs="Courier New"/>
-                <w:noProof/>
-                <w:sz w:val="18"/>
-                <w:szCs w:val="18"/>
-              </w:rPr>
-              <w:t xml:space="preserve">       "l</w:t>
-            </w:r>
-            <w:r>
-              <w:rPr>
-                <w:rFonts w:ascii="Courier New" w:hAnsi="Courier New" w:cs="Courier New"/>
-                <w:noProof/>
-                <w:sz w:val="18"/>
-                <w:szCs w:val="18"/>
-              </w:rPr>
-              <w:t>ogo</w:t>
-            </w:r>
-            <w:r>
-              <w:rPr>
-                <w:rFonts w:ascii="Courier New" w:hAnsi="Courier New" w:cs="Courier New"/>
-                <w:noProof/>
-                <w:sz w:val="18"/>
-                <w:szCs w:val="18"/>
-              </w:rPr>
-              <w:t>_uri": "https://</w:t>
-            </w:r>
-            <w:r>
-              <w:rPr>
-                <w:rFonts w:ascii="Courier New" w:hAnsi="Courier New" w:cs="Courier New"/>
-                <w:noProof/>
-                <w:sz w:val="18"/>
-                <w:szCs w:val="18"/>
-              </w:rPr>
-              <w:t>onlineservice</w:t>
-            </w:r>
-            <w:r>
-              <w:rPr>
-                <w:rFonts w:ascii="Courier New" w:hAnsi="Courier New" w:cs="Courier New"/>
-                <w:noProof/>
-                <w:sz w:val="18"/>
-                <w:szCs w:val="18"/>
-              </w:rPr>
-              <w:t>.com/images/</w:t>
-            </w:r>
-            <w:r>
-              <w:rPr>
-                <w:rFonts w:ascii="Courier New" w:hAnsi="Courier New" w:cs="Courier New"/>
-                <w:noProof/>
-                <w:sz w:val="18"/>
-                <w:szCs w:val="18"/>
-              </w:rPr>
-              <w:t>logo</w:t>
-            </w:r>
-            <w:r>
-              <w:rPr>
-                <w:rFonts w:ascii="Courier New" w:hAnsi="Courier New" w:cs="Courier New"/>
-                <w:noProof/>
-                <w:sz w:val="18"/>
-                <w:szCs w:val="18"/>
-              </w:rPr>
-              <w:t>.png",</w:t>
-            </w:r>
-          </w:p>
-          <w:p>
-            <w:pPr>
-              <w:rPr>
-                <w:rFonts w:ascii="Courier New" w:hAnsi="Courier New" w:cs="Courier New"/>
-                <w:noProof/>
-                <w:sz w:val="18"/>
-                <w:szCs w:val="18"/>
-              </w:rPr>
-            </w:pPr>
-            <w:r>
-              <w:rPr>
-                <w:rFonts w:ascii="Courier New" w:hAnsi="Courier New" w:cs="Courier New"/>
-                <w:noProof/>
-                <w:sz w:val="18"/>
-                <w:szCs w:val="18"/>
-              </w:rPr>
-              <w:t xml:space="preserve">       "icon_uri": "https://</w:t>
-            </w:r>
-            <w:r>
-              <w:rPr>
-                <w:rFonts w:ascii="Courier New" w:hAnsi="Courier New" w:cs="Courier New"/>
-                <w:noProof/>
-                <w:sz w:val="18"/>
-                <w:szCs w:val="18"/>
-              </w:rPr>
-              <w:t>onlineservice</w:t>
-            </w:r>
-            <w:r>
-              <w:rPr>
-                <w:rFonts w:ascii="Courier New" w:hAnsi="Courier New" w:cs="Courier New"/>
-                <w:noProof/>
-                <w:sz w:val="18"/>
-                <w:szCs w:val="18"/>
-              </w:rPr>
-              <w:t>.com/images/icon.png"</w:t>
-            </w:r>
-          </w:p>
-          <w:p>
-            <w:pPr>
-              <w:rPr>
-                <w:rFonts w:ascii="Courier New" w:hAnsi="Courier New" w:cs="Courier New"/>
-                <w:noProof/>
-                <w:sz w:val="18"/>
-                <w:szCs w:val="18"/>
-              </w:rPr>
-            </w:pPr>
-            <w:r>
-              <w:rPr>
-                <w:rFonts w:ascii="Courier New" w:hAnsi="Courier New" w:cs="Courier New"/>
-                <w:noProof/>
-                <w:sz w:val="18"/>
-                <w:szCs w:val="18"/>
-              </w:rPr>
-              <w:t xml:space="preserve">     }</w:t>
-            </w:r>
-          </w:p>
-          <w:p>
-            <w:pPr>
-              <w:rPr>
-                <w:rFonts w:ascii="Courier New" w:hAnsi="Courier New" w:cs="Courier New"/>
-                <w:noProof/>
-                <w:sz w:val="18"/>
-                <w:szCs w:val="18"/>
-              </w:rPr>
-            </w:pPr>
-            <w:r>
-              <w:rPr>
-                <w:rFonts w:ascii="Courier New" w:hAnsi="Courier New" w:cs="Courier New"/>
-                <w:noProof/>
-                <w:sz w:val="18"/>
-                <w:szCs w:val="18"/>
-              </w:rPr>
-              <w:t xml:space="preserve">     "capabilities": {</w:t>
-            </w:r>
-          </w:p>
-          <w:p>
-            <w:pPr>
-              <w:rPr>
-                <w:rFonts w:ascii="Courier New" w:hAnsi="Courier New" w:cs="Courier New"/>
-                <w:noProof/>
-                <w:sz w:val="18"/>
-                <w:szCs w:val="18"/>
-              </w:rPr>
-            </w:pPr>
-            <w:r>
-              <w:rPr>
-                <w:rFonts w:ascii="Courier New" w:hAnsi="Courier New" w:cs="Courier New"/>
-                <w:noProof/>
-                <w:sz w:val="18"/>
-                <w:szCs w:val="18"/>
-              </w:rPr>
-              <w:t xml:space="preserve">       "authentication_profiles": [</w:t>
-            </w:r>
-          </w:p>
-          <w:p>
-            <w:pPr>
-              <w:rPr>
-                <w:rFonts w:ascii="Courier New" w:hAnsi="Courier New" w:cs="Courier New"/>
-                <w:noProof/>
-                <w:sz w:val="18"/>
-                <w:szCs w:val="18"/>
-              </w:rPr>
-            </w:pPr>
-            <w:r>
-              <w:rPr>
-                <w:rFonts w:ascii="Courier New" w:hAnsi="Courier New" w:cs="Courier New"/>
-                <w:noProof/>
-                <w:sz w:val="18"/>
-                <w:szCs w:val="18"/>
-              </w:rPr>
-              <w:t xml:space="preserve">         "urn:ietf:params:fastfed:1.0:authentication:SAML:Basic",</w:t>
-            </w:r>
-          </w:p>
-          <w:p>
-            <w:pPr>
-              <w:rPr>
-                <w:rFonts w:ascii="Courier New" w:hAnsi="Courier New" w:cs="Courier New"/>
-                <w:noProof/>
-                <w:sz w:val="18"/>
-                <w:szCs w:val="18"/>
-              </w:rPr>
-            </w:pPr>
-            <w:r>
-              <w:rPr>
-                <w:rFonts w:ascii="Courier New" w:hAnsi="Courier New" w:cs="Courier New"/>
-                <w:noProof/>
-                <w:sz w:val="18"/>
-                <w:szCs w:val="18"/>
-              </w:rPr>
-              <w:t xml:space="preserve">       ],</w:t>
-            </w:r>
-          </w:p>
-          <w:p>
-            <w:pPr>
-              <w:rPr>
-                <w:rFonts w:ascii="Courier New" w:hAnsi="Courier New" w:cs="Courier New"/>
-                <w:noProof/>
-                <w:sz w:val="18"/>
-                <w:szCs w:val="18"/>
-              </w:rPr>
-            </w:pPr>
-            <w:r>
-              <w:rPr>
-                <w:rFonts w:ascii="Courier New" w:hAnsi="Courier New" w:cs="Courier New"/>
-                <w:noProof/>
-                <w:sz w:val="18"/>
-                <w:szCs w:val="18"/>
-              </w:rPr>
-              <w:t xml:space="preserve">       "provisioning_profiles":[</w:t>
-            </w:r>
-          </w:p>
-          <w:p>
-            <w:pPr>
-              <w:rPr>
-                <w:rFonts w:ascii="Courier New" w:hAnsi="Courier New" w:cs="Courier New"/>
-                <w:noProof/>
-                <w:sz w:val="18"/>
-                <w:szCs w:val="18"/>
-              </w:rPr>
-            </w:pPr>
-            <w:r>
-              <w:rPr>
-                <w:rFonts w:ascii="Courier New" w:hAnsi="Courier New" w:cs="Courier New"/>
-                <w:noProof/>
-                <w:sz w:val="18"/>
-                <w:szCs w:val="18"/>
-              </w:rPr>
-              <w:t xml:space="preserve">         "urn:ietf:params:fastfed:1.0:provisioning:SCIM:FullLifeCycle"</w:t>
-            </w:r>
-          </w:p>
-          <w:p>
-            <w:pPr>
-              <w:rPr>
-                <w:rFonts w:ascii="Courier New" w:hAnsi="Courier New" w:cs="Courier New"/>
-                <w:noProof/>
-                <w:sz w:val="18"/>
-                <w:szCs w:val="18"/>
-              </w:rPr>
-            </w:pPr>
-            <w:r>
-              <w:rPr>
-                <w:rFonts w:ascii="Courier New" w:hAnsi="Courier New" w:cs="Courier New"/>
-                <w:noProof/>
-                <w:sz w:val="18"/>
-                <w:szCs w:val="18"/>
-              </w:rPr>
-              <w:t xml:space="preserve">       ],</w:t>
-            </w:r>
-          </w:p>
-          <w:p>
-            <w:pPr>
-              <w:rPr>
-                <w:rFonts w:ascii="Courier New" w:hAnsi="Courier New" w:cs="Courier New"/>
-                <w:noProof/>
-                <w:sz w:val="18"/>
-                <w:szCs w:val="18"/>
-              </w:rPr>
-            </w:pPr>
-            <w:r>
-              <w:rPr>
-                <w:rFonts w:ascii="Courier New" w:hAnsi="Courier New" w:cs="Courier New"/>
-                <w:noProof/>
-                <w:sz w:val="18"/>
-                <w:szCs w:val="18"/>
-              </w:rPr>
-              <w:t xml:space="preserve">       "schemas": [</w:t>
-            </w:r>
-          </w:p>
-          <w:p>
-            <w:pPr>
-              <w:rPr>
-                <w:rFonts w:ascii="Courier New" w:hAnsi="Courier New" w:cs="Courier New"/>
-                <w:noProof/>
-                <w:sz w:val="18"/>
-                <w:szCs w:val="18"/>
-              </w:rPr>
-            </w:pPr>
-            <w:r>
-              <w:rPr>
-                <w:rFonts w:ascii="Courier New" w:hAnsi="Courier New" w:cs="Courier New"/>
-                <w:noProof/>
-                <w:sz w:val="18"/>
-                <w:szCs w:val="18"/>
-              </w:rPr>
-              <w:t xml:space="preserve">         "urn:ietf:params:scim:schemas:core:2.0:User"</w:t>
-            </w:r>
-          </w:p>
-          <w:p>
-            <w:pPr>
-              <w:rPr>
-                <w:rFonts w:ascii="Courier New" w:hAnsi="Courier New" w:cs="Courier New"/>
-                <w:noProof/>
-                <w:sz w:val="18"/>
-                <w:szCs w:val="18"/>
-              </w:rPr>
-            </w:pPr>
-            <w:r>
-              <w:rPr>
-                <w:rFonts w:ascii="Courier New" w:hAnsi="Courier New" w:cs="Courier New"/>
-                <w:noProof/>
-                <w:sz w:val="18"/>
-                <w:szCs w:val="18"/>
-              </w:rPr>
-              <w:t xml:space="preserve">       ],</w:t>
-            </w:r>
-          </w:p>
-          <w:p>
-            <w:pPr>
-              <w:rPr>
-                <w:rFonts w:ascii="Courier New" w:hAnsi="Courier New" w:cs="Courier New"/>
-                <w:noProof/>
-                <w:sz w:val="18"/>
-                <w:szCs w:val="18"/>
-              </w:rPr>
-            </w:pPr>
-            <w:r>
-              <w:rPr>
-                <w:rFonts w:ascii="Courier New" w:hAnsi="Courier New" w:cs="Courier New"/>
-                <w:noProof/>
-                <w:sz w:val="18"/>
-                <w:szCs w:val="18"/>
-              </w:rPr>
-              <w:t xml:space="preserve">       "handshake_signing_alg": [</w:t>
-            </w:r>
-          </w:p>
-          <w:p>
-            <w:pPr>
-              <w:rPr>
-                <w:rFonts w:ascii="Courier New" w:hAnsi="Courier New" w:cs="Courier New"/>
-                <w:noProof/>
-                <w:sz w:val="18"/>
-                <w:szCs w:val="18"/>
-              </w:rPr>
-            </w:pPr>
-            <w:r>
-              <w:rPr>
-                <w:rFonts w:ascii="Courier New" w:hAnsi="Courier New" w:cs="Courier New"/>
-                <w:noProof/>
-                <w:sz w:val="18"/>
-                <w:szCs w:val="18"/>
-              </w:rPr>
-              <w:t xml:space="preserve">         "RS256"</w:t>
-            </w:r>
-          </w:p>
-          <w:p>
-            <w:pPr>
-              <w:rPr>
-                <w:rFonts w:ascii="Courier New" w:hAnsi="Courier New" w:cs="Courier New"/>
-                <w:noProof/>
-                <w:sz w:val="18"/>
-                <w:szCs w:val="18"/>
-              </w:rPr>
-            </w:pPr>
-            <w:r>
-              <w:rPr>
-                <w:rFonts w:ascii="Courier New" w:hAnsi="Courier New" w:cs="Courier New"/>
-                <w:noProof/>
-                <w:sz w:val="18"/>
-                <w:szCs w:val="18"/>
-              </w:rPr>
-              <w:t xml:space="preserve">       ]</w:t>
-            </w:r>
-          </w:p>
-          <w:p>
-            <w:pPr>
-              <w:rPr>
-                <w:rFonts w:ascii="Courier New" w:hAnsi="Courier New" w:cs="Courier New"/>
-                <w:noProof/>
-                <w:sz w:val="18"/>
-                <w:szCs w:val="18"/>
-              </w:rPr>
-            </w:pPr>
-            <w:r>
-              <w:rPr>
-                <w:rFonts w:ascii="Courier New" w:hAnsi="Courier New" w:cs="Courier New"/>
-                <w:noProof/>
-                <w:sz w:val="18"/>
-                <w:szCs w:val="18"/>
-              </w:rPr>
-              <w:t xml:space="preserve">     }</w:t>
-            </w:r>
-          </w:p>
-          <w:p>
-            <w:pPr>
-              <w:rPr>
-                <w:rFonts w:ascii="Courier New" w:hAnsi="Courier New" w:cs="Courier New"/>
-                <w:noProof/>
-                <w:sz w:val="18"/>
-                <w:szCs w:val="18"/>
-              </w:rPr>
-            </w:pPr>
-            <w:r>
-              <w:rPr>
-                <w:rFonts w:ascii="Courier New" w:hAnsi="Courier New" w:cs="Courier New"/>
-                <w:noProof/>
-                <w:sz w:val="18"/>
-                <w:szCs w:val="18"/>
-              </w:rPr>
-              <w:t xml:space="preserve">     "fastfed_handshake_</w:t>
-            </w:r>
-            <w:r>
-              <w:rPr>
-                <w:rFonts w:ascii="Courier New" w:hAnsi="Courier New" w:cs="Courier New"/>
-                <w:noProof/>
-                <w:sz w:val="18"/>
-                <w:szCs w:val="18"/>
-              </w:rPr>
-              <w:t>finish_</w:t>
-            </w:r>
-            <w:r>
-              <w:rPr>
-                <w:rFonts w:ascii="Courier New" w:hAnsi="Courier New" w:cs="Courier New"/>
-                <w:noProof/>
-                <w:sz w:val="18"/>
-                <w:szCs w:val="18"/>
-              </w:rPr>
-              <w:t xml:space="preserve">uri": </w:t>
-            </w:r>
-          </w:p>
-          <w:p>
-            <w:pPr>
-              <w:rPr>
-                <w:rFonts w:ascii="Courier New" w:hAnsi="Courier New" w:cs="Courier New"/>
-                <w:noProof/>
-                <w:sz w:val="18"/>
-                <w:szCs w:val="18"/>
-              </w:rPr>
-            </w:pPr>
-            <w:r>
-              <w:rPr>
-                <w:rFonts w:ascii="Courier New" w:hAnsi="Courier New" w:cs="Courier New"/>
-                <w:noProof/>
-                <w:sz w:val="18"/>
-                <w:szCs w:val="18"/>
-              </w:rPr>
-              <w:t xml:space="preserve">       </w:t>
-            </w:r>
-            <w:r>
-              <w:rPr>
-                <w:rFonts w:ascii="Courier New" w:hAnsi="Courier New" w:cs="Courier New"/>
-                <w:noProof/>
-                <w:sz w:val="18"/>
-                <w:szCs w:val="18"/>
-              </w:rPr>
-              <w:t>"https://tenant-</w:t>
-            </w:r>
-            <w:r>
-              <w:rPr>
-                <w:rFonts w:ascii="Courier New" w:hAnsi="Courier New" w:cs="Courier New"/>
-                <w:noProof/>
-                <w:sz w:val="18"/>
-                <w:szCs w:val="18"/>
-              </w:rPr>
-              <w:t>67890</w:t>
-            </w:r>
-            <w:r>
-              <w:rPr>
-                <w:rFonts w:ascii="Courier New" w:hAnsi="Courier New" w:cs="Courier New"/>
-                <w:noProof/>
-                <w:sz w:val="18"/>
-                <w:szCs w:val="18"/>
-              </w:rPr>
-              <w:t>.</w:t>
-            </w:r>
-            <w:r>
-              <w:rPr>
-                <w:rFonts w:ascii="Courier New" w:hAnsi="Courier New" w:cs="Courier New"/>
-                <w:noProof/>
-                <w:sz w:val="18"/>
-                <w:szCs w:val="18"/>
-              </w:rPr>
-              <w:t>onlineservice</w:t>
-            </w:r>
-            <w:r>
-              <w:rPr>
-                <w:rFonts w:ascii="Courier New" w:hAnsi="Courier New" w:cs="Courier New"/>
-                <w:noProof/>
-                <w:sz w:val="18"/>
-                <w:szCs w:val="18"/>
-              </w:rPr>
-              <w:t>.com/fastfed/</w:t>
-            </w:r>
-            <w:r>
-              <w:rPr>
-                <w:rFonts w:ascii="Courier New" w:hAnsi="Courier New" w:cs="Courier New"/>
-                <w:noProof/>
-                <w:sz w:val="18"/>
-                <w:szCs w:val="18"/>
-              </w:rPr>
-              <w:t>handshake</w:t>
-            </w:r>
-            <w:r>
-              <w:rPr>
-                <w:rFonts w:ascii="Courier New" w:hAnsi="Courier New" w:cs="Courier New"/>
-                <w:noProof/>
-                <w:sz w:val="18"/>
-                <w:szCs w:val="18"/>
-              </w:rPr>
-              <w:t>/finish</w:t>
-            </w:r>
-            <w:r>
-              <w:rPr>
-                <w:rFonts w:ascii="Courier New" w:hAnsi="Courier New" w:cs="Courier New"/>
-                <w:noProof/>
-                <w:sz w:val="18"/>
-                <w:szCs w:val="18"/>
-              </w:rPr>
-              <w:t>",</w:t>
+              <w:t xml:space="preserve">           "urn:scim:my:custom:schema:customAttribute"</w:t>
+            </w:r>
+          </w:p>
+          <w:p>
+            <w:pPr>
+              <w:rPr>
+                <w:rFonts w:ascii="Courier New" w:hAnsi="Courier New" w:cs="Courier New"/>
+                <w:noProof/>
+                <w:sz w:val="18"/>
+                <w:szCs w:val="18"/>
+              </w:rPr>
+            </w:pPr>
+            <w:r>
+              <w:rPr>
+                <w:rFonts w:ascii="Courier New" w:hAnsi="Courier New" w:cs="Courier New"/>
+                <w:noProof/>
+                <w:sz w:val="18"/>
+                <w:szCs w:val="18"/>
+              </w:rPr>
+              <w:t xml:space="preserve">         ]</w:t>
+            </w:r>
+          </w:p>
+          <w:p>
+            <w:pPr>
+              <w:rPr>
+                <w:rFonts w:ascii="Courier New" w:hAnsi="Courier New" w:cs="Courier New"/>
+                <w:noProof/>
+                <w:sz w:val="18"/>
+                <w:szCs w:val="18"/>
+              </w:rPr>
+            </w:pPr>
+            <w:r>
+              <w:rPr>
+                <w:rFonts w:ascii="Courier New" w:hAnsi="Courier New" w:cs="Courier New"/>
+                <w:noProof/>
+                <w:sz w:val="18"/>
+                <w:szCs w:val="18"/>
+              </w:rPr>
+              <w:t xml:space="preserve">       }</w:t>
+            </w:r>
+          </w:p>
+          <w:p>
+            <w:pPr>
+              <w:rPr>
+                <w:rFonts w:ascii="Courier New" w:hAnsi="Courier New" w:cs="Courier New"/>
+                <w:noProof/>
+                <w:sz w:val="18"/>
+                <w:szCs w:val="18"/>
+              </w:rPr>
+            </w:pPr>
+            <w:r>
+              <w:rPr>
+                <w:rFonts w:ascii="Courier New" w:hAnsi="Courier New" w:cs="Courier New"/>
+                <w:noProof/>
+                <w:sz w:val="18"/>
+                <w:szCs w:val="18"/>
+              </w:rPr>
+              <w:t xml:space="preserve">    }</w:t>
+            </w:r>
+          </w:p>
+          <w:p>
+            <w:pPr>
+              <w:rPr>
+                <w:rFonts w:ascii="Courier New" w:hAnsi="Courier New" w:cs="Courier New"/>
+                <w:noProof/>
+                <w:sz w:val="18"/>
+                <w:szCs w:val="18"/>
+              </w:rPr>
+            </w:pPr>
+            <w:r>
+              <w:rPr>
+                <w:rFonts w:ascii="Courier New" w:hAnsi="Courier New" w:cs="Courier New"/>
+                <w:noProof/>
+                <w:sz w:val="18"/>
+                <w:szCs w:val="18"/>
+              </w:rPr>
+              <w:t xml:space="preserve"> }</w:t>
             </w:r>
           </w:p>
           <w:p>
@@ -5432,24 +5874,6 @@
                 <w:szCs w:val="20"/>
               </w:rPr>
             </w:pPr>
-            <w:r>
-              <w:rPr>
-                <w:rFonts w:ascii="Courier New" w:hAnsi="Courier New" w:cs="Courier New"/>
-                <w:noProof/>
-                <w:sz w:val="20"/>
-                <w:szCs w:val="20"/>
-              </w:rPr>
-              <w:t xml:space="preserve"> }</w:t>
-            </w:r>
-            <w:r>
-              <w:rPr>
-                <w:rFonts w:ascii="Courier New" w:hAnsi="Courier New" w:cs="Courier New"/>
-                <w:noProof/>
-                <w:sz w:val="20"/>
-                <w:szCs w:val="20"/>
-              </w:rPr>
-              <w:br/>
-            </w:r>
           </w:p>
         </w:tc>
       </w:tr>
@@ -5489,7 +5913,7 @@
           <w:sz w:val="28"/>
           <w:szCs w:val="28"/>
         </w:rPr>
-        <w:t>20</w:t>
+        <w:t>2</w:t>
       </w:r>
       <w:r>
         <w:rPr>
@@ -5498,6 +5922,15 @@
           <w:sz w:val="28"/>
           <w:szCs w:val="28"/>
         </w:rPr>
+        <w:t>2</w:t>
+      </w:r>
+      <w:r>
+        <w:rPr>
+          <w:b/>
+          <w:color w:val="000000" w:themeColor="text1"/>
+          <w:sz w:val="28"/>
+          <w:szCs w:val="28"/>
+        </w:rPr>
         <w:t xml:space="preserve">) </w:t>
       </w:r>
       <w:r>
@@ -5507,7 +5940,16 @@
           <w:sz w:val="28"/>
           <w:szCs w:val="28"/>
         </w:rPr>
-        <w:t>Alice consents to finalizing the registration</w:t>
+        <w:t xml:space="preserve">Alice consents to </w:t>
+      </w:r>
+      <w:r>
+        <w:rPr>
+          <w:b/>
+          <w:color w:val="000000" w:themeColor="text1"/>
+          <w:sz w:val="28"/>
+          <w:szCs w:val="28"/>
+        </w:rPr>
+        <w:t>continuing</w:t>
       </w:r>
     </w:p>
     <w:p>
@@ -5515,7 +5957,13 @@
         <w:t xml:space="preserve">Because the provisioning profile </w:t>
       </w:r>
       <w:r>
-        <w:t>has been modified in the Application Metadata, the Identity Provider displays an informative consent page, including the following:</w:t>
+        <w:t xml:space="preserve">has been modified in the Application Metadata, the Identity Provider displays an informative </w:t>
+      </w:r>
+      <w:r>
+        <w:t xml:space="preserve">confirmation </w:t>
+      </w:r>
+      <w:r>
+        <w:t>page, including the following:</w:t>
       </w:r>
     </w:p>
     <w:p>
@@ -5554,7 +6002,6 @@
     <w:p/>
     <w:p>
       <w:r>
-        <w:lastRenderedPageBreak/>
         <w:t xml:space="preserve">If the </w:t>
       </w:r>
       <w:r>
@@ -5590,7 +6037,16 @@
           <w:sz w:val="28"/>
           <w:szCs w:val="28"/>
         </w:rPr>
-        <w:t>21</w:t>
+        <w:t>2</w:t>
+      </w:r>
+      <w:r>
+        <w:rPr>
+          <w:b/>
+          <w:color w:val="000000" w:themeColor="text1"/>
+          <w:sz w:val="28"/>
+          <w:szCs w:val="28"/>
+        </w:rPr>
+        <w:t>3</w:t>
       </w:r>
       <w:r>
         <w:rPr>
@@ -5676,16 +6132,16 @@
                 <w:sz w:val="18"/>
                 <w:szCs w:val="18"/>
               </w:rPr>
-              <w:t xml:space="preserve">  "iss": "</w:t>
-            </w:r>
-            <w:r>
-              <w:rPr>
-                <w:rFonts w:ascii="Courier New" w:hAnsi="Courier New" w:cs="Courier New"/>
-                <w:noProof/>
-                <w:sz w:val="18"/>
-                <w:szCs w:val="18"/>
-              </w:rPr>
-              <w:t>cloudprovider</w:t>
+              <w:t xml:space="preserve">   "iss": "https://tenant-12345.</w:t>
+            </w:r>
+            <w:r>
+              <w:rPr>
+                <w:rFonts w:ascii="Courier New" w:hAnsi="Courier New" w:cs="Courier New"/>
+                <w:noProof/>
+                <w:sz w:val="18"/>
+                <w:szCs w:val="18"/>
+              </w:rPr>
+              <w:t>identityprovider</w:t>
             </w:r>
             <w:r>
               <w:rPr>
@@ -5713,26 +6169,7 @@
                 <w:sz w:val="18"/>
                 <w:szCs w:val="18"/>
               </w:rPr>
-              <w:t xml:space="preserve">  "sub": "tenant-12345",</w:t>
-            </w:r>
-          </w:p>
-          <w:p>
-            <w:pPr>
-              <w:rPr>
-                <w:rFonts w:ascii="Courier New" w:hAnsi="Courier New" w:cs="Courier New"/>
-                <w:noProof/>
-                <w:sz w:val="18"/>
-                <w:szCs w:val="18"/>
-              </w:rPr>
-            </w:pPr>
-            <w:r>
-              <w:rPr>
-                <w:rFonts w:ascii="Courier New" w:hAnsi="Courier New" w:cs="Courier New"/>
-                <w:noProof/>
-                <w:sz w:val="18"/>
-                <w:szCs w:val="18"/>
-              </w:rPr>
-              <w:t xml:space="preserve">  "aud": "</w:t>
+              <w:t xml:space="preserve">   "aud": "https://tenant-67890.</w:t>
             </w:r>
             <w:r>
               <w:rPr>
@@ -5769,64 +6206,94 @@
                 <w:sz w:val="18"/>
                 <w:szCs w:val="18"/>
               </w:rPr>
-              <w:t xml:space="preserve">  "schema": "urn:ietf:params:scim:schemas:core:2.0:User",</w:t>
-            </w:r>
-          </w:p>
-          <w:p>
-            <w:pPr>
-              <w:rPr>
-                <w:rFonts w:ascii="Courier New" w:hAnsi="Courier New" w:cs="Courier New"/>
-                <w:noProof/>
-                <w:sz w:val="18"/>
-                <w:szCs w:val="18"/>
-              </w:rPr>
-            </w:pPr>
-            <w:r>
-              <w:rPr>
-                <w:rFonts w:ascii="Courier New" w:hAnsi="Courier New" w:cs="Courier New"/>
-                <w:noProof/>
-                <w:sz w:val="18"/>
-                <w:szCs w:val="18"/>
-              </w:rPr>
-              <w:t xml:space="preserve">  "authentication_profile</w:t>
-            </w:r>
-            <w:r>
-              <w:rPr>
-                <w:rFonts w:ascii="Courier New" w:hAnsi="Courier New" w:cs="Courier New"/>
-                <w:noProof/>
-                <w:sz w:val="18"/>
-                <w:szCs w:val="18"/>
-              </w:rPr>
-              <w:t>s</w:t>
-            </w:r>
-            <w:r>
-              <w:rPr>
-                <w:rFonts w:ascii="Courier New" w:hAnsi="Courier New" w:cs="Courier New"/>
-                <w:noProof/>
-                <w:sz w:val="18"/>
-                <w:szCs w:val="18"/>
-              </w:rPr>
-              <w:t>":</w:t>
-            </w:r>
-            <w:r>
-              <w:rPr>
-                <w:rFonts w:ascii="Courier New" w:hAnsi="Courier New" w:cs="Courier New"/>
-                <w:noProof/>
-                <w:sz w:val="18"/>
-                <w:szCs w:val="18"/>
-              </w:rPr>
-              <w:t xml:space="preserve"> [</w:t>
-            </w:r>
-          </w:p>
-          <w:p>
-            <w:pPr>
-              <w:rPr>
-                <w:rFonts w:ascii="Courier New" w:hAnsi="Courier New" w:cs="Courier New"/>
-                <w:noProof/>
-                <w:sz w:val="18"/>
-                <w:szCs w:val="18"/>
-              </w:rPr>
-            </w:pPr>
+              <w:t xml:space="preserve">   "exp": 1234567890,</w:t>
+            </w:r>
+          </w:p>
+          <w:p>
+            <w:pPr>
+              <w:rPr>
+                <w:rFonts w:ascii="Courier New" w:hAnsi="Courier New" w:cs="Courier New"/>
+                <w:noProof/>
+                <w:sz w:val="18"/>
+                <w:szCs w:val="18"/>
+              </w:rPr>
+            </w:pPr>
+            <w:r>
+              <w:rPr>
+                <w:rFonts w:ascii="Courier New" w:hAnsi="Courier New" w:cs="Courier New"/>
+                <w:noProof/>
+                <w:sz w:val="18"/>
+                <w:szCs w:val="18"/>
+              </w:rPr>
+              <w:t xml:space="preserve">   "authentication_profiles": </w:t>
+            </w:r>
+          </w:p>
+          <w:p>
+            <w:pPr>
+              <w:rPr>
+                <w:rFonts w:ascii="Courier New" w:hAnsi="Courier New" w:cs="Courier New"/>
+                <w:noProof/>
+                <w:sz w:val="18"/>
+                <w:szCs w:val="18"/>
+              </w:rPr>
+            </w:pPr>
+            <w:r>
+              <w:rPr>
+                <w:rFonts w:ascii="Courier New" w:hAnsi="Courier New" w:cs="Courier New"/>
+                <w:noProof/>
+                <w:sz w:val="18"/>
+                <w:szCs w:val="18"/>
+              </w:rPr>
+              <w:t xml:space="preserve">     </w:t>
+            </w:r>
+            <w:r>
+              <w:rPr>
+                <w:rFonts w:ascii="Courier New" w:hAnsi="Courier New" w:cs="Courier New"/>
+                <w:noProof/>
+                <w:sz w:val="18"/>
+                <w:szCs w:val="18"/>
+              </w:rPr>
+              <w:t>["urn:ietf:params:fastfed:1.0:authentication:SAML:Basic"],</w:t>
+            </w:r>
+          </w:p>
+          <w:p>
+            <w:pPr>
+              <w:rPr>
+                <w:rFonts w:ascii="Courier New" w:hAnsi="Courier New" w:cs="Courier New"/>
+                <w:noProof/>
+                <w:sz w:val="18"/>
+                <w:szCs w:val="18"/>
+              </w:rPr>
+            </w:pPr>
+            <w:r>
+              <w:rPr>
+                <w:rFonts w:ascii="Courier New" w:hAnsi="Courier New" w:cs="Courier New"/>
+                <w:noProof/>
+                <w:sz w:val="18"/>
+                <w:szCs w:val="18"/>
+              </w:rPr>
+              <w:lastRenderedPageBreak/>
+              <w:t xml:space="preserve">   "provisioning_profiles":</w:t>
+            </w:r>
+          </w:p>
+          <w:p>
+            <w:pPr>
+              <w:rPr>
+                <w:rFonts w:ascii="Courier New" w:hAnsi="Courier New" w:cs="Courier New"/>
+                <w:noProof/>
+                <w:sz w:val="18"/>
+                <w:szCs w:val="18"/>
+              </w:rPr>
+            </w:pPr>
+            <w:r>
+              <w:rPr>
+                <w:rFonts w:ascii="Courier New" w:hAnsi="Courier New" w:cs="Courier New"/>
+                <w:noProof/>
+                <w:sz w:val="18"/>
+                <w:szCs w:val="18"/>
+              </w:rPr>
+              <w:t xml:space="preserve"> </w:t>
+            </w:r>
             <w:r>
               <w:rPr>
                 <w:rFonts w:ascii="Courier New" w:hAnsi="Courier New" w:cs="Courier New"/>
@@ -5843,257 +6310,101 @@
                 <w:sz w:val="18"/>
                 <w:szCs w:val="18"/>
               </w:rPr>
-              <w:t>"urn:ietf:params:fastfed:1.0:authentication:SAML:Basic"</w:t>
-            </w:r>
-          </w:p>
-          <w:p>
-            <w:pPr>
-              <w:rPr>
-                <w:rFonts w:ascii="Courier New" w:hAnsi="Courier New" w:cs="Courier New"/>
-                <w:noProof/>
-                <w:sz w:val="18"/>
-                <w:szCs w:val="18"/>
-              </w:rPr>
-            </w:pPr>
-            <w:r>
-              <w:rPr>
-                <w:rFonts w:ascii="Courier New" w:hAnsi="Courier New" w:cs="Courier New"/>
-                <w:noProof/>
-                <w:sz w:val="18"/>
-                <w:szCs w:val="18"/>
-              </w:rPr>
-              <w:t xml:space="preserve">  ]</w:t>
-            </w:r>
-            <w:r>
-              <w:rPr>
-                <w:rFonts w:ascii="Courier New" w:hAnsi="Courier New" w:cs="Courier New"/>
-                <w:noProof/>
-                <w:sz w:val="18"/>
-                <w:szCs w:val="18"/>
-              </w:rPr>
-              <w:t>,</w:t>
-            </w:r>
-          </w:p>
-          <w:p>
-            <w:pPr>
-              <w:rPr>
-                <w:rFonts w:ascii="Courier New" w:hAnsi="Courier New" w:cs="Courier New"/>
-                <w:noProof/>
-                <w:sz w:val="18"/>
-                <w:szCs w:val="18"/>
-              </w:rPr>
-            </w:pPr>
-            <w:r>
-              <w:rPr>
-                <w:rFonts w:ascii="Courier New" w:hAnsi="Courier New" w:cs="Courier New"/>
-                <w:noProof/>
-                <w:sz w:val="18"/>
-                <w:szCs w:val="18"/>
-              </w:rPr>
-              <w:t xml:space="preserve">  "provisioning_profile</w:t>
-            </w:r>
-            <w:r>
-              <w:rPr>
-                <w:rFonts w:ascii="Courier New" w:hAnsi="Courier New" w:cs="Courier New"/>
-                <w:noProof/>
-                <w:sz w:val="18"/>
-                <w:szCs w:val="18"/>
-              </w:rPr>
-              <w:t>s</w:t>
-            </w:r>
-            <w:r>
-              <w:rPr>
-                <w:rFonts w:ascii="Courier New" w:hAnsi="Courier New" w:cs="Courier New"/>
-                <w:noProof/>
-                <w:sz w:val="18"/>
-                <w:szCs w:val="18"/>
-              </w:rPr>
-              <w:t>":</w:t>
-            </w:r>
-            <w:r>
-              <w:rPr>
-                <w:rFonts w:ascii="Courier New" w:hAnsi="Courier New" w:cs="Courier New"/>
-                <w:noProof/>
-                <w:sz w:val="18"/>
-                <w:szCs w:val="18"/>
-              </w:rPr>
-              <w:t xml:space="preserve"> [</w:t>
-            </w:r>
-          </w:p>
-          <w:p>
-            <w:pPr>
-              <w:rPr>
-                <w:rFonts w:ascii="Courier New" w:hAnsi="Courier New" w:cs="Courier New"/>
-                <w:noProof/>
-                <w:sz w:val="18"/>
-                <w:szCs w:val="18"/>
-              </w:rPr>
-            </w:pPr>
-            <w:r>
-              <w:rPr>
-                <w:rFonts w:ascii="Courier New" w:hAnsi="Courier New" w:cs="Courier New"/>
-                <w:noProof/>
-                <w:sz w:val="18"/>
-                <w:szCs w:val="18"/>
-              </w:rPr>
-              <w:t xml:space="preserve"> </w:t>
-            </w:r>
-            <w:r>
-              <w:rPr>
-                <w:rFonts w:ascii="Courier New" w:hAnsi="Courier New" w:cs="Courier New"/>
-                <w:noProof/>
-                <w:sz w:val="18"/>
-                <w:szCs w:val="18"/>
-              </w:rPr>
-              <w:t xml:space="preserve">   </w:t>
-            </w:r>
-            <w:r>
-              <w:rPr>
-                <w:rFonts w:ascii="Courier New" w:hAnsi="Courier New" w:cs="Courier New"/>
-                <w:noProof/>
-                <w:sz w:val="18"/>
-                <w:szCs w:val="18"/>
-              </w:rPr>
-              <w:t>"urn:ietf:params:fastfed:1.0:provisioning:SCIM:FullLifeCycle"</w:t>
-            </w:r>
-          </w:p>
-          <w:p>
-            <w:pPr>
-              <w:rPr>
-                <w:rFonts w:ascii="Courier New" w:hAnsi="Courier New" w:cs="Courier New"/>
-                <w:noProof/>
-                <w:sz w:val="18"/>
-                <w:szCs w:val="18"/>
-              </w:rPr>
-            </w:pPr>
-            <w:r>
-              <w:rPr>
-                <w:rFonts w:ascii="Courier New" w:hAnsi="Courier New" w:cs="Courier New"/>
-                <w:noProof/>
-                <w:sz w:val="18"/>
-                <w:szCs w:val="18"/>
-              </w:rPr>
-              <w:t xml:space="preserve">  ],</w:t>
-            </w:r>
-          </w:p>
-          <w:p>
-            <w:pPr>
-              <w:rPr>
-                <w:rFonts w:ascii="Courier New" w:hAnsi="Courier New" w:cs="Courier New"/>
-                <w:noProof/>
-                <w:sz w:val="18"/>
-                <w:szCs w:val="18"/>
-              </w:rPr>
-            </w:pPr>
-            <w:r>
-              <w:rPr>
-                <w:rFonts w:ascii="Courier New" w:hAnsi="Courier New" w:cs="Courier New"/>
-                <w:noProof/>
-                <w:sz w:val="18"/>
-                <w:szCs w:val="18"/>
-              </w:rPr>
-              <w:t xml:space="preserve">  </w:t>
-            </w:r>
-            <w:r>
-              <w:rPr>
-                <w:rFonts w:ascii="Courier New" w:hAnsi="Courier New" w:cs="Courier New"/>
-                <w:noProof/>
-                <w:sz w:val="18"/>
-                <w:szCs w:val="18"/>
-              </w:rPr>
-              <w:t>"urn:ietf:params:fastfed:1.0:authentication:SAML:Basic"</w:t>
-            </w:r>
-            <w:r>
-              <w:rPr>
-                <w:rFonts w:ascii="Courier New" w:hAnsi="Courier New" w:cs="Courier New"/>
-                <w:noProof/>
-                <w:sz w:val="18"/>
-                <w:szCs w:val="18"/>
-              </w:rPr>
-              <w:t>: {</w:t>
-            </w:r>
-          </w:p>
-          <w:p>
-            <w:pPr>
-              <w:rPr>
-                <w:rFonts w:ascii="Courier New" w:hAnsi="Courier New" w:cs="Courier New"/>
-                <w:noProof/>
-                <w:sz w:val="18"/>
-                <w:szCs w:val="18"/>
-              </w:rPr>
-            </w:pPr>
-            <w:r>
-              <w:rPr>
-                <w:rFonts w:ascii="Courier New" w:hAnsi="Courier New" w:cs="Courier New"/>
-                <w:noProof/>
-                <w:sz w:val="18"/>
-                <w:szCs w:val="18"/>
-              </w:rPr>
-              <w:t xml:space="preserve">  </w:t>
-            </w:r>
-            <w:r>
-              <w:rPr>
-                <w:rFonts w:ascii="Courier New" w:hAnsi="Courier New" w:cs="Courier New"/>
-                <w:noProof/>
-                <w:sz w:val="18"/>
-                <w:szCs w:val="18"/>
-              </w:rPr>
-              <w:t xml:space="preserve">  </w:t>
-            </w:r>
-            <w:r>
-              <w:rPr>
-                <w:rFonts w:ascii="Courier New" w:hAnsi="Courier New" w:cs="Courier New"/>
-                <w:noProof/>
-                <w:sz w:val="18"/>
-                <w:szCs w:val="18"/>
-              </w:rPr>
-              <w:t>"saml_metatadata_uri":</w:t>
-            </w:r>
-            <w:r>
-              <w:rPr>
-                <w:rFonts w:ascii="Courier New" w:hAnsi="Courier New" w:cs="Courier New"/>
-                <w:noProof/>
-                <w:sz w:val="18"/>
-                <w:szCs w:val="18"/>
-              </w:rPr>
-              <w:t xml:space="preserve"> </w:t>
-            </w:r>
-          </w:p>
-          <w:p>
-            <w:pPr>
-              <w:rPr>
-                <w:rFonts w:ascii="Courier New" w:hAnsi="Courier New" w:cs="Courier New"/>
-                <w:noProof/>
-                <w:sz w:val="18"/>
-                <w:szCs w:val="18"/>
-              </w:rPr>
-            </w:pPr>
-            <w:r>
-              <w:rPr>
-                <w:rFonts w:ascii="Courier New" w:hAnsi="Courier New" w:cs="Courier New"/>
-                <w:noProof/>
-                <w:sz w:val="18"/>
-                <w:szCs w:val="18"/>
-              </w:rPr>
-              <w:t xml:space="preserve">      </w:t>
-            </w:r>
-            <w:r>
-              <w:rPr>
-                <w:rFonts w:ascii="Courier New" w:hAnsi="Courier New" w:cs="Courier New"/>
-                <w:noProof/>
-                <w:sz w:val="18"/>
-                <w:szCs w:val="18"/>
-              </w:rPr>
-              <w:t>"https://tenant-12345.</w:t>
-            </w:r>
-            <w:r>
-              <w:rPr>
-                <w:rFonts w:ascii="Courier New" w:hAnsi="Courier New" w:cs="Courier New"/>
-                <w:noProof/>
-                <w:sz w:val="18"/>
-                <w:szCs w:val="18"/>
-              </w:rPr>
-              <w:t>cloudprovider</w:t>
+              <w:t>["urn:ietf:params:fastfed:1.0:provisioning:SCIM:FullLifeCycle"],</w:t>
+            </w:r>
+          </w:p>
+          <w:p>
+            <w:pPr>
+              <w:rPr>
+                <w:rFonts w:ascii="Courier New" w:hAnsi="Courier New" w:cs="Courier New"/>
+                <w:noProof/>
+                <w:sz w:val="18"/>
+                <w:szCs w:val="18"/>
+              </w:rPr>
+            </w:pPr>
+            <w:r>
+              <w:rPr>
+                <w:rFonts w:ascii="Courier New" w:hAnsi="Courier New" w:cs="Courier New"/>
+                <w:noProof/>
+                <w:sz w:val="18"/>
+                <w:szCs w:val="18"/>
+              </w:rPr>
+              <w:t xml:space="preserve">   "schema_grammar": </w:t>
+            </w:r>
+          </w:p>
+          <w:p>
+            <w:pPr>
+              <w:rPr>
+                <w:rFonts w:ascii="Courier New" w:hAnsi="Courier New" w:cs="Courier New"/>
+                <w:noProof/>
+                <w:sz w:val="18"/>
+                <w:szCs w:val="18"/>
+              </w:rPr>
+            </w:pPr>
+            <w:r>
+              <w:rPr>
+                <w:rFonts w:ascii="Courier New" w:hAnsi="Courier New" w:cs="Courier New"/>
+                <w:noProof/>
+                <w:sz w:val="18"/>
+                <w:szCs w:val="18"/>
+              </w:rPr>
+              <w:t xml:space="preserve">     </w:t>
+            </w:r>
+            <w:r>
+              <w:rPr>
+                <w:rFonts w:ascii="Courier New" w:hAnsi="Courier New" w:cs="Courier New"/>
+                <w:noProof/>
+                <w:sz w:val="18"/>
+                <w:szCs w:val="18"/>
+              </w:rPr>
+              <w:t>"urn:ietf:params:fastfed:1:0:schemas:scim:2.0",</w:t>
+            </w:r>
+          </w:p>
+          <w:p>
+            <w:pPr>
+              <w:rPr>
+                <w:rFonts w:ascii="Courier New" w:hAnsi="Courier New" w:cs="Courier New"/>
+                <w:noProof/>
+                <w:sz w:val="18"/>
+                <w:szCs w:val="18"/>
+              </w:rPr>
+            </w:pPr>
+            <w:r>
+              <w:rPr>
+                <w:rFonts w:ascii="Courier New" w:hAnsi="Courier New" w:cs="Courier New"/>
+                <w:noProof/>
+                <w:sz w:val="18"/>
+                <w:szCs w:val="18"/>
+              </w:rPr>
+              <w:t xml:space="preserve">   "urn:ietf:params:fastfed:1.0:authentication:SAML:Basic": {</w:t>
+            </w:r>
+          </w:p>
+          <w:p>
+            <w:pPr>
+              <w:rPr>
+                <w:rFonts w:ascii="Courier New" w:hAnsi="Courier New" w:cs="Courier New"/>
+                <w:noProof/>
+                <w:sz w:val="18"/>
+                <w:szCs w:val="18"/>
+              </w:rPr>
+            </w:pPr>
+            <w:r>
+              <w:rPr>
+                <w:rFonts w:ascii="Courier New" w:hAnsi="Courier New" w:cs="Courier New"/>
+                <w:noProof/>
+                <w:sz w:val="18"/>
+                <w:szCs w:val="18"/>
+              </w:rPr>
+              <w:t xml:space="preserve">     "saml_metatadata_uri": "https://tenant-12345.</w:t>
+            </w:r>
+            <w:r>
+              <w:rPr>
+                <w:rFonts w:ascii="Courier New" w:hAnsi="Courier New" w:cs="Courier New"/>
+                <w:noProof/>
+                <w:sz w:val="18"/>
+                <w:szCs w:val="18"/>
+              </w:rPr>
+              <w:t>identityprovider</w:t>
             </w:r>
             <w:r>
               <w:rPr>
@@ -6121,121 +6432,324 @@
                 <w:sz w:val="18"/>
                 <w:szCs w:val="18"/>
               </w:rPr>
-              <w:t xml:space="preserve">  },</w:t>
-            </w:r>
-          </w:p>
-          <w:p>
-            <w:pPr>
-              <w:rPr>
-                <w:rFonts w:ascii="Courier New" w:hAnsi="Courier New" w:cs="Courier New"/>
-                <w:noProof/>
-                <w:sz w:val="18"/>
-                <w:szCs w:val="18"/>
-              </w:rPr>
-            </w:pPr>
-            <w:r>
-              <w:rPr>
-                <w:rFonts w:ascii="Courier New" w:hAnsi="Courier New" w:cs="Courier New"/>
-                <w:noProof/>
-                <w:sz w:val="18"/>
-                <w:szCs w:val="18"/>
-              </w:rPr>
-              <w:t xml:space="preserve">  "oauth_token": {</w:t>
-            </w:r>
-          </w:p>
-          <w:p>
-            <w:pPr>
-              <w:rPr>
-                <w:rFonts w:ascii="Courier New" w:hAnsi="Courier New" w:cs="Courier New"/>
-                <w:noProof/>
-                <w:sz w:val="18"/>
-                <w:szCs w:val="18"/>
-              </w:rPr>
-            </w:pPr>
-            <w:r>
-              <w:rPr>
-                <w:rFonts w:ascii="Courier New" w:hAnsi="Courier New" w:cs="Courier New"/>
-                <w:noProof/>
-                <w:sz w:val="18"/>
-                <w:szCs w:val="18"/>
-              </w:rPr>
-              <w:t xml:space="preserve">    "access_token": "MTQ0NjJkZmQ5OTM2NDE1ZTZjNGZmZjI3",</w:t>
-            </w:r>
-          </w:p>
-          <w:p>
-            <w:pPr>
-              <w:rPr>
-                <w:rFonts w:ascii="Courier New" w:hAnsi="Courier New" w:cs="Courier New"/>
-                <w:noProof/>
-                <w:sz w:val="18"/>
-                <w:szCs w:val="18"/>
-              </w:rPr>
-            </w:pPr>
-            <w:r>
-              <w:rPr>
-                <w:rFonts w:ascii="Courier New" w:hAnsi="Courier New" w:cs="Courier New"/>
-                <w:noProof/>
-                <w:sz w:val="18"/>
-                <w:szCs w:val="18"/>
-              </w:rPr>
-              <w:t xml:space="preserve">    "token_type": "bearer",</w:t>
-            </w:r>
-          </w:p>
-          <w:p>
-            <w:pPr>
-              <w:rPr>
-                <w:rFonts w:ascii="Courier New" w:hAnsi="Courier New" w:cs="Courier New"/>
-                <w:noProof/>
-                <w:sz w:val="18"/>
-                <w:szCs w:val="18"/>
-              </w:rPr>
-            </w:pPr>
-            <w:r>
-              <w:rPr>
-                <w:rFonts w:ascii="Courier New" w:hAnsi="Courier New" w:cs="Courier New"/>
-                <w:noProof/>
-                <w:sz w:val="18"/>
-                <w:szCs w:val="18"/>
-              </w:rPr>
-              <w:t xml:space="preserve">    "refresh_token": "IwOGYzYTlmM2YxOTQ5MGE3YmNmMDFkNTVk",</w:t>
-            </w:r>
-          </w:p>
-          <w:p>
-            <w:pPr>
-              <w:rPr>
-                <w:rFonts w:ascii="Courier New" w:hAnsi="Courier New" w:cs="Courier New"/>
-                <w:noProof/>
-                <w:sz w:val="18"/>
-                <w:szCs w:val="18"/>
-              </w:rPr>
-            </w:pPr>
-            <w:r>
-              <w:rPr>
-                <w:rFonts w:ascii="Courier New" w:hAnsi="Courier New" w:cs="Courier New"/>
-                <w:noProof/>
-                <w:sz w:val="18"/>
-                <w:szCs w:val="18"/>
-              </w:rPr>
-              <w:t xml:space="preserve">    "expires_in": 3600 </w:t>
-            </w:r>
-          </w:p>
-          <w:p>
-            <w:pPr>
-              <w:rPr>
-                <w:rFonts w:ascii="Courier New" w:hAnsi="Courier New" w:cs="Courier New"/>
-                <w:noProof/>
-                <w:sz w:val="18"/>
-                <w:szCs w:val="18"/>
-              </w:rPr>
-            </w:pPr>
-            <w:r>
-              <w:rPr>
-                <w:rFonts w:ascii="Courier New" w:hAnsi="Courier New" w:cs="Courier New"/>
-                <w:noProof/>
-                <w:sz w:val="18"/>
-                <w:szCs w:val="18"/>
-              </w:rPr>
-              <w:t xml:space="preserve">  }</w:t>
+              <w:t xml:space="preserve">   },</w:t>
+            </w:r>
+            <w:r>
+              <w:rPr>
+                <w:rFonts w:ascii="Courier New" w:hAnsi="Courier New" w:cs="Courier New"/>
+                <w:noProof/>
+                <w:sz w:val="18"/>
+                <w:szCs w:val="18"/>
+              </w:rPr>
+              <w:br/>
+            </w:r>
+            <w:r>
+              <w:rPr>
+                <w:rFonts w:ascii="Courier New" w:hAnsi="Courier New" w:cs="Courier New"/>
+                <w:noProof/>
+                <w:sz w:val="18"/>
+                <w:szCs w:val="18"/>
+              </w:rPr>
+              <w:t xml:space="preserve">   "urn:ietf:params:fastfed:1.0:provisioning:SCIM:FullLifeCycle": {</w:t>
+            </w:r>
+          </w:p>
+          <w:p>
+            <w:pPr>
+              <w:rPr>
+                <w:rFonts w:ascii="Courier New" w:hAnsi="Courier New" w:cs="Courier New"/>
+                <w:noProof/>
+                <w:sz w:val="18"/>
+                <w:szCs w:val="18"/>
+              </w:rPr>
+            </w:pPr>
+            <w:r>
+              <w:rPr>
+                <w:rFonts w:ascii="Courier New" w:hAnsi="Courier New" w:cs="Courier New"/>
+                <w:noProof/>
+                <w:sz w:val="18"/>
+                <w:szCs w:val="18"/>
+              </w:rPr>
+              <w:t xml:space="preserve">     "provider_contact_information": {</w:t>
+            </w:r>
+          </w:p>
+          <w:p>
+            <w:pPr>
+              <w:rPr>
+                <w:rFonts w:ascii="Courier New" w:hAnsi="Courier New" w:cs="Courier New"/>
+                <w:noProof/>
+                <w:sz w:val="18"/>
+                <w:szCs w:val="18"/>
+              </w:rPr>
+            </w:pPr>
+            <w:r>
+              <w:rPr>
+                <w:rFonts w:ascii="Courier New" w:hAnsi="Courier New" w:cs="Courier New"/>
+                <w:noProof/>
+                <w:sz w:val="18"/>
+                <w:szCs w:val="18"/>
+              </w:rPr>
+              <w:t xml:space="preserve">       "organization": "</w:t>
+            </w:r>
+            <w:r>
+              <w:rPr>
+                <w:rFonts w:ascii="Courier New" w:hAnsi="Courier New" w:cs="Courier New"/>
+                <w:noProof/>
+                <w:sz w:val="18"/>
+                <w:szCs w:val="18"/>
+              </w:rPr>
+              <w:t>Provisioning</w:t>
+            </w:r>
+            <w:r>
+              <w:rPr>
+                <w:rFonts w:ascii="Courier New" w:hAnsi="Courier New" w:cs="Courier New"/>
+                <w:noProof/>
+                <w:sz w:val="18"/>
+                <w:szCs w:val="18"/>
+              </w:rPr>
+              <w:t xml:space="preserve"> Inc.",</w:t>
+            </w:r>
+          </w:p>
+          <w:p>
+            <w:pPr>
+              <w:rPr>
+                <w:rFonts w:ascii="Courier New" w:hAnsi="Courier New" w:cs="Courier New"/>
+                <w:noProof/>
+                <w:sz w:val="18"/>
+                <w:szCs w:val="18"/>
+              </w:rPr>
+            </w:pPr>
+            <w:r>
+              <w:rPr>
+                <w:rFonts w:ascii="Courier New" w:hAnsi="Courier New" w:cs="Courier New"/>
+                <w:noProof/>
+                <w:sz w:val="18"/>
+                <w:szCs w:val="18"/>
+              </w:rPr>
+              <w:t xml:space="preserve">       "phone": "+1-800-555-</w:t>
+            </w:r>
+            <w:r>
+              <w:rPr>
+                <w:rFonts w:ascii="Courier New" w:hAnsi="Courier New" w:cs="Courier New"/>
+                <w:noProof/>
+                <w:sz w:val="18"/>
+                <w:szCs w:val="18"/>
+              </w:rPr>
+              <w:t>7777</w:t>
+            </w:r>
+            <w:r>
+              <w:rPr>
+                <w:rFonts w:ascii="Courier New" w:hAnsi="Courier New" w:cs="Courier New"/>
+                <w:noProof/>
+                <w:sz w:val="18"/>
+                <w:szCs w:val="18"/>
+              </w:rPr>
+              <w:t>",</w:t>
+            </w:r>
+          </w:p>
+          <w:p>
+            <w:pPr>
+              <w:rPr>
+                <w:rFonts w:ascii="Courier New" w:hAnsi="Courier New" w:cs="Courier New"/>
+                <w:noProof/>
+                <w:sz w:val="18"/>
+                <w:szCs w:val="18"/>
+              </w:rPr>
+            </w:pPr>
+            <w:r>
+              <w:rPr>
+                <w:rFonts w:ascii="Courier New" w:hAnsi="Courier New" w:cs="Courier New"/>
+                <w:noProof/>
+                <w:sz w:val="18"/>
+                <w:szCs w:val="18"/>
+              </w:rPr>
+              <w:t xml:space="preserve">       "email": "</w:t>
+            </w:r>
+            <w:r>
+              <w:rPr>
+                <w:rFonts w:ascii="Courier New" w:hAnsi="Courier New" w:cs="Courier New"/>
+                <w:noProof/>
+                <w:sz w:val="18"/>
+                <w:szCs w:val="18"/>
+              </w:rPr>
+              <w:t>support</w:t>
+            </w:r>
+            <w:r>
+              <w:rPr>
+                <w:rFonts w:ascii="Courier New" w:hAnsi="Courier New" w:cs="Courier New"/>
+                <w:noProof/>
+                <w:sz w:val="18"/>
+                <w:szCs w:val="18"/>
+              </w:rPr>
+              <w:t>@</w:t>
+            </w:r>
+            <w:r>
+              <w:rPr>
+                <w:rFonts w:ascii="Courier New" w:hAnsi="Courier New" w:cs="Courier New"/>
+                <w:noProof/>
+                <w:sz w:val="18"/>
+                <w:szCs w:val="18"/>
+              </w:rPr>
+              <w:t>provisioning</w:t>
+            </w:r>
+            <w:r>
+              <w:rPr>
+                <w:rFonts w:ascii="Courier New" w:hAnsi="Courier New" w:cs="Courier New"/>
+                <w:noProof/>
+                <w:sz w:val="18"/>
+                <w:szCs w:val="18"/>
+              </w:rPr>
+              <w:t>.com"</w:t>
+            </w:r>
+          </w:p>
+          <w:p>
+            <w:pPr>
+              <w:rPr>
+                <w:rFonts w:ascii="Courier New" w:hAnsi="Courier New" w:cs="Courier New"/>
+                <w:noProof/>
+                <w:sz w:val="18"/>
+                <w:szCs w:val="18"/>
+              </w:rPr>
+            </w:pPr>
+            <w:r>
+              <w:rPr>
+                <w:rFonts w:ascii="Courier New" w:hAnsi="Courier New" w:cs="Courier New"/>
+                <w:noProof/>
+                <w:sz w:val="18"/>
+                <w:szCs w:val="18"/>
+              </w:rPr>
+              <w:t xml:space="preserve">     },</w:t>
+            </w:r>
+          </w:p>
+          <w:p>
+            <w:pPr>
+              <w:rPr>
+                <w:rFonts w:ascii="Courier New" w:hAnsi="Courier New" w:cs="Courier New"/>
+                <w:noProof/>
+                <w:sz w:val="18"/>
+                <w:szCs w:val="18"/>
+              </w:rPr>
+            </w:pPr>
+            <w:r>
+              <w:rPr>
+                <w:rFonts w:ascii="Courier New" w:hAnsi="Courier New" w:cs="Courier New"/>
+                <w:noProof/>
+                <w:sz w:val="18"/>
+                <w:szCs w:val="18"/>
+              </w:rPr>
+              <w:t xml:space="preserve">     "provider_authentication_methods": {</w:t>
+            </w:r>
+          </w:p>
+          <w:p>
+            <w:pPr>
+              <w:rPr>
+                <w:rFonts w:ascii="Courier New" w:hAnsi="Courier New" w:cs="Courier New"/>
+                <w:noProof/>
+                <w:sz w:val="18"/>
+                <w:szCs w:val="18"/>
+              </w:rPr>
+            </w:pPr>
+            <w:r>
+              <w:rPr>
+                <w:rFonts w:ascii="Courier New" w:hAnsi="Courier New" w:cs="Courier New"/>
+                <w:noProof/>
+                <w:sz w:val="18"/>
+                <w:szCs w:val="18"/>
+              </w:rPr>
+              <w:t xml:space="preserve">       "urn:ietf:params:fastfed:1.0:provider_authentication:OAuth-2.0:JWTProfile": {</w:t>
+            </w:r>
+          </w:p>
+          <w:p>
+            <w:pPr>
+              <w:rPr>
+                <w:rFonts w:ascii="Courier New" w:hAnsi="Courier New" w:cs="Courier New"/>
+                <w:noProof/>
+                <w:sz w:val="18"/>
+                <w:szCs w:val="18"/>
+              </w:rPr>
+            </w:pPr>
+            <w:r>
+              <w:rPr>
+                <w:rFonts w:ascii="Courier New" w:hAnsi="Courier New" w:cs="Courier New"/>
+                <w:noProof/>
+                <w:sz w:val="18"/>
+                <w:szCs w:val="18"/>
+              </w:rPr>
+              <w:t xml:space="preserve">         "jwks_uri": "https://</w:t>
+            </w:r>
+            <w:r>
+              <w:rPr>
+                <w:rFonts w:ascii="Courier New" w:hAnsi="Courier New" w:cs="Courier New"/>
+                <w:noProof/>
+                <w:sz w:val="18"/>
+                <w:szCs w:val="18"/>
+              </w:rPr>
+              <w:t>provisioning</w:t>
+            </w:r>
+            <w:r>
+              <w:rPr>
+                <w:rFonts w:ascii="Courier New" w:hAnsi="Courier New" w:cs="Courier New"/>
+                <w:noProof/>
+                <w:sz w:val="18"/>
+                <w:szCs w:val="18"/>
+              </w:rPr>
+              <w:t>.com/keys"</w:t>
+            </w:r>
+          </w:p>
+          <w:p>
+            <w:pPr>
+              <w:rPr>
+                <w:rFonts w:ascii="Courier New" w:hAnsi="Courier New" w:cs="Courier New"/>
+                <w:noProof/>
+                <w:sz w:val="18"/>
+                <w:szCs w:val="18"/>
+              </w:rPr>
+            </w:pPr>
+            <w:r>
+              <w:rPr>
+                <w:rFonts w:ascii="Courier New" w:hAnsi="Courier New" w:cs="Courier New"/>
+                <w:noProof/>
+                <w:sz w:val="18"/>
+                <w:szCs w:val="18"/>
+              </w:rPr>
+              <w:t xml:space="preserve">       }</w:t>
+            </w:r>
+          </w:p>
+          <w:p>
+            <w:pPr>
+              <w:rPr>
+                <w:rFonts w:ascii="Courier New" w:hAnsi="Courier New" w:cs="Courier New"/>
+                <w:noProof/>
+                <w:sz w:val="18"/>
+                <w:szCs w:val="18"/>
+              </w:rPr>
+            </w:pPr>
+            <w:r>
+              <w:rPr>
+                <w:rFonts w:ascii="Courier New" w:hAnsi="Courier New" w:cs="Courier New"/>
+                <w:noProof/>
+                <w:sz w:val="18"/>
+                <w:szCs w:val="18"/>
+              </w:rPr>
+              <w:t xml:space="preserve">     }</w:t>
+            </w:r>
+          </w:p>
+          <w:p>
+            <w:pPr>
+              <w:rPr>
+                <w:rFonts w:ascii="Courier New" w:hAnsi="Courier New" w:cs="Courier New"/>
+                <w:noProof/>
+                <w:sz w:val="18"/>
+                <w:szCs w:val="18"/>
+              </w:rPr>
+            </w:pPr>
+            <w:r>
+              <w:rPr>
+                <w:rFonts w:ascii="Courier New" w:hAnsi="Courier New" w:cs="Courier New"/>
+                <w:noProof/>
+                <w:sz w:val="18"/>
+                <w:szCs w:val="18"/>
+              </w:rPr>
+              <w:t xml:space="preserve">   }</w:t>
             </w:r>
           </w:p>
           <w:p>
@@ -6362,226 +6876,50 @@
                 <w:sz w:val="18"/>
                 <w:szCs w:val="18"/>
               </w:rPr>
-              <w:t xml:space="preserve"> Content-Type: application/json</w:t>
-            </w:r>
-          </w:p>
-          <w:p>
-            <w:pPr>
-              <w:rPr>
-                <w:rFonts w:ascii="Courier New" w:hAnsi="Courier New" w:cs="Courier New"/>
-                <w:noProof/>
-                <w:sz w:val="18"/>
-                <w:szCs w:val="18"/>
-              </w:rPr>
-            </w:pPr>
-          </w:p>
-          <w:p>
-            <w:pPr>
-              <w:rPr>
-                <w:rFonts w:ascii="Courier New" w:hAnsi="Courier New" w:cs="Courier New"/>
-                <w:noProof/>
-                <w:sz w:val="18"/>
-                <w:szCs w:val="18"/>
-              </w:rPr>
-            </w:pPr>
-            <w:r>
-              <w:rPr>
-                <w:rFonts w:ascii="Courier New" w:hAnsi="Courier New" w:cs="Courier New"/>
-                <w:noProof/>
-                <w:sz w:val="18"/>
-                <w:szCs w:val="18"/>
-              </w:rPr>
-              <w:t xml:space="preserve"> {</w:t>
-            </w:r>
-          </w:p>
-          <w:p>
-            <w:pPr>
-              <w:rPr>
-                <w:rFonts w:ascii="Courier New" w:hAnsi="Courier New" w:cs="Courier New"/>
-                <w:noProof/>
-                <w:sz w:val="18"/>
-                <w:szCs w:val="18"/>
-              </w:rPr>
-            </w:pPr>
-            <w:r>
-              <w:rPr>
-                <w:rFonts w:ascii="Courier New" w:hAnsi="Courier New" w:cs="Courier New"/>
-                <w:noProof/>
-                <w:sz w:val="18"/>
-                <w:szCs w:val="18"/>
-              </w:rPr>
-              <w:t xml:space="preserve">  "payload":</w:t>
-            </w:r>
-          </w:p>
-          <w:p>
-            <w:pPr>
-              <w:rPr>
-                <w:rFonts w:ascii="Courier New" w:hAnsi="Courier New" w:cs="Courier New"/>
-                <w:noProof/>
-                <w:sz w:val="18"/>
-                <w:szCs w:val="18"/>
-              </w:rPr>
-            </w:pPr>
-            <w:r>
-              <w:rPr>
-                <w:rFonts w:ascii="Courier New" w:hAnsi="Courier New" w:cs="Courier New"/>
-                <w:noProof/>
-                <w:sz w:val="18"/>
-                <w:szCs w:val="18"/>
-              </w:rPr>
-              <w:t xml:space="preserve">   "eyJpc3MiOiJqb2UiLA0KICJleHAiOjEzMDA4MTkzODAsDQogImh0dHA6Ly9leGF</w:t>
-            </w:r>
-          </w:p>
-          <w:p>
-            <w:pPr>
-              <w:rPr>
-                <w:rFonts w:ascii="Courier New" w:hAnsi="Courier New" w:cs="Courier New"/>
-                <w:noProof/>
-                <w:sz w:val="18"/>
-                <w:szCs w:val="18"/>
-              </w:rPr>
-            </w:pPr>
-            <w:r>
-              <w:rPr>
-                <w:rFonts w:ascii="Courier New" w:hAnsi="Courier New" w:cs="Courier New"/>
-                <w:noProof/>
-                <w:sz w:val="18"/>
-                <w:szCs w:val="18"/>
-              </w:rPr>
-              <w:t xml:space="preserve">    tcGxlLmNvbS9pc19yb290Ijp0cnVlfQ",</w:t>
-            </w:r>
-          </w:p>
-          <w:p>
-            <w:pPr>
-              <w:rPr>
-                <w:rFonts w:ascii="Courier New" w:hAnsi="Courier New" w:cs="Courier New"/>
-                <w:noProof/>
-                <w:sz w:val="18"/>
-                <w:szCs w:val="18"/>
-              </w:rPr>
-            </w:pPr>
-            <w:r>
-              <w:rPr>
-                <w:rFonts w:ascii="Courier New" w:hAnsi="Courier New" w:cs="Courier New"/>
-                <w:noProof/>
-                <w:sz w:val="18"/>
-                <w:szCs w:val="18"/>
-              </w:rPr>
-              <w:t xml:space="preserve">  "protected":"eyJhbGciOiJFUzI1NiJ9",</w:t>
-            </w:r>
-          </w:p>
-          <w:p>
-            <w:pPr>
-              <w:rPr>
-                <w:rFonts w:ascii="Courier New" w:hAnsi="Courier New" w:cs="Courier New"/>
-                <w:noProof/>
-                <w:sz w:val="18"/>
-                <w:szCs w:val="18"/>
-              </w:rPr>
-            </w:pPr>
-            <w:r>
-              <w:rPr>
-                <w:rFonts w:ascii="Courier New" w:hAnsi="Courier New" w:cs="Courier New"/>
-                <w:noProof/>
-                <w:sz w:val="18"/>
-                <w:szCs w:val="18"/>
-              </w:rPr>
-              <w:t xml:space="preserve">  "header":</w:t>
-            </w:r>
-          </w:p>
-          <w:p>
-            <w:pPr>
-              <w:rPr>
-                <w:rFonts w:ascii="Courier New" w:hAnsi="Courier New" w:cs="Courier New"/>
-                <w:noProof/>
-                <w:sz w:val="18"/>
-                <w:szCs w:val="18"/>
-              </w:rPr>
-            </w:pPr>
-            <w:r>
-              <w:rPr>
-                <w:rFonts w:ascii="Courier New" w:hAnsi="Courier New" w:cs="Courier New"/>
-                <w:noProof/>
-                <w:sz w:val="18"/>
-                <w:szCs w:val="18"/>
-              </w:rPr>
-              <w:t xml:space="preserve">   {"kid":"e9bc097a-ce51-4036-9562-d2ade882db0d"},</w:t>
-            </w:r>
-          </w:p>
-          <w:p>
-            <w:pPr>
-              <w:rPr>
-                <w:rFonts w:ascii="Courier New" w:hAnsi="Courier New" w:cs="Courier New"/>
-                <w:noProof/>
-                <w:sz w:val="18"/>
-                <w:szCs w:val="18"/>
-              </w:rPr>
-            </w:pPr>
-            <w:r>
-              <w:rPr>
-                <w:rFonts w:ascii="Courier New" w:hAnsi="Courier New" w:cs="Courier New"/>
-                <w:noProof/>
-                <w:sz w:val="18"/>
-                <w:szCs w:val="18"/>
-              </w:rPr>
-              <w:t xml:space="preserve">  "signature":</w:t>
-            </w:r>
-          </w:p>
-          <w:p>
-            <w:pPr>
-              <w:rPr>
-                <w:rFonts w:ascii="Courier New" w:hAnsi="Courier New" w:cs="Courier New"/>
-                <w:noProof/>
-                <w:sz w:val="18"/>
-                <w:szCs w:val="18"/>
-              </w:rPr>
-            </w:pPr>
-            <w:r>
-              <w:rPr>
-                <w:rFonts w:ascii="Courier New" w:hAnsi="Courier New" w:cs="Courier New"/>
-                <w:noProof/>
-                <w:sz w:val="18"/>
-                <w:szCs w:val="18"/>
-              </w:rPr>
-              <w:t xml:space="preserve">   "DtEhU3ljbEg8L38VWAfUAqOyKAM6-Xx-F4GawxaepmXFCgfTjDxw5djxLa8IS</w:t>
-            </w:r>
-          </w:p>
-          <w:p>
-            <w:pPr>
-              <w:rPr>
-                <w:rFonts w:ascii="Courier New" w:hAnsi="Courier New" w:cs="Courier New"/>
-                <w:noProof/>
-                <w:sz w:val="18"/>
-                <w:szCs w:val="18"/>
-              </w:rPr>
-            </w:pPr>
-            <w:r>
-              <w:rPr>
-                <w:rFonts w:ascii="Courier New" w:hAnsi="Courier New" w:cs="Courier New"/>
-                <w:noProof/>
-                <w:sz w:val="18"/>
-                <w:szCs w:val="18"/>
-              </w:rPr>
-              <w:t xml:space="preserve">    lSApmWQxfKTUJqPP3-Kg6NU1Q"</w:t>
-            </w:r>
-          </w:p>
-          <w:p>
-            <w:pPr>
-              <w:rPr>
-                <w:rFonts w:ascii="Courier New" w:hAnsi="Courier New" w:cs="Courier New"/>
-                <w:sz w:val="18"/>
-                <w:szCs w:val="18"/>
-              </w:rPr>
-            </w:pPr>
-            <w:r>
-              <w:rPr>
-                <w:rFonts w:ascii="Courier New" w:hAnsi="Courier New" w:cs="Courier New"/>
-                <w:noProof/>
-                <w:sz w:val="18"/>
-                <w:szCs w:val="18"/>
-              </w:rPr>
-              <w:t xml:space="preserve"> }</w:t>
-            </w:r>
+              <w:t xml:space="preserve"> Content-Type: </w:t>
+            </w:r>
+            <w:r>
+              <w:rPr>
+                <w:rFonts w:ascii="Courier New" w:hAnsi="Courier New" w:cs="Courier New"/>
+                <w:noProof/>
+                <w:sz w:val="18"/>
+                <w:szCs w:val="18"/>
+              </w:rPr>
+              <w:t>application/jwt</w:t>
+            </w:r>
+          </w:p>
+          <w:p>
+            <w:pPr>
+              <w:rPr>
+                <w:rFonts w:ascii="Courier New" w:hAnsi="Courier New" w:cs="Courier New"/>
+                <w:noProof/>
+                <w:sz w:val="18"/>
+                <w:szCs w:val="18"/>
+              </w:rPr>
+            </w:pPr>
+          </w:p>
+          <w:p>
+            <w:pPr>
+              <w:pStyle w:val="HTMLPreformatted"/>
+              <w:rPr>
+                <w:color w:val="000000"/>
+              </w:rPr>
+            </w:pPr>
+            <w:r>
+              <w:rPr>
+                <w:color w:val="000000"/>
+              </w:rPr>
+              <w:t>eyJhbGciOiJSUzI1NiIsImtpZCI6IjIyIn0[... omitted for brevity...]</w:t>
+            </w:r>
+          </w:p>
+          <w:p>
+            <w:pPr>
+              <w:rPr>
+                <w:rFonts w:ascii="Courier New" w:hAnsi="Courier New" w:cs="Courier New"/>
+                <w:sz w:val="18"/>
+                <w:szCs w:val="18"/>
+              </w:rPr>
+            </w:pPr>
           </w:p>
         </w:tc>
       </w:tr>
@@ -6621,7 +6959,16 @@
           <w:sz w:val="28"/>
           <w:szCs w:val="28"/>
         </w:rPr>
-        <w:t>22</w:t>
+        <w:t>2</w:t>
+      </w:r>
+      <w:r>
+        <w:rPr>
+          <w:b/>
+          <w:color w:val="000000" w:themeColor="text1"/>
+          <w:sz w:val="28"/>
+          <w:szCs w:val="28"/>
+        </w:rPr>
+        <w:t>4</w:t>
       </w:r>
       <w:r>
         <w:rPr>
@@ -6650,7 +6997,19 @@
     <w:p/>
     <w:p>
       <w:r>
-        <w:t xml:space="preserve">To verify whether this is permitted, OnlineService.com consults it’s whitelisting datastore and confirms that Alice consented to enabling provisioning for the Identity Provider. </w:t>
+        <w:t xml:space="preserve">To verify whether this is permitted, OnlineService.com consults it’s </w:t>
+      </w:r>
+      <w:r>
+        <w:t>whitelist</w:t>
+      </w:r>
+      <w:r>
+        <w:t xml:space="preserve"> and confirms that Alice consented to enabling </w:t>
+      </w:r>
+      <w:r>
+        <w:t xml:space="preserve">SCIM </w:t>
+      </w:r>
+      <w:r>
+        <w:t xml:space="preserve">provisioning for the Identity Provider. </w:t>
       </w:r>
     </w:p>
     <w:p>
@@ -6679,7 +7038,6 @@
           <w:sz w:val="28"/>
           <w:szCs w:val="28"/>
         </w:rPr>
-        <w:lastRenderedPageBreak/>
         <w:t xml:space="preserve">Step </w:t>
       </w:r>
       <w:r>
@@ -6689,7 +7047,16 @@
           <w:sz w:val="28"/>
           <w:szCs w:val="28"/>
         </w:rPr>
-        <w:t>23</w:t>
+        <w:t>2</w:t>
+      </w:r>
+      <w:r>
+        <w:rPr>
+          <w:b/>
+          <w:color w:val="000000" w:themeColor="text1"/>
+          <w:sz w:val="28"/>
+          <w:szCs w:val="28"/>
+        </w:rPr>
+        <w:t>5</w:t>
       </w:r>
       <w:r>
         <w:rPr>
@@ -6848,80 +7215,6 @@
                 <w:sz w:val="18"/>
                 <w:szCs w:val="18"/>
               </w:rPr>
-              <w:t xml:space="preserve"> {  </w:t>
-            </w:r>
-          </w:p>
-          <w:p>
-            <w:pPr>
-              <w:rPr>
-                <w:rFonts w:ascii="Courier New" w:hAnsi="Courier New" w:cs="Courier New"/>
-                <w:noProof/>
-                <w:sz w:val="18"/>
-                <w:szCs w:val="18"/>
-              </w:rPr>
-            </w:pPr>
-            <w:r>
-              <w:rPr>
-                <w:rFonts w:ascii="Courier New" w:hAnsi="Courier New" w:cs="Courier New"/>
-                <w:noProof/>
-                <w:sz w:val="18"/>
-                <w:szCs w:val="18"/>
-              </w:rPr>
-              <w:t xml:space="preserve">   </w:t>
-            </w:r>
-            <w:r>
-              <w:rPr>
-                <w:rFonts w:ascii="Courier New" w:hAnsi="Courier New" w:cs="Courier New"/>
-                <w:noProof/>
-                <w:sz w:val="18"/>
-                <w:szCs w:val="18"/>
-              </w:rPr>
-              <w:t>"urn:ietf:params:fastfed:1.0:authentication:SAML:Basic"</w:t>
-            </w:r>
-            <w:r>
-              <w:rPr>
-                <w:rFonts w:ascii="Courier New" w:hAnsi="Courier New" w:cs="Courier New"/>
-                <w:noProof/>
-                <w:sz w:val="18"/>
-                <w:szCs w:val="18"/>
-              </w:rPr>
-              <w:t>: {</w:t>
-            </w:r>
-          </w:p>
-          <w:p>
-            <w:pPr>
-              <w:rPr>
-                <w:rFonts w:ascii="Courier New" w:hAnsi="Courier New" w:cs="Courier New"/>
-                <w:noProof/>
-                <w:sz w:val="18"/>
-                <w:szCs w:val="18"/>
-              </w:rPr>
-            </w:pPr>
-            <w:r>
-              <w:rPr>
-                <w:rFonts w:ascii="Courier New" w:hAnsi="Courier New" w:cs="Courier New"/>
-                <w:noProof/>
-                <w:sz w:val="18"/>
-                <w:szCs w:val="18"/>
-              </w:rPr>
-              <w:t xml:space="preserve">  </w:t>
-            </w:r>
-            <w:r>
-              <w:rPr>
-                <w:rFonts w:ascii="Courier New" w:hAnsi="Courier New" w:cs="Courier New"/>
-                <w:noProof/>
-                <w:sz w:val="18"/>
-                <w:szCs w:val="18"/>
-              </w:rPr>
-              <w:t xml:space="preserve">  </w:t>
-            </w:r>
-            <w:r>
-              <w:rPr>
-                <w:rFonts w:ascii="Courier New" w:hAnsi="Courier New" w:cs="Courier New"/>
-                <w:noProof/>
-                <w:sz w:val="18"/>
-                <w:szCs w:val="18"/>
-              </w:rPr>
               <w:t xml:space="preserve"> </w:t>
             </w:r>
             <w:r>
@@ -6931,35 +7224,128 @@
                 <w:sz w:val="18"/>
                 <w:szCs w:val="18"/>
               </w:rPr>
-              <w:t>"saml_metatadata_uri":</w:t>
-            </w:r>
-          </w:p>
-          <w:p>
-            <w:pPr>
-              <w:rPr>
-                <w:rFonts w:ascii="Courier New" w:hAnsi="Courier New" w:cs="Courier New"/>
-                <w:noProof/>
-                <w:sz w:val="18"/>
-                <w:szCs w:val="18"/>
-              </w:rPr>
-            </w:pPr>
-            <w:r>
-              <w:rPr>
-                <w:rFonts w:ascii="Courier New" w:hAnsi="Courier New" w:cs="Courier New"/>
-                <w:noProof/>
-                <w:sz w:val="18"/>
-                <w:szCs w:val="18"/>
-              </w:rPr>
-              <w:t xml:space="preserve">      </w:t>
-            </w:r>
-            <w:r>
-              <w:rPr>
-                <w:rFonts w:ascii="Courier New" w:hAnsi="Courier New" w:cs="Courier New"/>
-                <w:noProof/>
-                <w:sz w:val="18"/>
-                <w:szCs w:val="18"/>
-              </w:rPr>
-              <w:t xml:space="preserve"> "https://tenant-</w:t>
+              <w:t xml:space="preserve">{  </w:t>
+            </w:r>
+          </w:p>
+          <w:p>
+            <w:pPr>
+              <w:rPr>
+                <w:rFonts w:ascii="Courier New" w:hAnsi="Courier New" w:cs="Courier New"/>
+                <w:noProof/>
+                <w:sz w:val="18"/>
+                <w:szCs w:val="18"/>
+              </w:rPr>
+            </w:pPr>
+            <w:r>
+              <w:rPr>
+                <w:rFonts w:ascii="Courier New" w:hAnsi="Courier New" w:cs="Courier New"/>
+                <w:noProof/>
+                <w:sz w:val="18"/>
+                <w:szCs w:val="18"/>
+              </w:rPr>
+              <w:t xml:space="preserve">   "fastfed_handshake_finalize_uri": </w:t>
+            </w:r>
+          </w:p>
+          <w:p>
+            <w:pPr>
+              <w:rPr>
+                <w:rFonts w:ascii="Courier New" w:hAnsi="Courier New" w:cs="Courier New"/>
+                <w:noProof/>
+                <w:sz w:val="18"/>
+                <w:szCs w:val="18"/>
+              </w:rPr>
+            </w:pPr>
+            <w:r>
+              <w:rPr>
+                <w:rFonts w:ascii="Courier New" w:hAnsi="Courier New" w:cs="Courier New"/>
+                <w:noProof/>
+                <w:sz w:val="18"/>
+                <w:szCs w:val="18"/>
+              </w:rPr>
+              <w:t xml:space="preserve">     </w:t>
+            </w:r>
+            <w:r>
+              <w:rPr>
+                <w:rFonts w:ascii="Courier New" w:hAnsi="Courier New" w:cs="Courier New"/>
+                <w:noProof/>
+                <w:sz w:val="18"/>
+                <w:szCs w:val="18"/>
+              </w:rPr>
+              <w:t>"https://tenant-6789</w:t>
+            </w:r>
+            <w:r>
+              <w:rPr>
+                <w:rFonts w:ascii="Courier New" w:hAnsi="Courier New" w:cs="Courier New"/>
+                <w:noProof/>
+                <w:sz w:val="18"/>
+                <w:szCs w:val="18"/>
+              </w:rPr>
+              <w:t>0</w:t>
+            </w:r>
+            <w:r>
+              <w:rPr>
+                <w:rFonts w:ascii="Courier New" w:hAnsi="Courier New" w:cs="Courier New"/>
+                <w:noProof/>
+                <w:sz w:val="18"/>
+                <w:szCs w:val="18"/>
+              </w:rPr>
+              <w:t>.app.example.com/fastfed/finalize</w:t>
+            </w:r>
+            <w:r>
+              <w:rPr>
+                <w:rFonts w:ascii="Courier New" w:hAnsi="Courier New" w:cs="Courier New"/>
+                <w:noProof/>
+                <w:sz w:val="18"/>
+                <w:szCs w:val="18"/>
+              </w:rPr>
+              <w:t>?rel=129082943</w:t>
+            </w:r>
+            <w:r>
+              <w:rPr>
+                <w:rFonts w:ascii="Courier New" w:hAnsi="Courier New" w:cs="Courier New"/>
+                <w:noProof/>
+                <w:sz w:val="18"/>
+                <w:szCs w:val="18"/>
+              </w:rPr>
+              <w:t>",</w:t>
+            </w:r>
+          </w:p>
+          <w:p>
+            <w:pPr>
+              <w:rPr>
+                <w:rFonts w:ascii="Courier New" w:hAnsi="Courier New" w:cs="Courier New"/>
+                <w:noProof/>
+                <w:sz w:val="18"/>
+                <w:szCs w:val="18"/>
+              </w:rPr>
+            </w:pPr>
+            <w:r>
+              <w:rPr>
+                <w:rFonts w:ascii="Courier New" w:hAnsi="Courier New" w:cs="Courier New"/>
+                <w:noProof/>
+                <w:sz w:val="18"/>
+                <w:szCs w:val="18"/>
+              </w:rPr>
+              <w:t xml:space="preserve">   "urn:ietf:params:fastfed:1.0:authentication:SAML:Basic": {</w:t>
+            </w:r>
+          </w:p>
+          <w:p>
+            <w:pPr>
+              <w:rPr>
+                <w:rFonts w:ascii="Courier New" w:hAnsi="Courier New" w:cs="Courier New"/>
+                <w:noProof/>
+                <w:sz w:val="18"/>
+                <w:szCs w:val="18"/>
+              </w:rPr>
+            </w:pPr>
+            <w:r>
+              <w:rPr>
+                <w:rFonts w:ascii="Courier New" w:hAnsi="Courier New" w:cs="Courier New"/>
+                <w:noProof/>
+                <w:sz w:val="18"/>
+                <w:szCs w:val="18"/>
+              </w:rPr>
+              <w:t xml:space="preserve">     "saml_metatadata_uri": "https://tenant-</w:t>
             </w:r>
             <w:r>
               <w:rPr>
@@ -6977,6 +7363,232 @@
                 <w:sz w:val="18"/>
                 <w:szCs w:val="18"/>
               </w:rPr>
+              <w:t>.app.example.com/saml-metadata.xml"</w:t>
+            </w:r>
+          </w:p>
+          <w:p>
+            <w:pPr>
+              <w:rPr>
+                <w:rFonts w:ascii="Courier New" w:hAnsi="Courier New" w:cs="Courier New"/>
+                <w:noProof/>
+                <w:sz w:val="18"/>
+                <w:szCs w:val="18"/>
+              </w:rPr>
+            </w:pPr>
+            <w:r>
+              <w:rPr>
+                <w:rFonts w:ascii="Courier New" w:hAnsi="Courier New" w:cs="Courier New"/>
+                <w:noProof/>
+                <w:sz w:val="18"/>
+                <w:szCs w:val="18"/>
+              </w:rPr>
+              <w:t xml:space="preserve">   },</w:t>
+            </w:r>
+          </w:p>
+          <w:p>
+            <w:pPr>
+              <w:rPr>
+                <w:rFonts w:ascii="Courier New" w:hAnsi="Courier New" w:cs="Courier New"/>
+                <w:noProof/>
+                <w:sz w:val="18"/>
+                <w:szCs w:val="18"/>
+              </w:rPr>
+            </w:pPr>
+            <w:r>
+              <w:rPr>
+                <w:rFonts w:ascii="Courier New" w:hAnsi="Courier New" w:cs="Courier New"/>
+                <w:noProof/>
+                <w:sz w:val="18"/>
+                <w:szCs w:val="18"/>
+              </w:rPr>
+              <w:t xml:space="preserve">   "urn:ietf:params:fastfed:1.0:provisioning:SCIM:FullLifeCycle": {</w:t>
+            </w:r>
+          </w:p>
+          <w:p>
+            <w:pPr>
+              <w:rPr>
+                <w:rFonts w:ascii="Courier New" w:hAnsi="Courier New" w:cs="Courier New"/>
+                <w:noProof/>
+                <w:sz w:val="18"/>
+                <w:szCs w:val="18"/>
+              </w:rPr>
+            </w:pPr>
+            <w:r>
+              <w:rPr>
+                <w:rFonts w:ascii="Courier New" w:hAnsi="Courier New" w:cs="Courier New"/>
+                <w:noProof/>
+                <w:sz w:val="18"/>
+                <w:szCs w:val="18"/>
+              </w:rPr>
+              <w:t xml:space="preserve">     "scim_service_uri": </w:t>
+            </w:r>
+          </w:p>
+          <w:p>
+            <w:pPr>
+              <w:rPr>
+                <w:rFonts w:ascii="Courier New" w:hAnsi="Courier New" w:cs="Courier New"/>
+                <w:noProof/>
+                <w:sz w:val="18"/>
+                <w:szCs w:val="18"/>
+              </w:rPr>
+            </w:pPr>
+            <w:r>
+              <w:rPr>
+                <w:rFonts w:ascii="Courier New" w:hAnsi="Courier New" w:cs="Courier New"/>
+                <w:noProof/>
+                <w:sz w:val="18"/>
+                <w:szCs w:val="18"/>
+              </w:rPr>
+              <w:t xml:space="preserve">       </w:t>
+            </w:r>
+            <w:r>
+              <w:rPr>
+                <w:rFonts w:ascii="Courier New" w:hAnsi="Courier New" w:cs="Courier New"/>
+                <w:noProof/>
+                <w:sz w:val="18"/>
+                <w:szCs w:val="18"/>
+              </w:rPr>
+              <w:t>"https://tenant-6789</w:t>
+            </w:r>
+            <w:r>
+              <w:rPr>
+                <w:rFonts w:ascii="Courier New" w:hAnsi="Courier New" w:cs="Courier New"/>
+                <w:noProof/>
+                <w:sz w:val="18"/>
+                <w:szCs w:val="18"/>
+              </w:rPr>
+              <w:t>0</w:t>
+            </w:r>
+            <w:r>
+              <w:rPr>
+                <w:rFonts w:ascii="Courier New" w:hAnsi="Courier New" w:cs="Courier New"/>
+                <w:noProof/>
+                <w:sz w:val="18"/>
+                <w:szCs w:val="18"/>
+              </w:rPr>
+              <w:t>.app.example.com/scim",</w:t>
+            </w:r>
+          </w:p>
+          <w:p>
+            <w:pPr>
+              <w:rPr>
+                <w:rFonts w:ascii="Courier New" w:hAnsi="Courier New" w:cs="Courier New"/>
+                <w:noProof/>
+                <w:sz w:val="18"/>
+                <w:szCs w:val="18"/>
+              </w:rPr>
+            </w:pPr>
+            <w:r>
+              <w:rPr>
+                <w:rFonts w:ascii="Courier New" w:hAnsi="Courier New" w:cs="Courier New"/>
+                <w:noProof/>
+                <w:sz w:val="18"/>
+                <w:szCs w:val="18"/>
+              </w:rPr>
+              <w:t xml:space="preserve">     "provider_authentication_method": </w:t>
+            </w:r>
+          </w:p>
+          <w:p>
+            <w:pPr>
+              <w:rPr>
+                <w:rFonts w:ascii="Courier New" w:hAnsi="Courier New" w:cs="Courier New"/>
+                <w:noProof/>
+                <w:sz w:val="18"/>
+                <w:szCs w:val="18"/>
+              </w:rPr>
+            </w:pPr>
+            <w:r>
+              <w:rPr>
+                <w:rFonts w:ascii="Courier New" w:hAnsi="Courier New" w:cs="Courier New"/>
+                <w:noProof/>
+                <w:sz w:val="18"/>
+                <w:szCs w:val="18"/>
+              </w:rPr>
+              <w:lastRenderedPageBreak/>
+              <w:t xml:space="preserve">       </w:t>
+            </w:r>
+            <w:r>
+              <w:rPr>
+                <w:rFonts w:ascii="Courier New" w:hAnsi="Courier New" w:cs="Courier New"/>
+                <w:noProof/>
+                <w:sz w:val="18"/>
+                <w:szCs w:val="18"/>
+              </w:rPr>
+              <w:t>"urn:ietf:params:fastfed:1.0:provider_authentication:OAuth-2.0:JWTProfile",</w:t>
+            </w:r>
+          </w:p>
+          <w:p>
+            <w:pPr>
+              <w:rPr>
+                <w:rFonts w:ascii="Courier New" w:hAnsi="Courier New" w:cs="Courier New"/>
+                <w:noProof/>
+                <w:sz w:val="18"/>
+                <w:szCs w:val="18"/>
+              </w:rPr>
+            </w:pPr>
+            <w:r>
+              <w:rPr>
+                <w:rFonts w:ascii="Courier New" w:hAnsi="Courier New" w:cs="Courier New"/>
+                <w:noProof/>
+                <w:sz w:val="18"/>
+                <w:szCs w:val="18"/>
+              </w:rPr>
+              <w:t xml:space="preserve">     "urn:ietf:params:fastfed:1.0:provider_authentication:OAuth-2.0:JWTProfile":</w:t>
+            </w:r>
+          </w:p>
+          <w:p>
+            <w:pPr>
+              <w:rPr>
+                <w:rFonts w:ascii="Courier New" w:hAnsi="Courier New" w:cs="Courier New"/>
+                <w:noProof/>
+                <w:sz w:val="18"/>
+                <w:szCs w:val="18"/>
+              </w:rPr>
+            </w:pPr>
+            <w:r>
+              <w:rPr>
+                <w:rFonts w:ascii="Courier New" w:hAnsi="Courier New" w:cs="Courier New"/>
+                <w:noProof/>
+                <w:sz w:val="18"/>
+                <w:szCs w:val="18"/>
+              </w:rPr>
+              <w:t xml:space="preserve">     {</w:t>
+            </w:r>
+          </w:p>
+          <w:p>
+            <w:pPr>
+              <w:rPr>
+                <w:rFonts w:ascii="Courier New" w:hAnsi="Courier New" w:cs="Courier New"/>
+                <w:noProof/>
+                <w:sz w:val="18"/>
+                <w:szCs w:val="18"/>
+              </w:rPr>
+            </w:pPr>
+            <w:r>
+              <w:rPr>
+                <w:rFonts w:ascii="Courier New" w:hAnsi="Courier New" w:cs="Courier New"/>
+                <w:noProof/>
+                <w:sz w:val="18"/>
+                <w:szCs w:val="18"/>
+              </w:rPr>
+              <w:t xml:space="preserve">       "token_endpoint": "https://tenant-</w:t>
+            </w:r>
+            <w:r>
+              <w:rPr>
+                <w:rFonts w:ascii="Courier New" w:hAnsi="Courier New" w:cs="Courier New"/>
+                <w:noProof/>
+                <w:sz w:val="18"/>
+                <w:szCs w:val="18"/>
+              </w:rPr>
+              <w:t>67890</w:t>
+            </w:r>
+            <w:r>
+              <w:rPr>
+                <w:rFonts w:ascii="Courier New" w:hAnsi="Courier New" w:cs="Courier New"/>
+                <w:noProof/>
+                <w:sz w:val="18"/>
+                <w:szCs w:val="18"/>
+              </w:rPr>
               <w:t>.</w:t>
             </w:r>
             <w:r>
@@ -6986,71 +7598,6 @@
                 <w:sz w:val="18"/>
                 <w:szCs w:val="18"/>
               </w:rPr>
-              <w:t>onlineservice</w:t>
-            </w:r>
-            <w:r>
-              <w:rPr>
-                <w:rFonts w:ascii="Courier New" w:hAnsi="Courier New" w:cs="Courier New"/>
-                <w:noProof/>
-                <w:sz w:val="18"/>
-                <w:szCs w:val="18"/>
-              </w:rPr>
-              <w:t>.com/saml-metadata.xml"</w:t>
-            </w:r>
-          </w:p>
-          <w:p>
-            <w:pPr>
-              <w:rPr>
-                <w:rFonts w:ascii="Courier New" w:hAnsi="Courier New" w:cs="Courier New"/>
-                <w:noProof/>
-                <w:sz w:val="18"/>
-                <w:szCs w:val="18"/>
-              </w:rPr>
-            </w:pPr>
-            <w:r>
-              <w:rPr>
-                <w:rFonts w:ascii="Courier New" w:hAnsi="Courier New" w:cs="Courier New"/>
-                <w:noProof/>
-                <w:sz w:val="18"/>
-                <w:szCs w:val="18"/>
-              </w:rPr>
-              <w:t xml:space="preserve">   },</w:t>
-            </w:r>
-          </w:p>
-          <w:p>
-            <w:pPr>
-              <w:rPr>
-                <w:rFonts w:ascii="Courier New" w:hAnsi="Courier New" w:cs="Courier New"/>
-                <w:noProof/>
-                <w:sz w:val="18"/>
-                <w:szCs w:val="18"/>
-              </w:rPr>
-            </w:pPr>
-            <w:r>
-              <w:rPr>
-                <w:rFonts w:ascii="Courier New" w:hAnsi="Courier New" w:cs="Courier New"/>
-                <w:noProof/>
-                <w:sz w:val="18"/>
-                <w:szCs w:val="18"/>
-              </w:rPr>
-              <w:t xml:space="preserve">   </w:t>
-            </w:r>
-            <w:r>
-              <w:rPr>
-                <w:rFonts w:ascii="Courier New" w:hAnsi="Courier New" w:cs="Courier New"/>
-                <w:noProof/>
-                <w:sz w:val="18"/>
-                <w:szCs w:val="18"/>
-              </w:rPr>
-              <w:t>"urn:ietf:params:fastfed:1.0:</w:t>
-            </w:r>
-            <w:r>
-              <w:rPr>
-                <w:rFonts w:ascii="Courier New" w:hAnsi="Courier New" w:cs="Courier New"/>
-                <w:noProof/>
-                <w:sz w:val="18"/>
-                <w:szCs w:val="18"/>
-              </w:rPr>
               <w:t>provisioning</w:t>
             </w:r>
             <w:r>
@@ -7060,277 +7607,64 @@
                 <w:sz w:val="18"/>
                 <w:szCs w:val="18"/>
               </w:rPr>
-              <w:t>:S</w:t>
-            </w:r>
-            <w:r>
-              <w:rPr>
-                <w:rFonts w:ascii="Courier New" w:hAnsi="Courier New" w:cs="Courier New"/>
-                <w:noProof/>
-                <w:sz w:val="18"/>
-                <w:szCs w:val="18"/>
-              </w:rPr>
-              <w:t>CIM</w:t>
-            </w:r>
-            <w:r>
-              <w:rPr>
-                <w:rFonts w:ascii="Courier New" w:hAnsi="Courier New" w:cs="Courier New"/>
-                <w:noProof/>
-                <w:sz w:val="18"/>
-                <w:szCs w:val="18"/>
-              </w:rPr>
-              <w:t>:</w:t>
-            </w:r>
-            <w:r>
-              <w:rPr>
-                <w:rFonts w:ascii="Courier New" w:hAnsi="Courier New" w:cs="Courier New"/>
-                <w:noProof/>
-                <w:sz w:val="18"/>
-                <w:szCs w:val="18"/>
-              </w:rPr>
-              <w:t>FullLifeCycle</w:t>
-            </w:r>
-            <w:r>
-              <w:rPr>
-                <w:rFonts w:ascii="Courier New" w:hAnsi="Courier New" w:cs="Courier New"/>
-                <w:noProof/>
-                <w:sz w:val="18"/>
-                <w:szCs w:val="18"/>
-              </w:rPr>
-              <w:t>"</w:t>
-            </w:r>
-            <w:r>
-              <w:rPr>
-                <w:rFonts w:ascii="Courier New" w:hAnsi="Courier New" w:cs="Courier New"/>
-                <w:noProof/>
-                <w:sz w:val="18"/>
-                <w:szCs w:val="18"/>
-              </w:rPr>
-              <w:t>: {</w:t>
-            </w:r>
-          </w:p>
-          <w:p>
-            <w:pPr>
-              <w:rPr>
-                <w:rFonts w:ascii="Courier New" w:hAnsi="Courier New" w:cs="Courier New"/>
-                <w:noProof/>
-                <w:sz w:val="18"/>
-                <w:szCs w:val="18"/>
-              </w:rPr>
-            </w:pPr>
-            <w:r>
-              <w:rPr>
-                <w:rFonts w:ascii="Courier New" w:hAnsi="Courier New" w:cs="Courier New"/>
-                <w:noProof/>
-                <w:sz w:val="18"/>
-                <w:szCs w:val="18"/>
-              </w:rPr>
-              <w:t xml:space="preserve">   </w:t>
-            </w:r>
-            <w:r>
-              <w:rPr>
-                <w:rFonts w:ascii="Courier New" w:hAnsi="Courier New" w:cs="Courier New"/>
-                <w:noProof/>
-                <w:sz w:val="18"/>
-                <w:szCs w:val="18"/>
-              </w:rPr>
-              <w:t xml:space="preserve">  "scim_service_uri":</w:t>
-            </w:r>
-          </w:p>
-          <w:p>
-            <w:pPr>
-              <w:rPr>
-                <w:rFonts w:ascii="Courier New" w:hAnsi="Courier New" w:cs="Courier New"/>
-                <w:noProof/>
-                <w:sz w:val="18"/>
-                <w:szCs w:val="18"/>
-              </w:rPr>
-            </w:pPr>
-            <w:r>
-              <w:rPr>
-                <w:rFonts w:ascii="Courier New" w:hAnsi="Courier New" w:cs="Courier New"/>
-                <w:noProof/>
-                <w:sz w:val="18"/>
-                <w:szCs w:val="18"/>
-              </w:rPr>
-              <w:t xml:space="preserve">      </w:t>
-            </w:r>
-            <w:r>
-              <w:rPr>
-                <w:rFonts w:ascii="Courier New" w:hAnsi="Courier New" w:cs="Courier New"/>
-                <w:noProof/>
-                <w:sz w:val="18"/>
-                <w:szCs w:val="18"/>
-              </w:rPr>
-              <w:t xml:space="preserve"> "https://tenant-</w:t>
-            </w:r>
-            <w:r>
-              <w:rPr>
-                <w:rFonts w:ascii="Courier New" w:hAnsi="Courier New" w:cs="Courier New"/>
-                <w:noProof/>
-                <w:sz w:val="18"/>
-                <w:szCs w:val="18"/>
-              </w:rPr>
-              <w:t>67890</w:t>
-            </w:r>
-            <w:r>
-              <w:rPr>
-                <w:rFonts w:ascii="Courier New" w:hAnsi="Courier New" w:cs="Courier New"/>
-                <w:noProof/>
-                <w:sz w:val="18"/>
-                <w:szCs w:val="18"/>
-              </w:rPr>
-              <w:t>.</w:t>
-            </w:r>
-            <w:r>
-              <w:rPr>
-                <w:rFonts w:ascii="Courier New" w:hAnsi="Courier New" w:cs="Courier New"/>
-                <w:noProof/>
-                <w:sz w:val="18"/>
-                <w:szCs w:val="18"/>
-              </w:rPr>
-              <w:t>onlineservice</w:t>
-            </w:r>
-            <w:r>
-              <w:rPr>
-                <w:rFonts w:ascii="Courier New" w:hAnsi="Courier New" w:cs="Courier New"/>
-                <w:noProof/>
-                <w:sz w:val="18"/>
-                <w:szCs w:val="18"/>
-              </w:rPr>
-              <w:t>.com/scim"</w:t>
-            </w:r>
-          </w:p>
-          <w:p>
-            <w:pPr>
-              <w:rPr>
-                <w:rFonts w:ascii="Courier New" w:hAnsi="Courier New" w:cs="Courier New"/>
-                <w:noProof/>
-                <w:sz w:val="18"/>
-                <w:szCs w:val="18"/>
-              </w:rPr>
-            </w:pPr>
-            <w:r>
-              <w:rPr>
-                <w:rFonts w:ascii="Courier New" w:hAnsi="Courier New" w:cs="Courier New"/>
-                <w:noProof/>
-                <w:sz w:val="18"/>
-                <w:szCs w:val="18"/>
-              </w:rPr>
-              <w:t xml:space="preserve">   },</w:t>
-            </w:r>
-          </w:p>
-          <w:p>
-            <w:pPr>
-              <w:rPr>
-                <w:rFonts w:ascii="Courier New" w:hAnsi="Courier New" w:cs="Courier New"/>
-                <w:noProof/>
-                <w:sz w:val="18"/>
-                <w:szCs w:val="18"/>
-              </w:rPr>
-            </w:pPr>
-            <w:r>
-              <w:rPr>
-                <w:rFonts w:ascii="Courier New" w:hAnsi="Courier New" w:cs="Courier New"/>
-                <w:noProof/>
-                <w:sz w:val="18"/>
-                <w:szCs w:val="18"/>
-              </w:rPr>
-              <w:t xml:space="preserve">   "oauth_token": {</w:t>
-            </w:r>
-          </w:p>
-          <w:p>
-            <w:pPr>
-              <w:rPr>
-                <w:rFonts w:ascii="Courier New" w:hAnsi="Courier New" w:cs="Courier New"/>
-                <w:noProof/>
-                <w:sz w:val="18"/>
-                <w:szCs w:val="18"/>
-              </w:rPr>
-            </w:pPr>
-            <w:r>
-              <w:rPr>
-                <w:rFonts w:ascii="Courier New" w:hAnsi="Courier New" w:cs="Courier New"/>
-                <w:noProof/>
-                <w:sz w:val="18"/>
-                <w:szCs w:val="18"/>
-              </w:rPr>
-              <w:t xml:space="preserve">     "access_token": "MTQ0NjJkZmQ5OTM2NDE1ZTZjNGZmZjI3",</w:t>
-            </w:r>
-          </w:p>
-          <w:p>
-            <w:pPr>
-              <w:rPr>
-                <w:rFonts w:ascii="Courier New" w:hAnsi="Courier New" w:cs="Courier New"/>
-                <w:noProof/>
-                <w:sz w:val="18"/>
-                <w:szCs w:val="18"/>
-              </w:rPr>
-            </w:pPr>
-            <w:r>
-              <w:rPr>
-                <w:rFonts w:ascii="Courier New" w:hAnsi="Courier New" w:cs="Courier New"/>
-                <w:noProof/>
-                <w:sz w:val="18"/>
-                <w:szCs w:val="18"/>
-              </w:rPr>
-              <w:t xml:space="preserve">     "token_type": "bearer",</w:t>
-            </w:r>
-          </w:p>
-          <w:p>
-            <w:pPr>
-              <w:rPr>
-                <w:rFonts w:ascii="Courier New" w:hAnsi="Courier New" w:cs="Courier New"/>
-                <w:noProof/>
-                <w:sz w:val="18"/>
-                <w:szCs w:val="18"/>
-              </w:rPr>
-            </w:pPr>
-            <w:r>
-              <w:rPr>
-                <w:rFonts w:ascii="Courier New" w:hAnsi="Courier New" w:cs="Courier New"/>
-                <w:noProof/>
-                <w:sz w:val="18"/>
-                <w:szCs w:val="18"/>
-              </w:rPr>
-              <w:t xml:space="preserve">     "refresh_token": "IwOGYzYTlmM2YxOTQ5MGE3YmNmMDFkNTVk",</w:t>
-            </w:r>
-          </w:p>
-          <w:p>
-            <w:pPr>
-              <w:rPr>
-                <w:rFonts w:ascii="Courier New" w:hAnsi="Courier New" w:cs="Courier New"/>
-                <w:noProof/>
-                <w:sz w:val="18"/>
-                <w:szCs w:val="18"/>
-              </w:rPr>
-            </w:pPr>
-            <w:r>
-              <w:rPr>
-                <w:rFonts w:ascii="Courier New" w:hAnsi="Courier New" w:cs="Courier New"/>
-                <w:noProof/>
-                <w:sz w:val="18"/>
-                <w:szCs w:val="18"/>
-              </w:rPr>
-              <w:t xml:space="preserve">     "expires_in": 3600</w:t>
-            </w:r>
-          </w:p>
-          <w:p>
-            <w:pPr>
-              <w:rPr>
-                <w:rFonts w:ascii="Courier New" w:hAnsi="Courier New" w:cs="Courier New"/>
-                <w:noProof/>
-                <w:sz w:val="18"/>
-                <w:szCs w:val="18"/>
-              </w:rPr>
-            </w:pPr>
-            <w:r>
-              <w:rPr>
-                <w:rFonts w:ascii="Courier New" w:hAnsi="Courier New" w:cs="Courier New"/>
-                <w:noProof/>
-                <w:sz w:val="18"/>
-                <w:szCs w:val="18"/>
-              </w:rPr>
-              <w:t xml:space="preserve">   }  </w:t>
+              <w:t>.com/oauth",</w:t>
+            </w:r>
+          </w:p>
+          <w:p>
+            <w:pPr>
+              <w:rPr>
+                <w:rFonts w:ascii="Courier New" w:hAnsi="Courier New" w:cs="Courier New"/>
+                <w:noProof/>
+                <w:sz w:val="18"/>
+                <w:szCs w:val="18"/>
+              </w:rPr>
+            </w:pPr>
+            <w:r>
+              <w:rPr>
+                <w:rFonts w:ascii="Courier New" w:hAnsi="Courier New" w:cs="Courier New"/>
+                <w:noProof/>
+                <w:sz w:val="18"/>
+                <w:szCs w:val="18"/>
+              </w:rPr>
+              <w:t xml:space="preserve">       "scope": "scim"</w:t>
+            </w:r>
+          </w:p>
+          <w:p>
+            <w:pPr>
+              <w:rPr>
+                <w:rFonts w:ascii="Courier New" w:hAnsi="Courier New" w:cs="Courier New"/>
+                <w:noProof/>
+                <w:sz w:val="18"/>
+                <w:szCs w:val="18"/>
+              </w:rPr>
+            </w:pPr>
+            <w:r>
+              <w:rPr>
+                <w:rFonts w:ascii="Courier New" w:hAnsi="Courier New" w:cs="Courier New"/>
+                <w:noProof/>
+                <w:sz w:val="18"/>
+                <w:szCs w:val="18"/>
+              </w:rPr>
+              <w:t xml:space="preserve">     }</w:t>
+            </w:r>
+          </w:p>
+          <w:p>
+            <w:pPr>
+              <w:rPr>
+                <w:rFonts w:ascii="Courier New" w:hAnsi="Courier New" w:cs="Courier New"/>
+                <w:noProof/>
+                <w:sz w:val="18"/>
+                <w:szCs w:val="18"/>
+              </w:rPr>
+            </w:pPr>
+            <w:r>
+              <w:rPr>
+                <w:rFonts w:ascii="Courier New" w:hAnsi="Courier New" w:cs="Courier New"/>
+                <w:noProof/>
+                <w:sz w:val="18"/>
+                <w:szCs w:val="18"/>
+              </w:rPr>
+              <w:t xml:space="preserve">   }</w:t>
             </w:r>
           </w:p>
           <w:p>
@@ -7416,7 +7750,7 @@
           <w:sz w:val="28"/>
           <w:szCs w:val="28"/>
         </w:rPr>
-        <w:t>4</w:t>
+        <w:t>6</w:t>
       </w:r>
       <w:r>
         <w:rPr>
@@ -7439,9 +7773,437 @@
         <w:t xml:space="preserve">SSO </w:t>
       </w:r>
       <w:r>
-        <w:t>and SCIM Provisioning have been enabled.</w:t>
+        <w:t xml:space="preserve">and SCIM Provisioning have been </w:t>
+      </w:r>
+      <w:r>
+        <w:t>configured</w:t>
+      </w:r>
+      <w:r>
+        <w:t>.</w:t>
       </w:r>
     </w:p>
+    <w:p/>
+    <w:p>
+      <w:pPr>
+        <w:rPr>
+          <w:b/>
+          <w:color w:val="000000" w:themeColor="text1"/>
+          <w:sz w:val="28"/>
+          <w:szCs w:val="28"/>
+        </w:rPr>
+      </w:pPr>
+      <w:r>
+        <w:rPr>
+          <w:b/>
+          <w:color w:val="000000" w:themeColor="text1"/>
+          <w:sz w:val="28"/>
+          <w:szCs w:val="28"/>
+        </w:rPr>
+        <w:t>Step 27) I</w:t>
+      </w:r>
+      <w:r>
+        <w:rPr>
+          <w:b/>
+          <w:color w:val="000000" w:themeColor="text1"/>
+          <w:sz w:val="28"/>
+          <w:szCs w:val="28"/>
+        </w:rPr>
+        <w:t>dentity Provider Notifies When Finished [Optional]</w:t>
+      </w:r>
+    </w:p>
+    <w:p>
+      <w:r>
+        <w:t>If OnlineService.com provided a finalization callback URI (</w:t>
+      </w:r>
+      <w:r>
+        <w:t>see s</w:t>
+      </w:r>
+      <w:r>
+        <w:t xml:space="preserve">tep </w:t>
+      </w:r>
+      <w:r>
+        <w:t>25</w:t>
+      </w:r>
+      <w:r>
+        <w:t>), the Identity Provider will invoke this endpoint when it has finished activating all the capabilities and is ready to handle end-user traffic.</w:t>
+      </w:r>
+    </w:p>
+    <w:p/>
+    <w:p>
+      <w:r>
+        <w:t xml:space="preserve">OnlineService.com can use this to notify Alice of any additional actions to be taken, such as </w:t>
+      </w:r>
+      <w:r>
+        <w:t>double-checking that provisioning results look correct.</w:t>
+      </w:r>
+      <w:bookmarkStart w:id="0" w:name="_GoBack"/>
+      <w:bookmarkEnd w:id="0"/>
+    </w:p>
+    <w:p/>
+    <w:p>
+      <w:r>
+        <w:rPr>
+          <w:i/>
+          <w:noProof/>
+          <w:sz w:val="20"/>
+          <w:szCs w:val="20"/>
+        </w:rPr>
+        <w:t>Identity Provider constructs the contents of a JWT</w:t>
+      </w:r>
+    </w:p>
+    <w:tbl>
+      <w:tblPr>
+        <w:tblStyle w:val="TableGrid"/>
+        <w:tblW w:w="0" w:type="auto"/>
+        <w:shd w:val="clear" w:color="auto" w:fill="DEEAF6" w:themeFill="accent5" w:themeFillTint="33"/>
+        <w:tblLook w:val="04A0" w:firstRow="1" w:lastRow="0" w:firstColumn="1" w:lastColumn="0" w:noHBand="0" w:noVBand="1"/>
+      </w:tblPr>
+      <w:tblGrid>
+        <w:gridCol w:w="9350"/>
+      </w:tblGrid>
+      <w:tr>
+        <w:tc>
+          <w:tcPr>
+            <w:tcW w:w="9350" w:type="dxa"/>
+            <w:shd w:val="clear" w:color="auto" w:fill="DEEAF6" w:themeFill="accent5" w:themeFillTint="33"/>
+          </w:tcPr>
+          <w:p>
+            <w:pPr>
+              <w:rPr>
+                <w:rFonts w:ascii="Courier New" w:hAnsi="Courier New" w:cs="Courier New"/>
+                <w:noProof/>
+                <w:sz w:val="18"/>
+                <w:szCs w:val="18"/>
+              </w:rPr>
+            </w:pPr>
+            <w:r>
+              <w:rPr>
+                <w:rFonts w:ascii="Courier New" w:hAnsi="Courier New" w:cs="Courier New"/>
+                <w:noProof/>
+                <w:sz w:val="18"/>
+                <w:szCs w:val="18"/>
+              </w:rPr>
+              <w:t>{</w:t>
+            </w:r>
+          </w:p>
+          <w:p>
+            <w:pPr>
+              <w:rPr>
+                <w:rFonts w:ascii="Courier New" w:hAnsi="Courier New" w:cs="Courier New"/>
+                <w:noProof/>
+                <w:sz w:val="18"/>
+                <w:szCs w:val="18"/>
+              </w:rPr>
+            </w:pPr>
+            <w:r>
+              <w:rPr>
+                <w:rFonts w:ascii="Courier New" w:hAnsi="Courier New" w:cs="Courier New"/>
+                <w:noProof/>
+                <w:sz w:val="18"/>
+                <w:szCs w:val="18"/>
+              </w:rPr>
+              <w:t xml:space="preserve">   "iss": "https://tenant-12345.</w:t>
+            </w:r>
+            <w:r>
+              <w:rPr>
+                <w:rFonts w:ascii="Courier New" w:hAnsi="Courier New" w:cs="Courier New"/>
+                <w:noProof/>
+                <w:sz w:val="18"/>
+                <w:szCs w:val="18"/>
+              </w:rPr>
+              <w:t>identityprovider</w:t>
+            </w:r>
+            <w:r>
+              <w:rPr>
+                <w:rFonts w:ascii="Courier New" w:hAnsi="Courier New" w:cs="Courier New"/>
+                <w:noProof/>
+                <w:sz w:val="18"/>
+                <w:szCs w:val="18"/>
+              </w:rPr>
+              <w:t>.com",</w:t>
+            </w:r>
+          </w:p>
+          <w:p>
+            <w:pPr>
+              <w:rPr>
+                <w:rFonts w:ascii="Courier New" w:hAnsi="Courier New" w:cs="Courier New"/>
+                <w:noProof/>
+                <w:sz w:val="18"/>
+                <w:szCs w:val="18"/>
+              </w:rPr>
+            </w:pPr>
+            <w:r>
+              <w:rPr>
+                <w:rFonts w:ascii="Courier New" w:hAnsi="Courier New" w:cs="Courier New"/>
+                <w:noProof/>
+                <w:sz w:val="18"/>
+                <w:szCs w:val="18"/>
+              </w:rPr>
+              <w:t xml:space="preserve">   "aud": "https://tenant-67890.</w:t>
+            </w:r>
+            <w:r>
+              <w:rPr>
+                <w:rFonts w:ascii="Courier New" w:hAnsi="Courier New" w:cs="Courier New"/>
+                <w:noProof/>
+                <w:sz w:val="18"/>
+                <w:szCs w:val="18"/>
+              </w:rPr>
+              <w:t>onlineservice</w:t>
+            </w:r>
+            <w:r>
+              <w:rPr>
+                <w:rFonts w:ascii="Courier New" w:hAnsi="Courier New" w:cs="Courier New"/>
+                <w:noProof/>
+                <w:sz w:val="18"/>
+                <w:szCs w:val="18"/>
+              </w:rPr>
+              <w:t>.com",</w:t>
+            </w:r>
+          </w:p>
+          <w:p>
+            <w:pPr>
+              <w:rPr>
+                <w:rFonts w:ascii="Courier New" w:hAnsi="Courier New" w:cs="Courier New"/>
+                <w:noProof/>
+                <w:sz w:val="18"/>
+                <w:szCs w:val="18"/>
+              </w:rPr>
+            </w:pPr>
+            <w:r>
+              <w:rPr>
+                <w:rFonts w:ascii="Courier New" w:hAnsi="Courier New" w:cs="Courier New"/>
+                <w:noProof/>
+                <w:sz w:val="18"/>
+                <w:szCs w:val="18"/>
+              </w:rPr>
+              <w:t xml:space="preserve">   "exp": 1234567890</w:t>
+            </w:r>
+          </w:p>
+          <w:p>
+            <w:pPr>
+              <w:rPr>
+                <w:rFonts w:ascii="Courier New" w:hAnsi="Courier New" w:cs="Courier New"/>
+                <w:sz w:val="18"/>
+                <w:szCs w:val="18"/>
+              </w:rPr>
+            </w:pPr>
+            <w:r>
+              <w:rPr>
+                <w:rFonts w:ascii="Courier New" w:hAnsi="Courier New" w:cs="Courier New"/>
+                <w:noProof/>
+                <w:sz w:val="18"/>
+                <w:szCs w:val="18"/>
+              </w:rPr>
+              <w:t xml:space="preserve"> }</w:t>
+            </w:r>
+          </w:p>
+        </w:tc>
+      </w:tr>
+    </w:tbl>
+    <w:p/>
+    <w:p>
+      <w:r>
+        <w:rPr>
+          <w:i/>
+          <w:noProof/>
+          <w:sz w:val="20"/>
+          <w:szCs w:val="20"/>
+        </w:rPr>
+        <w:t>Identity Provider posts the serialized JWT to OnlineService.com</w:t>
+      </w:r>
+    </w:p>
+    <w:tbl>
+      <w:tblPr>
+        <w:tblStyle w:val="TableGrid"/>
+        <w:tblW w:w="0" w:type="auto"/>
+        <w:shd w:val="clear" w:color="auto" w:fill="DEEAF6" w:themeFill="accent5" w:themeFillTint="33"/>
+        <w:tblLook w:val="04A0" w:firstRow="1" w:lastRow="0" w:firstColumn="1" w:lastColumn="0" w:noHBand="0" w:noVBand="1"/>
+      </w:tblPr>
+      <w:tblGrid>
+        <w:gridCol w:w="9350"/>
+      </w:tblGrid>
+      <w:tr>
+        <w:tc>
+          <w:tcPr>
+            <w:tcW w:w="9350" w:type="dxa"/>
+            <w:shd w:val="clear" w:color="auto" w:fill="DEEAF6" w:themeFill="accent5" w:themeFillTint="33"/>
+          </w:tcPr>
+          <w:p>
+            <w:pPr>
+              <w:rPr>
+                <w:rFonts w:ascii="Courier New" w:hAnsi="Courier New" w:cs="Courier New"/>
+                <w:noProof/>
+                <w:sz w:val="18"/>
+                <w:szCs w:val="18"/>
+              </w:rPr>
+            </w:pPr>
+            <w:r>
+              <w:rPr>
+                <w:rFonts w:ascii="Courier New" w:hAnsi="Courier New" w:cs="Courier New"/>
+                <w:noProof/>
+                <w:sz w:val="18"/>
+                <w:szCs w:val="18"/>
+              </w:rPr>
+              <w:t>POST /fastfed/finalize</w:t>
+            </w:r>
+            <w:r>
+              <w:rPr>
+                <w:rFonts w:ascii="Courier New" w:hAnsi="Courier New" w:cs="Courier New"/>
+                <w:noProof/>
+                <w:sz w:val="18"/>
+                <w:szCs w:val="18"/>
+              </w:rPr>
+              <w:t>?</w:t>
+            </w:r>
+            <w:r>
+              <w:rPr>
+                <w:rFonts w:ascii="Courier New" w:hAnsi="Courier New" w:cs="Courier New"/>
+                <w:noProof/>
+                <w:sz w:val="18"/>
+                <w:szCs w:val="18"/>
+              </w:rPr>
+              <w:t>rel=129082943</w:t>
+            </w:r>
+          </w:p>
+          <w:p>
+            <w:pPr>
+              <w:rPr>
+                <w:rFonts w:ascii="Courier New" w:hAnsi="Courier New" w:cs="Courier New"/>
+                <w:noProof/>
+                <w:sz w:val="18"/>
+                <w:szCs w:val="18"/>
+              </w:rPr>
+            </w:pPr>
+            <w:r>
+              <w:rPr>
+                <w:rFonts w:ascii="Courier New" w:hAnsi="Courier New" w:cs="Courier New"/>
+                <w:noProof/>
+                <w:sz w:val="18"/>
+                <w:szCs w:val="18"/>
+              </w:rPr>
+              <w:t xml:space="preserve"> Host: tenant-67890.</w:t>
+            </w:r>
+            <w:r>
+              <w:rPr>
+                <w:rFonts w:ascii="Courier New" w:hAnsi="Courier New" w:cs="Courier New"/>
+                <w:noProof/>
+                <w:sz w:val="18"/>
+                <w:szCs w:val="18"/>
+              </w:rPr>
+              <w:t>onlineservice</w:t>
+            </w:r>
+            <w:r>
+              <w:rPr>
+                <w:rFonts w:ascii="Courier New" w:hAnsi="Courier New" w:cs="Courier New"/>
+                <w:noProof/>
+                <w:sz w:val="18"/>
+                <w:szCs w:val="18"/>
+              </w:rPr>
+              <w:t xml:space="preserve">.com </w:t>
+            </w:r>
+          </w:p>
+          <w:p>
+            <w:pPr>
+              <w:rPr>
+                <w:rFonts w:ascii="Courier New" w:hAnsi="Courier New" w:cs="Courier New"/>
+                <w:noProof/>
+                <w:sz w:val="18"/>
+                <w:szCs w:val="18"/>
+              </w:rPr>
+            </w:pPr>
+            <w:r>
+              <w:rPr>
+                <w:rFonts w:ascii="Courier New" w:hAnsi="Courier New" w:cs="Courier New"/>
+                <w:noProof/>
+                <w:sz w:val="18"/>
+                <w:szCs w:val="18"/>
+              </w:rPr>
+              <w:t xml:space="preserve"> Content-Type: application/jwt</w:t>
+            </w:r>
+          </w:p>
+          <w:p>
+            <w:pPr>
+              <w:rPr>
+                <w:rFonts w:ascii="Courier New" w:hAnsi="Courier New" w:cs="Courier New"/>
+                <w:noProof/>
+                <w:sz w:val="18"/>
+                <w:szCs w:val="18"/>
+              </w:rPr>
+            </w:pPr>
+          </w:p>
+          <w:p>
+            <w:pPr>
+              <w:rPr>
+                <w:rFonts w:ascii="Courier New" w:hAnsi="Courier New" w:cs="Courier New"/>
+                <w:sz w:val="18"/>
+                <w:szCs w:val="18"/>
+              </w:rPr>
+            </w:pPr>
+            <w:r>
+              <w:rPr>
+                <w:rFonts w:ascii="Courier New" w:hAnsi="Courier New" w:cs="Courier New"/>
+                <w:noProof/>
+                <w:sz w:val="18"/>
+                <w:szCs w:val="18"/>
+              </w:rPr>
+              <w:t>eyJhbGciOiJSUzI1NiIsImtpZCI6IjIyIn0[... omitted for brevity...]</w:t>
+            </w:r>
+          </w:p>
+        </w:tc>
+      </w:tr>
+    </w:tbl>
+    <w:p/>
+    <w:p>
+      <w:r>
+        <w:rPr>
+          <w:i/>
+          <w:noProof/>
+          <w:sz w:val="20"/>
+          <w:szCs w:val="20"/>
+        </w:rPr>
+        <w:t>OnlineService.com acknowledges receipt and readiness</w:t>
+      </w:r>
+    </w:p>
+    <w:tbl>
+      <w:tblPr>
+        <w:tblStyle w:val="TableGrid"/>
+        <w:tblW w:w="0" w:type="auto"/>
+        <w:shd w:val="clear" w:color="auto" w:fill="DEEAF6" w:themeFill="accent5" w:themeFillTint="33"/>
+        <w:tblLook w:val="04A0" w:firstRow="1" w:lastRow="0" w:firstColumn="1" w:lastColumn="0" w:noHBand="0" w:noVBand="1"/>
+      </w:tblPr>
+      <w:tblGrid>
+        <w:gridCol w:w="9350"/>
+      </w:tblGrid>
+      <w:tr>
+        <w:tc>
+          <w:tcPr>
+            <w:tcW w:w="9350" w:type="dxa"/>
+            <w:shd w:val="clear" w:color="auto" w:fill="DEEAF6" w:themeFill="accent5" w:themeFillTint="33"/>
+          </w:tcPr>
+          <w:p>
+            <w:pPr>
+              <w:rPr>
+                <w:rFonts w:ascii="Courier New" w:hAnsi="Courier New" w:cs="Courier New"/>
+                <w:noProof/>
+                <w:sz w:val="18"/>
+                <w:szCs w:val="18"/>
+              </w:rPr>
+            </w:pPr>
+            <w:r>
+              <w:rPr>
+                <w:rFonts w:ascii="Courier New" w:hAnsi="Courier New" w:cs="Courier New"/>
+                <w:noProof/>
+                <w:sz w:val="18"/>
+                <w:szCs w:val="18"/>
+              </w:rPr>
+              <w:t>HTTP/1.1 200 OK</w:t>
+            </w:r>
+          </w:p>
+        </w:tc>
+      </w:tr>
+    </w:tbl>
+    <w:p/>
+    <w:p/>
     <w:sectPr>
       <w:pgSz w:w="12240" w:h="15840"/>
       <w:pgMar w:top="1440" w:right="1440" w:bottom="1440" w:left="1440" w:header="720" w:footer="720" w:gutter="0"/>
@@ -8515,7 +9277,7 @@
     </w:rPrDefault>
     <w:pPrDefault/>
   </w:docDefaults>
-  <w:latentStyles w:defLockedState="0" w:defUIPriority="99" w:defSemiHidden="0" w:defUnhideWhenUsed="0" w:defQFormat="0" w:count="375">
+  <w:latentStyles w:defLockedState="0" w:defUIPriority="99" w:defSemiHidden="0" w:defUnhideWhenUsed="0" w:defQFormat="0" w:count="377">
     <w:lsdException w:name="Normal" w:uiPriority="0" w:qFormat="1"/>
     <w:lsdException w:name="heading 1" w:uiPriority="9" w:qFormat="1"/>
     <w:lsdException w:name="heading 2" w:semiHidden="1" w:uiPriority="9" w:unhideWhenUsed="1" w:qFormat="1"/>
@@ -8621,7 +9383,6 @@
     <w:lsdException w:name="HTML Sample" w:semiHidden="1" w:unhideWhenUsed="1"/>
     <w:lsdException w:name="HTML Typewriter" w:semiHidden="1" w:unhideWhenUsed="1"/>
     <w:lsdException w:name="HTML Variable" w:semiHidden="1" w:unhideWhenUsed="1"/>
-    <w:lsdException w:name="Normal Table" w:semiHidden="1" w:unhideWhenUsed="1"/>
     <w:lsdException w:name="annotation subject" w:semiHidden="1" w:unhideWhenUsed="1"/>
     <w:lsdException w:name="No List" w:semiHidden="1" w:unhideWhenUsed="1"/>
     <w:lsdException w:name="Outline List 1" w:semiHidden="1" w:unhideWhenUsed="1"/>
@@ -8667,11 +9428,9 @@
     <w:lsdException w:name="Table Subtle 1" w:semiHidden="1" w:unhideWhenUsed="1"/>
     <w:lsdException w:name="Table Subtle 2" w:semiHidden="1" w:unhideWhenUsed="1"/>
     <w:lsdException w:name="Table Web 1" w:semiHidden="1" w:unhideWhenUsed="1"/>
-    <w:lsdException w:name="Table Web 2" w:semiHidden="1" w:unhideWhenUsed="1"/>
     <w:lsdException w:name="Table Web 3" w:semiHidden="1" w:unhideWhenUsed="1"/>
     <w:lsdException w:name="Balloon Text" w:semiHidden="1" w:unhideWhenUsed="1"/>
     <w:lsdException w:name="Table Grid" w:uiPriority="39"/>
-    <w:lsdException w:name="Table Theme" w:semiHidden="1" w:unhideWhenUsed="1"/>
     <w:lsdException w:name="Placeholder Text" w:semiHidden="1"/>
     <w:lsdException w:name="No Spacing" w:uiPriority="1" w:qFormat="1"/>
     <w:lsdException w:name="Light Shading" w:uiPriority="60"/>
@@ -8891,6 +9650,8 @@
     <w:lsdException w:name="Smart Hyperlink" w:semiHidden="1" w:unhideWhenUsed="1"/>
     <w:lsdException w:name="Hashtag" w:semiHidden="1" w:unhideWhenUsed="1"/>
     <w:lsdException w:name="Unresolved Mention" w:semiHidden="1" w:unhideWhenUsed="1"/>
+    <w:lsdException w:name="Smart Link" w:semiHidden="1" w:unhideWhenUsed="1"/>
+    <w:lsdException w:name="Smart Link Error" w:semiHidden="1" w:unhideWhenUsed="1"/>
   </w:latentStyles>
   <w:style w:type="paragraph" w:default="1" w:styleId="Normal">
     <w:name w:val="Normal"/>
@@ -9130,6 +9891,51 @@
     <w:rsid w:val="009E0A56"/>
     <w:rPr>
       <w:rFonts w:ascii="Courier New" w:eastAsia="Times New Roman" w:hAnsi="Courier New" w:cs="Courier New"/>
+    </w:rPr>
+  </w:style>
+  <w:style w:type="paragraph" w:styleId="HTMLPreformatted">
+    <w:name w:val="HTML Preformatted"/>
+    <w:basedOn w:val="Normal"/>
+    <w:link w:val="HTMLPreformattedChar"/>
+    <w:uiPriority w:val="99"/>
+    <w:unhideWhenUsed/>
+    <w:rsid w:val="007A134C"/>
+    <w:pPr>
+      <w:tabs>
+        <w:tab w:val="left" w:pos="916"/>
+        <w:tab w:val="left" w:pos="1832"/>
+        <w:tab w:val="left" w:pos="2748"/>
+        <w:tab w:val="left" w:pos="3664"/>
+        <w:tab w:val="left" w:pos="4580"/>
+        <w:tab w:val="left" w:pos="5496"/>
+        <w:tab w:val="left" w:pos="6412"/>
+        <w:tab w:val="left" w:pos="7328"/>
+        <w:tab w:val="left" w:pos="8244"/>
+        <w:tab w:val="left" w:pos="9160"/>
+        <w:tab w:val="left" w:pos="10076"/>
+        <w:tab w:val="left" w:pos="10992"/>
+        <w:tab w:val="left" w:pos="11908"/>
+        <w:tab w:val="left" w:pos="12824"/>
+        <w:tab w:val="left" w:pos="13740"/>
+        <w:tab w:val="left" w:pos="14656"/>
+      </w:tabs>
+    </w:pPr>
+    <w:rPr>
+      <w:rFonts w:ascii="Courier New" w:eastAsia="Times New Roman" w:hAnsi="Courier New" w:cs="Courier New"/>
+      <w:sz w:val="20"/>
+      <w:szCs w:val="20"/>
+    </w:rPr>
+  </w:style>
+  <w:style w:type="character" w:customStyle="1" w:styleId="HTMLPreformattedChar">
+    <w:name w:val="HTML Preformatted Char"/>
+    <w:basedOn w:val="DefaultParagraphFont"/>
+    <w:link w:val="HTMLPreformatted"/>
+    <w:uiPriority w:val="99"/>
+    <w:rsid w:val="007A134C"/>
+    <w:rPr>
+      <w:rFonts w:ascii="Courier New" w:eastAsia="Times New Roman" w:hAnsi="Courier New" w:cs="Courier New"/>
+      <w:sz w:val="20"/>
+      <w:szCs w:val="20"/>
     </w:rPr>
   </w:style>
 </w:styles>
@@ -9435,7 +10241,7 @@
 </file>
 
 <file path=customXml/itemProps1.xml><?xml version="1.0" encoding="utf-8"?>
-<ds:datastoreItem xmlns:ds="http://schemas.openxmlformats.org/officeDocument/2006/customXml" ds:itemID="{EBF81009-2050-7243-A0E5-4668DFA48029}">
+<ds:datastoreItem xmlns:ds="http://schemas.openxmlformats.org/officeDocument/2006/customXml" ds:itemID="{35AB846E-CCAC-BE4C-B9BF-BF4D8A3F2BE6}">
   <ds:schemaRefs>
     <ds:schemaRef ds:uri="http://schemas.openxmlformats.org/officeDocument/2006/bibliography"/>
   </ds:schemaRefs>

--- a/scenarios/FastFedScenario_1B_with_SAML_and_SCIM.docx
+++ b/scenarios/FastFedScenario_1B_with_SAML_and_SCIM.docx
@@ -1029,7 +1029,34 @@
                 <w:sz w:val="18"/>
                 <w:szCs w:val="18"/>
               </w:rPr>
-              <w:t xml:space="preserve">         "urn:ietf:params:fastfed:1.0:authentication:SAML:Basic"</w:t>
+              <w:t xml:space="preserve">         "urn:ietf:params:fastfed:1.0:authentication:</w:t>
+            </w:r>
+            <w:r>
+              <w:rPr>
+                <w:rFonts w:ascii="Courier New" w:hAnsi="Courier New" w:cs="Courier New"/>
+                <w:noProof/>
+                <w:sz w:val="18"/>
+                <w:szCs w:val="18"/>
+              </w:rPr>
+              <w:t>saml:2.0</w:t>
+            </w:r>
+            <w:r>
+              <w:rPr>
+                <w:rFonts w:ascii="Courier New" w:hAnsi="Courier New" w:cs="Courier New"/>
+                <w:noProof/>
+                <w:sz w:val="18"/>
+                <w:szCs w:val="18"/>
+              </w:rPr>
+              <w:t>:basic</w:t>
+            </w:r>
+            <w:r>
+              <w:rPr>
+                <w:rFonts w:ascii="Courier New" w:hAnsi="Courier New" w:cs="Courier New"/>
+                <w:noProof/>
+                <w:sz w:val="18"/>
+                <w:szCs w:val="18"/>
+              </w:rPr>
+              <w:t>"</w:t>
             </w:r>
           </w:p>
           <w:p>
@@ -1269,318 +1296,316 @@
                 <w:szCs w:val="18"/>
               </w:rPr>
             </w:pPr>
-            <w:r>
-              <w:rPr>
-                <w:rFonts w:ascii="Courier New" w:hAnsi="Courier New" w:cs="Courier New"/>
-                <w:noProof/>
-                <w:sz w:val="18"/>
-                <w:szCs w:val="18"/>
-              </w:rPr>
-              <w:t xml:space="preserve">     "desired_user_attributes": {</w:t>
-            </w:r>
-          </w:p>
-          <w:p>
-            <w:pPr>
-              <w:rPr>
-                <w:rFonts w:ascii="Courier New" w:hAnsi="Courier New" w:cs="Courier New"/>
-                <w:noProof/>
-                <w:sz w:val="18"/>
-                <w:szCs w:val="18"/>
-              </w:rPr>
-            </w:pPr>
-            <w:r>
-              <w:rPr>
-                <w:rFonts w:ascii="Courier New" w:hAnsi="Courier New" w:cs="Courier New"/>
-                <w:noProof/>
-                <w:sz w:val="18"/>
-                <w:szCs w:val="18"/>
-              </w:rPr>
-              <w:t xml:space="preserve">       "urn:ietf:params:fastfed:1:0:schemas:scim:2.0": {</w:t>
-            </w:r>
-          </w:p>
-          <w:p>
-            <w:pPr>
-              <w:rPr>
-                <w:rFonts w:ascii="Courier New" w:hAnsi="Courier New" w:cs="Courier New"/>
-                <w:noProof/>
-                <w:sz w:val="18"/>
-                <w:szCs w:val="18"/>
-              </w:rPr>
-            </w:pPr>
-            <w:r>
-              <w:rPr>
-                <w:rFonts w:ascii="Courier New" w:hAnsi="Courier New" w:cs="Courier New"/>
-                <w:noProof/>
-                <w:sz w:val="18"/>
-                <w:szCs w:val="18"/>
-              </w:rPr>
-              <w:t xml:space="preserve">         "required_attributes": [</w:t>
-            </w:r>
-          </w:p>
-          <w:p>
-            <w:pPr>
-              <w:rPr>
-                <w:rFonts w:ascii="Courier New" w:hAnsi="Courier New" w:cs="Courier New"/>
-                <w:noProof/>
-                <w:sz w:val="18"/>
-                <w:szCs w:val="18"/>
-              </w:rPr>
-            </w:pPr>
-            <w:r>
-              <w:rPr>
-                <w:rFonts w:ascii="Courier New" w:hAnsi="Courier New" w:cs="Courier New"/>
-                <w:noProof/>
-                <w:sz w:val="18"/>
-                <w:szCs w:val="18"/>
-              </w:rPr>
-              <w:t xml:space="preserve">           "externalId",</w:t>
-            </w:r>
-          </w:p>
-          <w:p>
-            <w:pPr>
-              <w:rPr>
-                <w:rFonts w:ascii="Courier New" w:hAnsi="Courier New" w:cs="Courier New"/>
-                <w:noProof/>
-                <w:sz w:val="18"/>
-                <w:szCs w:val="18"/>
-              </w:rPr>
-            </w:pPr>
-            <w:r>
-              <w:rPr>
-                <w:rFonts w:ascii="Courier New" w:hAnsi="Courier New" w:cs="Courier New"/>
-                <w:noProof/>
-                <w:sz w:val="18"/>
-                <w:szCs w:val="18"/>
-              </w:rPr>
-              <w:t xml:space="preserve">           "username",</w:t>
-            </w:r>
-          </w:p>
-          <w:p>
-            <w:pPr>
-              <w:rPr>
-                <w:rFonts w:ascii="Courier New" w:hAnsi="Courier New" w:cs="Courier New"/>
-                <w:noProof/>
-                <w:sz w:val="18"/>
-                <w:szCs w:val="18"/>
-              </w:rPr>
-            </w:pPr>
-            <w:r>
-              <w:rPr>
-                <w:rFonts w:ascii="Courier New" w:hAnsi="Courier New" w:cs="Courier New"/>
-                <w:noProof/>
-                <w:sz w:val="18"/>
-                <w:szCs w:val="18"/>
-              </w:rPr>
-              <w:t xml:space="preserve">           "active",</w:t>
-            </w:r>
-          </w:p>
-          <w:p>
-            <w:pPr>
-              <w:rPr>
-                <w:rFonts w:ascii="Courier New" w:hAnsi="Courier New" w:cs="Courier New"/>
-                <w:noProof/>
-                <w:sz w:val="18"/>
-                <w:szCs w:val="18"/>
-              </w:rPr>
-            </w:pPr>
-            <w:r>
-              <w:rPr>
-                <w:rFonts w:ascii="Courier New" w:hAnsi="Courier New" w:cs="Courier New"/>
-                <w:noProof/>
-                <w:sz w:val="18"/>
-                <w:szCs w:val="18"/>
-              </w:rPr>
-              <w:t xml:space="preserve">           "emails[primary eq true]"</w:t>
-            </w:r>
-          </w:p>
-          <w:p>
-            <w:pPr>
-              <w:rPr>
-                <w:rFonts w:ascii="Courier New" w:hAnsi="Courier New" w:cs="Courier New"/>
-                <w:noProof/>
-                <w:sz w:val="18"/>
-                <w:szCs w:val="18"/>
-              </w:rPr>
-            </w:pPr>
-            <w:r>
-              <w:rPr>
-                <w:rFonts w:ascii="Courier New" w:hAnsi="Courier New" w:cs="Courier New"/>
-                <w:noProof/>
-                <w:sz w:val="18"/>
-                <w:szCs w:val="18"/>
-              </w:rPr>
-              <w:t xml:space="preserve">         ],</w:t>
-            </w:r>
-          </w:p>
-          <w:p>
-            <w:pPr>
-              <w:rPr>
-                <w:rFonts w:ascii="Courier New" w:hAnsi="Courier New" w:cs="Courier New"/>
-                <w:noProof/>
-                <w:sz w:val="18"/>
-                <w:szCs w:val="18"/>
-              </w:rPr>
-            </w:pPr>
-            <w:r>
-              <w:rPr>
-                <w:rFonts w:ascii="Courier New" w:hAnsi="Courier New" w:cs="Courier New"/>
-                <w:noProof/>
-                <w:sz w:val="18"/>
-                <w:szCs w:val="18"/>
-              </w:rPr>
-              <w:t xml:space="preserve">         "optional_attributes": [</w:t>
-            </w:r>
-          </w:p>
-          <w:p>
-            <w:pPr>
-              <w:rPr>
-                <w:rFonts w:ascii="Courier New" w:hAnsi="Courier New" w:cs="Courier New"/>
-                <w:noProof/>
-                <w:sz w:val="18"/>
-                <w:szCs w:val="18"/>
-              </w:rPr>
-            </w:pPr>
-            <w:r>
-              <w:rPr>
-                <w:rFonts w:ascii="Courier New" w:hAnsi="Courier New" w:cs="Courier New"/>
-                <w:noProof/>
-                <w:sz w:val="18"/>
-                <w:szCs w:val="18"/>
-              </w:rPr>
-              <w:t xml:space="preserve">           "displayName",</w:t>
-            </w:r>
-          </w:p>
-          <w:p>
-            <w:pPr>
-              <w:rPr>
-                <w:rFonts w:ascii="Courier New" w:hAnsi="Courier New" w:cs="Courier New"/>
-                <w:noProof/>
-                <w:sz w:val="18"/>
-                <w:szCs w:val="18"/>
-              </w:rPr>
-            </w:pPr>
-            <w:r>
-              <w:rPr>
-                <w:rFonts w:ascii="Courier New" w:hAnsi="Courier New" w:cs="Courier New"/>
-                <w:noProof/>
-                <w:sz w:val="18"/>
-                <w:szCs w:val="18"/>
-              </w:rPr>
-              <w:t xml:space="preserve">           "name.givenName",</w:t>
-            </w:r>
-          </w:p>
-          <w:p>
-            <w:pPr>
-              <w:rPr>
-                <w:rFonts w:ascii="Courier New" w:hAnsi="Courier New" w:cs="Courier New"/>
-                <w:noProof/>
-                <w:sz w:val="18"/>
-                <w:szCs w:val="18"/>
-              </w:rPr>
-            </w:pPr>
-            <w:r>
-              <w:rPr>
-                <w:rFonts w:ascii="Courier New" w:hAnsi="Courier New" w:cs="Courier New"/>
-                <w:noProof/>
-                <w:sz w:val="18"/>
-                <w:szCs w:val="18"/>
-              </w:rPr>
-              <w:t xml:space="preserve">           "name.familyName",</w:t>
-            </w:r>
-          </w:p>
-          <w:p>
-            <w:pPr>
-              <w:rPr>
-                <w:rFonts w:ascii="Courier New" w:hAnsi="Courier New" w:cs="Courier New"/>
-                <w:noProof/>
-                <w:sz w:val="18"/>
-                <w:szCs w:val="18"/>
-              </w:rPr>
-            </w:pPr>
-            <w:r>
-              <w:rPr>
-                <w:rFonts w:ascii="Courier New" w:hAnsi="Courier New" w:cs="Courier New"/>
-                <w:noProof/>
-                <w:sz w:val="18"/>
-                <w:szCs w:val="18"/>
-              </w:rPr>
-              <w:t xml:space="preserve">           "urn:ietf:params:scim:schemas:extension:enterprise:2.0:User:costCenter",</w:t>
-            </w:r>
-          </w:p>
-          <w:p>
-            <w:pPr>
-              <w:rPr>
-                <w:rFonts w:ascii="Courier New" w:hAnsi="Courier New" w:cs="Courier New"/>
-                <w:noProof/>
-                <w:sz w:val="18"/>
-                <w:szCs w:val="18"/>
-              </w:rPr>
-            </w:pPr>
-            <w:r>
-              <w:rPr>
-                <w:rFonts w:ascii="Courier New" w:hAnsi="Courier New" w:cs="Courier New"/>
-                <w:noProof/>
-                <w:sz w:val="18"/>
-                <w:szCs w:val="18"/>
-              </w:rPr>
-              <w:t xml:space="preserve">           "urn:scim:my:custom:schema:customAttribute"</w:t>
-            </w:r>
-          </w:p>
-          <w:p>
-            <w:pPr>
-              <w:rPr>
-                <w:rFonts w:ascii="Courier New" w:hAnsi="Courier New" w:cs="Courier New"/>
-                <w:noProof/>
-                <w:sz w:val="18"/>
-                <w:szCs w:val="18"/>
-              </w:rPr>
-            </w:pPr>
-            <w:r>
-              <w:rPr>
-                <w:rFonts w:ascii="Courier New" w:hAnsi="Courier New" w:cs="Courier New"/>
-                <w:noProof/>
-                <w:sz w:val="18"/>
-                <w:szCs w:val="18"/>
-              </w:rPr>
-              <w:t xml:space="preserve">         ]</w:t>
-            </w:r>
-          </w:p>
-          <w:p>
-            <w:pPr>
-              <w:rPr>
-                <w:rFonts w:ascii="Courier New" w:hAnsi="Courier New" w:cs="Courier New"/>
-                <w:noProof/>
-                <w:sz w:val="18"/>
-                <w:szCs w:val="18"/>
-              </w:rPr>
-            </w:pPr>
-            <w:r>
-              <w:rPr>
-                <w:rFonts w:ascii="Courier New" w:hAnsi="Courier New" w:cs="Courier New"/>
-                <w:noProof/>
-                <w:sz w:val="18"/>
-                <w:szCs w:val="18"/>
-              </w:rPr>
-              <w:t xml:space="preserve">       }</w:t>
-            </w:r>
-          </w:p>
-          <w:p>
-            <w:pPr>
-              <w:rPr>
-                <w:rFonts w:ascii="Courier New" w:hAnsi="Courier New" w:cs="Courier New"/>
-                <w:noProof/>
-                <w:sz w:val="18"/>
-                <w:szCs w:val="18"/>
-              </w:rPr>
-            </w:pPr>
-            <w:r>
-              <w:rPr>
-                <w:rFonts w:ascii="Courier New" w:hAnsi="Courier New" w:cs="Courier New"/>
-                <w:noProof/>
-                <w:sz w:val="18"/>
-                <w:szCs w:val="18"/>
-              </w:rPr>
-              <w:t xml:space="preserve">    }</w:t>
+          </w:p>
+          <w:p>
+            <w:pPr>
+              <w:rPr>
+                <w:rFonts w:ascii="Courier New" w:hAnsi="Courier New" w:cs="Courier New"/>
+                <w:noProof/>
+                <w:sz w:val="18"/>
+                <w:szCs w:val="18"/>
+              </w:rPr>
+            </w:pPr>
+            <w:r>
+              <w:rPr>
+                <w:rFonts w:ascii="Courier New" w:hAnsi="Courier New" w:cs="Courier New"/>
+                <w:noProof/>
+                <w:sz w:val="18"/>
+                <w:szCs w:val="18"/>
+              </w:rPr>
+              <w:t xml:space="preserve">     "urn:ietf:params:fastfed:1.0:provisioning:</w:t>
+            </w:r>
+            <w:r>
+              <w:rPr>
+                <w:rFonts w:ascii="Courier New" w:hAnsi="Courier New" w:cs="Courier New"/>
+                <w:noProof/>
+                <w:sz w:val="18"/>
+                <w:szCs w:val="18"/>
+              </w:rPr>
+              <w:t>saml:2.0</w:t>
+            </w:r>
+            <w:r>
+              <w:rPr>
+                <w:rFonts w:ascii="Courier New" w:hAnsi="Courier New" w:cs="Courier New"/>
+                <w:noProof/>
+                <w:sz w:val="18"/>
+                <w:szCs w:val="18"/>
+              </w:rPr>
+              <w:t>:basic</w:t>
+            </w:r>
+            <w:r>
+              <w:rPr>
+                <w:rFonts w:ascii="Courier New" w:hAnsi="Courier New" w:cs="Courier New"/>
+                <w:noProof/>
+                <w:sz w:val="18"/>
+                <w:szCs w:val="18"/>
+              </w:rPr>
+              <w:t>": {</w:t>
+            </w:r>
+          </w:p>
+          <w:p>
+            <w:pPr>
+              <w:rPr>
+                <w:rFonts w:ascii="Courier New" w:hAnsi="Courier New" w:cs="Courier New"/>
+                <w:noProof/>
+                <w:sz w:val="18"/>
+                <w:szCs w:val="18"/>
+              </w:rPr>
+            </w:pPr>
+            <w:r>
+              <w:rPr>
+                <w:rFonts w:ascii="Courier New" w:hAnsi="Courier New" w:cs="Courier New"/>
+                <w:noProof/>
+                <w:sz w:val="18"/>
+                <w:szCs w:val="18"/>
+              </w:rPr>
+              <w:t xml:space="preserve">       "desired_attributes": {</w:t>
+            </w:r>
+          </w:p>
+          <w:p>
+            <w:pPr>
+              <w:rPr>
+                <w:rFonts w:ascii="Courier New" w:hAnsi="Courier New" w:cs="Courier New"/>
+                <w:noProof/>
+                <w:sz w:val="18"/>
+                <w:szCs w:val="18"/>
+              </w:rPr>
+            </w:pPr>
+            <w:r>
+              <w:rPr>
+                <w:rFonts w:ascii="Courier New" w:hAnsi="Courier New" w:cs="Courier New"/>
+                <w:noProof/>
+                <w:sz w:val="18"/>
+                <w:szCs w:val="18"/>
+              </w:rPr>
+              <w:t xml:space="preserve">         "urn:ietf:params:fastfed:1:0:schemas:scim:2.0": {</w:t>
+            </w:r>
+          </w:p>
+          <w:p>
+            <w:pPr>
+              <w:rPr>
+                <w:rFonts w:ascii="Courier New" w:hAnsi="Courier New" w:cs="Courier New"/>
+                <w:noProof/>
+                <w:sz w:val="18"/>
+                <w:szCs w:val="18"/>
+              </w:rPr>
+            </w:pPr>
+            <w:r>
+              <w:rPr>
+                <w:rFonts w:ascii="Courier New" w:hAnsi="Courier New" w:cs="Courier New"/>
+                <w:noProof/>
+                <w:sz w:val="18"/>
+                <w:szCs w:val="18"/>
+              </w:rPr>
+              <w:t xml:space="preserve">           "required_user_attributes": [</w:t>
+            </w:r>
+          </w:p>
+          <w:p>
+            <w:pPr>
+              <w:rPr>
+                <w:rFonts w:ascii="Courier New" w:hAnsi="Courier New" w:cs="Courier New"/>
+                <w:noProof/>
+                <w:sz w:val="18"/>
+                <w:szCs w:val="18"/>
+              </w:rPr>
+            </w:pPr>
+            <w:r>
+              <w:rPr>
+                <w:rFonts w:ascii="Courier New" w:hAnsi="Courier New" w:cs="Courier New"/>
+                <w:noProof/>
+                <w:sz w:val="18"/>
+                <w:szCs w:val="18"/>
+              </w:rPr>
+              <w:t xml:space="preserve">             "username"</w:t>
+            </w:r>
+          </w:p>
+          <w:p>
+            <w:pPr>
+              <w:rPr>
+                <w:rFonts w:ascii="Courier New" w:hAnsi="Courier New" w:cs="Courier New"/>
+                <w:noProof/>
+                <w:sz w:val="18"/>
+                <w:szCs w:val="18"/>
+              </w:rPr>
+            </w:pPr>
+            <w:r>
+              <w:rPr>
+                <w:rFonts w:ascii="Courier New" w:hAnsi="Courier New" w:cs="Courier New"/>
+                <w:noProof/>
+                <w:sz w:val="18"/>
+                <w:szCs w:val="18"/>
+              </w:rPr>
+              <w:t xml:space="preserve">           ],</w:t>
+            </w:r>
+          </w:p>
+          <w:p>
+            <w:pPr>
+              <w:rPr>
+                <w:rFonts w:ascii="Courier New" w:hAnsi="Courier New" w:cs="Courier New"/>
+                <w:noProof/>
+                <w:sz w:val="18"/>
+                <w:szCs w:val="18"/>
+              </w:rPr>
+            </w:pPr>
+            <w:r>
+              <w:rPr>
+                <w:rFonts w:ascii="Courier New" w:hAnsi="Courier New" w:cs="Courier New"/>
+                <w:noProof/>
+                <w:sz w:val="18"/>
+                <w:szCs w:val="18"/>
+              </w:rPr>
+              <w:t xml:space="preserve">           "optional_user_attributes": [</w:t>
+            </w:r>
+          </w:p>
+          <w:p>
+            <w:pPr>
+              <w:rPr>
+                <w:rFonts w:ascii="Courier New" w:hAnsi="Courier New" w:cs="Courier New"/>
+                <w:noProof/>
+                <w:sz w:val="18"/>
+                <w:szCs w:val="18"/>
+              </w:rPr>
+            </w:pPr>
+            <w:r>
+              <w:rPr>
+                <w:rFonts w:ascii="Courier New" w:hAnsi="Courier New" w:cs="Courier New"/>
+                <w:noProof/>
+                <w:sz w:val="18"/>
+                <w:szCs w:val="18"/>
+              </w:rPr>
+              <w:t xml:space="preserve">             "displayName",</w:t>
+            </w:r>
+          </w:p>
+          <w:p>
+            <w:pPr>
+              <w:rPr>
+                <w:rFonts w:ascii="Courier New" w:hAnsi="Courier New" w:cs="Courier New"/>
+                <w:noProof/>
+                <w:sz w:val="18"/>
+                <w:szCs w:val="18"/>
+              </w:rPr>
+            </w:pPr>
+            <w:r>
+              <w:rPr>
+                <w:rFonts w:ascii="Courier New" w:hAnsi="Courier New" w:cs="Courier New"/>
+                <w:noProof/>
+                <w:sz w:val="18"/>
+                <w:szCs w:val="18"/>
+              </w:rPr>
+              <w:t xml:space="preserve">             "emails[primary eq true].value"</w:t>
+            </w:r>
+          </w:p>
+          <w:p>
+            <w:pPr>
+              <w:rPr>
+                <w:rFonts w:ascii="Courier New" w:hAnsi="Courier New" w:cs="Courier New"/>
+                <w:noProof/>
+                <w:sz w:val="18"/>
+                <w:szCs w:val="18"/>
+              </w:rPr>
+            </w:pPr>
+            <w:r>
+              <w:rPr>
+                <w:rFonts w:ascii="Courier New" w:hAnsi="Courier New" w:cs="Courier New"/>
+                <w:noProof/>
+                <w:sz w:val="18"/>
+                <w:szCs w:val="18"/>
+              </w:rPr>
+              <w:t xml:space="preserve">           ]</w:t>
+            </w:r>
+          </w:p>
+          <w:p>
+            <w:pPr>
+              <w:rPr>
+                <w:rFonts w:ascii="Courier New" w:hAnsi="Courier New" w:cs="Courier New"/>
+                <w:noProof/>
+                <w:sz w:val="18"/>
+                <w:szCs w:val="18"/>
+              </w:rPr>
+            </w:pPr>
+            <w:r>
+              <w:rPr>
+                <w:rFonts w:ascii="Courier New" w:hAnsi="Courier New" w:cs="Courier New"/>
+                <w:noProof/>
+                <w:sz w:val="18"/>
+                <w:szCs w:val="18"/>
+              </w:rPr>
+              <w:t xml:space="preserve">         }</w:t>
+            </w:r>
+          </w:p>
+          <w:p>
+            <w:pPr>
+              <w:rPr>
+                <w:rFonts w:ascii="Courier New" w:hAnsi="Courier New" w:cs="Courier New"/>
+                <w:noProof/>
+                <w:sz w:val="18"/>
+                <w:szCs w:val="18"/>
+              </w:rPr>
+            </w:pPr>
+            <w:r>
+              <w:rPr>
+                <w:rFonts w:ascii="Courier New" w:hAnsi="Courier New" w:cs="Courier New"/>
+                <w:noProof/>
+                <w:sz w:val="18"/>
+                <w:szCs w:val="18"/>
+              </w:rPr>
+              <w:t xml:space="preserve">     </w:t>
+            </w:r>
+            <w:r>
+              <w:rPr>
+                <w:rFonts w:ascii="Courier New" w:hAnsi="Courier New" w:cs="Courier New"/>
+                <w:noProof/>
+                <w:sz w:val="18"/>
+                <w:szCs w:val="18"/>
+              </w:rPr>
+              <w:t xml:space="preserve"> </w:t>
+            </w:r>
+            <w:r>
+              <w:rPr>
+                <w:rFonts w:ascii="Courier New" w:hAnsi="Courier New" w:cs="Courier New"/>
+                <w:noProof/>
+                <w:sz w:val="18"/>
+                <w:szCs w:val="18"/>
+              </w:rPr>
+              <w:t xml:space="preserve"> }</w:t>
+            </w:r>
+          </w:p>
+          <w:p>
+            <w:pPr>
+              <w:rPr>
+                <w:rFonts w:ascii="Courier New" w:hAnsi="Courier New" w:cs="Courier New"/>
+                <w:noProof/>
+                <w:sz w:val="18"/>
+                <w:szCs w:val="18"/>
+              </w:rPr>
+            </w:pPr>
+            <w:r>
+              <w:rPr>
+                <w:rFonts w:ascii="Courier New" w:hAnsi="Courier New" w:cs="Courier New"/>
+                <w:noProof/>
+                <w:sz w:val="18"/>
+                <w:szCs w:val="18"/>
+              </w:rPr>
+              <w:t xml:space="preserve">     }</w:t>
+            </w:r>
+          </w:p>
+          <w:p>
+            <w:pPr>
+              <w:rPr>
+                <w:rFonts w:ascii="Courier New" w:hAnsi="Courier New" w:cs="Courier New"/>
+                <w:noProof/>
+                <w:sz w:val="18"/>
+                <w:szCs w:val="18"/>
+              </w:rPr>
+            </w:pPr>
+            <w:r>
+              <w:rPr>
+                <w:rFonts w:ascii="Courier New" w:hAnsi="Courier New" w:cs="Courier New"/>
+                <w:noProof/>
+                <w:sz w:val="18"/>
+                <w:szCs w:val="18"/>
+              </w:rPr>
+              <w:t xml:space="preserve">   }</w:t>
             </w:r>
           </w:p>
           <w:p>
@@ -1734,7 +1759,6 @@
     </w:p>
     <w:p>
       <w:r>
-        <w:lastRenderedPageBreak/>
         <w:t xml:space="preserve">Same as Scenario 1A, except that the attribute </w:t>
       </w:r>
       <w:r>
@@ -1791,6 +1815,7 @@
                 <w:sz w:val="18"/>
                 <w:szCs w:val="18"/>
               </w:rPr>
+              <w:lastRenderedPageBreak/>
               <w:t>{</w:t>
             </w:r>
           </w:p>
@@ -1931,7 +1956,34 @@
                 <w:sz w:val="18"/>
                 <w:szCs w:val="18"/>
               </w:rPr>
-              <w:t>["urn:ietf:params:fastfed:1.0:authentication:SAML:Basic"],</w:t>
+              <w:t>["urn:ietf:params:fastfed:1.0:authentication:</w:t>
+            </w:r>
+            <w:r>
+              <w:rPr>
+                <w:rFonts w:ascii="Courier New" w:hAnsi="Courier New" w:cs="Courier New"/>
+                <w:noProof/>
+                <w:sz w:val="18"/>
+                <w:szCs w:val="18"/>
+              </w:rPr>
+              <w:t>saml:2.0</w:t>
+            </w:r>
+            <w:r>
+              <w:rPr>
+                <w:rFonts w:ascii="Courier New" w:hAnsi="Courier New" w:cs="Courier New"/>
+                <w:noProof/>
+                <w:sz w:val="18"/>
+                <w:szCs w:val="18"/>
+              </w:rPr>
+              <w:t>:basic</w:t>
+            </w:r>
+            <w:r>
+              <w:rPr>
+                <w:rFonts w:ascii="Courier New" w:hAnsi="Courier New" w:cs="Courier New"/>
+                <w:noProof/>
+                <w:sz w:val="18"/>
+                <w:szCs w:val="18"/>
+              </w:rPr>
+              <w:t>"],</w:t>
             </w:r>
           </w:p>
           <w:p>
@@ -1990,14 +2042,51 @@
                 <w:szCs w:val="18"/>
               </w:rPr>
             </w:pPr>
-            <w:r>
-              <w:rPr>
-                <w:rFonts w:ascii="Courier New" w:hAnsi="Courier New" w:cs="Courier New"/>
-                <w:noProof/>
-                <w:sz w:val="18"/>
-                <w:szCs w:val="18"/>
-              </w:rPr>
-              <w:t xml:space="preserve">   "urn:ietf:params:fastfed:1.0:authentication:SAML:Basic": {</w:t>
+          </w:p>
+          <w:p>
+            <w:pPr>
+              <w:rPr>
+                <w:rFonts w:ascii="Courier New" w:hAnsi="Courier New" w:cs="Courier New"/>
+                <w:noProof/>
+                <w:sz w:val="18"/>
+                <w:szCs w:val="18"/>
+              </w:rPr>
+            </w:pPr>
+            <w:r>
+              <w:rPr>
+                <w:rFonts w:ascii="Courier New" w:hAnsi="Courier New" w:cs="Courier New"/>
+                <w:noProof/>
+                <w:sz w:val="18"/>
+                <w:szCs w:val="18"/>
+              </w:rPr>
+              <w:t xml:space="preserve">   "urn:ietf:params:fastfed:1.0:authentication:</w:t>
+            </w:r>
+            <w:r>
+              <w:rPr>
+                <w:rFonts w:ascii="Courier New" w:hAnsi="Courier New" w:cs="Courier New"/>
+                <w:noProof/>
+                <w:sz w:val="18"/>
+                <w:szCs w:val="18"/>
+              </w:rPr>
+              <w:t>saml:2.0</w:t>
+            </w:r>
+            <w:r>
+              <w:rPr>
+                <w:rFonts w:ascii="Courier New" w:hAnsi="Courier New" w:cs="Courier New"/>
+                <w:noProof/>
+                <w:sz w:val="18"/>
+                <w:szCs w:val="18"/>
+              </w:rPr>
+              <w:t>:basic</w:t>
+            </w:r>
+            <w:r>
+              <w:rPr>
+                <w:rFonts w:ascii="Courier New" w:hAnsi="Courier New" w:cs="Courier New"/>
+                <w:noProof/>
+                <w:sz w:val="18"/>
+                <w:szCs w:val="18"/>
+              </w:rPr>
+              <w:t>": {</w:t>
             </w:r>
           </w:p>
           <w:p>
@@ -2123,7 +2212,16 @@
                 <w:sz w:val="18"/>
                 <w:szCs w:val="18"/>
               </w:rPr>
-              <w:t>POST /fastfed/handshake/finish</w:t>
+              <w:t>POST /fastfed/</w:t>
+            </w:r>
+            <w:r>
+              <w:rPr>
+                <w:rFonts w:ascii="Courier New" w:hAnsi="Courier New" w:cs="Courier New"/>
+                <w:noProof/>
+                <w:sz w:val="18"/>
+                <w:szCs w:val="18"/>
+              </w:rPr>
+              <w:t>register</w:t>
             </w:r>
           </w:p>
           <w:p>
@@ -2604,7 +2702,34 @@
                 <w:sz w:val="18"/>
                 <w:szCs w:val="18"/>
               </w:rPr>
-              <w:t xml:space="preserve">   "urn:ietf:params:fastfed:1.0:authentication:SAML:Basic": {</w:t>
+              <w:t xml:space="preserve">   "urn:ietf:params:fastfed:1.0:authentication:</w:t>
+            </w:r>
+            <w:r>
+              <w:rPr>
+                <w:rFonts w:ascii="Courier New" w:hAnsi="Courier New" w:cs="Courier New"/>
+                <w:noProof/>
+                <w:sz w:val="18"/>
+                <w:szCs w:val="18"/>
+              </w:rPr>
+              <w:t>saml:2.0</w:t>
+            </w:r>
+            <w:r>
+              <w:rPr>
+                <w:rFonts w:ascii="Courier New" w:hAnsi="Courier New" w:cs="Courier New"/>
+                <w:noProof/>
+                <w:sz w:val="18"/>
+                <w:szCs w:val="18"/>
+              </w:rPr>
+              <w:t>:basic</w:t>
+            </w:r>
+            <w:r>
+              <w:rPr>
+                <w:rFonts w:ascii="Courier New" w:hAnsi="Courier New" w:cs="Courier New"/>
+                <w:noProof/>
+                <w:sz w:val="18"/>
+                <w:szCs w:val="18"/>
+              </w:rPr>
+              <w:t>": {</w:t>
             </w:r>
           </w:p>
           <w:p>
@@ -3577,7 +3702,34 @@
                 <w:sz w:val="18"/>
                 <w:szCs w:val="18"/>
               </w:rPr>
-              <w:t xml:space="preserve">         "urn:ietf:params:fastfed:1.0:authentication:SAML:Basic"</w:t>
+              <w:t xml:space="preserve">         "urn:ietf:params:fastfed:1.0:authentication:</w:t>
+            </w:r>
+            <w:r>
+              <w:rPr>
+                <w:rFonts w:ascii="Courier New" w:hAnsi="Courier New" w:cs="Courier New"/>
+                <w:noProof/>
+                <w:sz w:val="18"/>
+                <w:szCs w:val="18"/>
+              </w:rPr>
+              <w:t>saml:2.0</w:t>
+            </w:r>
+            <w:r>
+              <w:rPr>
+                <w:rFonts w:ascii="Courier New" w:hAnsi="Courier New" w:cs="Courier New"/>
+                <w:noProof/>
+                <w:sz w:val="18"/>
+                <w:szCs w:val="18"/>
+              </w:rPr>
+              <w:t>:basic</w:t>
+            </w:r>
+            <w:r>
+              <w:rPr>
+                <w:rFonts w:ascii="Courier New" w:hAnsi="Courier New" w:cs="Courier New"/>
+                <w:noProof/>
+                <w:sz w:val="18"/>
+                <w:szCs w:val="18"/>
+              </w:rPr>
+              <w:t>"</w:t>
             </w:r>
           </w:p>
           <w:p>
@@ -3634,7 +3786,34 @@
                 <w:sz w:val="18"/>
                 <w:szCs w:val="18"/>
               </w:rPr>
-              <w:t xml:space="preserve">         "urn:ietf:params:fastfed:1.0:provisioning:SCIM:FullLifeCycle"</w:t>
+              <w:t xml:space="preserve">         "urn:ietf:params:fastfed:1.0:provisioning:</w:t>
+            </w:r>
+            <w:r>
+              <w:rPr>
+                <w:rFonts w:ascii="Courier New" w:hAnsi="Courier New" w:cs="Courier New"/>
+                <w:noProof/>
+                <w:sz w:val="18"/>
+                <w:szCs w:val="18"/>
+              </w:rPr>
+              <w:t>scim:2.0</w:t>
+            </w:r>
+            <w:r>
+              <w:rPr>
+                <w:rFonts w:ascii="Courier New" w:hAnsi="Courier New" w:cs="Courier New"/>
+                <w:noProof/>
+                <w:sz w:val="18"/>
+                <w:szCs w:val="18"/>
+              </w:rPr>
+              <w:t>:basic</w:t>
+            </w:r>
+            <w:r>
+              <w:rPr>
+                <w:rFonts w:ascii="Courier New" w:hAnsi="Courier New" w:cs="Courier New"/>
+                <w:noProof/>
+                <w:sz w:val="18"/>
+                <w:szCs w:val="18"/>
+              </w:rPr>
+              <w:t>"</w:t>
             </w:r>
           </w:p>
           <w:p>
@@ -5197,7 +5376,34 @@
                 <w:sz w:val="18"/>
                 <w:szCs w:val="18"/>
               </w:rPr>
-              <w:t xml:space="preserve">         "urn:ietf:params:fastfed:1.0:authentication:SAML:Basic"</w:t>
+              <w:t xml:space="preserve">         "urn:ietf:params:fastfed:1.0:authentication:</w:t>
+            </w:r>
+            <w:r>
+              <w:rPr>
+                <w:rFonts w:ascii="Courier New" w:hAnsi="Courier New" w:cs="Courier New"/>
+                <w:noProof/>
+                <w:sz w:val="18"/>
+                <w:szCs w:val="18"/>
+              </w:rPr>
+              <w:t>saml:2.0</w:t>
+            </w:r>
+            <w:r>
+              <w:rPr>
+                <w:rFonts w:ascii="Courier New" w:hAnsi="Courier New" w:cs="Courier New"/>
+                <w:noProof/>
+                <w:sz w:val="18"/>
+                <w:szCs w:val="18"/>
+              </w:rPr>
+              <w:t>:basic</w:t>
+            </w:r>
+            <w:r>
+              <w:rPr>
+                <w:rFonts w:ascii="Courier New" w:hAnsi="Courier New" w:cs="Courier New"/>
+                <w:noProof/>
+                <w:sz w:val="18"/>
+                <w:szCs w:val="18"/>
+              </w:rPr>
+              <w:t>"</w:t>
             </w:r>
           </w:p>
           <w:p>
@@ -5262,11 +5468,9 @@
                 <w:sz w:val="18"/>
                 <w:szCs w:val="18"/>
               </w:rPr>
-              <w:t xml:space="preserve">         "urn:ietf:params:fastfed:1.0:provisioning:SCIM:FullLifeCycle"</w:t>
-            </w:r>
-          </w:p>
-          <w:p>
-            <w:pPr>
+              <w:t xml:space="preserve">         "urn:ietf:params:fastfed:1.0:provisioning:</w:t>
+            </w:r>
+            <w:r>
               <w:rPr>
                 <w:rFonts w:ascii="Courier New" w:hAnsi="Courier New" w:cs="Courier New"/>
                 <w:b/>
@@ -5275,7 +5479,8 @@
                 <w:sz w:val="18"/>
                 <w:szCs w:val="18"/>
               </w:rPr>
-            </w:pPr>
+              <w:t>scim:2.0</w:t>
+            </w:r>
             <w:r>
               <w:rPr>
                 <w:rFonts w:ascii="Courier New" w:hAnsi="Courier New" w:cs="Courier New"/>
@@ -5285,6 +5490,40 @@
                 <w:sz w:val="18"/>
                 <w:szCs w:val="18"/>
               </w:rPr>
+              <w:t>:basic</w:t>
+            </w:r>
+            <w:r>
+              <w:rPr>
+                <w:rFonts w:ascii="Courier New" w:hAnsi="Courier New" w:cs="Courier New"/>
+                <w:b/>
+                <w:bCs/>
+                <w:noProof/>
+                <w:sz w:val="18"/>
+                <w:szCs w:val="18"/>
+              </w:rPr>
+              <w:t>"</w:t>
+            </w:r>
+          </w:p>
+          <w:p>
+            <w:pPr>
+              <w:rPr>
+                <w:rFonts w:ascii="Courier New" w:hAnsi="Courier New" w:cs="Courier New"/>
+                <w:b/>
+                <w:bCs/>
+                <w:noProof/>
+                <w:sz w:val="18"/>
+                <w:szCs w:val="18"/>
+              </w:rPr>
+            </w:pPr>
+            <w:r>
+              <w:rPr>
+                <w:rFonts w:ascii="Courier New" w:hAnsi="Courier New" w:cs="Courier New"/>
+                <w:b/>
+                <w:bCs/>
+                <w:noProof/>
+                <w:sz w:val="18"/>
+                <w:szCs w:val="18"/>
+              </w:rPr>
               <w:t xml:space="preserve">       ],</w:t>
             </w:r>
           </w:p>
@@ -5514,312 +5753,855 @@
                 <w:szCs w:val="18"/>
               </w:rPr>
             </w:pPr>
-            <w:r>
-              <w:rPr>
-                <w:rFonts w:ascii="Courier New" w:hAnsi="Courier New" w:cs="Courier New"/>
-                <w:noProof/>
-                <w:sz w:val="18"/>
-                <w:szCs w:val="18"/>
-              </w:rPr>
-              <w:t xml:space="preserve">     "desired_user_attributes": {</w:t>
-            </w:r>
-          </w:p>
-          <w:p>
-            <w:pPr>
-              <w:rPr>
-                <w:rFonts w:ascii="Courier New" w:hAnsi="Courier New" w:cs="Courier New"/>
-                <w:noProof/>
-                <w:sz w:val="18"/>
-                <w:szCs w:val="18"/>
-              </w:rPr>
-            </w:pPr>
-            <w:r>
-              <w:rPr>
-                <w:rFonts w:ascii="Courier New" w:hAnsi="Courier New" w:cs="Courier New"/>
-                <w:noProof/>
-                <w:sz w:val="18"/>
-                <w:szCs w:val="18"/>
-              </w:rPr>
-              <w:t xml:space="preserve">       "urn:ietf:params:fastfed:1:0:schemas:scim:2.0": {</w:t>
-            </w:r>
-          </w:p>
-          <w:p>
-            <w:pPr>
-              <w:rPr>
-                <w:rFonts w:ascii="Courier New" w:hAnsi="Courier New" w:cs="Courier New"/>
-                <w:noProof/>
-                <w:sz w:val="18"/>
-                <w:szCs w:val="18"/>
-              </w:rPr>
-            </w:pPr>
-            <w:r>
-              <w:rPr>
-                <w:rFonts w:ascii="Courier New" w:hAnsi="Courier New" w:cs="Courier New"/>
-                <w:noProof/>
-                <w:sz w:val="18"/>
-                <w:szCs w:val="18"/>
-              </w:rPr>
-              <w:t xml:space="preserve">         "required_attributes": [</w:t>
-            </w:r>
-          </w:p>
-          <w:p>
-            <w:pPr>
-              <w:rPr>
-                <w:rFonts w:ascii="Courier New" w:hAnsi="Courier New" w:cs="Courier New"/>
-                <w:noProof/>
-                <w:sz w:val="18"/>
-                <w:szCs w:val="18"/>
-              </w:rPr>
-            </w:pPr>
-            <w:r>
-              <w:rPr>
-                <w:rFonts w:ascii="Courier New" w:hAnsi="Courier New" w:cs="Courier New"/>
-                <w:noProof/>
-                <w:sz w:val="18"/>
-                <w:szCs w:val="18"/>
-              </w:rPr>
-              <w:t xml:space="preserve">           "externalId",</w:t>
-            </w:r>
-          </w:p>
-          <w:p>
-            <w:pPr>
-              <w:rPr>
-                <w:rFonts w:ascii="Courier New" w:hAnsi="Courier New" w:cs="Courier New"/>
-                <w:noProof/>
-                <w:sz w:val="18"/>
-                <w:szCs w:val="18"/>
-              </w:rPr>
-            </w:pPr>
-            <w:r>
-              <w:rPr>
-                <w:rFonts w:ascii="Courier New" w:hAnsi="Courier New" w:cs="Courier New"/>
-                <w:noProof/>
-                <w:sz w:val="18"/>
-                <w:szCs w:val="18"/>
-              </w:rPr>
-              <w:t xml:space="preserve">           "username",</w:t>
-            </w:r>
-          </w:p>
-          <w:p>
-            <w:pPr>
-              <w:rPr>
-                <w:rFonts w:ascii="Courier New" w:hAnsi="Courier New" w:cs="Courier New"/>
-                <w:noProof/>
-                <w:sz w:val="18"/>
-                <w:szCs w:val="18"/>
-              </w:rPr>
-            </w:pPr>
-            <w:r>
-              <w:rPr>
-                <w:rFonts w:ascii="Courier New" w:hAnsi="Courier New" w:cs="Courier New"/>
-                <w:noProof/>
-                <w:sz w:val="18"/>
-                <w:szCs w:val="18"/>
-              </w:rPr>
-              <w:t xml:space="preserve">           "active",</w:t>
-            </w:r>
-          </w:p>
-          <w:p>
-            <w:pPr>
-              <w:rPr>
-                <w:rFonts w:ascii="Courier New" w:hAnsi="Courier New" w:cs="Courier New"/>
-                <w:noProof/>
-                <w:sz w:val="18"/>
-                <w:szCs w:val="18"/>
-              </w:rPr>
-            </w:pPr>
-            <w:r>
-              <w:rPr>
-                <w:rFonts w:ascii="Courier New" w:hAnsi="Courier New" w:cs="Courier New"/>
-                <w:noProof/>
-                <w:sz w:val="18"/>
-                <w:szCs w:val="18"/>
-              </w:rPr>
-              <w:t xml:space="preserve">           "emails[primary eq true]"</w:t>
-            </w:r>
-          </w:p>
-          <w:p>
-            <w:pPr>
-              <w:rPr>
-                <w:rFonts w:ascii="Courier New" w:hAnsi="Courier New" w:cs="Courier New"/>
-                <w:noProof/>
-                <w:sz w:val="18"/>
-                <w:szCs w:val="18"/>
-              </w:rPr>
-            </w:pPr>
-            <w:r>
-              <w:rPr>
-                <w:rFonts w:ascii="Courier New" w:hAnsi="Courier New" w:cs="Courier New"/>
-                <w:noProof/>
-                <w:sz w:val="18"/>
-                <w:szCs w:val="18"/>
-              </w:rPr>
-              <w:t xml:space="preserve">         ],</w:t>
-            </w:r>
-          </w:p>
-          <w:p>
-            <w:pPr>
-              <w:rPr>
-                <w:rFonts w:ascii="Courier New" w:hAnsi="Courier New" w:cs="Courier New"/>
-                <w:noProof/>
-                <w:sz w:val="18"/>
-                <w:szCs w:val="18"/>
-              </w:rPr>
-            </w:pPr>
-            <w:r>
-              <w:rPr>
-                <w:rFonts w:ascii="Courier New" w:hAnsi="Courier New" w:cs="Courier New"/>
-                <w:noProof/>
-                <w:sz w:val="18"/>
-                <w:szCs w:val="18"/>
-              </w:rPr>
-              <w:t xml:space="preserve">         "optional_attributes": [</w:t>
-            </w:r>
-          </w:p>
-          <w:p>
-            <w:pPr>
-              <w:rPr>
-                <w:rFonts w:ascii="Courier New" w:hAnsi="Courier New" w:cs="Courier New"/>
-                <w:noProof/>
-                <w:sz w:val="18"/>
-                <w:szCs w:val="18"/>
-              </w:rPr>
-            </w:pPr>
-            <w:r>
-              <w:rPr>
-                <w:rFonts w:ascii="Courier New" w:hAnsi="Courier New" w:cs="Courier New"/>
-                <w:noProof/>
-                <w:sz w:val="18"/>
-                <w:szCs w:val="18"/>
-              </w:rPr>
-              <w:t xml:space="preserve">           "displayName",</w:t>
-            </w:r>
-          </w:p>
-          <w:p>
-            <w:pPr>
-              <w:rPr>
-                <w:rFonts w:ascii="Courier New" w:hAnsi="Courier New" w:cs="Courier New"/>
-                <w:noProof/>
-                <w:sz w:val="18"/>
-                <w:szCs w:val="18"/>
-              </w:rPr>
-            </w:pPr>
-            <w:r>
-              <w:rPr>
-                <w:rFonts w:ascii="Courier New" w:hAnsi="Courier New" w:cs="Courier New"/>
-                <w:noProof/>
-                <w:sz w:val="18"/>
-                <w:szCs w:val="18"/>
-              </w:rPr>
-              <w:t xml:space="preserve">           "name.givenName",</w:t>
-            </w:r>
-          </w:p>
-          <w:p>
-            <w:pPr>
-              <w:rPr>
-                <w:rFonts w:ascii="Courier New" w:hAnsi="Courier New" w:cs="Courier New"/>
-                <w:noProof/>
-                <w:sz w:val="18"/>
-                <w:szCs w:val="18"/>
-              </w:rPr>
-            </w:pPr>
-            <w:r>
-              <w:rPr>
-                <w:rFonts w:ascii="Courier New" w:hAnsi="Courier New" w:cs="Courier New"/>
-                <w:noProof/>
-                <w:sz w:val="18"/>
-                <w:szCs w:val="18"/>
-              </w:rPr>
-              <w:t xml:space="preserve">           "name.familyName",</w:t>
-            </w:r>
-          </w:p>
-          <w:p>
-            <w:pPr>
-              <w:rPr>
-                <w:rFonts w:ascii="Courier New" w:hAnsi="Courier New" w:cs="Courier New"/>
-                <w:noProof/>
-                <w:sz w:val="18"/>
-                <w:szCs w:val="18"/>
-              </w:rPr>
-            </w:pPr>
-            <w:r>
-              <w:rPr>
-                <w:rFonts w:ascii="Courier New" w:hAnsi="Courier New" w:cs="Courier New"/>
-                <w:noProof/>
-                <w:sz w:val="18"/>
-                <w:szCs w:val="18"/>
-              </w:rPr>
-              <w:t xml:space="preserve">           "urn:ietf:params:scim:schemas:extension:enterprise:2.0:User:</w:t>
-            </w:r>
-            <w:r>
-              <w:rPr>
-                <w:rFonts w:ascii="Courier New" w:hAnsi="Courier New" w:cs="Courier New"/>
-                <w:noProof/>
-                <w:sz w:val="18"/>
-                <w:szCs w:val="18"/>
-              </w:rPr>
-              <w:t>costCenter</w:t>
-            </w:r>
-            <w:r>
-              <w:rPr>
-                <w:rFonts w:ascii="Courier New" w:hAnsi="Courier New" w:cs="Courier New"/>
-                <w:noProof/>
-                <w:sz w:val="18"/>
-                <w:szCs w:val="18"/>
-              </w:rPr>
-              <w:t>",</w:t>
-            </w:r>
-          </w:p>
-          <w:p>
-            <w:pPr>
-              <w:rPr>
-                <w:rFonts w:ascii="Courier New" w:hAnsi="Courier New" w:cs="Courier New"/>
-                <w:noProof/>
-                <w:sz w:val="18"/>
-                <w:szCs w:val="18"/>
-              </w:rPr>
-            </w:pPr>
-            <w:r>
-              <w:rPr>
-                <w:rFonts w:ascii="Courier New" w:hAnsi="Courier New" w:cs="Courier New"/>
-                <w:noProof/>
-                <w:sz w:val="18"/>
-                <w:szCs w:val="18"/>
-              </w:rPr>
-              <w:t xml:space="preserve">           "urn:scim:my:custom:schema:customAttribute"</w:t>
-            </w:r>
-          </w:p>
-          <w:p>
-            <w:pPr>
-              <w:rPr>
-                <w:rFonts w:ascii="Courier New" w:hAnsi="Courier New" w:cs="Courier New"/>
-                <w:noProof/>
-                <w:sz w:val="18"/>
-                <w:szCs w:val="18"/>
-              </w:rPr>
-            </w:pPr>
-            <w:r>
-              <w:rPr>
-                <w:rFonts w:ascii="Courier New" w:hAnsi="Courier New" w:cs="Courier New"/>
-                <w:noProof/>
-                <w:sz w:val="18"/>
-                <w:szCs w:val="18"/>
-              </w:rPr>
-              <w:t xml:space="preserve">         ]</w:t>
-            </w:r>
-          </w:p>
-          <w:p>
-            <w:pPr>
-              <w:rPr>
-                <w:rFonts w:ascii="Courier New" w:hAnsi="Courier New" w:cs="Courier New"/>
-                <w:noProof/>
-                <w:sz w:val="18"/>
-                <w:szCs w:val="18"/>
-              </w:rPr>
-            </w:pPr>
-            <w:r>
-              <w:rPr>
-                <w:rFonts w:ascii="Courier New" w:hAnsi="Courier New" w:cs="Courier New"/>
+          </w:p>
+          <w:p>
+            <w:pPr>
+              <w:rPr>
+                <w:rFonts w:ascii="Courier New" w:hAnsi="Courier New" w:cs="Courier New"/>
+                <w:noProof/>
+                <w:sz w:val="18"/>
+                <w:szCs w:val="18"/>
+              </w:rPr>
+            </w:pPr>
+            <w:r>
+              <w:rPr>
+                <w:rFonts w:ascii="Courier New" w:hAnsi="Courier New" w:cs="Courier New"/>
+                <w:noProof/>
+                <w:sz w:val="18"/>
+                <w:szCs w:val="18"/>
+              </w:rPr>
+              <w:t xml:space="preserve">     "urn:ietf:params:fastfed:1.0:provisioning:</w:t>
+            </w:r>
+            <w:r>
+              <w:rPr>
+                <w:rFonts w:ascii="Courier New" w:hAnsi="Courier New" w:cs="Courier New"/>
+                <w:noProof/>
+                <w:sz w:val="18"/>
+                <w:szCs w:val="18"/>
+              </w:rPr>
+              <w:t>saml:2.0</w:t>
+            </w:r>
+            <w:r>
+              <w:rPr>
+                <w:rFonts w:ascii="Courier New" w:hAnsi="Courier New" w:cs="Courier New"/>
+                <w:noProof/>
+                <w:sz w:val="18"/>
+                <w:szCs w:val="18"/>
+              </w:rPr>
+              <w:t>:basic</w:t>
+            </w:r>
+            <w:r>
+              <w:rPr>
+                <w:rFonts w:ascii="Courier New" w:hAnsi="Courier New" w:cs="Courier New"/>
+                <w:noProof/>
+                <w:sz w:val="18"/>
+                <w:szCs w:val="18"/>
+              </w:rPr>
+              <w:t>": {</w:t>
+            </w:r>
+          </w:p>
+          <w:p>
+            <w:pPr>
+              <w:rPr>
+                <w:rFonts w:ascii="Courier New" w:hAnsi="Courier New" w:cs="Courier New"/>
+                <w:noProof/>
+                <w:sz w:val="18"/>
+                <w:szCs w:val="18"/>
+              </w:rPr>
+            </w:pPr>
+            <w:r>
+              <w:rPr>
+                <w:rFonts w:ascii="Courier New" w:hAnsi="Courier New" w:cs="Courier New"/>
+                <w:noProof/>
+                <w:sz w:val="18"/>
+                <w:szCs w:val="18"/>
+              </w:rPr>
+              <w:t xml:space="preserve">       "desired_attributes": {</w:t>
+            </w:r>
+          </w:p>
+          <w:p>
+            <w:pPr>
+              <w:rPr>
+                <w:rFonts w:ascii="Courier New" w:hAnsi="Courier New" w:cs="Courier New"/>
+                <w:noProof/>
+                <w:sz w:val="18"/>
+                <w:szCs w:val="18"/>
+              </w:rPr>
+            </w:pPr>
+            <w:r>
+              <w:rPr>
+                <w:rFonts w:ascii="Courier New" w:hAnsi="Courier New" w:cs="Courier New"/>
+                <w:noProof/>
+                <w:sz w:val="18"/>
+                <w:szCs w:val="18"/>
+              </w:rPr>
+              <w:t xml:space="preserve">         "urn:ietf:params:fastfed:1:0:schemas:scim:2.0": {</w:t>
+            </w:r>
+          </w:p>
+          <w:p>
+            <w:pPr>
+              <w:rPr>
+                <w:rFonts w:ascii="Courier New" w:hAnsi="Courier New" w:cs="Courier New"/>
+                <w:noProof/>
+                <w:sz w:val="18"/>
+                <w:szCs w:val="18"/>
+              </w:rPr>
+            </w:pPr>
+            <w:r>
+              <w:rPr>
+                <w:rFonts w:ascii="Courier New" w:hAnsi="Courier New" w:cs="Courier New"/>
+                <w:noProof/>
+                <w:sz w:val="18"/>
+                <w:szCs w:val="18"/>
+              </w:rPr>
+              <w:t xml:space="preserve">           "required_user_attributes": [</w:t>
+            </w:r>
+          </w:p>
+          <w:p>
+            <w:pPr>
+              <w:rPr>
+                <w:rFonts w:ascii="Courier New" w:hAnsi="Courier New" w:cs="Courier New"/>
+                <w:noProof/>
+                <w:sz w:val="18"/>
+                <w:szCs w:val="18"/>
+              </w:rPr>
+            </w:pPr>
+            <w:r>
+              <w:rPr>
+                <w:rFonts w:ascii="Courier New" w:hAnsi="Courier New" w:cs="Courier New"/>
+                <w:noProof/>
+                <w:sz w:val="18"/>
+                <w:szCs w:val="18"/>
+              </w:rPr>
+              <w:t xml:space="preserve">             "username"</w:t>
+            </w:r>
+          </w:p>
+          <w:p>
+            <w:pPr>
+              <w:rPr>
+                <w:rFonts w:ascii="Courier New" w:hAnsi="Courier New" w:cs="Courier New"/>
+                <w:noProof/>
+                <w:sz w:val="18"/>
+                <w:szCs w:val="18"/>
+              </w:rPr>
+            </w:pPr>
+            <w:r>
+              <w:rPr>
+                <w:rFonts w:ascii="Courier New" w:hAnsi="Courier New" w:cs="Courier New"/>
+                <w:noProof/>
+                <w:sz w:val="18"/>
+                <w:szCs w:val="18"/>
+              </w:rPr>
+              <w:t xml:space="preserve">           ],</w:t>
+            </w:r>
+          </w:p>
+          <w:p>
+            <w:pPr>
+              <w:rPr>
+                <w:rFonts w:ascii="Courier New" w:hAnsi="Courier New" w:cs="Courier New"/>
+                <w:noProof/>
+                <w:sz w:val="18"/>
+                <w:szCs w:val="18"/>
+              </w:rPr>
+            </w:pPr>
+            <w:r>
+              <w:rPr>
+                <w:rFonts w:ascii="Courier New" w:hAnsi="Courier New" w:cs="Courier New"/>
+                <w:noProof/>
+                <w:sz w:val="18"/>
+                <w:szCs w:val="18"/>
+              </w:rPr>
+              <w:t xml:space="preserve">           "optional_user_attributes": [</w:t>
+            </w:r>
+          </w:p>
+          <w:p>
+            <w:pPr>
+              <w:rPr>
+                <w:rFonts w:ascii="Courier New" w:hAnsi="Courier New" w:cs="Courier New"/>
+                <w:noProof/>
+                <w:sz w:val="18"/>
+                <w:szCs w:val="18"/>
+              </w:rPr>
+            </w:pPr>
+            <w:r>
+              <w:rPr>
+                <w:rFonts w:ascii="Courier New" w:hAnsi="Courier New" w:cs="Courier New"/>
+                <w:noProof/>
+                <w:sz w:val="18"/>
+                <w:szCs w:val="18"/>
+              </w:rPr>
+              <w:t xml:space="preserve">             "displayName",</w:t>
+            </w:r>
+          </w:p>
+          <w:p>
+            <w:pPr>
+              <w:rPr>
+                <w:rFonts w:ascii="Courier New" w:hAnsi="Courier New" w:cs="Courier New"/>
+                <w:noProof/>
+                <w:sz w:val="18"/>
+                <w:szCs w:val="18"/>
+              </w:rPr>
+            </w:pPr>
+            <w:r>
+              <w:rPr>
+                <w:rFonts w:ascii="Courier New" w:hAnsi="Courier New" w:cs="Courier New"/>
+                <w:noProof/>
+                <w:sz w:val="18"/>
+                <w:szCs w:val="18"/>
+              </w:rPr>
+              <w:t xml:space="preserve">             "emails[primary eq true].value"</w:t>
+            </w:r>
+          </w:p>
+          <w:p>
+            <w:pPr>
+              <w:rPr>
+                <w:rFonts w:ascii="Courier New" w:hAnsi="Courier New" w:cs="Courier New"/>
+                <w:noProof/>
+                <w:sz w:val="18"/>
+                <w:szCs w:val="18"/>
+              </w:rPr>
+            </w:pPr>
+            <w:r>
+              <w:rPr>
+                <w:rFonts w:ascii="Courier New" w:hAnsi="Courier New" w:cs="Courier New"/>
+                <w:noProof/>
+                <w:sz w:val="18"/>
+                <w:szCs w:val="18"/>
+              </w:rPr>
+              <w:t xml:space="preserve">           ]</w:t>
+            </w:r>
+          </w:p>
+          <w:p>
+            <w:pPr>
+              <w:rPr>
+                <w:rFonts w:ascii="Courier New" w:hAnsi="Courier New" w:cs="Courier New"/>
+                <w:noProof/>
+                <w:sz w:val="18"/>
+                <w:szCs w:val="18"/>
+              </w:rPr>
+            </w:pPr>
+            <w:r>
+              <w:rPr>
+                <w:rFonts w:ascii="Courier New" w:hAnsi="Courier New" w:cs="Courier New"/>
+                <w:noProof/>
+                <w:sz w:val="18"/>
+                <w:szCs w:val="18"/>
+              </w:rPr>
+              <w:t xml:space="preserve">         }</w:t>
+            </w:r>
+          </w:p>
+          <w:p>
+            <w:pPr>
+              <w:rPr>
+                <w:rFonts w:ascii="Courier New" w:hAnsi="Courier New" w:cs="Courier New"/>
+                <w:noProof/>
+                <w:sz w:val="18"/>
+                <w:szCs w:val="18"/>
+              </w:rPr>
+            </w:pPr>
+            <w:r>
+              <w:rPr>
+                <w:rFonts w:ascii="Courier New" w:hAnsi="Courier New" w:cs="Courier New"/>
+                <w:noProof/>
+                <w:sz w:val="18"/>
+                <w:szCs w:val="18"/>
+              </w:rPr>
+              <w:t xml:space="preserve">      }</w:t>
+            </w:r>
+          </w:p>
+          <w:p>
+            <w:pPr>
+              <w:rPr>
+                <w:rFonts w:ascii="Courier New" w:hAnsi="Courier New" w:cs="Courier New"/>
+                <w:noProof/>
+                <w:sz w:val="18"/>
+                <w:szCs w:val="18"/>
+              </w:rPr>
+            </w:pPr>
+            <w:r>
+              <w:rPr>
+                <w:rFonts w:ascii="Courier New" w:hAnsi="Courier New" w:cs="Courier New"/>
+                <w:noProof/>
+                <w:sz w:val="18"/>
+                <w:szCs w:val="18"/>
+              </w:rPr>
+              <w:t xml:space="preserve">     },</w:t>
+            </w:r>
+          </w:p>
+          <w:p>
+            <w:pPr>
+              <w:rPr>
+                <w:rFonts w:ascii="Courier New" w:hAnsi="Courier New" w:cs="Courier New"/>
+                <w:noProof/>
+                <w:sz w:val="18"/>
+                <w:szCs w:val="18"/>
+              </w:rPr>
+            </w:pPr>
+          </w:p>
+          <w:p>
+            <w:pPr>
+              <w:rPr>
+                <w:rFonts w:ascii="Courier New" w:hAnsi="Courier New" w:cs="Courier New"/>
+                <w:b/>
+                <w:bCs/>
+                <w:noProof/>
+                <w:sz w:val="18"/>
+                <w:szCs w:val="18"/>
+              </w:rPr>
+            </w:pPr>
+            <w:r>
+              <w:rPr>
+                <w:rFonts w:ascii="Courier New" w:hAnsi="Courier New" w:cs="Courier New"/>
+                <w:noProof/>
+                <w:sz w:val="18"/>
+                <w:szCs w:val="18"/>
+              </w:rPr>
+              <w:t xml:space="preserve">    </w:t>
+            </w:r>
+            <w:r>
+              <w:rPr>
+                <w:rFonts w:ascii="Courier New" w:hAnsi="Courier New" w:cs="Courier New"/>
+                <w:b/>
+                <w:bCs/>
+                <w:noProof/>
+                <w:sz w:val="18"/>
+                <w:szCs w:val="18"/>
+              </w:rPr>
+              <w:t xml:space="preserve"> "urn:ietf:params:fastfed:1.0:provisioning:</w:t>
+            </w:r>
+            <w:r>
+              <w:rPr>
+                <w:rFonts w:ascii="Courier New" w:hAnsi="Courier New" w:cs="Courier New"/>
+                <w:b/>
+                <w:bCs/>
+                <w:noProof/>
+                <w:sz w:val="18"/>
+                <w:szCs w:val="18"/>
+              </w:rPr>
+              <w:t>scim:2.0</w:t>
+            </w:r>
+            <w:r>
+              <w:rPr>
+                <w:rFonts w:ascii="Courier New" w:hAnsi="Courier New" w:cs="Courier New"/>
+                <w:b/>
+                <w:bCs/>
+                <w:noProof/>
+                <w:sz w:val="18"/>
+                <w:szCs w:val="18"/>
+              </w:rPr>
+              <w:t>:basic</w:t>
+            </w:r>
+            <w:r>
+              <w:rPr>
+                <w:rFonts w:ascii="Courier New" w:hAnsi="Courier New" w:cs="Courier New"/>
+                <w:b/>
+                <w:bCs/>
+                <w:noProof/>
+                <w:sz w:val="18"/>
+                <w:szCs w:val="18"/>
+              </w:rPr>
+              <w:t>": {</w:t>
+            </w:r>
+          </w:p>
+          <w:p>
+            <w:pPr>
+              <w:rPr>
+                <w:rFonts w:ascii="Courier New" w:hAnsi="Courier New" w:cs="Courier New"/>
+                <w:b/>
+                <w:bCs/>
+                <w:noProof/>
+                <w:sz w:val="18"/>
+                <w:szCs w:val="18"/>
+              </w:rPr>
+            </w:pPr>
+            <w:r>
+              <w:rPr>
+                <w:rFonts w:ascii="Courier New" w:hAnsi="Courier New" w:cs="Courier New"/>
+                <w:b/>
+                <w:bCs/>
+                <w:noProof/>
+                <w:sz w:val="18"/>
+                <w:szCs w:val="18"/>
+              </w:rPr>
+              <w:t xml:space="preserve">       "can_support_nested_groups": true,</w:t>
+            </w:r>
+          </w:p>
+          <w:p>
+            <w:pPr>
+              <w:rPr>
+                <w:rFonts w:ascii="Courier New" w:hAnsi="Courier New" w:cs="Courier New"/>
+                <w:b/>
+                <w:bCs/>
+                <w:noProof/>
+                <w:sz w:val="18"/>
+                <w:szCs w:val="18"/>
+              </w:rPr>
+            </w:pPr>
+            <w:r>
+              <w:rPr>
+                <w:rFonts w:ascii="Courier New" w:hAnsi="Courier New" w:cs="Courier New"/>
+                <w:b/>
+                <w:bCs/>
+                <w:noProof/>
+                <w:sz w:val="18"/>
+                <w:szCs w:val="18"/>
+              </w:rPr>
+              <w:t xml:space="preserve">       "max_group_membership_changes": 1000,</w:t>
+            </w:r>
+          </w:p>
+          <w:p>
+            <w:pPr>
+              <w:rPr>
+                <w:rFonts w:ascii="Courier New" w:hAnsi="Courier New" w:cs="Courier New"/>
+                <w:b/>
+                <w:bCs/>
+                <w:noProof/>
+                <w:sz w:val="18"/>
+                <w:szCs w:val="18"/>
+              </w:rPr>
+            </w:pPr>
+            <w:r>
+              <w:rPr>
+                <w:rFonts w:ascii="Courier New" w:hAnsi="Courier New" w:cs="Courier New"/>
+                <w:b/>
+                <w:bCs/>
+                <w:noProof/>
+                <w:sz w:val="18"/>
+                <w:szCs w:val="18"/>
+              </w:rPr>
+              <w:t xml:space="preserve">       "desired_attributes": {</w:t>
+            </w:r>
+          </w:p>
+          <w:p>
+            <w:pPr>
+              <w:rPr>
+                <w:rFonts w:ascii="Courier New" w:hAnsi="Courier New" w:cs="Courier New"/>
+                <w:b/>
+                <w:bCs/>
+                <w:noProof/>
+                <w:sz w:val="18"/>
+                <w:szCs w:val="18"/>
+              </w:rPr>
+            </w:pPr>
+            <w:r>
+              <w:rPr>
+                <w:rFonts w:ascii="Courier New" w:hAnsi="Courier New" w:cs="Courier New"/>
+                <w:b/>
+                <w:bCs/>
+                <w:noProof/>
+                <w:sz w:val="18"/>
+                <w:szCs w:val="18"/>
+              </w:rPr>
+              <w:t xml:space="preserve">         "urn:ietf:params:fastfed:1:0:schemas:scim:2.0": {</w:t>
+            </w:r>
+          </w:p>
+          <w:p>
+            <w:pPr>
+              <w:rPr>
+                <w:rFonts w:ascii="Courier New" w:hAnsi="Courier New" w:cs="Courier New"/>
+                <w:b/>
+                <w:bCs/>
+                <w:noProof/>
+                <w:sz w:val="18"/>
+                <w:szCs w:val="18"/>
+              </w:rPr>
+            </w:pPr>
+            <w:r>
+              <w:rPr>
+                <w:rFonts w:ascii="Courier New" w:hAnsi="Courier New" w:cs="Courier New"/>
+                <w:b/>
+                <w:bCs/>
+                <w:noProof/>
+                <w:sz w:val="18"/>
+                <w:szCs w:val="18"/>
+              </w:rPr>
+              <w:t xml:space="preserve">           "required_user_attributes": [</w:t>
+            </w:r>
+          </w:p>
+          <w:p>
+            <w:pPr>
+              <w:rPr>
+                <w:rFonts w:ascii="Courier New" w:hAnsi="Courier New" w:cs="Courier New"/>
+                <w:b/>
+                <w:bCs/>
+                <w:noProof/>
+                <w:sz w:val="18"/>
+                <w:szCs w:val="18"/>
+              </w:rPr>
+            </w:pPr>
+            <w:r>
+              <w:rPr>
+                <w:rFonts w:ascii="Courier New" w:hAnsi="Courier New" w:cs="Courier New"/>
+                <w:b/>
+                <w:bCs/>
+                <w:noProof/>
+                <w:sz w:val="18"/>
+                <w:szCs w:val="18"/>
+              </w:rPr>
+              <w:t xml:space="preserve">             "externalId",</w:t>
+            </w:r>
+          </w:p>
+          <w:p>
+            <w:pPr>
+              <w:rPr>
+                <w:rFonts w:ascii="Courier New" w:hAnsi="Courier New" w:cs="Courier New"/>
+                <w:b/>
+                <w:bCs/>
+                <w:noProof/>
+                <w:sz w:val="18"/>
+                <w:szCs w:val="18"/>
+              </w:rPr>
+            </w:pPr>
+            <w:r>
+              <w:rPr>
+                <w:rFonts w:ascii="Courier New" w:hAnsi="Courier New" w:cs="Courier New"/>
+                <w:b/>
+                <w:bCs/>
+                <w:noProof/>
+                <w:sz w:val="18"/>
+                <w:szCs w:val="18"/>
+              </w:rPr>
+              <w:t xml:space="preserve">             "username",</w:t>
+            </w:r>
+          </w:p>
+          <w:p>
+            <w:pPr>
+              <w:rPr>
+                <w:rFonts w:ascii="Courier New" w:hAnsi="Courier New" w:cs="Courier New"/>
+                <w:b/>
+                <w:bCs/>
+                <w:noProof/>
+                <w:sz w:val="18"/>
+                <w:szCs w:val="18"/>
+              </w:rPr>
+            </w:pPr>
+            <w:r>
+              <w:rPr>
+                <w:rFonts w:ascii="Courier New" w:hAnsi="Courier New" w:cs="Courier New"/>
+                <w:b/>
+                <w:bCs/>
+                <w:noProof/>
+                <w:sz w:val="18"/>
+                <w:szCs w:val="18"/>
+              </w:rPr>
+              <w:t xml:space="preserve">             "active"</w:t>
+            </w:r>
+          </w:p>
+          <w:p>
+            <w:pPr>
+              <w:rPr>
+                <w:rFonts w:ascii="Courier New" w:hAnsi="Courier New" w:cs="Courier New"/>
+                <w:b/>
+                <w:bCs/>
+                <w:noProof/>
+                <w:sz w:val="18"/>
+                <w:szCs w:val="18"/>
+              </w:rPr>
+            </w:pPr>
+            <w:r>
+              <w:rPr>
+                <w:rFonts w:ascii="Courier New" w:hAnsi="Courier New" w:cs="Courier New"/>
+                <w:b/>
+                <w:bCs/>
+                <w:noProof/>
+                <w:sz w:val="18"/>
+                <w:szCs w:val="18"/>
+              </w:rPr>
+              <w:t xml:space="preserve">           ],</w:t>
+            </w:r>
+          </w:p>
+          <w:p>
+            <w:pPr>
+              <w:rPr>
+                <w:rFonts w:ascii="Courier New" w:hAnsi="Courier New" w:cs="Courier New"/>
+                <w:b/>
+                <w:bCs/>
+                <w:noProof/>
+                <w:sz w:val="18"/>
+                <w:szCs w:val="18"/>
+              </w:rPr>
+            </w:pPr>
+            <w:r>
+              <w:rPr>
+                <w:rFonts w:ascii="Courier New" w:hAnsi="Courier New" w:cs="Courier New"/>
+                <w:b/>
+                <w:bCs/>
+                <w:noProof/>
+                <w:sz w:val="18"/>
+                <w:szCs w:val="18"/>
+              </w:rPr>
+              <w:t xml:space="preserve">           "optional_user_attributes": [</w:t>
+            </w:r>
+          </w:p>
+          <w:p>
+            <w:pPr>
+              <w:rPr>
+                <w:rFonts w:ascii="Courier New" w:hAnsi="Courier New" w:cs="Courier New"/>
+                <w:b/>
+                <w:bCs/>
+                <w:noProof/>
+                <w:sz w:val="18"/>
+                <w:szCs w:val="18"/>
+              </w:rPr>
+            </w:pPr>
+            <w:r>
+              <w:rPr>
+                <w:rFonts w:ascii="Courier New" w:hAnsi="Courier New" w:cs="Courier New"/>
+                <w:b/>
+                <w:bCs/>
+                <w:noProof/>
+                <w:sz w:val="18"/>
+                <w:szCs w:val="18"/>
+              </w:rPr>
+              <w:t xml:space="preserve">             "displayName",</w:t>
+            </w:r>
+          </w:p>
+          <w:p>
+            <w:pPr>
+              <w:rPr>
+                <w:rFonts w:ascii="Courier New" w:hAnsi="Courier New" w:cs="Courier New"/>
+                <w:b/>
+                <w:bCs/>
+                <w:noProof/>
+                <w:sz w:val="18"/>
+                <w:szCs w:val="18"/>
+              </w:rPr>
+            </w:pPr>
+            <w:r>
+              <w:rPr>
+                <w:rFonts w:ascii="Courier New" w:hAnsi="Courier New" w:cs="Courier New"/>
+                <w:b/>
+                <w:bCs/>
+                <w:noProof/>
+                <w:sz w:val="18"/>
+                <w:szCs w:val="18"/>
+              </w:rPr>
+              <w:t xml:space="preserve">             "emails[primary eq true]"</w:t>
+            </w:r>
+          </w:p>
+          <w:p>
+            <w:pPr>
+              <w:rPr>
+                <w:rFonts w:ascii="Courier New" w:hAnsi="Courier New" w:cs="Courier New"/>
+                <w:b/>
+                <w:bCs/>
+                <w:noProof/>
+                <w:sz w:val="18"/>
+                <w:szCs w:val="18"/>
+              </w:rPr>
+            </w:pPr>
+            <w:r>
+              <w:rPr>
+                <w:rFonts w:ascii="Courier New" w:hAnsi="Courier New" w:cs="Courier New"/>
+                <w:b/>
+                <w:bCs/>
+                <w:noProof/>
+                <w:sz w:val="18"/>
+                <w:szCs w:val="18"/>
+              </w:rPr>
+              <w:t xml:space="preserve">           ]</w:t>
+            </w:r>
+          </w:p>
+          <w:p>
+            <w:pPr>
+              <w:rPr>
+                <w:rFonts w:ascii="Courier New" w:hAnsi="Courier New" w:cs="Courier New"/>
+                <w:b/>
+                <w:bCs/>
+                <w:noProof/>
+                <w:sz w:val="18"/>
+                <w:szCs w:val="18"/>
+              </w:rPr>
+            </w:pPr>
+            <w:r>
+              <w:rPr>
+                <w:rFonts w:ascii="Courier New" w:hAnsi="Courier New" w:cs="Courier New"/>
+                <w:b/>
+                <w:bCs/>
+                <w:noProof/>
+                <w:sz w:val="18"/>
+                <w:szCs w:val="18"/>
+              </w:rPr>
+              <w:t xml:space="preserve">           "required_group_attributes": [</w:t>
+            </w:r>
+          </w:p>
+          <w:p>
+            <w:pPr>
+              <w:rPr>
+                <w:rFonts w:ascii="Courier New" w:hAnsi="Courier New" w:cs="Courier New"/>
+                <w:b/>
+                <w:bCs/>
+                <w:noProof/>
+                <w:sz w:val="18"/>
+                <w:szCs w:val="18"/>
+              </w:rPr>
+            </w:pPr>
+            <w:r>
+              <w:rPr>
+                <w:rFonts w:ascii="Courier New" w:hAnsi="Courier New" w:cs="Courier New"/>
+                <w:b/>
+                <w:bCs/>
+                <w:noProof/>
+                <w:sz w:val="18"/>
+                <w:szCs w:val="18"/>
+              </w:rPr>
+              <w:t xml:space="preserve">             "displayName",</w:t>
+            </w:r>
+          </w:p>
+          <w:p>
+            <w:pPr>
+              <w:rPr>
+                <w:rFonts w:ascii="Courier New" w:hAnsi="Courier New" w:cs="Courier New"/>
+                <w:b/>
+                <w:bCs/>
+                <w:noProof/>
+                <w:sz w:val="18"/>
+                <w:szCs w:val="18"/>
+              </w:rPr>
+            </w:pPr>
+            <w:r>
+              <w:rPr>
+                <w:rFonts w:ascii="Courier New" w:hAnsi="Courier New" w:cs="Courier New"/>
+                <w:b/>
+                <w:bCs/>
+                <w:noProof/>
+                <w:sz w:val="18"/>
+                <w:szCs w:val="18"/>
+              </w:rPr>
+              <w:t xml:space="preserve">             "externalId"</w:t>
+            </w:r>
+          </w:p>
+          <w:p>
+            <w:pPr>
+              <w:rPr>
+                <w:rFonts w:ascii="Courier New" w:hAnsi="Courier New" w:cs="Courier New"/>
+                <w:b/>
+                <w:bCs/>
+                <w:noProof/>
+                <w:sz w:val="18"/>
+                <w:szCs w:val="18"/>
+              </w:rPr>
+            </w:pPr>
+            <w:r>
+              <w:rPr>
+                <w:rFonts w:ascii="Courier New" w:hAnsi="Courier New" w:cs="Courier New"/>
+                <w:b/>
+                <w:bCs/>
+                <w:noProof/>
+                <w:sz w:val="18"/>
+                <w:szCs w:val="18"/>
+              </w:rPr>
+              <w:t xml:space="preserve">           ],</w:t>
+            </w:r>
+          </w:p>
+          <w:p>
+            <w:pPr>
+              <w:rPr>
+                <w:rFonts w:ascii="Courier New" w:hAnsi="Courier New" w:cs="Courier New"/>
+                <w:b/>
+                <w:bCs/>
+                <w:noProof/>
+                <w:sz w:val="18"/>
+                <w:szCs w:val="18"/>
+              </w:rPr>
+            </w:pPr>
+            <w:r>
+              <w:rPr>
+                <w:rFonts w:ascii="Courier New" w:hAnsi="Courier New" w:cs="Courier New"/>
+                <w:b/>
+                <w:bCs/>
+                <w:noProof/>
+                <w:sz w:val="18"/>
+                <w:szCs w:val="18"/>
+              </w:rPr>
+              <w:t xml:space="preserve">           "optional_group_attributes": [</w:t>
+            </w:r>
+          </w:p>
+          <w:p>
+            <w:pPr>
+              <w:rPr>
+                <w:rFonts w:ascii="Courier New" w:hAnsi="Courier New" w:cs="Courier New"/>
+                <w:b/>
+                <w:bCs/>
+                <w:noProof/>
+                <w:sz w:val="18"/>
+                <w:szCs w:val="18"/>
+              </w:rPr>
+            </w:pPr>
+            <w:r>
+              <w:rPr>
+                <w:rFonts w:ascii="Courier New" w:hAnsi="Courier New" w:cs="Courier New"/>
+                <w:b/>
+                <w:bCs/>
+                <w:noProof/>
+                <w:sz w:val="18"/>
+                <w:szCs w:val="18"/>
+              </w:rPr>
+              <w:t xml:space="preserve">             "members"</w:t>
+            </w:r>
+          </w:p>
+          <w:p>
+            <w:pPr>
+              <w:rPr>
+                <w:rFonts w:ascii="Courier New" w:hAnsi="Courier New" w:cs="Courier New"/>
+                <w:b/>
+                <w:bCs/>
+                <w:noProof/>
+                <w:sz w:val="18"/>
+                <w:szCs w:val="18"/>
+              </w:rPr>
+            </w:pPr>
+            <w:r>
+              <w:rPr>
+                <w:rFonts w:ascii="Courier New" w:hAnsi="Courier New" w:cs="Courier New"/>
+                <w:b/>
+                <w:bCs/>
+                <w:noProof/>
+                <w:sz w:val="18"/>
+                <w:szCs w:val="18"/>
+              </w:rPr>
+              <w:t xml:space="preserve">           ]</w:t>
+            </w:r>
+          </w:p>
+          <w:p>
+            <w:pPr>
+              <w:rPr>
+                <w:rFonts w:ascii="Courier New" w:hAnsi="Courier New" w:cs="Courier New"/>
+                <w:b/>
+                <w:bCs/>
+                <w:noProof/>
+                <w:sz w:val="18"/>
+                <w:szCs w:val="18"/>
+              </w:rPr>
+            </w:pPr>
+            <w:r>
+              <w:rPr>
+                <w:rFonts w:ascii="Courier New" w:hAnsi="Courier New" w:cs="Courier New"/>
+                <w:b/>
+                <w:bCs/>
+                <w:noProof/>
+                <w:sz w:val="18"/>
+                <w:szCs w:val="18"/>
+              </w:rPr>
+              <w:t xml:space="preserve">         }</w:t>
+            </w:r>
+          </w:p>
+          <w:p>
+            <w:pPr>
+              <w:rPr>
+                <w:rFonts w:ascii="Courier New" w:hAnsi="Courier New" w:cs="Courier New"/>
+                <w:b/>
+                <w:bCs/>
+                <w:noProof/>
+                <w:sz w:val="18"/>
+                <w:szCs w:val="18"/>
+              </w:rPr>
+            </w:pPr>
+            <w:r>
+              <w:rPr>
+                <w:rFonts w:ascii="Courier New" w:hAnsi="Courier New" w:cs="Courier New"/>
+                <w:b/>
+                <w:bCs/>
                 <w:noProof/>
                 <w:sz w:val="18"/>
                 <w:szCs w:val="18"/>
@@ -5831,19 +6613,42 @@
             <w:pPr>
               <w:rPr>
                 <w:rFonts w:ascii="Courier New" w:hAnsi="Courier New" w:cs="Courier New"/>
-                <w:noProof/>
-                <w:sz w:val="18"/>
-                <w:szCs w:val="18"/>
-              </w:rPr>
-            </w:pPr>
-            <w:r>
-              <w:rPr>
-                <w:rFonts w:ascii="Courier New" w:hAnsi="Courier New" w:cs="Courier New"/>
-                <w:noProof/>
-                <w:sz w:val="18"/>
-                <w:szCs w:val="18"/>
-              </w:rPr>
-              <w:t xml:space="preserve">    }</w:t>
+                <w:b/>
+                <w:bCs/>
+                <w:noProof/>
+                <w:sz w:val="18"/>
+                <w:szCs w:val="18"/>
+              </w:rPr>
+            </w:pPr>
+            <w:r>
+              <w:rPr>
+                <w:rFonts w:ascii="Courier New" w:hAnsi="Courier New" w:cs="Courier New"/>
+                <w:b/>
+                <w:bCs/>
+                <w:noProof/>
+                <w:sz w:val="18"/>
+                <w:szCs w:val="18"/>
+              </w:rPr>
+              <w:t xml:space="preserve">     }</w:t>
+            </w:r>
+          </w:p>
+          <w:p>
+            <w:pPr>
+              <w:rPr>
+                <w:rFonts w:ascii="Courier New" w:hAnsi="Courier New" w:cs="Courier New"/>
+                <w:noProof/>
+                <w:sz w:val="18"/>
+                <w:szCs w:val="18"/>
+              </w:rPr>
+            </w:pPr>
+            <w:r>
+              <w:rPr>
+                <w:rFonts w:ascii="Courier New" w:hAnsi="Courier New" w:cs="Courier New"/>
+                <w:noProof/>
+                <w:sz w:val="18"/>
+                <w:szCs w:val="18"/>
+              </w:rPr>
+              <w:t xml:space="preserve">   }</w:t>
             </w:r>
           </w:p>
           <w:p>
@@ -5904,6 +6709,7 @@
           <w:sz w:val="28"/>
           <w:szCs w:val="28"/>
         </w:rPr>
+        <w:lastRenderedPageBreak/>
         <w:t xml:space="preserve">Step </w:t>
       </w:r>
       <w:r>
@@ -6106,6 +6912,7 @@
                 <w:szCs w:val="18"/>
               </w:rPr>
             </w:pPr>
+            <w:bookmarkStart w:id="0" w:name="_GoBack"/>
             <w:r>
               <w:rPr>
                 <w:rFonts w:ascii="Courier New" w:hAnsi="Courier New" w:cs="Courier New"/>
@@ -6253,26 +7060,52 @@
                 <w:sz w:val="18"/>
                 <w:szCs w:val="18"/>
               </w:rPr>
-              <w:t>["urn:ietf:params:fastfed:1.0:authentication:SAML:Basic"],</w:t>
-            </w:r>
-          </w:p>
-          <w:p>
-            <w:pPr>
-              <w:rPr>
-                <w:rFonts w:ascii="Courier New" w:hAnsi="Courier New" w:cs="Courier New"/>
-                <w:noProof/>
-                <w:sz w:val="18"/>
-                <w:szCs w:val="18"/>
-              </w:rPr>
-            </w:pPr>
-            <w:r>
-              <w:rPr>
-                <w:rFonts w:ascii="Courier New" w:hAnsi="Courier New" w:cs="Courier New"/>
-                <w:noProof/>
-                <w:sz w:val="18"/>
-                <w:szCs w:val="18"/>
-              </w:rPr>
-              <w:lastRenderedPageBreak/>
+              <w:t>["urn:ietf:params:fastfed:1.0:authentication:</w:t>
+            </w:r>
+            <w:r>
+              <w:rPr>
+                <w:rFonts w:ascii="Courier New" w:hAnsi="Courier New" w:cs="Courier New"/>
+                <w:noProof/>
+                <w:sz w:val="18"/>
+                <w:szCs w:val="18"/>
+              </w:rPr>
+              <w:t>saml:2.0</w:t>
+            </w:r>
+            <w:r>
+              <w:rPr>
+                <w:rFonts w:ascii="Courier New" w:hAnsi="Courier New" w:cs="Courier New"/>
+                <w:noProof/>
+                <w:sz w:val="18"/>
+                <w:szCs w:val="18"/>
+              </w:rPr>
+              <w:t>:basic</w:t>
+            </w:r>
+            <w:r>
+              <w:rPr>
+                <w:rFonts w:ascii="Courier New" w:hAnsi="Courier New" w:cs="Courier New"/>
+                <w:noProof/>
+                <w:sz w:val="18"/>
+                <w:szCs w:val="18"/>
+              </w:rPr>
+              <w:t>"],</w:t>
+            </w:r>
+          </w:p>
+          <w:p>
+            <w:pPr>
+              <w:rPr>
+                <w:rFonts w:ascii="Courier New" w:hAnsi="Courier New" w:cs="Courier New"/>
+                <w:noProof/>
+                <w:sz w:val="18"/>
+                <w:szCs w:val="18"/>
+              </w:rPr>
+            </w:pPr>
+            <w:r>
+              <w:rPr>
+                <w:rFonts w:ascii="Courier New" w:hAnsi="Courier New" w:cs="Courier New"/>
+                <w:noProof/>
+                <w:sz w:val="18"/>
+                <w:szCs w:val="18"/>
+              </w:rPr>
               <w:t xml:space="preserve">   "provisioning_profiles":</w:t>
             </w:r>
           </w:p>
@@ -6310,7 +7143,34 @@
                 <w:sz w:val="18"/>
                 <w:szCs w:val="18"/>
               </w:rPr>
-              <w:t>["urn:ietf:params:fastfed:1.0:provisioning:SCIM:FullLifeCycle"],</w:t>
+              <w:t>["urn:ietf:params:fastfed:1.0:provisioning:</w:t>
+            </w:r>
+            <w:r>
+              <w:rPr>
+                <w:rFonts w:ascii="Courier New" w:hAnsi="Courier New" w:cs="Courier New"/>
+                <w:noProof/>
+                <w:sz w:val="18"/>
+                <w:szCs w:val="18"/>
+              </w:rPr>
+              <w:t>scim:2.0</w:t>
+            </w:r>
+            <w:r>
+              <w:rPr>
+                <w:rFonts w:ascii="Courier New" w:hAnsi="Courier New" w:cs="Courier New"/>
+                <w:noProof/>
+                <w:sz w:val="18"/>
+                <w:szCs w:val="18"/>
+              </w:rPr>
+              <w:t>:basic</w:t>
+            </w:r>
+            <w:r>
+              <w:rPr>
+                <w:rFonts w:ascii="Courier New" w:hAnsi="Courier New" w:cs="Courier New"/>
+                <w:noProof/>
+                <w:sz w:val="18"/>
+                <w:szCs w:val="18"/>
+              </w:rPr>
+              <w:t>"],</w:t>
             </w:r>
           </w:p>
           <w:p>
@@ -6369,14 +7229,51 @@
                 <w:szCs w:val="18"/>
               </w:rPr>
             </w:pPr>
-            <w:r>
-              <w:rPr>
-                <w:rFonts w:ascii="Courier New" w:hAnsi="Courier New" w:cs="Courier New"/>
-                <w:noProof/>
-                <w:sz w:val="18"/>
-                <w:szCs w:val="18"/>
-              </w:rPr>
-              <w:t xml:space="preserve">   "urn:ietf:params:fastfed:1.0:authentication:SAML:Basic": {</w:t>
+          </w:p>
+          <w:p>
+            <w:pPr>
+              <w:rPr>
+                <w:rFonts w:ascii="Courier New" w:hAnsi="Courier New" w:cs="Courier New"/>
+                <w:noProof/>
+                <w:sz w:val="18"/>
+                <w:szCs w:val="18"/>
+              </w:rPr>
+            </w:pPr>
+            <w:r>
+              <w:rPr>
+                <w:rFonts w:ascii="Courier New" w:hAnsi="Courier New" w:cs="Courier New"/>
+                <w:noProof/>
+                <w:sz w:val="18"/>
+                <w:szCs w:val="18"/>
+              </w:rPr>
+              <w:t xml:space="preserve">   "urn:ietf:params:fastfed:1.0:authentication:</w:t>
+            </w:r>
+            <w:r>
+              <w:rPr>
+                <w:rFonts w:ascii="Courier New" w:hAnsi="Courier New" w:cs="Courier New"/>
+                <w:noProof/>
+                <w:sz w:val="18"/>
+                <w:szCs w:val="18"/>
+              </w:rPr>
+              <w:t>saml:2.0</w:t>
+            </w:r>
+            <w:r>
+              <w:rPr>
+                <w:rFonts w:ascii="Courier New" w:hAnsi="Courier New" w:cs="Courier New"/>
+                <w:noProof/>
+                <w:sz w:val="18"/>
+                <w:szCs w:val="18"/>
+              </w:rPr>
+              <w:t>:basic</w:t>
+            </w:r>
+            <w:r>
+              <w:rPr>
+                <w:rFonts w:ascii="Courier New" w:hAnsi="Courier New" w:cs="Courier New"/>
+                <w:noProof/>
+                <w:sz w:val="18"/>
+                <w:szCs w:val="18"/>
+              </w:rPr>
+              <w:t>": {</w:t>
             </w:r>
           </w:p>
           <w:p>
@@ -6443,14 +7340,51 @@
               </w:rPr>
               <w:br/>
             </w:r>
-            <w:r>
-              <w:rPr>
-                <w:rFonts w:ascii="Courier New" w:hAnsi="Courier New" w:cs="Courier New"/>
-                <w:noProof/>
-                <w:sz w:val="18"/>
-                <w:szCs w:val="18"/>
-              </w:rPr>
-              <w:t xml:space="preserve">   "urn:ietf:params:fastfed:1.0:provisioning:SCIM:FullLifeCycle": {</w:t>
+          </w:p>
+          <w:p>
+            <w:pPr>
+              <w:rPr>
+                <w:rFonts w:ascii="Courier New" w:hAnsi="Courier New" w:cs="Courier New"/>
+                <w:noProof/>
+                <w:sz w:val="18"/>
+                <w:szCs w:val="18"/>
+              </w:rPr>
+            </w:pPr>
+            <w:r>
+              <w:rPr>
+                <w:rFonts w:ascii="Courier New" w:hAnsi="Courier New" w:cs="Courier New"/>
+                <w:noProof/>
+                <w:sz w:val="18"/>
+                <w:szCs w:val="18"/>
+              </w:rPr>
+              <w:t xml:space="preserve">   "urn:ietf:params:fastfed:1.0:provisioning:</w:t>
+            </w:r>
+            <w:r>
+              <w:rPr>
+                <w:rFonts w:ascii="Courier New" w:hAnsi="Courier New" w:cs="Courier New"/>
+                <w:noProof/>
+                <w:sz w:val="18"/>
+                <w:szCs w:val="18"/>
+              </w:rPr>
+              <w:t>scim:2.0</w:t>
+            </w:r>
+            <w:r>
+              <w:rPr>
+                <w:rFonts w:ascii="Courier New" w:hAnsi="Courier New" w:cs="Courier New"/>
+                <w:noProof/>
+                <w:sz w:val="18"/>
+                <w:szCs w:val="18"/>
+              </w:rPr>
+              <w:t>:basic</w:t>
+            </w:r>
+            <w:r>
+              <w:rPr>
+                <w:rFonts w:ascii="Courier New" w:hAnsi="Courier New" w:cs="Courier New"/>
+                <w:noProof/>
+                <w:sz w:val="18"/>
+                <w:szCs w:val="18"/>
+              </w:rPr>
+              <w:t>": {</w:t>
             </w:r>
           </w:p>
           <w:p>
@@ -6655,7 +7589,25 @@
                 <w:sz w:val="18"/>
                 <w:szCs w:val="18"/>
               </w:rPr>
-              <w:t xml:space="preserve">       "urn:ietf:params:fastfed:1.0:provider_authentication:OAuth-2.0:JWTProfile": {</w:t>
+              <w:t xml:space="preserve">       "urn:ietf:params:fastfed:1.0:provider_authentication:</w:t>
+            </w:r>
+            <w:r>
+              <w:rPr>
+                <w:rFonts w:ascii="Courier New" w:hAnsi="Courier New" w:cs="Courier New"/>
+                <w:noProof/>
+                <w:sz w:val="18"/>
+                <w:szCs w:val="18"/>
+              </w:rPr>
+              <w:t>oauth:2.0:jwt_profile</w:t>
+            </w:r>
+            <w:r>
+              <w:rPr>
+                <w:rFonts w:ascii="Courier New" w:hAnsi="Courier New" w:cs="Courier New"/>
+                <w:noProof/>
+                <w:sz w:val="18"/>
+                <w:szCs w:val="18"/>
+              </w:rPr>
+              <w:t>": {</w:t>
             </w:r>
           </w:p>
           <w:p>
@@ -6772,6 +7724,7 @@
           </w:p>
         </w:tc>
       </w:tr>
+      <w:bookmarkEnd w:id="0"/>
     </w:tbl>
     <w:p/>
     <w:p>
@@ -6820,7 +7773,16 @@
                 <w:sz w:val="18"/>
                 <w:szCs w:val="18"/>
               </w:rPr>
-              <w:t>POST /fastfed/handshake/finish</w:t>
+              <w:t>POST /fastfed/</w:t>
+            </w:r>
+            <w:r>
+              <w:rPr>
+                <w:rFonts w:ascii="Courier New" w:hAnsi="Courier New" w:cs="Courier New"/>
+                <w:noProof/>
+                <w:sz w:val="18"/>
+                <w:szCs w:val="18"/>
+              </w:rPr>
+              <w:t>register</w:t>
             </w:r>
           </w:p>
           <w:p>
@@ -6991,13 +7953,22 @@
     </w:p>
     <w:p>
       <w:r>
+        <w:lastRenderedPageBreak/>
         <w:t>The service detects that this is a modification of an existing registration and, by examining the deltas, it concludes that provisioning is being enabled for the first time.</w:t>
       </w:r>
     </w:p>
     <w:p/>
     <w:p>
       <w:r>
-        <w:t xml:space="preserve">To verify whether this is permitted, OnlineService.com consults it’s </w:t>
+        <w:t xml:space="preserve">To verify whether this is permitted, OnlineService.com consults </w:t>
+      </w:r>
+      <w:proofErr w:type="gramStart"/>
+      <w:r>
+        <w:t>it’s</w:t>
+      </w:r>
+      <w:proofErr w:type="gramEnd"/>
+      <w:r>
+        <w:t xml:space="preserve"> </w:t>
       </w:r>
       <w:r>
         <w:t>whitelist</w:t>
@@ -7319,14 +8290,51 @@
                 <w:szCs w:val="18"/>
               </w:rPr>
             </w:pPr>
-            <w:r>
-              <w:rPr>
-                <w:rFonts w:ascii="Courier New" w:hAnsi="Courier New" w:cs="Courier New"/>
-                <w:noProof/>
-                <w:sz w:val="18"/>
-                <w:szCs w:val="18"/>
-              </w:rPr>
-              <w:t xml:space="preserve">   "urn:ietf:params:fastfed:1.0:authentication:SAML:Basic": {</w:t>
+          </w:p>
+          <w:p>
+            <w:pPr>
+              <w:rPr>
+                <w:rFonts w:ascii="Courier New" w:hAnsi="Courier New" w:cs="Courier New"/>
+                <w:noProof/>
+                <w:sz w:val="18"/>
+                <w:szCs w:val="18"/>
+              </w:rPr>
+            </w:pPr>
+            <w:r>
+              <w:rPr>
+                <w:rFonts w:ascii="Courier New" w:hAnsi="Courier New" w:cs="Courier New"/>
+                <w:noProof/>
+                <w:sz w:val="18"/>
+                <w:szCs w:val="18"/>
+              </w:rPr>
+              <w:t xml:space="preserve">   "urn:ietf:params:fastfed:1.0:authentication:</w:t>
+            </w:r>
+            <w:r>
+              <w:rPr>
+                <w:rFonts w:ascii="Courier New" w:hAnsi="Courier New" w:cs="Courier New"/>
+                <w:noProof/>
+                <w:sz w:val="18"/>
+                <w:szCs w:val="18"/>
+              </w:rPr>
+              <w:t>saml:2.0</w:t>
+            </w:r>
+            <w:r>
+              <w:rPr>
+                <w:rFonts w:ascii="Courier New" w:hAnsi="Courier New" w:cs="Courier New"/>
+                <w:noProof/>
+                <w:sz w:val="18"/>
+                <w:szCs w:val="18"/>
+              </w:rPr>
+              <w:t>:basic</w:t>
+            </w:r>
+            <w:r>
+              <w:rPr>
+                <w:rFonts w:ascii="Courier New" w:hAnsi="Courier New" w:cs="Courier New"/>
+                <w:noProof/>
+                <w:sz w:val="18"/>
+                <w:szCs w:val="18"/>
+              </w:rPr>
+              <w:t>": {</w:t>
             </w:r>
           </w:p>
           <w:p>
@@ -7394,14 +8402,51 @@
                 <w:szCs w:val="18"/>
               </w:rPr>
             </w:pPr>
-            <w:r>
-              <w:rPr>
-                <w:rFonts w:ascii="Courier New" w:hAnsi="Courier New" w:cs="Courier New"/>
-                <w:noProof/>
-                <w:sz w:val="18"/>
-                <w:szCs w:val="18"/>
-              </w:rPr>
-              <w:t xml:space="preserve">   "urn:ietf:params:fastfed:1.0:provisioning:SCIM:FullLifeCycle": {</w:t>
+          </w:p>
+          <w:p>
+            <w:pPr>
+              <w:rPr>
+                <w:rFonts w:ascii="Courier New" w:hAnsi="Courier New" w:cs="Courier New"/>
+                <w:noProof/>
+                <w:sz w:val="18"/>
+                <w:szCs w:val="18"/>
+              </w:rPr>
+            </w:pPr>
+            <w:r>
+              <w:rPr>
+                <w:rFonts w:ascii="Courier New" w:hAnsi="Courier New" w:cs="Courier New"/>
+                <w:noProof/>
+                <w:sz w:val="18"/>
+                <w:szCs w:val="18"/>
+              </w:rPr>
+              <w:t xml:space="preserve">   "urn:ietf:params:fastfed:1.0:provisioning:</w:t>
+            </w:r>
+            <w:r>
+              <w:rPr>
+                <w:rFonts w:ascii="Courier New" w:hAnsi="Courier New" w:cs="Courier New"/>
+                <w:noProof/>
+                <w:sz w:val="18"/>
+                <w:szCs w:val="18"/>
+              </w:rPr>
+              <w:t>scim:2.0</w:t>
+            </w:r>
+            <w:r>
+              <w:rPr>
+                <w:rFonts w:ascii="Courier New" w:hAnsi="Courier New" w:cs="Courier New"/>
+                <w:noProof/>
+                <w:sz w:val="18"/>
+                <w:szCs w:val="18"/>
+              </w:rPr>
+              <w:t>:basic</w:t>
+            </w:r>
+            <w:r>
+              <w:rPr>
+                <w:rFonts w:ascii="Courier New" w:hAnsi="Courier New" w:cs="Courier New"/>
+                <w:noProof/>
+                <w:sz w:val="18"/>
+                <w:szCs w:val="18"/>
+              </w:rPr>
+              <w:t>": {</w:t>
             </w:r>
           </w:p>
           <w:p>
@@ -7504,7 +8549,6 @@
                 <w:sz w:val="18"/>
                 <w:szCs w:val="18"/>
               </w:rPr>
-              <w:lastRenderedPageBreak/>
               <w:t xml:space="preserve">       </w:t>
             </w:r>
             <w:r>
@@ -7514,26 +8558,62 @@
                 <w:sz w:val="18"/>
                 <w:szCs w:val="18"/>
               </w:rPr>
-              <w:t>"urn:ietf:params:fastfed:1.0:provider_authentication:OAuth-2.0:JWTProfile",</w:t>
-            </w:r>
-          </w:p>
-          <w:p>
-            <w:pPr>
-              <w:rPr>
-                <w:rFonts w:ascii="Courier New" w:hAnsi="Courier New" w:cs="Courier New"/>
-                <w:noProof/>
-                <w:sz w:val="18"/>
-                <w:szCs w:val="18"/>
-              </w:rPr>
-            </w:pPr>
-            <w:r>
-              <w:rPr>
-                <w:rFonts w:ascii="Courier New" w:hAnsi="Courier New" w:cs="Courier New"/>
-                <w:noProof/>
-                <w:sz w:val="18"/>
-                <w:szCs w:val="18"/>
-              </w:rPr>
-              <w:t xml:space="preserve">     "urn:ietf:params:fastfed:1.0:provider_authentication:OAuth-2.0:JWTProfile":</w:t>
+              <w:t>"urn:ietf:params:fastfed:1.0:provider_authentication:</w:t>
+            </w:r>
+            <w:r>
+              <w:rPr>
+                <w:rFonts w:ascii="Courier New" w:hAnsi="Courier New" w:cs="Courier New"/>
+                <w:noProof/>
+                <w:sz w:val="18"/>
+                <w:szCs w:val="18"/>
+              </w:rPr>
+              <w:t>oauth:2.0:jwt_profile</w:t>
+            </w:r>
+            <w:r>
+              <w:rPr>
+                <w:rFonts w:ascii="Courier New" w:hAnsi="Courier New" w:cs="Courier New"/>
+                <w:noProof/>
+                <w:sz w:val="18"/>
+                <w:szCs w:val="18"/>
+              </w:rPr>
+              <w:t>",</w:t>
+            </w:r>
+          </w:p>
+          <w:p>
+            <w:pPr>
+              <w:rPr>
+                <w:rFonts w:ascii="Courier New" w:hAnsi="Courier New" w:cs="Courier New"/>
+                <w:noProof/>
+                <w:sz w:val="18"/>
+                <w:szCs w:val="18"/>
+              </w:rPr>
+            </w:pPr>
+            <w:r>
+              <w:rPr>
+                <w:rFonts w:ascii="Courier New" w:hAnsi="Courier New" w:cs="Courier New"/>
+                <w:noProof/>
+                <w:sz w:val="18"/>
+                <w:szCs w:val="18"/>
+              </w:rPr>
+              <w:t xml:space="preserve">     "urn:ietf:params:fastfed:1.0:provider_authentication:</w:t>
+            </w:r>
+            <w:r>
+              <w:rPr>
+                <w:rFonts w:ascii="Courier New" w:hAnsi="Courier New" w:cs="Courier New"/>
+                <w:noProof/>
+                <w:sz w:val="18"/>
+                <w:szCs w:val="18"/>
+              </w:rPr>
+              <w:t>oauth:2.0:jwt_profile</w:t>
+            </w:r>
+            <w:r>
+              <w:rPr>
+                <w:rFonts w:ascii="Courier New" w:hAnsi="Courier New" w:cs="Courier New"/>
+                <w:noProof/>
+                <w:sz w:val="18"/>
+                <w:szCs w:val="18"/>
+              </w:rPr>
+              <w:t>":</w:t>
             </w:r>
           </w:p>
           <w:p>
@@ -7799,45 +8879,19 @@
           <w:sz w:val="28"/>
           <w:szCs w:val="28"/>
         </w:rPr>
-        <w:t>Step 27) I</w:t>
-      </w:r>
-      <w:r>
-        <w:rPr>
-          <w:b/>
-          <w:color w:val="000000" w:themeColor="text1"/>
-          <w:sz w:val="28"/>
-          <w:szCs w:val="28"/>
-        </w:rPr>
-        <w:t>dentity Provider Notifies When Finished [Optional]</w:t>
+        <w:t>Step 27) Identity Provider Notifies When Finished [Optional]</w:t>
       </w:r>
     </w:p>
     <w:p>
       <w:r>
-        <w:t>If OnlineService.com provided a finalization callback URI (</w:t>
-      </w:r>
-      <w:r>
-        <w:t>see s</w:t>
-      </w:r>
-      <w:r>
-        <w:t xml:space="preserve">tep </w:t>
-      </w:r>
-      <w:r>
-        <w:t>25</w:t>
-      </w:r>
-      <w:r>
-        <w:t>), the Identity Provider will invoke this endpoint when it has finished activating all the capabilities and is ready to handle end-user traffic.</w:t>
+        <w:t>If OnlineService.com provided a finalization callback URI (see step 25), the Identity Provider will invoke this endpoint when it has finished activating all the capabilities and is ready to handle end-user traffic.</w:t>
       </w:r>
     </w:p>
     <w:p/>
     <w:p>
       <w:r>
-        <w:t xml:space="preserve">OnlineService.com can use this to notify Alice of any additional actions to be taken, such as </w:t>
-      </w:r>
-      <w:r>
-        <w:t>double-checking that provisioning results look correct.</w:t>
-      </w:r>
-      <w:bookmarkStart w:id="0" w:name="_GoBack"/>
-      <w:bookmarkEnd w:id="0"/>
+        <w:t>OnlineService.com can use this to notify Alice of any additional actions to be taken, such as double-checking that provisioning results look correct.</w:t>
+      </w:r>
     </w:p>
     <w:p/>
     <w:p>
@@ -7976,6 +9030,7 @@
                 <w:sz w:val="18"/>
                 <w:szCs w:val="18"/>
               </w:rPr>
+              <w:lastRenderedPageBreak/>
               <w:t xml:space="preserve">   "exp": 1234567890</w:t>
             </w:r>
           </w:p>
@@ -8053,16 +9108,7 @@
                 <w:sz w:val="18"/>
                 <w:szCs w:val="18"/>
               </w:rPr>
-              <w:t>?</w:t>
-            </w:r>
-            <w:r>
-              <w:rPr>
-                <w:rFonts w:ascii="Courier New" w:hAnsi="Courier New" w:cs="Courier New"/>
-                <w:noProof/>
-                <w:sz w:val="18"/>
-                <w:szCs w:val="18"/>
-              </w:rPr>
-              <w:t>rel=129082943</w:t>
+              <w:t>?rel=129082943</w:t>
             </w:r>
           </w:p>
           <w:p>
@@ -9277,7 +10323,7 @@
     </w:rPrDefault>
     <w:pPrDefault/>
   </w:docDefaults>
-  <w:latentStyles w:defLockedState="0" w:defUIPriority="99" w:defSemiHidden="0" w:defUnhideWhenUsed="0" w:defQFormat="0" w:count="377">
+  <w:latentStyles w:defLockedState="0" w:defUIPriority="99" w:defSemiHidden="0" w:defUnhideWhenUsed="0" w:defQFormat="0" w:count="376">
     <w:lsdException w:name="Normal" w:uiPriority="0" w:qFormat="1"/>
     <w:lsdException w:name="heading 1" w:uiPriority="9" w:qFormat="1"/>
     <w:lsdException w:name="heading 2" w:semiHidden="1" w:uiPriority="9" w:unhideWhenUsed="1" w:qFormat="1"/>
@@ -9383,6 +10429,7 @@
     <w:lsdException w:name="HTML Sample" w:semiHidden="1" w:unhideWhenUsed="1"/>
     <w:lsdException w:name="HTML Typewriter" w:semiHidden="1" w:unhideWhenUsed="1"/>
     <w:lsdException w:name="HTML Variable" w:semiHidden="1" w:unhideWhenUsed="1"/>
+    <w:lsdException w:name="Normal Table" w:semiHidden="1" w:unhideWhenUsed="1"/>
     <w:lsdException w:name="annotation subject" w:semiHidden="1" w:unhideWhenUsed="1"/>
     <w:lsdException w:name="No List" w:semiHidden="1" w:unhideWhenUsed="1"/>
     <w:lsdException w:name="Outline List 1" w:semiHidden="1" w:unhideWhenUsed="1"/>
@@ -9428,9 +10475,11 @@
     <w:lsdException w:name="Table Subtle 1" w:semiHidden="1" w:unhideWhenUsed="1"/>
     <w:lsdException w:name="Table Subtle 2" w:semiHidden="1" w:unhideWhenUsed="1"/>
     <w:lsdException w:name="Table Web 1" w:semiHidden="1" w:unhideWhenUsed="1"/>
+    <w:lsdException w:name="Table Web 2" w:semiHidden="1" w:unhideWhenUsed="1"/>
     <w:lsdException w:name="Table Web 3" w:semiHidden="1" w:unhideWhenUsed="1"/>
     <w:lsdException w:name="Balloon Text" w:semiHidden="1" w:unhideWhenUsed="1"/>
     <w:lsdException w:name="Table Grid" w:uiPriority="39"/>
+    <w:lsdException w:name="Table Theme" w:semiHidden="1" w:unhideWhenUsed="1"/>
     <w:lsdException w:name="Placeholder Text" w:semiHidden="1"/>
     <w:lsdException w:name="No Spacing" w:uiPriority="1" w:qFormat="1"/>
     <w:lsdException w:name="Light Shading" w:uiPriority="60"/>
@@ -9651,7 +10700,6 @@
     <w:lsdException w:name="Hashtag" w:semiHidden="1" w:unhideWhenUsed="1"/>
     <w:lsdException w:name="Unresolved Mention" w:semiHidden="1" w:unhideWhenUsed="1"/>
     <w:lsdException w:name="Smart Link" w:semiHidden="1" w:unhideWhenUsed="1"/>
-    <w:lsdException w:name="Smart Link Error" w:semiHidden="1" w:unhideWhenUsed="1"/>
   </w:latentStyles>
   <w:style w:type="paragraph" w:default="1" w:styleId="Normal">
     <w:name w:val="Normal"/>
@@ -10241,7 +11289,7 @@
 </file>
 
 <file path=customXml/itemProps1.xml><?xml version="1.0" encoding="utf-8"?>
-<ds:datastoreItem xmlns:ds="http://schemas.openxmlformats.org/officeDocument/2006/customXml" ds:itemID="{35AB846E-CCAC-BE4C-B9BF-BF4D8A3F2BE6}">
+<ds:datastoreItem xmlns:ds="http://schemas.openxmlformats.org/officeDocument/2006/customXml" ds:itemID="{1D22F88D-6DAE-924B-BD7D-4D61F3A4E985}">
   <ds:schemaRefs>
     <ds:schemaRef ds:uri="http://schemas.openxmlformats.org/officeDocument/2006/bibliography"/>
   </ds:schemaRefs>
